--- a/ΔΙΠΛΩΜΑΤΙΚΗ ΤΕΛΙΚΟ.docx
+++ b/ΔΙΠΛΩΜΑΤΙΚΗ ΤΕΛΙΚΟ.docx
@@ -1,6 +1,6 @@
 
 <file path=word/document.xml><?xml version="1.0" encoding="utf-8"?>
-<w:document xmlns:wpc="http://schemas.microsoft.com/office/word/2010/wordprocessingCanvas" xmlns:cx="http://schemas.microsoft.com/office/drawing/2014/chartex" xmlns:cx1="http://schemas.microsoft.com/office/drawing/2015/9/8/chartex" xmlns:cx2="http://schemas.microsoft.com/office/drawing/2015/10/21/chartex" xmlns:cx3="http://schemas.microsoft.com/office/drawing/2016/5/9/chartex" xmlns:cx4="http://schemas.microsoft.com/office/drawing/2016/5/10/chartex" xmlns:cx5="http://schemas.microsoft.com/office/drawing/2016/5/11/chartex" xmlns:cx6="http://schemas.microsoft.com/office/drawing/2016/5/12/chartex" xmlns:cx7="http://schemas.microsoft.com/office/drawing/2016/5/13/chartex" xmlns:cx8="http://schemas.microsoft.com/office/drawing/2016/5/14/chartex" xmlns:mc="http://schemas.openxmlformats.org/markup-compatibility/2006" xmlns:aink="http://schemas.microsoft.com/office/drawing/2016/ink" xmlns:am3d="http://schemas.microsoft.com/office/drawing/2017/model3d" xmlns:o="urn:schemas-microsoft-com:office:office" xmlns:oel="http://schemas.microsoft.com/office/2019/extlst" xmlns:r="http://schemas.openxmlformats.org/officeDocument/2006/relationships" xmlns:m="http://schemas.openxmlformats.org/officeDocument/2006/math" xmlns:v="urn:schemas-microsoft-com:vml" xmlns:wp14="http://schemas.microsoft.com/office/word/2010/wordprocessingDrawing" xmlns:wp="http://schemas.openxmlformats.org/drawingml/2006/wordprocessingDrawing" xmlns:w10="urn:schemas-microsoft-com:office:word" xmlns:w="http://schemas.openxmlformats.org/wordprocessingml/2006/main" xmlns:w14="http://schemas.microsoft.com/office/word/2010/wordml" xmlns:w15="http://schemas.microsoft.com/office/word/2012/wordml" xmlns:w16cei="http://schemas.microsoft.com/office/word/2026/wordml/cei" xmlns:w16cex="http://schemas.microsoft.com/office/word/2018/wordml/cex" xmlns:w16cid="http://schemas.microsoft.com/office/word/2016/wordml/cid" xmlns:w16="http://schemas.microsoft.com/office/word/2018/wordml" xmlns:w16du="http://schemas.microsoft.com/office/word/2023/wordml/word16du" xmlns:w16sdtdh="http://schemas.microsoft.com/office/word/2020/wordml/sdtdatahash" xmlns:w16sdtfl="http://schemas.microsoft.com/office/word/2024/wordml/sdtformatlock" xmlns:w16se="http://schemas.microsoft.com/office/word/2015/wordml/symex" xmlns:wpg="http://schemas.microsoft.com/office/word/2010/wordprocessingGroup" xmlns:wpi="http://schemas.microsoft.com/office/word/2010/wordprocessingInk" xmlns:wne="http://schemas.microsoft.com/office/word/2006/wordml" xmlns:wps="http://schemas.microsoft.com/office/word/2010/wordprocessingShape" mc:Ignorable="w14 w15 w16se w16cid w16 w16cex w16sdtdh w16sdtfl w16du wp14">
+<w:document xmlns:wpc="http://schemas.microsoft.com/office/word/2010/wordprocessingCanvas" xmlns:cx="http://schemas.microsoft.com/office/drawing/2014/chartex" xmlns:cx1="http://schemas.microsoft.com/office/drawing/2015/9/8/chartex" xmlns:cx2="http://schemas.microsoft.com/office/drawing/2015/10/21/chartex" xmlns:cx3="http://schemas.microsoft.com/office/drawing/2016/5/9/chartex" xmlns:cx4="http://schemas.microsoft.com/office/drawing/2016/5/10/chartex" xmlns:cx5="http://schemas.microsoft.com/office/drawing/2016/5/11/chartex" xmlns:cx6="http://schemas.microsoft.com/office/drawing/2016/5/12/chartex" xmlns:cx7="http://schemas.microsoft.com/office/drawing/2016/5/13/chartex" xmlns:cx8="http://schemas.microsoft.com/office/drawing/2016/5/14/chartex" xmlns:mc="http://schemas.openxmlformats.org/markup-compatibility/2006" xmlns:aink="http://schemas.microsoft.com/office/drawing/2016/ink" xmlns:am3d="http://schemas.microsoft.com/office/drawing/2017/model3d" xmlns:o="urn:schemas-microsoft-com:office:office" xmlns:oel="http://schemas.microsoft.com/office/2019/extlst" xmlns:r="http://schemas.openxmlformats.org/officeDocument/2006/relationships" xmlns:m="http://schemas.openxmlformats.org/officeDocument/2006/math" xmlns:v="urn:schemas-microsoft-com:vml" xmlns:wp14="http://schemas.microsoft.com/office/word/2010/wordprocessingDrawing" xmlns:wp="http://schemas.openxmlformats.org/drawingml/2006/wordprocessingDrawing" xmlns:w10="urn:schemas-microsoft-com:office:word" xmlns:w="http://schemas.openxmlformats.org/wordprocessingml/2006/main" xmlns:w14="http://schemas.microsoft.com/office/word/2010/wordml" xmlns:w15="http://schemas.microsoft.com/office/word/2012/wordml" xmlns:w16cex="http://schemas.microsoft.com/office/word/2018/wordml/cex" xmlns:w16cid="http://schemas.microsoft.com/office/word/2016/wordml/cid" xmlns:w16="http://schemas.microsoft.com/office/word/2018/wordml" xmlns:w16du="http://schemas.microsoft.com/office/word/2023/wordml/word16du" xmlns:w16sdtdh="http://schemas.microsoft.com/office/word/2020/wordml/sdtdatahash" xmlns:w16sdtfl="http://schemas.microsoft.com/office/word/2024/wordml/sdtformatlock" xmlns:w16se="http://schemas.microsoft.com/office/word/2015/wordml/symex" xmlns:wpg="http://schemas.microsoft.com/office/word/2010/wordprocessingGroup" xmlns:wpi="http://schemas.microsoft.com/office/word/2010/wordprocessingInk" xmlns:wne="http://schemas.microsoft.com/office/word/2006/wordml" xmlns:wps="http://schemas.microsoft.com/office/word/2010/wordprocessingShape" mc:Ignorable="w14 w15 w16se w16cid w16 w16cex w16sdtdh w16sdtfl w16du wp14">
   <w:body>
     <w:sdt>
       <w:sdtPr>
@@ -1329,13 +1329,57 @@
             <w:jc w:val="center"/>
             <w:rPr>
               <w:rFonts w:asciiTheme="majorHAnsi" w:hAnsiTheme="majorHAnsi" w:cstheme="majorHAnsi"/>
-              <w:b/>
-              <w:bCs/>
               <w:color w:val="000000" w:themeColor="text1"/>
               <w:sz w:val="24"/>
               <w:lang w:val="el-GR"/>
             </w:rPr>
           </w:pPr>
+          <w:r>
+            <w:rPr>
+              <w:rFonts w:asciiTheme="majorHAnsi" w:hAnsiTheme="majorHAnsi" w:cstheme="majorHAnsi"/>
+              <w:color w:val="000000" w:themeColor="text1"/>
+              <w:sz w:val="24"/>
+              <w:lang w:val="el-GR"/>
+            </w:rPr>
+            <w:t>3</w:t>
+          </w:r>
+          <w:r>
+            <w:rPr>
+              <w:rFonts w:asciiTheme="majorHAnsi" w:hAnsiTheme="majorHAnsi" w:cstheme="majorHAnsi"/>
+              <w:color w:val="000000" w:themeColor="text1"/>
+              <w:sz w:val="24"/>
+              <w:vertAlign w:val="superscript"/>
+              <w:lang w:val="el-GR"/>
+            </w:rPr>
+            <w:t>ο</w:t>
+          </w:r>
+          <w:r>
+            <w:rPr>
+              <w:rFonts w:asciiTheme="majorHAnsi" w:hAnsiTheme="majorHAnsi" w:cstheme="majorHAnsi"/>
+              <w:color w:val="000000" w:themeColor="text1"/>
+              <w:sz w:val="24"/>
+              <w:lang w:val="el-GR"/>
+            </w:rPr>
+            <w:t xml:space="preserve"> Μέλος:</w:t>
+          </w:r>
+          <w:r>
+            <w:rPr>
+              <w:rFonts w:asciiTheme="majorHAnsi" w:hAnsiTheme="majorHAnsi" w:cstheme="majorHAnsi"/>
+              <w:color w:val="000000" w:themeColor="text1"/>
+              <w:sz w:val="24"/>
+              <w:lang w:val="el-GR"/>
+            </w:rPr>
+            <w:t xml:space="preserve"> </w:t>
+          </w:r>
+          <w:r>
+            <w:rPr>
+              <w:rFonts w:asciiTheme="majorHAnsi" w:hAnsiTheme="majorHAnsi" w:cstheme="majorHAnsi"/>
+              <w:color w:val="000000" w:themeColor="text1"/>
+              <w:sz w:val="24"/>
+              <w:lang w:val="el-GR"/>
+            </w:rPr>
+            <w:t>Παπαγεωργίου Αριστοτέλης, Καθηγητής ΔΠΘ</w:t>
+          </w:r>
         </w:p>
         <w:p>
           <w:pPr>
@@ -2009,43 +2053,7 @@
               <w:color w:val="000000" w:themeColor="text1"/>
               <w:szCs w:val="20"/>
             </w:rPr>
-            <w:t xml:space="preserve">ment of the requirements for the degree of </w:t>
-          </w:r>
-          <w:proofErr w:type="gramStart"/>
-          <w:r>
-            <w:rPr>
-              <w:rFonts w:asciiTheme="majorHAnsi" w:hAnsiTheme="majorHAnsi" w:cstheme="majorHAnsi"/>
-              <w:color w:val="000000" w:themeColor="text1"/>
-              <w:szCs w:val="20"/>
-            </w:rPr>
-            <w:t>Master in Applied Bioinformatics</w:t>
-          </w:r>
-          <w:proofErr w:type="gramEnd"/>
-          <w:r>
-            <w:rPr>
-              <w:rFonts w:asciiTheme="majorHAnsi" w:hAnsiTheme="majorHAnsi" w:cstheme="majorHAnsi"/>
-              <w:color w:val="000000" w:themeColor="text1"/>
-              <w:szCs w:val="20"/>
-            </w:rPr>
-            <w:t xml:space="preserve"> and Biological Data Analysis, </w:t>
-          </w:r>
-          <w:proofErr w:type="gramStart"/>
-          <w:r>
-            <w:rPr>
-              <w:rFonts w:asciiTheme="majorHAnsi" w:hAnsiTheme="majorHAnsi" w:cstheme="majorHAnsi"/>
-              <w:color w:val="000000" w:themeColor="text1"/>
-              <w:szCs w:val="20"/>
-            </w:rPr>
-            <w:t>Department  of</w:t>
-          </w:r>
-          <w:proofErr w:type="gramEnd"/>
-          <w:r>
-            <w:rPr>
-              <w:rFonts w:asciiTheme="majorHAnsi" w:hAnsiTheme="majorHAnsi" w:cstheme="majorHAnsi"/>
-              <w:color w:val="000000" w:themeColor="text1"/>
-              <w:szCs w:val="20"/>
-            </w:rPr>
-            <w:t xml:space="preserve"> Molecular Biology and Genetics, Democritus University of Thrace</w:t>
+            <w:t>ment of the requirements for the degree of Master in Applied Bioinformatics and Biological Data Analysis, Department  of Molecular Biology and Genetics, Democritus University of Thrace</w:t>
           </w:r>
         </w:p>
         <w:p>
@@ -2143,23 +2151,13 @@
             </w:rPr>
             <w:t xml:space="preserve">: </w:t>
           </w:r>
-          <w:proofErr w:type="spellStart"/>
           <w:r>
             <w:rPr>
               <w:rFonts w:asciiTheme="majorHAnsi" w:hAnsiTheme="majorHAnsi" w:cstheme="majorHAnsi"/>
               <w:color w:val="000000" w:themeColor="text1"/>
               <w:sz w:val="24"/>
             </w:rPr>
-            <w:t>Psomopoulos</w:t>
-          </w:r>
-          <w:proofErr w:type="spellEnd"/>
-          <w:r>
-            <w:rPr>
-              <w:rFonts w:asciiTheme="majorHAnsi" w:hAnsiTheme="majorHAnsi" w:cstheme="majorHAnsi"/>
-              <w:color w:val="000000" w:themeColor="text1"/>
-              <w:sz w:val="24"/>
-            </w:rPr>
-            <w:t xml:space="preserve"> Fotis, Senior Researcher, INAB/CERTH</w:t>
+            <w:t>Psomopoulos Fotis, Senior Researcher, INAB/CERTH</w:t>
           </w:r>
         </w:p>
         <w:p>
@@ -2217,6 +2215,46 @@
               <w:sz w:val="24"/>
             </w:rPr>
           </w:pPr>
+          <w:r>
+            <w:rPr>
+              <w:rFonts w:asciiTheme="majorHAnsi" w:hAnsiTheme="majorHAnsi" w:cstheme="majorHAnsi"/>
+              <w:color w:val="000000" w:themeColor="text1"/>
+              <w:sz w:val="24"/>
+            </w:rPr>
+            <w:t xml:space="preserve">Member </w:t>
+          </w:r>
+          <w:r>
+            <w:rPr>
+              <w:rFonts w:asciiTheme="majorHAnsi" w:hAnsiTheme="majorHAnsi" w:cstheme="majorHAnsi"/>
+              <w:color w:val="000000" w:themeColor="text1"/>
+              <w:sz w:val="24"/>
+            </w:rPr>
+            <w:t>3</w:t>
+          </w:r>
+          <w:r>
+            <w:rPr>
+              <w:rFonts w:asciiTheme="majorHAnsi" w:hAnsiTheme="majorHAnsi" w:cstheme="majorHAnsi"/>
+              <w:color w:val="000000" w:themeColor="text1"/>
+              <w:sz w:val="24"/>
+            </w:rPr>
+            <w:t>:</w:t>
+          </w:r>
+          <w:r>
+            <w:rPr>
+              <w:rFonts w:asciiTheme="majorHAnsi" w:hAnsiTheme="majorHAnsi" w:cstheme="majorHAnsi"/>
+              <w:color w:val="000000" w:themeColor="text1"/>
+              <w:sz w:val="24"/>
+            </w:rPr>
+            <w:t xml:space="preserve"> </w:t>
+          </w:r>
+          <w:r>
+            <w:rPr>
+              <w:rFonts w:asciiTheme="majorHAnsi" w:hAnsiTheme="majorHAnsi" w:cstheme="majorHAnsi"/>
+              <w:color w:val="000000" w:themeColor="text1"/>
+              <w:sz w:val="24"/>
+            </w:rPr>
+            <w:t>Papageorgiou Aristotelis, Professor at DUTH</w:t>
+          </w:r>
         </w:p>
         <w:p>
           <w:pPr>
@@ -2272,7 +2310,6 @@
             </w:rPr>
             <w:t xml:space="preserve">, </w:t>
           </w:r>
-          <w:proofErr w:type="gramStart"/>
           <w:r>
             <w:rPr>
               <w:rFonts w:asciiTheme="majorHAnsi" w:hAnsiTheme="majorHAnsi" w:cstheme="majorHAnsi"/>
@@ -2288,17 +2325,7 @@
               <w:sz w:val="24"/>
               <w:lang w:val="el-GR"/>
             </w:rPr>
-            <w:t>,</w:t>
-          </w:r>
-          <w:proofErr w:type="gramEnd"/>
-          <w:r>
-            <w:rPr>
-              <w:rFonts w:asciiTheme="majorHAnsi" w:hAnsiTheme="majorHAnsi" w:cstheme="majorHAnsi"/>
-              <w:color w:val="000000" w:themeColor="text1"/>
-              <w:sz w:val="24"/>
-              <w:lang w:val="el-GR"/>
-            </w:rPr>
-            <w:t xml:space="preserve"> 2026</w:t>
+            <w:t>, 2026</w:t>
           </w:r>
         </w:p>
         <w:p>
@@ -9110,15 +9137,7 @@
         </w:rPr>
       </w:pPr>
       <w:r>
-        <w:t xml:space="preserve">This study examines the application of computational techniques to the analysis of metabolic fluxes and their connection with potential uses of Machine Learning in metabolomics and fluxomics data. The theoretical part presents the basic concepts of Systems Biology, Metabolomics, and metabolic fluxes. This includes Flux Balance Analysis and ¹³C-Metabolic Flux Analysis. In the computational part, Python, together with the </w:t>
-      </w:r>
-      <w:proofErr w:type="spellStart"/>
-      <w:r>
-        <w:t>COBRApy</w:t>
-      </w:r>
-      <w:proofErr w:type="spellEnd"/>
-      <w:r>
-        <w:t xml:space="preserve"> library, was used for the processing of metabolic models of </w:t>
+        <w:t xml:space="preserve">This study examines the application of computational techniques to the analysis of metabolic fluxes and their connection with potential uses of Machine Learning in metabolomics and fluxomics data. The theoretical part presents the basic concepts of Systems Biology, Metabolomics, and metabolic fluxes. This includes Flux Balance Analysis and ¹³C-Metabolic Flux Analysis. In the computational part, Python, together with the COBRApy library, was used for the processing of metabolic models of </w:t>
       </w:r>
       <w:r>
         <w:rPr>
@@ -9157,15 +9176,7 @@
         <w:jc w:val="both"/>
       </w:pPr>
       <w:r>
-        <w:t xml:space="preserve">Keywords: Fluxomics, Metabolic fluxes, Flux Balance Analysis, </w:t>
-      </w:r>
-      <w:proofErr w:type="spellStart"/>
-      <w:r>
-        <w:t>COBRApy</w:t>
-      </w:r>
-      <w:proofErr w:type="spellEnd"/>
-      <w:r>
-        <w:t xml:space="preserve">, E. coli, Machine Learning. </w:t>
+        <w:t xml:space="preserve">Keywords: Fluxomics, Metabolic fluxes, Flux Balance Analysis, COBRApy, E. coli, Machine Learning. </w:t>
       </w:r>
     </w:p>
     <w:p>
@@ -17014,7 +17025,6 @@
         </w:rPr>
         <w:t xml:space="preserve">̃ − </w:t>
       </w:r>
-      <w:proofErr w:type="gramStart"/>
       <w:r>
         <w:rPr>
           <w:i/>
@@ -17028,7 +17038,6 @@
         </w:rPr>
         <w:t>)^</w:t>
       </w:r>
-      <w:proofErr w:type="gramEnd"/>
       <w:r>
         <w:rPr>
           <w:i/>
@@ -18902,7 +18911,6 @@
         </w:rPr>
         <w:t>i</w:t>
       </w:r>
-      <w:proofErr w:type="gramStart"/>
       <w:r>
         <w:rPr>
           <w:i/>
@@ -18930,7 +18938,6 @@
         </w:rPr>
         <w:t xml:space="preserve"> λύσης</w:t>
       </w:r>
-      <w:proofErr w:type="gramEnd"/>
     </w:p>
     <w:p>
       <w:pPr>
@@ -21126,43 +21133,7 @@
         <w:rPr>
           <w:i/>
         </w:rPr>
-        <w:t>min Σ w_k (y_</w:t>
-      </w:r>
-      <w:proofErr w:type="gramStart"/>
-      <w:r>
-        <w:rPr>
-          <w:i/>
-        </w:rPr>
-        <w:t>k,meas</w:t>
-      </w:r>
-      <w:proofErr w:type="gramEnd"/>
-      <w:r>
-        <w:rPr>
-          <w:i/>
-        </w:rPr>
-        <w:t xml:space="preserve"> − </w:t>
-      </w:r>
-      <w:proofErr w:type="spellStart"/>
-      <w:r>
-        <w:rPr>
-          <w:i/>
-        </w:rPr>
-        <w:t>y_</w:t>
-      </w:r>
-      <w:proofErr w:type="gramStart"/>
-      <w:r>
-        <w:rPr>
-          <w:i/>
-        </w:rPr>
-        <w:t>k,sim</w:t>
-      </w:r>
-      <w:proofErr w:type="spellEnd"/>
-      <w:proofErr w:type="gramEnd"/>
-      <w:r>
-        <w:rPr>
-          <w:i/>
-        </w:rPr>
-        <w:t>)²</w:t>
+        <w:t>min Σ w_k (y_k,meas − y_k,sim)²</w:t>
       </w:r>
     </w:p>
     <w:p>
@@ -21196,11 +21167,9 @@
         </w:rPr>
         <w:t>,</w:t>
       </w:r>
-      <w:proofErr w:type="spellStart"/>
       <w:r>
         <w:t>meas</w:t>
       </w:r>
-      <w:proofErr w:type="spellEnd"/>
       <w:r>
         <w:rPr>
           <w:lang w:val="el-GR"/>
@@ -25890,22 +25859,18 @@
         </w:rPr>
         <w:t xml:space="preserve">, τα </w:t>
       </w:r>
-      <w:proofErr w:type="spellStart"/>
       <w:r>
         <w:t>iML</w:t>
       </w:r>
-      <w:proofErr w:type="spellEnd"/>
       <w:r>
         <w:rPr>
           <w:lang w:val="el-GR"/>
         </w:rPr>
         <w:t xml:space="preserve">1515 και </w:t>
       </w:r>
-      <w:proofErr w:type="spellStart"/>
       <w:r>
         <w:t>iJO</w:t>
       </w:r>
-      <w:proofErr w:type="spellEnd"/>
       <w:r>
         <w:rPr>
           <w:lang w:val="el-GR"/>
@@ -28460,7 +28425,6 @@
                 <w:lang w:val="el-GR"/>
               </w:rPr>
             </w:pPr>
-            <w:proofErr w:type="spellStart"/>
             <w:r>
               <w:rPr>
                 <w:b/>
@@ -28468,7 +28432,6 @@
               </w:rPr>
               <w:t>Περιεχόμενο</w:t>
             </w:r>
-            <w:proofErr w:type="spellEnd"/>
           </w:p>
         </w:tc>
         <w:tc>
@@ -28485,53 +28448,12 @@
                 <w:lang w:val="el-GR"/>
               </w:rPr>
             </w:pPr>
-            <w:proofErr w:type="spellStart"/>
             <w:r>
               <w:rPr>
                 <w:b/>
                 <w:bCs/>
               </w:rPr>
-              <w:t>Ρόλος</w:t>
-            </w:r>
-            <w:proofErr w:type="spellEnd"/>
-            <w:r>
-              <w:rPr>
-                <w:b/>
-                <w:bCs/>
-              </w:rPr>
-              <w:t xml:space="preserve"> </w:t>
-            </w:r>
-            <w:proofErr w:type="spellStart"/>
-            <w:r>
-              <w:rPr>
-                <w:b/>
-                <w:bCs/>
-              </w:rPr>
-              <w:t>στην</w:t>
-            </w:r>
-            <w:proofErr w:type="spellEnd"/>
-            <w:r>
-              <w:rPr>
-                <w:b/>
-                <w:bCs/>
-              </w:rPr>
-              <w:t xml:space="preserve"> </w:t>
-            </w:r>
-            <w:proofErr w:type="spellStart"/>
-            <w:r>
-              <w:rPr>
-                <w:b/>
-                <w:bCs/>
-              </w:rPr>
-              <w:t>εργ</w:t>
-            </w:r>
-            <w:proofErr w:type="spellEnd"/>
-            <w:r>
-              <w:rPr>
-                <w:b/>
-                <w:bCs/>
-              </w:rPr>
-              <w:t>ασία</w:t>
+              <w:t>Ρόλος στην εργασία</w:t>
             </w:r>
           </w:p>
         </w:tc>
@@ -28564,35 +28486,9 @@
                 <w:lang w:val="el-GR"/>
               </w:rPr>
             </w:pPr>
-            <w:proofErr w:type="spellStart"/>
-            <w:r>
-              <w:t>Πρότυ</w:t>
-            </w:r>
-            <w:proofErr w:type="spellEnd"/>
-            <w:r>
-              <w:t xml:space="preserve">πο </w:t>
-            </w:r>
-            <w:proofErr w:type="spellStart"/>
-            <w:r>
-              <w:t>εκ</w:t>
-            </w:r>
-            <w:proofErr w:type="spellEnd"/>
-            <w:r>
-              <w:t xml:space="preserve">παιδευτικό </w:t>
-            </w:r>
-            <w:proofErr w:type="spellStart"/>
-            <w:r>
-              <w:t>μοντέλο</w:t>
-            </w:r>
-            <w:proofErr w:type="spellEnd"/>
-            <w:r>
-              <w:t xml:space="preserve"> </w:t>
-            </w:r>
-            <w:proofErr w:type="spellStart"/>
-            <w:r>
-              <w:t>COBRApy</w:t>
-            </w:r>
-            <w:proofErr w:type="spellEnd"/>
+            <w:r>
+              <w:t>Πρότυπο εκπαιδευτικό μοντέλο COBRApy</w:t>
+            </w:r>
           </w:p>
         </w:tc>
         <w:tc>
@@ -28649,11 +28545,9 @@
                 <w:lang w:val="el-GR"/>
               </w:rPr>
             </w:pPr>
-            <w:proofErr w:type="spellStart"/>
             <w:r>
               <w:t>iML</w:t>
             </w:r>
-            <w:proofErr w:type="spellEnd"/>
             <w:r>
               <w:rPr>
                 <w:lang w:val="el-GR"/>
@@ -28716,22 +28610,18 @@
                 <w:lang w:val="el-GR"/>
               </w:rPr>
             </w:pPr>
-            <w:proofErr w:type="spellStart"/>
             <w:r>
               <w:t>iML</w:t>
             </w:r>
-            <w:proofErr w:type="spellEnd"/>
             <w:r>
               <w:rPr>
                 <w:lang w:val="el-GR"/>
               </w:rPr>
               <w:t xml:space="preserve">1515 και </w:t>
             </w:r>
-            <w:proofErr w:type="spellStart"/>
             <w:r>
               <w:t>iJO</w:t>
             </w:r>
-            <w:proofErr w:type="spellEnd"/>
             <w:r>
               <w:rPr>
                 <w:lang w:val="el-GR"/>
@@ -28751,35 +28641,9 @@
                 <w:lang w:val="el-GR"/>
               </w:rPr>
             </w:pPr>
-            <w:proofErr w:type="spellStart"/>
-            <w:r>
-              <w:t>Σύγκριση</w:t>
-            </w:r>
-            <w:proofErr w:type="spellEnd"/>
-            <w:r>
-              <w:t xml:space="preserve"> </w:t>
-            </w:r>
-            <w:proofErr w:type="spellStart"/>
-            <w:r>
-              <w:t>δι</w:t>
-            </w:r>
-            <w:proofErr w:type="spellEnd"/>
-            <w:r>
-              <w:t xml:space="preserve">αφορετικών </w:t>
-            </w:r>
-            <w:proofErr w:type="spellStart"/>
-            <w:r>
-              <w:t>μετ</w:t>
-            </w:r>
-            <w:proofErr w:type="spellEnd"/>
-            <w:r>
-              <w:t>αβολικών ανακατα</w:t>
-            </w:r>
-            <w:proofErr w:type="spellStart"/>
-            <w:r>
-              <w:t>σκευών</w:t>
-            </w:r>
-            <w:proofErr w:type="spellEnd"/>
+            <w:r>
+              <w:t>Σύγκριση διαφορετικών μεταβολικών ανακατασκευών</w:t>
+            </w:r>
           </w:p>
         </w:tc>
       </w:tr>
@@ -28863,27 +28727,9 @@
                 <w:lang w:val="el-GR"/>
               </w:rPr>
             </w:pPr>
-            <w:proofErr w:type="spellStart"/>
-            <w:r>
-              <w:t>Βι</w:t>
-            </w:r>
-            <w:proofErr w:type="spellEnd"/>
-            <w:r>
-              <w:t xml:space="preserve">βλιογραφική και </w:t>
-            </w:r>
-            <w:proofErr w:type="spellStart"/>
-            <w:r>
-              <w:t>μεθοδολογική</w:t>
-            </w:r>
-            <w:proofErr w:type="spellEnd"/>
-            <w:r>
-              <w:t xml:space="preserve"> </w:t>
-            </w:r>
-            <w:proofErr w:type="spellStart"/>
-            <w:r>
-              <w:t>σύγκριση</w:t>
-            </w:r>
-            <w:proofErr w:type="spellEnd"/>
+            <w:r>
+              <w:t>Βιβλιογραφική και μεθοδολογική σύγκριση</w:t>
+            </w:r>
           </w:p>
         </w:tc>
       </w:tr>
@@ -29037,17 +28883,8 @@
                 <w:b/>
                 <w:bCs/>
               </w:rPr>
-              <w:t>Χαρα</w:t>
-            </w:r>
-            <w:proofErr w:type="spellStart"/>
-            <w:r>
-              <w:rPr>
-                <w:b/>
-                <w:bCs/>
-              </w:rPr>
-              <w:t>κτηριστικό</w:t>
-            </w:r>
-            <w:proofErr w:type="spellEnd"/>
+              <w:t>Χαρακτηριστικό</w:t>
+            </w:r>
           </w:p>
         </w:tc>
         <w:tc>
@@ -29063,7 +28900,6 @@
                 <w:lang w:val="el-GR"/>
               </w:rPr>
             </w:pPr>
-            <w:proofErr w:type="spellStart"/>
             <w:r>
               <w:rPr>
                 <w:b/>
@@ -29071,7 +28907,6 @@
               </w:rPr>
               <w:t>Τιμή</w:t>
             </w:r>
-            <w:proofErr w:type="spellEnd"/>
           </w:p>
         </w:tc>
       </w:tr>
@@ -29087,11 +28922,9 @@
                 <w:lang w:val="el-GR"/>
               </w:rPr>
             </w:pPr>
-            <w:proofErr w:type="spellStart"/>
             <w:r>
               <w:t>Αντιδράσεις</w:t>
             </w:r>
-            <w:proofErr w:type="spellEnd"/>
           </w:p>
         </w:tc>
         <w:tc>
@@ -29123,13 +28956,8 @@
                 <w:lang w:val="el-GR"/>
               </w:rPr>
             </w:pPr>
-            <w:proofErr w:type="spellStart"/>
-            <w:r>
-              <w:t>Μετ</w:t>
-            </w:r>
-            <w:proofErr w:type="spellEnd"/>
-            <w:r>
-              <w:t>αβολίτες</w:t>
+            <w:r>
+              <w:t>Μεταβολίτες</w:t>
             </w:r>
           </w:p>
         </w:tc>
@@ -29162,13 +28990,8 @@
                 <w:lang w:val="el-GR"/>
               </w:rPr>
             </w:pPr>
-            <w:proofErr w:type="spellStart"/>
-            <w:r>
-              <w:t>Γονίδι</w:t>
-            </w:r>
-            <w:proofErr w:type="spellEnd"/>
-            <w:r>
-              <w:t>α</w:t>
+            <w:r>
+              <w:t>Γονίδια</w:t>
             </w:r>
           </w:p>
         </w:tc>
@@ -29201,19 +29024,9 @@
                 <w:lang w:val="el-GR"/>
               </w:rPr>
             </w:pPr>
-            <w:proofErr w:type="spellStart"/>
-            <w:r>
-              <w:t>Αντικειμενική</w:t>
-            </w:r>
-            <w:proofErr w:type="spellEnd"/>
-            <w:r>
-              <w:t xml:space="preserve"> </w:t>
-            </w:r>
-            <w:proofErr w:type="spellStart"/>
-            <w:r>
-              <w:t>συνάρτηση</w:t>
-            </w:r>
-            <w:proofErr w:type="spellEnd"/>
+            <w:r>
+              <w:t>Αντικειμενική συνάρτηση</w:t>
+            </w:r>
           </w:p>
         </w:tc>
         <w:tc>
@@ -29227,21 +29040,8 @@
                 <w:lang w:val="el-GR"/>
               </w:rPr>
             </w:pPr>
-            <w:proofErr w:type="spellStart"/>
-            <w:r>
-              <w:t>Αντίδρ</w:t>
-            </w:r>
-            <w:proofErr w:type="spellEnd"/>
-            <w:r>
-              <w:t>αση β</w:t>
-            </w:r>
-            <w:proofErr w:type="spellStart"/>
-            <w:r>
-              <w:t>ιομάζ</w:t>
-            </w:r>
-            <w:proofErr w:type="spellEnd"/>
-            <w:r>
-              <w:t>ας</w:t>
+            <w:r>
+              <w:t>Αντίδραση βιομάζας</w:t>
             </w:r>
           </w:p>
         </w:tc>
@@ -29258,13 +29058,8 @@
                 <w:lang w:val="el-GR"/>
               </w:rPr>
             </w:pPr>
-            <w:proofErr w:type="spellStart"/>
-            <w:r>
-              <w:t>Οργ</w:t>
-            </w:r>
-            <w:proofErr w:type="spellEnd"/>
-            <w:r>
-              <w:t>ανισμός</w:t>
+            <w:r>
+              <w:t>Οργανισμός</w:t>
             </w:r>
           </w:p>
         </w:tc>
@@ -29504,7 +29299,6 @@
                 <w:bCs/>
               </w:rPr>
             </w:pPr>
-            <w:proofErr w:type="spellStart"/>
             <w:r>
               <w:rPr>
                 <w:b/>
@@ -29512,7 +29306,6 @@
               </w:rPr>
               <w:t>Συνθήκη</w:t>
             </w:r>
-            <w:proofErr w:type="spellEnd"/>
           </w:p>
           <w:p>
             <w:pPr>
@@ -29538,47 +29331,13 @@
                 <w:lang w:val="el-GR"/>
               </w:rPr>
             </w:pPr>
-            <w:proofErr w:type="spellStart"/>
             <w:r>
               <w:rPr>
                 <w:b/>
                 <w:bCs/>
               </w:rPr>
-              <w:t>Τιμή</w:t>
-            </w:r>
-            <w:proofErr w:type="spellEnd"/>
-            <w:r>
-              <w:rPr>
-                <w:b/>
-                <w:bCs/>
-              </w:rPr>
-              <w:t xml:space="preserve"> α</w:t>
-            </w:r>
-            <w:proofErr w:type="spellStart"/>
-            <w:r>
-              <w:rPr>
-                <w:b/>
-                <w:bCs/>
-              </w:rPr>
-              <w:t>ντικειμενικής</w:t>
-            </w:r>
-            <w:proofErr w:type="spellEnd"/>
-            <w:r>
-              <w:rPr>
-                <w:b/>
-                <w:bCs/>
-              </w:rPr>
-              <w:t xml:space="preserve"> </w:t>
-            </w:r>
-            <w:proofErr w:type="spellStart"/>
-            <w:r>
-              <w:rPr>
-                <w:b/>
-                <w:bCs/>
-              </w:rPr>
-              <w:t>συνάρτησης</w:t>
-            </w:r>
-            <w:proofErr w:type="spellEnd"/>
+              <w:t>Τιμή αντικειμενικής συνάρτησης</w:t>
+            </w:r>
           </w:p>
         </w:tc>
         <w:tc>
@@ -29594,47 +29353,13 @@
                 <w:lang w:val="el-GR"/>
               </w:rPr>
             </w:pPr>
-            <w:proofErr w:type="spellStart"/>
             <w:r>
               <w:rPr>
                 <w:b/>
                 <w:bCs/>
               </w:rPr>
-              <w:t>Μη</w:t>
-            </w:r>
-            <w:proofErr w:type="spellEnd"/>
-            <w:r>
-              <w:rPr>
-                <w:b/>
-                <w:bCs/>
-              </w:rPr>
-              <w:t xml:space="preserve"> </w:t>
-            </w:r>
-            <w:proofErr w:type="spellStart"/>
-            <w:r>
-              <w:rPr>
-                <w:b/>
-                <w:bCs/>
-              </w:rPr>
-              <w:t>μηδενικές</w:t>
-            </w:r>
-            <w:proofErr w:type="spellEnd"/>
-            <w:r>
-              <w:rPr>
-                <w:b/>
-                <w:bCs/>
-              </w:rPr>
-              <w:t xml:space="preserve"> </w:t>
-            </w:r>
-            <w:proofErr w:type="spellStart"/>
-            <w:r>
-              <w:rPr>
-                <w:b/>
-                <w:bCs/>
-              </w:rPr>
-              <w:t>ροές</w:t>
-            </w:r>
-            <w:proofErr w:type="spellEnd"/>
+              <w:t>Μη μηδενικές ροές</w:t>
+            </w:r>
           </w:p>
         </w:tc>
         <w:tc>
@@ -29655,33 +29380,8 @@
                 <w:b/>
                 <w:bCs/>
               </w:rPr>
-              <w:t>Απ</w:t>
-            </w:r>
-            <w:proofErr w:type="spellStart"/>
-            <w:r>
-              <w:rPr>
-                <w:b/>
-                <w:bCs/>
-              </w:rPr>
-              <w:t>οκλεισμένες</w:t>
-            </w:r>
-            <w:proofErr w:type="spellEnd"/>
-            <w:r>
-              <w:rPr>
-                <w:b/>
-                <w:bCs/>
-              </w:rPr>
-              <w:t xml:space="preserve"> α</w:t>
-            </w:r>
-            <w:proofErr w:type="spellStart"/>
-            <w:r>
-              <w:rPr>
-                <w:b/>
-                <w:bCs/>
-              </w:rPr>
-              <w:t>ντιδράσεις</w:t>
-            </w:r>
-            <w:proofErr w:type="spellEnd"/>
+              <w:t>Αποκλεισμένες αντιδράσεις</w:t>
+            </w:r>
           </w:p>
         </w:tc>
         <w:tc>
@@ -29697,47 +29397,13 @@
                 <w:lang w:val="el-GR"/>
               </w:rPr>
             </w:pPr>
-            <w:proofErr w:type="spellStart"/>
             <w:r>
               <w:rPr>
                 <w:b/>
                 <w:bCs/>
               </w:rPr>
-              <w:t>Ποσοστό</w:t>
-            </w:r>
-            <w:proofErr w:type="spellEnd"/>
-            <w:r>
-              <w:rPr>
-                <w:b/>
-                <w:bCs/>
-              </w:rPr>
-              <w:t xml:space="preserve"> απ</w:t>
-            </w:r>
-            <w:proofErr w:type="spellStart"/>
-            <w:r>
-              <w:rPr>
-                <w:b/>
-                <w:bCs/>
-              </w:rPr>
-              <w:t>οκλεισμένων</w:t>
-            </w:r>
-            <w:proofErr w:type="spellEnd"/>
-            <w:r>
-              <w:rPr>
-                <w:b/>
-                <w:bCs/>
-              </w:rPr>
-              <w:t xml:space="preserve"> α</w:t>
-            </w:r>
-            <w:proofErr w:type="spellStart"/>
-            <w:r>
-              <w:rPr>
-                <w:b/>
-                <w:bCs/>
-              </w:rPr>
-              <w:t>ντιδράσεων</w:t>
-            </w:r>
-            <w:proofErr w:type="spellEnd"/>
+              <w:t>Ποσοστό αποκλεισμένων αντιδράσεων</w:t>
+            </w:r>
           </w:p>
         </w:tc>
       </w:tr>
@@ -29753,21 +29419,8 @@
                 <w:lang w:val="el-GR"/>
               </w:rPr>
             </w:pPr>
-            <w:proofErr w:type="spellStart"/>
-            <w:r>
-              <w:t>Γλυκόζη</w:t>
-            </w:r>
-            <w:proofErr w:type="spellEnd"/>
-            <w:r>
-              <w:t>, α</w:t>
-            </w:r>
-            <w:proofErr w:type="spellStart"/>
-            <w:r>
-              <w:t>ερό</w:t>
-            </w:r>
-            <w:proofErr w:type="spellEnd"/>
-            <w:r>
-              <w:t>βια</w:t>
+            <w:r>
+              <w:t>Γλυκόζη, αερόβια</w:t>
             </w:r>
           </w:p>
         </w:tc>
@@ -29848,21 +29501,8 @@
                 <w:lang w:val="el-GR"/>
               </w:rPr>
             </w:pPr>
-            <w:proofErr w:type="spellStart"/>
-            <w:r>
-              <w:t>Φρουκτόζη</w:t>
-            </w:r>
-            <w:proofErr w:type="spellEnd"/>
-            <w:r>
-              <w:t>, α</w:t>
-            </w:r>
-            <w:proofErr w:type="spellStart"/>
-            <w:r>
-              <w:t>ερό</w:t>
-            </w:r>
-            <w:proofErr w:type="spellEnd"/>
-            <w:r>
-              <w:t>βια</w:t>
+            <w:r>
+              <w:t>Φρουκτόζη, αερόβια</w:t>
             </w:r>
           </w:p>
         </w:tc>
@@ -29956,23 +29596,7 @@
               </w:rPr>
             </w:pPr>
             <w:r>
-              <w:t>Γαλα</w:t>
-            </w:r>
-            <w:proofErr w:type="spellStart"/>
-            <w:r>
-              <w:t>κτόζη</w:t>
-            </w:r>
-            <w:proofErr w:type="spellEnd"/>
-            <w:r>
-              <w:t>, α</w:t>
-            </w:r>
-            <w:proofErr w:type="spellStart"/>
-            <w:r>
-              <w:t>ερό</w:t>
-            </w:r>
-            <w:proofErr w:type="spellEnd"/>
-            <w:r>
-              <w:t>βια</w:t>
+              <w:t>Γαλακτόζη, αερόβια</w:t>
             </w:r>
           </w:p>
         </w:tc>
@@ -30065,21 +29689,8 @@
                 <w:lang w:val="el-GR"/>
               </w:rPr>
             </w:pPr>
-            <w:proofErr w:type="spellStart"/>
-            <w:r>
-              <w:t>Γλυκερόλη</w:t>
-            </w:r>
-            <w:proofErr w:type="spellEnd"/>
-            <w:r>
-              <w:t>, α</w:t>
-            </w:r>
-            <w:proofErr w:type="spellStart"/>
-            <w:r>
-              <w:t>ερό</w:t>
-            </w:r>
-            <w:proofErr w:type="spellEnd"/>
-            <w:r>
-              <w:t>βια</w:t>
+            <w:r>
+              <w:t>Γλυκερόλη, αερόβια</w:t>
             </w:r>
           </w:p>
         </w:tc>
@@ -30172,29 +29783,8 @@
                 <w:lang w:val="el-GR"/>
               </w:rPr>
             </w:pPr>
-            <w:proofErr w:type="spellStart"/>
-            <w:r>
-              <w:t>Ηλεκτρικό</w:t>
-            </w:r>
-            <w:proofErr w:type="spellEnd"/>
-            <w:r>
-              <w:t xml:space="preserve"> </w:t>
-            </w:r>
-            <w:proofErr w:type="spellStart"/>
-            <w:r>
-              <w:t>οξύ</w:t>
-            </w:r>
-            <w:proofErr w:type="spellEnd"/>
-            <w:r>
-              <w:t>, α</w:t>
-            </w:r>
-            <w:proofErr w:type="spellStart"/>
-            <w:r>
-              <w:t>ερό</w:t>
-            </w:r>
-            <w:proofErr w:type="spellEnd"/>
-            <w:r>
-              <w:t>βια</w:t>
+            <w:r>
+              <w:t>Ηλεκτρικό οξύ, αερόβια</w:t>
             </w:r>
           </w:p>
         </w:tc>
@@ -30287,29 +29877,8 @@
                 <w:lang w:val="el-GR"/>
               </w:rPr>
             </w:pPr>
-            <w:proofErr w:type="spellStart"/>
-            <w:r>
-              <w:t>Οξικό</w:t>
-            </w:r>
-            <w:proofErr w:type="spellEnd"/>
-            <w:r>
-              <w:t xml:space="preserve"> </w:t>
-            </w:r>
-            <w:proofErr w:type="spellStart"/>
-            <w:r>
-              <w:t>οξύ</w:t>
-            </w:r>
-            <w:proofErr w:type="spellEnd"/>
-            <w:r>
-              <w:t>, α</w:t>
-            </w:r>
-            <w:proofErr w:type="spellStart"/>
-            <w:r>
-              <w:t>ερό</w:t>
-            </w:r>
-            <w:proofErr w:type="spellEnd"/>
-            <w:r>
-              <w:t>βια</w:t>
+            <w:r>
+              <w:t>Οξικό οξύ, αερόβια</w:t>
             </w:r>
           </w:p>
         </w:tc>
@@ -30402,22 +29971,9 @@
                 <w:lang w:val="el-GR"/>
               </w:rPr>
             </w:pPr>
-            <w:proofErr w:type="spellStart"/>
             <w:r>
               <w:lastRenderedPageBreak/>
-              <w:t>Γλυκόζη</w:t>
-            </w:r>
-            <w:proofErr w:type="spellEnd"/>
-            <w:r>
-              <w:t>, ανα</w:t>
-            </w:r>
-            <w:proofErr w:type="spellStart"/>
-            <w:r>
-              <w:t>ερό</w:t>
-            </w:r>
-            <w:proofErr w:type="spellEnd"/>
-            <w:r>
-              <w:t>βια</w:t>
+              <w:t>Γλυκόζη, αναερόβια</w:t>
             </w:r>
           </w:p>
         </w:tc>
@@ -32252,11 +31808,9 @@
                 <w:lang w:val="el-GR"/>
               </w:rPr>
             </w:pPr>
-            <w:proofErr w:type="spellStart"/>
             <w:r>
               <w:t>Μοντέλο</w:t>
             </w:r>
-            <w:proofErr w:type="spellEnd"/>
           </w:p>
         </w:tc>
         <w:tc>
@@ -32272,11 +31826,9 @@
                 <w:lang w:val="el-GR"/>
               </w:rPr>
             </w:pPr>
-            <w:proofErr w:type="spellStart"/>
             <w:r>
               <w:t>Αντιδράσεις</w:t>
             </w:r>
-            <w:proofErr w:type="spellEnd"/>
           </w:p>
         </w:tc>
         <w:tc>
@@ -32292,13 +31844,8 @@
                 <w:lang w:val="el-GR"/>
               </w:rPr>
             </w:pPr>
-            <w:proofErr w:type="spellStart"/>
-            <w:r>
-              <w:t>Μετ</w:t>
-            </w:r>
-            <w:proofErr w:type="spellEnd"/>
-            <w:r>
-              <w:t>αβολίτες</w:t>
+            <w:r>
+              <w:t>Μεταβολίτες</w:t>
             </w:r>
           </w:p>
         </w:tc>
@@ -32315,13 +31862,8 @@
                 <w:lang w:val="el-GR"/>
               </w:rPr>
             </w:pPr>
-            <w:proofErr w:type="spellStart"/>
-            <w:r>
-              <w:t>Γονίδι</w:t>
-            </w:r>
-            <w:proofErr w:type="spellEnd"/>
-            <w:r>
-              <w:t>α</w:t>
+            <w:r>
+              <w:t>Γονίδια</w:t>
             </w:r>
           </w:p>
         </w:tc>
@@ -32499,11 +32041,9 @@
         </w:rPr>
         <w:t xml:space="preserve">Η σύγκριση των δύο μοντέλων έδειξε ότι το </w:t>
       </w:r>
-      <w:proofErr w:type="spellStart"/>
       <w:r>
         <w:t>iJO</w:t>
       </w:r>
-      <w:proofErr w:type="spellEnd"/>
       <w:r>
         <w:rPr>
           <w:lang w:val="el-GR"/>
@@ -32576,7 +32116,6 @@
                 <w:lang w:val="el-GR"/>
               </w:rPr>
             </w:pPr>
-            <w:proofErr w:type="spellStart"/>
             <w:r>
               <w:rPr>
                 <w:b/>
@@ -32584,7 +32123,6 @@
               </w:rPr>
               <w:t>Συνθήκη</w:t>
             </w:r>
-            <w:proofErr w:type="spellEnd"/>
           </w:p>
         </w:tc>
         <w:tc>
@@ -32655,39 +32193,7 @@
                 <w:b/>
                 <w:bCs/>
               </w:rPr>
-              <w:t>Απ</w:t>
-            </w:r>
-            <w:proofErr w:type="spellStart"/>
-            <w:r>
-              <w:rPr>
-                <w:b/>
-                <w:bCs/>
-              </w:rPr>
-              <w:t>όλυτη</w:t>
-            </w:r>
-            <w:proofErr w:type="spellEnd"/>
-            <w:r>
-              <w:rPr>
-                <w:b/>
-                <w:bCs/>
-              </w:rPr>
-              <w:t xml:space="preserve"> </w:t>
-            </w:r>
-            <w:proofErr w:type="spellStart"/>
-            <w:r>
-              <w:rPr>
-                <w:b/>
-                <w:bCs/>
-              </w:rPr>
-              <w:t>δι</w:t>
-            </w:r>
-            <w:proofErr w:type="spellEnd"/>
-            <w:r>
-              <w:rPr>
-                <w:b/>
-                <w:bCs/>
-              </w:rPr>
-              <w:t>αφορά</w:t>
+              <w:t>Απόλυτη διαφορά</w:t>
             </w:r>
           </w:p>
         </w:tc>
@@ -32706,37 +32212,12 @@
                 <w:lang w:val="el-GR"/>
               </w:rPr>
             </w:pPr>
-            <w:proofErr w:type="spellStart"/>
             <w:r>
               <w:rPr>
                 <w:b/>
                 <w:bCs/>
               </w:rPr>
-              <w:t>Σχετική</w:t>
-            </w:r>
-            <w:proofErr w:type="spellEnd"/>
-            <w:r>
-              <w:rPr>
-                <w:b/>
-                <w:bCs/>
-              </w:rPr>
-              <w:t xml:space="preserve"> </w:t>
-            </w:r>
-            <w:proofErr w:type="spellStart"/>
-            <w:r>
-              <w:rPr>
-                <w:b/>
-                <w:bCs/>
-              </w:rPr>
-              <w:t>δι</w:t>
-            </w:r>
-            <w:proofErr w:type="spellEnd"/>
-            <w:r>
-              <w:rPr>
-                <w:b/>
-                <w:bCs/>
-              </w:rPr>
-              <w:t>αφορά</w:t>
+              <w:t>Σχετική διαφορά</w:t>
             </w:r>
           </w:p>
         </w:tc>
@@ -32755,21 +32236,8 @@
                 <w:lang w:val="el-GR"/>
               </w:rPr>
             </w:pPr>
-            <w:proofErr w:type="spellStart"/>
-            <w:r>
-              <w:t>Γλυκόζη</w:t>
-            </w:r>
-            <w:proofErr w:type="spellEnd"/>
-            <w:r>
-              <w:t>, α</w:t>
-            </w:r>
-            <w:proofErr w:type="spellStart"/>
-            <w:r>
-              <w:t>ερό</w:t>
-            </w:r>
-            <w:proofErr w:type="spellEnd"/>
-            <w:r>
-              <w:t>βια</w:t>
+            <w:r>
+              <w:t>Γλυκόζη, αερόβια</w:t>
             </w:r>
           </w:p>
         </w:tc>
@@ -32860,21 +32328,8 @@
                 <w:lang w:val="el-GR"/>
               </w:rPr>
             </w:pPr>
-            <w:proofErr w:type="spellStart"/>
-            <w:r>
-              <w:t>Φρουκτόζη</w:t>
-            </w:r>
-            <w:proofErr w:type="spellEnd"/>
-            <w:r>
-              <w:t>, α</w:t>
-            </w:r>
-            <w:proofErr w:type="spellStart"/>
-            <w:r>
-              <w:t>ερό</w:t>
-            </w:r>
-            <w:proofErr w:type="spellEnd"/>
-            <w:r>
-              <w:t>βια</w:t>
+            <w:r>
+              <w:t>Φρουκτόζη, αερόβια</w:t>
             </w:r>
           </w:p>
         </w:tc>
@@ -32966,23 +32421,7 @@
               </w:rPr>
             </w:pPr>
             <w:r>
-              <w:t>Γαλα</w:t>
-            </w:r>
-            <w:proofErr w:type="spellStart"/>
-            <w:r>
-              <w:t>κτόζη</w:t>
-            </w:r>
-            <w:proofErr w:type="spellEnd"/>
-            <w:r>
-              <w:t>, α</w:t>
-            </w:r>
-            <w:proofErr w:type="spellStart"/>
-            <w:r>
-              <w:t>ερό</w:t>
-            </w:r>
-            <w:proofErr w:type="spellEnd"/>
-            <w:r>
-              <w:t>βια</w:t>
+              <w:t>Γαλακτόζη, αερόβια</w:t>
             </w:r>
           </w:p>
         </w:tc>
@@ -33082,21 +32521,8 @@
                 <w:lang w:val="el-GR"/>
               </w:rPr>
             </w:pPr>
-            <w:proofErr w:type="spellStart"/>
-            <w:r>
-              <w:t>Γλυκερόλη</w:t>
-            </w:r>
-            <w:proofErr w:type="spellEnd"/>
-            <w:r>
-              <w:t>, α</w:t>
-            </w:r>
-            <w:proofErr w:type="spellStart"/>
-            <w:r>
-              <w:t>ερό</w:t>
-            </w:r>
-            <w:proofErr w:type="spellEnd"/>
-            <w:r>
-              <w:t>βια</w:t>
+            <w:r>
+              <w:t>Γλυκερόλη, αερόβια</w:t>
             </w:r>
           </w:p>
         </w:tc>
@@ -33187,29 +32613,8 @@
                 <w:lang w:val="el-GR"/>
               </w:rPr>
             </w:pPr>
-            <w:proofErr w:type="spellStart"/>
-            <w:r>
-              <w:t>Ηλεκτρικό</w:t>
-            </w:r>
-            <w:proofErr w:type="spellEnd"/>
-            <w:r>
-              <w:t xml:space="preserve"> </w:t>
-            </w:r>
-            <w:proofErr w:type="spellStart"/>
-            <w:r>
-              <w:t>οξύ</w:t>
-            </w:r>
-            <w:proofErr w:type="spellEnd"/>
-            <w:r>
-              <w:t>, α</w:t>
-            </w:r>
-            <w:proofErr w:type="spellStart"/>
-            <w:r>
-              <w:t>ερό</w:t>
-            </w:r>
-            <w:proofErr w:type="spellEnd"/>
-            <w:r>
-              <w:t>βια</w:t>
+            <w:r>
+              <w:t>Ηλεκτρικό οξύ, αερόβια</w:t>
             </w:r>
           </w:p>
         </w:tc>
@@ -33315,29 +32720,8 @@
               <w:ind w:firstLine="0"/>
               <w:jc w:val="both"/>
             </w:pPr>
-            <w:proofErr w:type="spellStart"/>
-            <w:r>
-              <w:t>Οξικό</w:t>
-            </w:r>
-            <w:proofErr w:type="spellEnd"/>
-            <w:r>
-              <w:t xml:space="preserve"> </w:t>
-            </w:r>
-            <w:proofErr w:type="spellStart"/>
-            <w:r>
-              <w:t>οξύ</w:t>
-            </w:r>
-            <w:proofErr w:type="spellEnd"/>
-            <w:r>
-              <w:t>, α</w:t>
-            </w:r>
-            <w:proofErr w:type="spellStart"/>
-            <w:r>
-              <w:t>ερό</w:t>
-            </w:r>
-            <w:proofErr w:type="spellEnd"/>
-            <w:r>
-              <w:t>βια</w:t>
+            <w:r>
+              <w:t>Οξικό οξύ, αερόβια</w:t>
             </w:r>
           </w:p>
         </w:tc>
@@ -33425,21 +32809,8 @@
               <w:ind w:firstLine="0"/>
               <w:jc w:val="both"/>
             </w:pPr>
-            <w:proofErr w:type="spellStart"/>
-            <w:r>
-              <w:t>Γλυκόζη</w:t>
-            </w:r>
-            <w:proofErr w:type="spellEnd"/>
-            <w:r>
-              <w:t>, ανα</w:t>
-            </w:r>
-            <w:proofErr w:type="spellStart"/>
-            <w:r>
-              <w:t>ερό</w:t>
-            </w:r>
-            <w:proofErr w:type="spellEnd"/>
-            <w:r>
-              <w:t>βια</w:t>
+            <w:r>
+              <w:t>Γλυκόζη, αναερόβια</w:t>
             </w:r>
           </w:p>
         </w:tc>
@@ -34007,31 +33378,13 @@
                 <w:lang w:val="el-GR"/>
               </w:rPr>
             </w:pPr>
-            <w:proofErr w:type="spellStart"/>
             <w:r>
               <w:rPr>
                 <w:b/>
                 <w:bCs/>
               </w:rPr>
-              <w:t>Σύνολο</w:t>
-            </w:r>
-            <w:proofErr w:type="spellEnd"/>
-            <w:r>
-              <w:rPr>
-                <w:b/>
-                <w:bCs/>
-              </w:rPr>
-              <w:t xml:space="preserve"> </w:t>
-            </w:r>
-            <w:proofErr w:type="spellStart"/>
-            <w:r>
-              <w:rPr>
-                <w:b/>
-                <w:bCs/>
-              </w:rPr>
-              <w:t>δεδομένων</w:t>
-            </w:r>
-            <w:proofErr w:type="spellEnd"/>
+              <w:t>Σύνολο δεδομένων</w:t>
+            </w:r>
           </w:p>
         </w:tc>
         <w:tc>
@@ -34047,31 +33400,13 @@
                 <w:bCs/>
               </w:rPr>
             </w:pPr>
-            <w:proofErr w:type="spellStart"/>
             <w:r>
               <w:rPr>
                 <w:b/>
                 <w:bCs/>
               </w:rPr>
-              <w:t>Τίτλος</w:t>
-            </w:r>
-            <w:proofErr w:type="spellEnd"/>
-            <w:r>
-              <w:rPr>
-                <w:b/>
-                <w:bCs/>
-              </w:rPr>
-              <w:t xml:space="preserve"> </w:t>
-            </w:r>
-            <w:proofErr w:type="spellStart"/>
-            <w:r>
-              <w:rPr>
-                <w:b/>
-                <w:bCs/>
-              </w:rPr>
-              <w:t>δημοσίευσης</w:t>
-            </w:r>
-            <w:proofErr w:type="spellEnd"/>
+              <w:t>Τίτλος δημοσίευσης</w:t>
+            </w:r>
           </w:p>
         </w:tc>
         <w:tc>
@@ -34088,37 +33423,12 @@
                 <w:lang w:val="el-GR"/>
               </w:rPr>
             </w:pPr>
-            <w:proofErr w:type="spellStart"/>
             <w:r>
               <w:rPr>
                 <w:b/>
                 <w:bCs/>
               </w:rPr>
-              <w:t>Βιολογικό</w:t>
-            </w:r>
-            <w:proofErr w:type="spellEnd"/>
-            <w:r>
-              <w:rPr>
-                <w:b/>
-                <w:bCs/>
-              </w:rPr>
-              <w:t xml:space="preserve"> </w:t>
-            </w:r>
-            <w:proofErr w:type="spellStart"/>
-            <w:r>
-              <w:rPr>
-                <w:b/>
-                <w:bCs/>
-              </w:rPr>
-              <w:t>σύστημ</w:t>
-            </w:r>
-            <w:proofErr w:type="spellEnd"/>
-            <w:r>
-              <w:rPr>
-                <w:b/>
-                <w:bCs/>
-              </w:rPr>
-              <w:t>α</w:t>
+              <w:t>Βιολογικό σύστημα</w:t>
             </w:r>
           </w:p>
         </w:tc>
@@ -34136,47 +33446,13 @@
                 <w:lang w:val="el-GR"/>
               </w:rPr>
             </w:pPr>
-            <w:proofErr w:type="spellStart"/>
             <w:r>
               <w:rPr>
                 <w:b/>
                 <w:bCs/>
               </w:rPr>
-              <w:t>Πηγή</w:t>
-            </w:r>
-            <w:proofErr w:type="spellEnd"/>
-            <w:r>
-              <w:rPr>
-                <w:b/>
-                <w:bCs/>
-              </w:rPr>
-              <w:t xml:space="preserve"> </w:t>
-            </w:r>
-            <w:proofErr w:type="spellStart"/>
-            <w:r>
-              <w:rPr>
-                <w:b/>
-                <w:bCs/>
-              </w:rPr>
-              <w:t>άνθρ</w:t>
-            </w:r>
-            <w:proofErr w:type="spellEnd"/>
-            <w:r>
-              <w:rPr>
-                <w:b/>
-                <w:bCs/>
-              </w:rPr>
-              <w:t xml:space="preserve">ακα / </w:t>
-            </w:r>
-            <w:proofErr w:type="spellStart"/>
-            <w:r>
-              <w:rPr>
-                <w:b/>
-                <w:bCs/>
-              </w:rPr>
-              <w:t>συνθήκη</w:t>
-            </w:r>
-            <w:proofErr w:type="spellEnd"/>
+              <w:t>Πηγή άνθρακα / συνθήκη</w:t>
+            </w:r>
           </w:p>
         </w:tc>
         <w:tc>
@@ -34193,7 +33469,6 @@
                 <w:lang w:val="el-GR"/>
               </w:rPr>
             </w:pPr>
-            <w:proofErr w:type="spellStart"/>
             <w:r>
               <w:rPr>
                 <w:b/>
@@ -34201,7 +33476,6 @@
               </w:rPr>
               <w:t>Μέθοδος</w:t>
             </w:r>
-            <w:proofErr w:type="spellEnd"/>
           </w:p>
         </w:tc>
         <w:tc>
@@ -34438,29 +33712,8 @@
                 <w:lang w:val="el-GR"/>
               </w:rPr>
             </w:pPr>
-            <w:proofErr w:type="spellStart"/>
-            <w:r>
-              <w:t>Γλυκόζη</w:t>
-            </w:r>
-            <w:proofErr w:type="spellEnd"/>
-            <w:r>
-              <w:t xml:space="preserve"> / γαλα</w:t>
-            </w:r>
-            <w:proofErr w:type="spellStart"/>
-            <w:r>
-              <w:t>κτόζη</w:t>
-            </w:r>
-            <w:proofErr w:type="spellEnd"/>
-            <w:r>
-              <w:t>, α</w:t>
-            </w:r>
-            <w:proofErr w:type="spellStart"/>
-            <w:r>
-              <w:t>ερό</w:t>
-            </w:r>
-            <w:proofErr w:type="spellEnd"/>
-            <w:r>
-              <w:t>βια</w:t>
+            <w:r>
+              <w:t>Γλυκόζη / γαλακτόζη, αερόβια</w:t>
             </w:r>
           </w:p>
         </w:tc>
@@ -34563,21 +33816,8 @@
               <w:t>E. coli</w:t>
             </w:r>
             <w:r>
-              <w:t xml:space="preserve"> </w:t>
-            </w:r>
-            <w:proofErr w:type="spellStart"/>
-            <w:r>
-              <w:t>μετ</w:t>
-            </w:r>
-            <w:proofErr w:type="spellEnd"/>
-            <w:r>
-              <w:t xml:space="preserve">αλλαγμένο </w:t>
-            </w:r>
-            <w:proofErr w:type="spellStart"/>
-            <w:r>
-              <w:t>στέλεχος</w:t>
-            </w:r>
-            <w:proofErr w:type="spellEnd"/>
+              <w:t xml:space="preserve"> μεταλλαγμένο στέλεχος</w:t>
+            </w:r>
           </w:p>
         </w:tc>
         <w:tc>
@@ -34592,27 +33832,9 @@
                 <w:lang w:val="el-GR"/>
               </w:rPr>
             </w:pPr>
-            <w:proofErr w:type="spellStart"/>
-            <w:r>
-              <w:t>Γλυκόζη</w:t>
-            </w:r>
-            <w:proofErr w:type="spellEnd"/>
-            <w:r>
-              <w:t xml:space="preserve"> και </w:t>
-            </w:r>
-            <w:proofErr w:type="spellStart"/>
-            <w:r>
-              <w:t>ισοτο</w:t>
-            </w:r>
-            <w:proofErr w:type="spellEnd"/>
-            <w:r>
-              <w:t xml:space="preserve">πικοί </w:t>
-            </w:r>
-            <w:proofErr w:type="spellStart"/>
-            <w:r>
-              <w:t>ιχνηθέτες</w:t>
-            </w:r>
-            <w:proofErr w:type="spellEnd"/>
+            <w:r>
+              <w:t>Γλυκόζη και ισοτοπικοί ιχνηθέτες</w:t>
+            </w:r>
           </w:p>
         </w:tc>
         <w:tc>
@@ -34716,21 +33938,8 @@
                 <w:lang w:val="el-GR"/>
               </w:rPr>
             </w:pPr>
-            <w:proofErr w:type="spellStart"/>
-            <w:r>
-              <w:t>Μηχ</w:t>
-            </w:r>
-            <w:proofErr w:type="spellEnd"/>
-            <w:r>
-              <w:t xml:space="preserve">ανικά </w:t>
-            </w:r>
-            <w:proofErr w:type="spellStart"/>
-            <w:r>
-              <w:t>τρο</w:t>
-            </w:r>
-            <w:proofErr w:type="spellEnd"/>
-            <w:r>
-              <w:t xml:space="preserve">ποποιημένο </w:t>
+            <w:r>
+              <w:t xml:space="preserve">Μηχανικά τροποποιημένο </w:t>
             </w:r>
             <w:r>
               <w:rPr>
@@ -34753,11 +33962,9 @@
                 <w:lang w:val="el-GR"/>
               </w:rPr>
             </w:pPr>
-            <w:proofErr w:type="spellStart"/>
             <w:r>
               <w:t>Γλυκερόλη</w:t>
             </w:r>
-            <w:proofErr w:type="spellEnd"/>
           </w:p>
         </w:tc>
         <w:tc>
@@ -35169,7 +34376,6 @@
                 <w:lang w:val="el-GR"/>
               </w:rPr>
             </w:pPr>
-            <w:proofErr w:type="spellStart"/>
             <w:r>
               <w:rPr>
                 <w:b/>
@@ -35177,7 +34383,6 @@
               </w:rPr>
               <w:t>Μετρική</w:t>
             </w:r>
-            <w:proofErr w:type="spellEnd"/>
           </w:p>
         </w:tc>
         <w:tc>
@@ -35194,21 +34399,12 @@
                 <w:lang w:val="el-GR"/>
               </w:rPr>
             </w:pPr>
-            <w:proofErr w:type="spellStart"/>
             <w:r>
               <w:rPr>
                 <w:b/>
                 <w:bCs/>
               </w:rPr>
-              <w:t>Περιγρ</w:t>
-            </w:r>
-            <w:proofErr w:type="spellEnd"/>
-            <w:r>
-              <w:rPr>
-                <w:b/>
-                <w:bCs/>
-              </w:rPr>
-              <w:t>αφή</w:t>
+              <w:t>Περιγραφή</w:t>
             </w:r>
           </w:p>
         </w:tc>
@@ -35250,27 +34446,9 @@
                 <w:lang w:val="el-GR"/>
               </w:rPr>
             </w:pPr>
-            <w:proofErr w:type="spellStart"/>
-            <w:r>
-              <w:t>Τιμή</w:t>
-            </w:r>
-            <w:proofErr w:type="spellEnd"/>
-            <w:r>
-              <w:t xml:space="preserve"> α</w:t>
-            </w:r>
-            <w:proofErr w:type="spellStart"/>
-            <w:r>
-              <w:t>ντικειμενικής</w:t>
-            </w:r>
-            <w:proofErr w:type="spellEnd"/>
-            <w:r>
-              <w:t xml:space="preserve"> </w:t>
-            </w:r>
-            <w:proofErr w:type="spellStart"/>
-            <w:r>
-              <w:t>συνάρτησης</w:t>
-            </w:r>
-            <w:proofErr w:type="spellEnd"/>
+            <w:r>
+              <w:t>Τιμή αντικειμενικής συνάρτησης</w:t>
+            </w:r>
           </w:p>
         </w:tc>
         <w:tc>
@@ -35327,35 +34505,9 @@
                 <w:lang w:val="el-GR"/>
               </w:rPr>
             </w:pPr>
-            <w:proofErr w:type="spellStart"/>
-            <w:r>
-              <w:t>Αριθμός</w:t>
-            </w:r>
-            <w:proofErr w:type="spellEnd"/>
-            <w:r>
-              <w:t xml:space="preserve"> </w:t>
-            </w:r>
-            <w:proofErr w:type="spellStart"/>
-            <w:r>
-              <w:t>μη</w:t>
-            </w:r>
-            <w:proofErr w:type="spellEnd"/>
-            <w:r>
-              <w:t xml:space="preserve"> </w:t>
-            </w:r>
-            <w:proofErr w:type="spellStart"/>
-            <w:r>
-              <w:t>μηδενικών</w:t>
-            </w:r>
-            <w:proofErr w:type="spellEnd"/>
-            <w:r>
-              <w:t xml:space="preserve"> </w:t>
-            </w:r>
-            <w:proofErr w:type="spellStart"/>
-            <w:r>
-              <w:t>ροών</w:t>
-            </w:r>
-            <w:proofErr w:type="spellEnd"/>
+            <w:r>
+              <w:t>Αριθμός μη μηδενικών ροών</w:t>
+            </w:r>
           </w:p>
         </w:tc>
         <w:tc>
@@ -35370,27 +34522,9 @@
                 <w:lang w:val="el-GR"/>
               </w:rPr>
             </w:pPr>
-            <w:proofErr w:type="spellStart"/>
-            <w:r>
-              <w:t>Πλήθος</w:t>
-            </w:r>
-            <w:proofErr w:type="spellEnd"/>
-            <w:r>
-              <w:t xml:space="preserve"> </w:t>
-            </w:r>
-            <w:proofErr w:type="spellStart"/>
-            <w:r>
-              <w:t>ενεργών</w:t>
-            </w:r>
-            <w:proofErr w:type="spellEnd"/>
-            <w:r>
-              <w:t xml:space="preserve"> α</w:t>
-            </w:r>
-            <w:proofErr w:type="spellStart"/>
-            <w:r>
-              <w:t>ντιδράσεων</w:t>
-            </w:r>
-            <w:proofErr w:type="spellEnd"/>
+            <w:r>
+              <w:t>Πλήθος ενεργών αντιδράσεων</w:t>
+            </w:r>
           </w:p>
         </w:tc>
         <w:tc>
@@ -35405,29 +34539,8 @@
                 <w:lang w:val="el-GR"/>
               </w:rPr>
             </w:pPr>
-            <w:proofErr w:type="spellStart"/>
-            <w:r>
-              <w:t>Περιγρ</w:t>
-            </w:r>
-            <w:proofErr w:type="spellEnd"/>
-            <w:r>
-              <w:t xml:space="preserve">αφή </w:t>
-            </w:r>
-            <w:proofErr w:type="spellStart"/>
-            <w:r>
-              <w:t>μετ</w:t>
-            </w:r>
-            <w:proofErr w:type="spellEnd"/>
-            <w:r>
-              <w:t xml:space="preserve">αβολικής </w:t>
-            </w:r>
-            <w:proofErr w:type="spellStart"/>
-            <w:r>
-              <w:t>δρ</w:t>
-            </w:r>
-            <w:proofErr w:type="spellEnd"/>
-            <w:r>
-              <w:t>αστηριότητας</w:t>
+            <w:r>
+              <w:t>Περιγραφή μεταβολικής δραστηριότητας</w:t>
             </w:r>
           </w:p>
         </w:tc>
@@ -35445,27 +34558,9 @@
                 <w:lang w:val="el-GR"/>
               </w:rPr>
             </w:pPr>
-            <w:proofErr w:type="spellStart"/>
-            <w:r>
-              <w:t>Αριθμός</w:t>
-            </w:r>
-            <w:proofErr w:type="spellEnd"/>
-            <w:r>
-              <w:t xml:space="preserve"> </w:t>
-            </w:r>
-            <w:proofErr w:type="spellStart"/>
-            <w:r>
-              <w:t>μηδενικών</w:t>
-            </w:r>
-            <w:proofErr w:type="spellEnd"/>
-            <w:r>
-              <w:t xml:space="preserve"> </w:t>
-            </w:r>
-            <w:proofErr w:type="spellStart"/>
-            <w:r>
-              <w:t>ροών</w:t>
-            </w:r>
-            <w:proofErr w:type="spellEnd"/>
+            <w:r>
+              <w:t>Αριθμός μηδενικών ροών</w:t>
+            </w:r>
           </w:p>
         </w:tc>
         <w:tc>
@@ -35480,35 +34575,9 @@
                 <w:lang w:val="el-GR"/>
               </w:rPr>
             </w:pPr>
-            <w:proofErr w:type="spellStart"/>
-            <w:r>
-              <w:t>Πλήθος</w:t>
-            </w:r>
-            <w:proofErr w:type="spellEnd"/>
-            <w:r>
-              <w:t xml:space="preserve"> α</w:t>
-            </w:r>
-            <w:proofErr w:type="spellStart"/>
-            <w:r>
-              <w:t>ντιδράσεων</w:t>
-            </w:r>
-            <w:proofErr w:type="spellEnd"/>
-            <w:r>
-              <w:t xml:space="preserve"> </w:t>
-            </w:r>
-            <w:proofErr w:type="spellStart"/>
-            <w:r>
-              <w:t>χωρίς</w:t>
-            </w:r>
-            <w:proofErr w:type="spellEnd"/>
-            <w:r>
-              <w:t xml:space="preserve"> </w:t>
-            </w:r>
-            <w:proofErr w:type="spellStart"/>
-            <w:r>
-              <w:t>ροή</w:t>
-            </w:r>
-            <w:proofErr w:type="spellEnd"/>
+            <w:r>
+              <w:t>Πλήθος αντιδράσεων χωρίς ροή</w:t>
+            </w:r>
           </w:p>
         </w:tc>
         <w:tc>
@@ -35523,35 +34592,9 @@
                 <w:lang w:val="el-GR"/>
               </w:rPr>
             </w:pPr>
-            <w:proofErr w:type="spellStart"/>
-            <w:r>
-              <w:t>Περιγρ</w:t>
-            </w:r>
-            <w:proofErr w:type="spellEnd"/>
-            <w:r>
-              <w:t>αφή α</w:t>
-            </w:r>
-            <w:proofErr w:type="spellStart"/>
-            <w:r>
-              <w:t>νενεργού</w:t>
-            </w:r>
-            <w:proofErr w:type="spellEnd"/>
-            <w:r>
-              <w:t xml:space="preserve"> </w:t>
-            </w:r>
-            <w:proofErr w:type="spellStart"/>
-            <w:r>
-              <w:t>μετ</w:t>
-            </w:r>
-            <w:proofErr w:type="spellEnd"/>
-            <w:r>
-              <w:t xml:space="preserve">αβολικού </w:t>
-            </w:r>
-            <w:proofErr w:type="spellStart"/>
-            <w:r>
-              <w:t>χώρου</w:t>
-            </w:r>
-            <w:proofErr w:type="spellEnd"/>
+            <w:r>
+              <w:t>Περιγραφή ανενεργού μεταβολικού χώρου</w:t>
+            </w:r>
           </w:p>
         </w:tc>
       </w:tr>
@@ -35568,27 +34611,9 @@
                 <w:lang w:val="el-GR"/>
               </w:rPr>
             </w:pPr>
-            <w:proofErr w:type="spellStart"/>
-            <w:r>
-              <w:t>Αριθμός</w:t>
-            </w:r>
-            <w:proofErr w:type="spellEnd"/>
-            <w:r>
-              <w:t xml:space="preserve"> απ</w:t>
-            </w:r>
-            <w:proofErr w:type="spellStart"/>
-            <w:r>
-              <w:t>οκλεισμένων</w:t>
-            </w:r>
-            <w:proofErr w:type="spellEnd"/>
-            <w:r>
-              <w:t xml:space="preserve"> α</w:t>
-            </w:r>
-            <w:proofErr w:type="spellStart"/>
-            <w:r>
-              <w:t>ντιδράσεων</w:t>
-            </w:r>
-            <w:proofErr w:type="spellEnd"/>
+            <w:r>
+              <w:t>Αριθμός αποκλεισμένων αντιδράσεων</w:t>
+            </w:r>
           </w:p>
         </w:tc>
         <w:tc>
@@ -35623,35 +34648,9 @@
                 <w:lang w:val="el-GR"/>
               </w:rPr>
             </w:pPr>
-            <w:proofErr w:type="spellStart"/>
-            <w:r>
-              <w:t>Περιγρ</w:t>
-            </w:r>
-            <w:proofErr w:type="spellEnd"/>
-            <w:r>
-              <w:t>αφή π</w:t>
-            </w:r>
-            <w:proofErr w:type="spellStart"/>
-            <w:r>
-              <w:t>εριορισμών</w:t>
-            </w:r>
-            <w:proofErr w:type="spellEnd"/>
-            <w:r>
-              <w:t xml:space="preserve"> </w:t>
-            </w:r>
-            <w:proofErr w:type="spellStart"/>
-            <w:r>
-              <w:t>του</w:t>
-            </w:r>
-            <w:proofErr w:type="spellEnd"/>
-            <w:r>
-              <w:t xml:space="preserve"> </w:t>
-            </w:r>
-            <w:proofErr w:type="spellStart"/>
-            <w:r>
-              <w:t>δικτύου</w:t>
-            </w:r>
-            <w:proofErr w:type="spellEnd"/>
+            <w:r>
+              <w:t>Περιγραφή περιορισμών του δικτύου</w:t>
+            </w:r>
           </w:p>
         </w:tc>
       </w:tr>
@@ -35668,27 +34667,9 @@
                 <w:lang w:val="el-GR"/>
               </w:rPr>
             </w:pPr>
-            <w:proofErr w:type="spellStart"/>
-            <w:r>
-              <w:t>Ποσοστό</w:t>
-            </w:r>
-            <w:proofErr w:type="spellEnd"/>
-            <w:r>
-              <w:t xml:space="preserve"> απ</w:t>
-            </w:r>
-            <w:proofErr w:type="spellStart"/>
-            <w:r>
-              <w:t>οκλεισμένων</w:t>
-            </w:r>
-            <w:proofErr w:type="spellEnd"/>
-            <w:r>
-              <w:t xml:space="preserve"> α</w:t>
-            </w:r>
-            <w:proofErr w:type="spellStart"/>
-            <w:r>
-              <w:t>ντιδράσεων</w:t>
-            </w:r>
-            <w:proofErr w:type="spellEnd"/>
+            <w:r>
+              <w:t>Ποσοστό αποκλεισμένων αντιδράσεων</w:t>
+            </w:r>
           </w:p>
         </w:tc>
         <w:tc>
@@ -35724,29 +34705,8 @@
               </w:rPr>
             </w:pPr>
             <w:r>
-              <w:t>Κα</w:t>
-            </w:r>
-            <w:proofErr w:type="spellStart"/>
-            <w:r>
-              <w:t>νονικο</w:t>
-            </w:r>
-            <w:proofErr w:type="spellEnd"/>
-            <w:r>
-              <w:t>ποιημένο χαρα</w:t>
-            </w:r>
-            <w:proofErr w:type="spellStart"/>
-            <w:r>
-              <w:t>κτηριστικό</w:t>
-            </w:r>
-            <w:proofErr w:type="spellEnd"/>
-            <w:r>
-              <w:t xml:space="preserve"> </w:t>
-            </w:r>
-            <w:proofErr w:type="spellStart"/>
-            <w:r>
-              <w:t>σύγκρισης</w:t>
-            </w:r>
-            <w:proofErr w:type="spellEnd"/>
+              <w:t>Κανονικοποιημένο χαρακτηριστικό σύγκρισης</w:t>
+            </w:r>
           </w:p>
         </w:tc>
       </w:tr>
@@ -35763,27 +34723,9 @@
                 <w:lang w:val="el-GR"/>
               </w:rPr>
             </w:pPr>
-            <w:proofErr w:type="spellStart"/>
-            <w:r>
-              <w:t>Σημ</w:t>
-            </w:r>
-            <w:proofErr w:type="spellEnd"/>
-            <w:r>
-              <w:t xml:space="preserve">αντικότερες </w:t>
-            </w:r>
-            <w:proofErr w:type="spellStart"/>
-            <w:r>
-              <w:t>εσωτερικές</w:t>
-            </w:r>
-            <w:proofErr w:type="spellEnd"/>
-            <w:r>
-              <w:t xml:space="preserve"> </w:t>
-            </w:r>
-            <w:proofErr w:type="spellStart"/>
-            <w:r>
-              <w:t>ροές</w:t>
-            </w:r>
-            <w:proofErr w:type="spellEnd"/>
+            <w:r>
+              <w:t>Σημαντικότερες εσωτερικές ροές</w:t>
+            </w:r>
           </w:p>
         </w:tc>
         <w:tc>
@@ -35818,27 +34760,9 @@
                 <w:lang w:val="el-GR"/>
               </w:rPr>
             </w:pPr>
-            <w:proofErr w:type="spellStart"/>
-            <w:r>
-              <w:t>Ανίχνευση</w:t>
-            </w:r>
-            <w:proofErr w:type="spellEnd"/>
-            <w:r>
-              <w:t xml:space="preserve"> π</w:t>
-            </w:r>
-            <w:proofErr w:type="spellStart"/>
-            <w:r>
-              <w:t>ροτύ</w:t>
-            </w:r>
-            <w:proofErr w:type="spellEnd"/>
-            <w:r>
-              <w:t xml:space="preserve">πων </w:t>
-            </w:r>
-            <w:proofErr w:type="spellStart"/>
-            <w:r>
-              <w:t>ροής</w:t>
-            </w:r>
-            <w:proofErr w:type="spellEnd"/>
+            <w:r>
+              <w:t>Ανίχνευση προτύπων ροής</w:t>
+            </w:r>
           </w:p>
         </w:tc>
       </w:tr>
@@ -38342,21 +37266,7 @@
         <w:rPr>
           <w:sz w:val="21"/>
         </w:rPr>
-        <w:t xml:space="preserve">1. Tolani P, Gupta S, Yadav K, Aggarwal S, Yadav AK. Big data, integrative omics and network biology. Advances in Protein Chemistry and Structural Biology. </w:t>
-      </w:r>
-      <w:proofErr w:type="gramStart"/>
-      <w:r>
-        <w:rPr>
-          <w:sz w:val="21"/>
-        </w:rPr>
-        <w:t>2021;127:127</w:t>
-      </w:r>
-      <w:proofErr w:type="gramEnd"/>
-      <w:r>
-        <w:rPr>
-          <w:sz w:val="21"/>
-        </w:rPr>
-        <w:t>–160.</w:t>
+        <w:t>1. Tolani P, Gupta S, Yadav K, Aggarwal S, Yadav AK. Big data, integrative omics and network biology. Advances in Protein Chemistry and Structural Biology. 2021;127:127–160.</w:t>
       </w:r>
     </w:p>
     <w:p>
@@ -38382,49 +37292,7 @@
         <w:rPr>
           <w:sz w:val="21"/>
         </w:rPr>
-        <w:t xml:space="preserve">3. </w:t>
-      </w:r>
-      <w:proofErr w:type="spellStart"/>
-      <w:r>
-        <w:rPr>
-          <w:sz w:val="21"/>
-        </w:rPr>
-        <w:t>Emwas</w:t>
-      </w:r>
-      <w:proofErr w:type="spellEnd"/>
-      <w:r>
-        <w:rPr>
-          <w:sz w:val="21"/>
-        </w:rPr>
-        <w:t xml:space="preserve"> AH, </w:t>
-      </w:r>
-      <w:proofErr w:type="spellStart"/>
-      <w:r>
-        <w:rPr>
-          <w:sz w:val="21"/>
-        </w:rPr>
-        <w:t>Szczepski</w:t>
-      </w:r>
-      <w:proofErr w:type="spellEnd"/>
-      <w:r>
-        <w:rPr>
-          <w:sz w:val="21"/>
-        </w:rPr>
-        <w:t xml:space="preserve"> K, Al-Younis I, Lachowicz JI, Jaremko M. Fluxomics — New Metabolomics Approaches to Monitor Metabolic Pathways. Frontiers in Pharmacology. </w:t>
-      </w:r>
-      <w:proofErr w:type="gramStart"/>
-      <w:r>
-        <w:rPr>
-          <w:sz w:val="21"/>
-        </w:rPr>
-        <w:t>2022;13:805782</w:t>
-      </w:r>
-      <w:proofErr w:type="gramEnd"/>
-      <w:r>
-        <w:rPr>
-          <w:sz w:val="21"/>
-        </w:rPr>
-        <w:t>.</w:t>
+        <w:t>3. Emwas AH, Szczepski K, Al-Younis I, Lachowicz JI, Jaremko M. Fluxomics — New Metabolomics Approaches to Monitor Metabolic Pathways. Frontiers in Pharmacology. 2022;13:805782.</w:t>
       </w:r>
     </w:p>
     <w:p>
@@ -38437,21 +37305,7 @@
         <w:rPr>
           <w:sz w:val="21"/>
         </w:rPr>
-        <w:t xml:space="preserve">4. Sauer U. Metabolic networks in motion: ¹³C-based flux analysis. Molecular Systems Biology. </w:t>
-      </w:r>
-      <w:proofErr w:type="gramStart"/>
-      <w:r>
-        <w:rPr>
-          <w:sz w:val="21"/>
-        </w:rPr>
-        <w:t>2006;2:62</w:t>
-      </w:r>
-      <w:proofErr w:type="gramEnd"/>
-      <w:r>
-        <w:rPr>
-          <w:sz w:val="21"/>
-        </w:rPr>
-        <w:t>.</w:t>
+        <w:t>4. Sauer U. Metabolic networks in motion: ¹³C-based flux analysis. Molecular Systems Biology. 2006;2:62.</w:t>
       </w:r>
     </w:p>
     <w:p>
@@ -38477,49 +37331,7 @@
         <w:rPr>
           <w:sz w:val="21"/>
         </w:rPr>
-        <w:t xml:space="preserve">6. </w:t>
-      </w:r>
-      <w:proofErr w:type="spellStart"/>
-      <w:r>
-        <w:rPr>
-          <w:sz w:val="21"/>
-        </w:rPr>
-        <w:t>Niedenführ</w:t>
-      </w:r>
-      <w:proofErr w:type="spellEnd"/>
-      <w:r>
-        <w:rPr>
-          <w:sz w:val="21"/>
-        </w:rPr>
-        <w:t xml:space="preserve"> S, Wiechert W, </w:t>
-      </w:r>
-      <w:proofErr w:type="spellStart"/>
-      <w:r>
-        <w:rPr>
-          <w:sz w:val="21"/>
-        </w:rPr>
-        <w:t>Nöh</w:t>
-      </w:r>
-      <w:proofErr w:type="spellEnd"/>
-      <w:r>
-        <w:rPr>
-          <w:sz w:val="21"/>
-        </w:rPr>
-        <w:t xml:space="preserve"> K. How to measure metabolic fluxes: a taxonomic guide for ¹³C fluxomics. Current Opinion in Biotechnology. </w:t>
-      </w:r>
-      <w:proofErr w:type="gramStart"/>
-      <w:r>
-        <w:rPr>
-          <w:sz w:val="21"/>
-        </w:rPr>
-        <w:t>2015;34:82</w:t>
-      </w:r>
-      <w:proofErr w:type="gramEnd"/>
-      <w:r>
-        <w:rPr>
-          <w:sz w:val="21"/>
-        </w:rPr>
-        <w:t>–90.</w:t>
+        <w:t>6. Niedenführ S, Wiechert W, Nöh K. How to measure metabolic fluxes: a taxonomic guide for ¹³C fluxomics. Current Opinion in Biotechnology. 2015;34:82–90.</w:t>
       </w:r>
     </w:p>
     <w:p>
@@ -38532,35 +37344,7 @@
         <w:rPr>
           <w:sz w:val="21"/>
         </w:rPr>
-        <w:t xml:space="preserve">7. Wu C, </w:t>
-      </w:r>
-      <w:proofErr w:type="spellStart"/>
-      <w:r>
-        <w:rPr>
-          <w:sz w:val="21"/>
-        </w:rPr>
-        <w:t>Cano</w:t>
-      </w:r>
-      <w:proofErr w:type="spellEnd"/>
-      <w:r>
-        <w:rPr>
-          <w:sz w:val="21"/>
-        </w:rPr>
-        <w:t xml:space="preserve"> M, Gao X, Lo J, Maness P-C, Xiong W. A quantitative lens on anaerobic life: leveraging the state-of-the-art fluxomics approach to explore clostridial metabolism. Current Opinion in Biotechnology. </w:t>
-      </w:r>
-      <w:proofErr w:type="gramStart"/>
-      <w:r>
-        <w:rPr>
-          <w:sz w:val="21"/>
-        </w:rPr>
-        <w:t>2020;64:47</w:t>
-      </w:r>
-      <w:proofErr w:type="gramEnd"/>
-      <w:r>
-        <w:rPr>
-          <w:sz w:val="21"/>
-        </w:rPr>
-        <w:t>–54.</w:t>
+        <w:t>7. Wu C, Cano M, Gao X, Lo J, Maness P-C, Xiong W. A quantitative lens on anaerobic life: leveraging the state-of-the-art fluxomics approach to explore clostridial metabolism. Current Opinion in Biotechnology. 2020;64:47–54.</w:t>
       </w:r>
     </w:p>
     <w:p>
@@ -38573,35 +37357,7 @@
         <w:rPr>
           <w:sz w:val="21"/>
         </w:rPr>
-        <w:t xml:space="preserve">8. Klapa M, </w:t>
-      </w:r>
-      <w:proofErr w:type="spellStart"/>
-      <w:r>
-        <w:rPr>
-          <w:sz w:val="21"/>
-        </w:rPr>
-        <w:t>Pantziri</w:t>
-      </w:r>
-      <w:proofErr w:type="spellEnd"/>
-      <w:r>
-        <w:rPr>
-          <w:sz w:val="21"/>
-        </w:rPr>
-        <w:t xml:space="preserve"> M, </w:t>
-      </w:r>
-      <w:proofErr w:type="spellStart"/>
-      <w:r>
-        <w:rPr>
-          <w:sz w:val="21"/>
-        </w:rPr>
-        <w:t>Karakitsou</w:t>
-      </w:r>
-      <w:proofErr w:type="spellEnd"/>
-      <w:r>
-        <w:rPr>
-          <w:sz w:val="21"/>
-        </w:rPr>
-        <w:t xml:space="preserve"> E. Mathematical Concepts of Fluxomics. Metabolic Engineering &amp; Systems Biology Laboratory, FORTH/ICE-HT, Patras, Greece. Lecture notes.</w:t>
+        <w:t>8. Klapa M, Pantziri M, Karakitsou E. Mathematical Concepts of Fluxomics. Metabolic Engineering &amp; Systems Biology Laboratory, FORTH/ICE-HT, Patras, Greece. Lecture notes.</w:t>
       </w:r>
     </w:p>
     <w:p>
@@ -38627,35 +37383,7 @@
         <w:rPr>
           <w:sz w:val="21"/>
         </w:rPr>
-        <w:t xml:space="preserve">10. Antoniewicz MR. Methods and advances in metabolic flux analysis: a </w:t>
-      </w:r>
-      <w:proofErr w:type="gramStart"/>
-      <w:r>
-        <w:rPr>
-          <w:sz w:val="21"/>
-        </w:rPr>
-        <w:t>mini-review</w:t>
-      </w:r>
-      <w:proofErr w:type="gramEnd"/>
-      <w:r>
-        <w:rPr>
-          <w:sz w:val="21"/>
-        </w:rPr>
-        <w:t xml:space="preserve">. Journal of Industrial Microbiology &amp; Biotechnology. </w:t>
-      </w:r>
-      <w:proofErr w:type="gramStart"/>
-      <w:r>
-        <w:rPr>
-          <w:sz w:val="21"/>
-        </w:rPr>
-        <w:t>2015;42:317</w:t>
-      </w:r>
-      <w:proofErr w:type="gramEnd"/>
-      <w:r>
-        <w:rPr>
-          <w:sz w:val="21"/>
-        </w:rPr>
-        <w:t>–325.</w:t>
+        <w:t>10. Antoniewicz MR. Methods and advances in metabolic flux analysis: a mini-review. Journal of Industrial Microbiology &amp; Biotechnology. 2015;42:317–325.</w:t>
       </w:r>
     </w:p>
     <w:p>
@@ -38668,21 +37396,7 @@
         <w:rPr>
           <w:sz w:val="21"/>
         </w:rPr>
-        <w:t xml:space="preserve">11. Klapa MI, Park SM, </w:t>
-      </w:r>
-      <w:proofErr w:type="spellStart"/>
-      <w:r>
-        <w:rPr>
-          <w:sz w:val="21"/>
-        </w:rPr>
-        <w:t>Sinskey</w:t>
-      </w:r>
-      <w:proofErr w:type="spellEnd"/>
-      <w:r>
-        <w:rPr>
-          <w:sz w:val="21"/>
-        </w:rPr>
-        <w:t xml:space="preserve"> AJ, Stephanopoulos G. Metabolite and isotopomer balancing in the analysis of metabolic cycles. Biotechnology and Bioengineering. 1999;62(4):375–391.</w:t>
+        <w:t>11. Klapa MI, Park SM, Sinskey AJ, Stephanopoulos G. Metabolite and isotopomer balancing in the analysis of metabolic cycles. Biotechnology and Bioengineering. 1999;62(4):375–391.</w:t>
       </w:r>
     </w:p>
     <w:p>
@@ -38773,21 +37487,7 @@
         <w:rPr>
           <w:sz w:val="21"/>
         </w:rPr>
-        <w:t xml:space="preserve">18. Gudmundsson S, Thiele I. Computationally efficient flux variability analysis. BMC Bioinformatics. </w:t>
-      </w:r>
-      <w:proofErr w:type="gramStart"/>
-      <w:r>
-        <w:rPr>
-          <w:sz w:val="21"/>
-        </w:rPr>
-        <w:t>2010;11:489</w:t>
-      </w:r>
-      <w:proofErr w:type="gramEnd"/>
-      <w:r>
-        <w:rPr>
-          <w:sz w:val="21"/>
-        </w:rPr>
-        <w:t>.</w:t>
+        <w:t>18. Gudmundsson S, Thiele I. Computationally efficient flux variability analysis. BMC Bioinformatics. 2010;11:489.</w:t>
       </w:r>
     </w:p>
     <w:p>
@@ -38800,49 +37500,7 @@
         <w:rPr>
           <w:sz w:val="21"/>
         </w:rPr>
-        <w:t xml:space="preserve">19. Lewis NE, Hixson KK, Conrad TM, Lerman JA, </w:t>
-      </w:r>
-      <w:proofErr w:type="spellStart"/>
-      <w:r>
-        <w:rPr>
-          <w:sz w:val="21"/>
-        </w:rPr>
-        <w:t>Charusanti</w:t>
-      </w:r>
-      <w:proofErr w:type="spellEnd"/>
-      <w:r>
-        <w:rPr>
-          <w:sz w:val="21"/>
-        </w:rPr>
-        <w:t xml:space="preserve"> P, </w:t>
-      </w:r>
-      <w:proofErr w:type="spellStart"/>
-      <w:r>
-        <w:rPr>
-          <w:sz w:val="21"/>
-        </w:rPr>
-        <w:t>Polpitiya</w:t>
-      </w:r>
-      <w:proofErr w:type="spellEnd"/>
-      <w:r>
-        <w:rPr>
-          <w:sz w:val="21"/>
-        </w:rPr>
-        <w:t xml:space="preserve"> AD, et al. Omic data from evolved E. coli are consistent with computed optimal growth from genome-scale models. Molecular Systems Biology. </w:t>
-      </w:r>
-      <w:proofErr w:type="gramStart"/>
-      <w:r>
-        <w:rPr>
-          <w:sz w:val="21"/>
-        </w:rPr>
-        <w:t>2010;6:390</w:t>
-      </w:r>
-      <w:proofErr w:type="gramEnd"/>
-      <w:r>
-        <w:rPr>
-          <w:sz w:val="21"/>
-        </w:rPr>
-        <w:t>.</w:t>
+        <w:t>19. Lewis NE, Hixson KK, Conrad TM, Lerman JA, Charusanti P, Polpitiya AD, et al. Omic data from evolved E. coli are consistent with computed optimal growth from genome-scale models. Molecular Systems Biology. 2010;6:390.</w:t>
       </w:r>
     </w:p>
     <w:p>
@@ -38856,21 +37514,7 @@
           <w:sz w:val="21"/>
         </w:rPr>
         <w:lastRenderedPageBreak/>
-        <w:t xml:space="preserve">20. Burgard AP, Nikolaev EV, Schilling CH, </w:t>
-      </w:r>
-      <w:proofErr w:type="spellStart"/>
-      <w:r>
-        <w:rPr>
-          <w:sz w:val="21"/>
-        </w:rPr>
-        <w:t>Maranas</w:t>
-      </w:r>
-      <w:proofErr w:type="spellEnd"/>
-      <w:r>
-        <w:rPr>
-          <w:sz w:val="21"/>
-        </w:rPr>
-        <w:t xml:space="preserve"> CD. Flux coupling analysis of genome-scale metabolic network reconstructions. Genome Research. 2004;14(2):301–312.</w:t>
+        <w:t>20. Burgard AP, Nikolaev EV, Schilling CH, Maranas CD. Flux coupling analysis of genome-scale metabolic network reconstructions. Genome Research. 2004;14(2):301–312.</w:t>
       </w:r>
     </w:p>
     <w:p>
@@ -38896,21 +37540,7 @@
         <w:rPr>
           <w:sz w:val="21"/>
         </w:rPr>
-        <w:t xml:space="preserve">22. Papin JA, Stelling J, Price ND, </w:t>
-      </w:r>
-      <w:proofErr w:type="spellStart"/>
-      <w:r>
-        <w:rPr>
-          <w:sz w:val="21"/>
-        </w:rPr>
-        <w:t>Klamt</w:t>
-      </w:r>
-      <w:proofErr w:type="spellEnd"/>
-      <w:r>
-        <w:rPr>
-          <w:sz w:val="21"/>
-        </w:rPr>
-        <w:t xml:space="preserve"> S, Schuster S, Palsson BO. Comparison of network-based pathway analysis methods. Trends in Biotechnology. 2004;22(8):400–405.</w:t>
+        <w:t>22. Papin JA, Stelling J, Price ND, Klamt S, Schuster S, Palsson BO. Comparison of network-based pathway analysis methods. Trends in Biotechnology. 2004;22(8):400–405.</w:t>
       </w:r>
     </w:p>
     <w:p>
@@ -38936,21 +37566,7 @@
         <w:rPr>
           <w:sz w:val="21"/>
         </w:rPr>
-        <w:t xml:space="preserve">24. Henry CS, Broadbelt LJ, </w:t>
-      </w:r>
-      <w:proofErr w:type="spellStart"/>
-      <w:r>
-        <w:rPr>
-          <w:sz w:val="21"/>
-        </w:rPr>
-        <w:t>Hatzimanikatis</w:t>
-      </w:r>
-      <w:proofErr w:type="spellEnd"/>
-      <w:r>
-        <w:rPr>
-          <w:sz w:val="21"/>
-        </w:rPr>
-        <w:t xml:space="preserve"> V. Thermodynamics-based metabolic flux analysis. Biophysical Journal. 2007;92(5):1792–1805.</w:t>
+        <w:t>24. Henry CS, Broadbelt LJ, Hatzimanikatis V. Thermodynamics-based metabolic flux analysis. Biophysical Journal. 2007;92(5):1792–1805.</w:t>
       </w:r>
     </w:p>
     <w:p>
@@ -38963,21 +37579,7 @@
         <w:rPr>
           <w:sz w:val="21"/>
         </w:rPr>
-        <w:t xml:space="preserve">25. Noor E. Removing both internal and unrealistic energy-generating cycles in flux balance analysis. </w:t>
-      </w:r>
-      <w:proofErr w:type="spellStart"/>
-      <w:r>
-        <w:rPr>
-          <w:sz w:val="21"/>
-        </w:rPr>
-        <w:t>arXiv</w:t>
-      </w:r>
-      <w:proofErr w:type="spellEnd"/>
-      <w:r>
-        <w:rPr>
-          <w:sz w:val="21"/>
-        </w:rPr>
-        <w:t>. 2018;1803.04999.</w:t>
+        <w:t>25. Noor E. Removing both internal and unrealistic energy-generating cycles in flux balance analysis. arXiv. 2018;1803.04999.</w:t>
       </w:r>
     </w:p>
     <w:p>
@@ -39029,21 +37631,7 @@
         <w:rPr>
           <w:sz w:val="21"/>
         </w:rPr>
-        <w:t xml:space="preserve">29. Crown SB, Antoniewicz MR. Parallel labeling experiments and metabolic flux analysis: past, present and future methodologies. Metabolic Engineering. </w:t>
-      </w:r>
-      <w:proofErr w:type="gramStart"/>
-      <w:r>
-        <w:rPr>
-          <w:sz w:val="21"/>
-        </w:rPr>
-        <w:t>2013;16:21</w:t>
-      </w:r>
-      <w:proofErr w:type="gramEnd"/>
-      <w:r>
-        <w:rPr>
-          <w:sz w:val="21"/>
-        </w:rPr>
-        <w:t>–32.</w:t>
+        <w:t>29. Crown SB, Antoniewicz MR. Parallel labeling experiments and metabolic flux analysis: past, present and future methodologies. Metabolic Engineering. 2013;16:21–32.</w:t>
       </w:r>
     </w:p>
     <w:p>
@@ -39069,35 +37657,7 @@
         <w:rPr>
           <w:sz w:val="21"/>
         </w:rPr>
-        <w:t xml:space="preserve">31. Fernandez CA, Des </w:t>
-      </w:r>
-      <w:proofErr w:type="spellStart"/>
-      <w:r>
-        <w:rPr>
-          <w:sz w:val="21"/>
-        </w:rPr>
-        <w:t>Rosiers</w:t>
-      </w:r>
-      <w:proofErr w:type="spellEnd"/>
-      <w:r>
-        <w:rPr>
-          <w:sz w:val="21"/>
-        </w:rPr>
-        <w:t xml:space="preserve"> C, Previs SF, David F, </w:t>
-      </w:r>
-      <w:proofErr w:type="spellStart"/>
-      <w:r>
-        <w:rPr>
-          <w:sz w:val="21"/>
-        </w:rPr>
-        <w:t>Brunengraber</w:t>
-      </w:r>
-      <w:proofErr w:type="spellEnd"/>
-      <w:r>
-        <w:rPr>
-          <w:sz w:val="21"/>
-        </w:rPr>
-        <w:t xml:space="preserve"> H. Correction of ¹³C mass isotopomer distributions for natural stable isotope abundance. Journal of Mass Spectrometry. 1996;31(3):255–262.</w:t>
+        <w:t>31. Fernandez CA, Des Rosiers C, Previs SF, David F, Brunengraber H. Correction of ¹³C mass isotopomer distributions for natural stable isotope abundance. Journal of Mass Spectrometry. 1996;31(3):255–262.</w:t>
       </w:r>
     </w:p>
     <w:p>
@@ -39110,21 +37670,7 @@
         <w:rPr>
           <w:sz w:val="21"/>
         </w:rPr>
-        <w:t xml:space="preserve">32. van Winden WA, Wittmann C, Heinzle E, </w:t>
-      </w:r>
-      <w:proofErr w:type="spellStart"/>
-      <w:r>
-        <w:rPr>
-          <w:sz w:val="21"/>
-        </w:rPr>
-        <w:t>Heijnen</w:t>
-      </w:r>
-      <w:proofErr w:type="spellEnd"/>
-      <w:r>
-        <w:rPr>
-          <w:sz w:val="21"/>
-        </w:rPr>
-        <w:t xml:space="preserve"> JJ. Correcting mass isotopomer distributions for naturally occurring isotopes. Biotechnology and Bioengineering. 2002;80(4):477–479.</w:t>
+        <w:t>32. van Winden WA, Wittmann C, Heinzle E, Heijnen JJ. Correcting mass isotopomer distributions for naturally occurring isotopes. Biotechnology and Bioengineering. 2002;80(4):477–479.</w:t>
       </w:r>
     </w:p>
     <w:p>
@@ -39137,63 +37683,7 @@
         <w:rPr>
           <w:sz w:val="21"/>
         </w:rPr>
-        <w:t xml:space="preserve">33. Heinonen M, </w:t>
-      </w:r>
-      <w:proofErr w:type="spellStart"/>
-      <w:r>
-        <w:rPr>
-          <w:sz w:val="21"/>
-        </w:rPr>
-        <w:t>Osmala</w:t>
-      </w:r>
-      <w:proofErr w:type="spellEnd"/>
-      <w:r>
-        <w:rPr>
-          <w:sz w:val="21"/>
-        </w:rPr>
-        <w:t xml:space="preserve"> M, </w:t>
-      </w:r>
-      <w:proofErr w:type="spellStart"/>
-      <w:r>
-        <w:rPr>
-          <w:sz w:val="21"/>
-        </w:rPr>
-        <w:t>Mannerström</w:t>
-      </w:r>
-      <w:proofErr w:type="spellEnd"/>
-      <w:r>
-        <w:rPr>
-          <w:sz w:val="21"/>
-        </w:rPr>
-        <w:t xml:space="preserve"> H, Wallenius J, Kaski S, Rousu J, </w:t>
-      </w:r>
-      <w:proofErr w:type="spellStart"/>
-      <w:r>
-        <w:rPr>
-          <w:sz w:val="21"/>
-        </w:rPr>
-        <w:t>Lähdesmäki</w:t>
-      </w:r>
-      <w:proofErr w:type="spellEnd"/>
-      <w:r>
-        <w:rPr>
-          <w:sz w:val="21"/>
-        </w:rPr>
-        <w:t xml:space="preserve"> H. Bayesian metabolic flux analysis reveals intracellular flux couplings. Bioinformatics. 2019;35(14</w:t>
-      </w:r>
-      <w:proofErr w:type="gramStart"/>
-      <w:r>
-        <w:rPr>
-          <w:sz w:val="21"/>
-        </w:rPr>
-        <w:t>):i</w:t>
-      </w:r>
-      <w:proofErr w:type="gramEnd"/>
-      <w:r>
-        <w:rPr>
-          <w:sz w:val="21"/>
-        </w:rPr>
-        <w:t>548–i557.</w:t>
+        <w:t>33. Heinonen M, Osmala M, Mannerström H, Wallenius J, Kaski S, Rousu J, Lähdesmäki H. Bayesian metabolic flux analysis reveals intracellular flux couplings. Bioinformatics. 2019;35(14):i548–i557.</w:t>
       </w:r>
     </w:p>
     <w:p>
@@ -39219,35 +37709,7 @@
         <w:rPr>
           <w:sz w:val="21"/>
         </w:rPr>
-        <w:t xml:space="preserve">35. </w:t>
-      </w:r>
-      <w:proofErr w:type="spellStart"/>
-      <w:r>
-        <w:rPr>
-          <w:sz w:val="21"/>
-        </w:rPr>
-        <w:t>Chassagnole</w:t>
-      </w:r>
-      <w:proofErr w:type="spellEnd"/>
-      <w:r>
-        <w:rPr>
-          <w:sz w:val="21"/>
-        </w:rPr>
-        <w:t xml:space="preserve"> C, </w:t>
-      </w:r>
-      <w:proofErr w:type="spellStart"/>
-      <w:r>
-        <w:rPr>
-          <w:sz w:val="21"/>
-        </w:rPr>
-        <w:t>Noisommit</w:t>
-      </w:r>
-      <w:proofErr w:type="spellEnd"/>
-      <w:r>
-        <w:rPr>
-          <w:sz w:val="21"/>
-        </w:rPr>
-        <w:t>-Rizzi N, Schmid JW, Mauch K, Reuss M. Dynamic modeling of the central carbon metabolism of Escherichia coli. Biotechnology and Bioengineering. 2002;79(1):53–73.</w:t>
+        <w:t>35. Chassagnole C, Noisommit-Rizzi N, Schmid JW, Mauch K, Reuss M. Dynamic modeling of the central carbon metabolism of Escherichia coli. Biotechnology and Bioengineering. 2002;79(1):53–73.</w:t>
       </w:r>
     </w:p>
     <w:p>
@@ -39260,49 +37722,7 @@
         <w:rPr>
           <w:sz w:val="21"/>
         </w:rPr>
-        <w:t xml:space="preserve">36. Teusink B, Passarge J, </w:t>
-      </w:r>
-      <w:proofErr w:type="spellStart"/>
-      <w:r>
-        <w:rPr>
-          <w:sz w:val="21"/>
-        </w:rPr>
-        <w:t>Reijenga</w:t>
-      </w:r>
-      <w:proofErr w:type="spellEnd"/>
-      <w:r>
-        <w:rPr>
-          <w:sz w:val="21"/>
-        </w:rPr>
-        <w:t xml:space="preserve"> CA, </w:t>
-      </w:r>
-      <w:proofErr w:type="spellStart"/>
-      <w:r>
-        <w:rPr>
-          <w:sz w:val="21"/>
-        </w:rPr>
-        <w:t>Esgalhado</w:t>
-      </w:r>
-      <w:proofErr w:type="spellEnd"/>
-      <w:r>
-        <w:rPr>
-          <w:sz w:val="21"/>
-        </w:rPr>
-        <w:t xml:space="preserve"> E, van der </w:t>
-      </w:r>
-      <w:proofErr w:type="spellStart"/>
-      <w:r>
-        <w:rPr>
-          <w:sz w:val="21"/>
-        </w:rPr>
-        <w:t>Weijden</w:t>
-      </w:r>
-      <w:proofErr w:type="spellEnd"/>
-      <w:r>
-        <w:rPr>
-          <w:sz w:val="21"/>
-        </w:rPr>
-        <w:t xml:space="preserve"> CC, Schepper M, et al. Can yeast glycolysis be understood in terms of in vitro kinetics of the constituent enzymes? European Journal of Biochemistry. 2000;267(17):5313–5329.</w:t>
+        <w:t>36. Teusink B, Passarge J, Reijenga CA, Esgalhado E, van der Weijden CC, Schepper M, et al. Can yeast glycolysis be understood in terms of in vitro kinetics of the constituent enzymes? European Journal of Biochemistry. 2000;267(17):5313–5329.</w:t>
       </w:r>
     </w:p>
     <w:p>
@@ -39315,35 +37735,7 @@
         <w:rPr>
           <w:sz w:val="21"/>
         </w:rPr>
-        <w:t xml:space="preserve">37. </w:t>
-      </w:r>
-      <w:proofErr w:type="spellStart"/>
-      <w:r>
-        <w:rPr>
-          <w:sz w:val="21"/>
-        </w:rPr>
-        <w:t>Kacser</w:t>
-      </w:r>
-      <w:proofErr w:type="spellEnd"/>
-      <w:r>
-        <w:rPr>
-          <w:sz w:val="21"/>
-        </w:rPr>
-        <w:t xml:space="preserve"> H, Burns JA. The control of flux. Symposia of the Society for Experimental Biology. </w:t>
-      </w:r>
-      <w:proofErr w:type="gramStart"/>
-      <w:r>
-        <w:rPr>
-          <w:sz w:val="21"/>
-        </w:rPr>
-        <w:t>1973;27:65</w:t>
-      </w:r>
-      <w:proofErr w:type="gramEnd"/>
-      <w:r>
-        <w:rPr>
-          <w:sz w:val="21"/>
-        </w:rPr>
-        <w:t>–104.</w:t>
+        <w:t>37. Kacser H, Burns JA. The control of flux. Symposia of the Society for Experimental Biology. 1973;27:65–104.</w:t>
       </w:r>
     </w:p>
     <w:p>
@@ -39369,21 +37761,7 @@
         <w:rPr>
           <w:sz w:val="21"/>
         </w:rPr>
-        <w:t xml:space="preserve">39. Sánchez BJ, Zhang C, Nilsson A, </w:t>
-      </w:r>
-      <w:proofErr w:type="spellStart"/>
-      <w:r>
-        <w:rPr>
-          <w:sz w:val="21"/>
-        </w:rPr>
-        <w:t>Lahtvee</w:t>
-      </w:r>
-      <w:proofErr w:type="spellEnd"/>
-      <w:r>
-        <w:rPr>
-          <w:sz w:val="21"/>
-        </w:rPr>
-        <w:t xml:space="preserve"> PJ, Kerkhoven EJ, Nielsen J. Improving the phenotype predictions of a yeast genome-scale metabolic model by incorporating enzymatic constraints. Molecular Systems Biology. 2017;13(8):935.</w:t>
+        <w:t>39. Sánchez BJ, Zhang C, Nilsson A, Lahtvee PJ, Kerkhoven EJ, Nielsen J. Improving the phenotype predictions of a yeast genome-scale metabolic model by incorporating enzymatic constraints. Molecular Systems Biology. 2017;13(8):935.</w:t>
       </w:r>
     </w:p>
     <w:p>
@@ -39397,49 +37775,7 @@
           <w:sz w:val="21"/>
         </w:rPr>
         <w:lastRenderedPageBreak/>
-        <w:t xml:space="preserve">40. </w:t>
-      </w:r>
-      <w:proofErr w:type="spellStart"/>
-      <w:r>
-        <w:rPr>
-          <w:sz w:val="21"/>
-        </w:rPr>
-        <w:t>Adadi</w:t>
-      </w:r>
-      <w:proofErr w:type="spellEnd"/>
-      <w:r>
-        <w:rPr>
-          <w:sz w:val="21"/>
-        </w:rPr>
-        <w:t xml:space="preserve"> R, Volkmer B, Milo R, Heinemann M, Shlomi T. Prediction of microbial growth rate versus biomass yield by a metabolic network with kinetic parameters. </w:t>
-      </w:r>
-      <w:proofErr w:type="spellStart"/>
-      <w:r>
-        <w:rPr>
-          <w:sz w:val="21"/>
-        </w:rPr>
-        <w:t>PLoS</w:t>
-      </w:r>
-      <w:proofErr w:type="spellEnd"/>
-      <w:r>
-        <w:rPr>
-          <w:sz w:val="21"/>
-        </w:rPr>
-        <w:t xml:space="preserve"> Computational Biology. 2012;8(7</w:t>
-      </w:r>
-      <w:proofErr w:type="gramStart"/>
-      <w:r>
-        <w:rPr>
-          <w:sz w:val="21"/>
-        </w:rPr>
-        <w:t>):e</w:t>
-      </w:r>
-      <w:proofErr w:type="gramEnd"/>
-      <w:r>
-        <w:rPr>
-          <w:sz w:val="21"/>
-        </w:rPr>
-        <w:t>1002575.</w:t>
+        <w:t>40. Adadi R, Volkmer B, Milo R, Heinemann M, Shlomi T. Prediction of microbial growth rate versus biomass yield by a metabolic network with kinetic parameters. PLoS Computational Biology. 2012;8(7):e1002575.</w:t>
       </w:r>
     </w:p>
     <w:p>
@@ -39452,21 +37788,7 @@
         <w:rPr>
           <w:sz w:val="21"/>
         </w:rPr>
-        <w:t xml:space="preserve">41. O’Brien EJ, Lerman JA, Chang RL, Hyduke DR, Palsson BO. Genome-scale models of metabolism and gene expression extend and refine growth phenotype prediction. Molecular Systems Biology. </w:t>
-      </w:r>
-      <w:proofErr w:type="gramStart"/>
-      <w:r>
-        <w:rPr>
-          <w:sz w:val="21"/>
-        </w:rPr>
-        <w:t>2013;9:693</w:t>
-      </w:r>
-      <w:proofErr w:type="gramEnd"/>
-      <w:r>
-        <w:rPr>
-          <w:sz w:val="21"/>
-        </w:rPr>
-        <w:t>.</w:t>
+        <w:t>41. O’Brien EJ, Lerman JA, Chang RL, Hyduke DR, Palsson BO. Genome-scale models of metabolism and gene expression extend and refine growth phenotype prediction. Molecular Systems Biology. 2013;9:693.</w:t>
       </w:r>
     </w:p>
     <w:p>
@@ -39479,35 +37801,7 @@
         <w:rPr>
           <w:sz w:val="21"/>
         </w:rPr>
-        <w:t xml:space="preserve">42. Salvy P, </w:t>
-      </w:r>
-      <w:proofErr w:type="spellStart"/>
-      <w:r>
-        <w:rPr>
-          <w:sz w:val="21"/>
-        </w:rPr>
-        <w:t>Hatzimanikatis</w:t>
-      </w:r>
-      <w:proofErr w:type="spellEnd"/>
-      <w:r>
-        <w:rPr>
-          <w:sz w:val="21"/>
-        </w:rPr>
-        <w:t xml:space="preserve"> V. The ETFL formulation allows multi-omics integration in thermodynamics-compliant metabolism and expression models. Nature Communications. </w:t>
-      </w:r>
-      <w:proofErr w:type="gramStart"/>
-      <w:r>
-        <w:rPr>
-          <w:sz w:val="21"/>
-        </w:rPr>
-        <w:t>2020;11:30</w:t>
-      </w:r>
-      <w:proofErr w:type="gramEnd"/>
-      <w:r>
-        <w:rPr>
-          <w:sz w:val="21"/>
-        </w:rPr>
-        <w:t>.</w:t>
+        <w:t>42. Salvy P, Hatzimanikatis V. The ETFL formulation allows multi-omics integration in thermodynamics-compliant metabolism and expression models. Nature Communications. 2020;11:30.</w:t>
       </w:r>
     </w:p>
     <w:p>
@@ -39520,35 +37814,7 @@
         <w:rPr>
           <w:sz w:val="21"/>
         </w:rPr>
-        <w:t xml:space="preserve">43. Ebrahim A, Lerman JA, Palsson BO, Hyduke DR. </w:t>
-      </w:r>
-      <w:proofErr w:type="spellStart"/>
-      <w:r>
-        <w:rPr>
-          <w:sz w:val="21"/>
-        </w:rPr>
-        <w:t>COBRApy</w:t>
-      </w:r>
-      <w:proofErr w:type="spellEnd"/>
-      <w:r>
-        <w:rPr>
-          <w:sz w:val="21"/>
-        </w:rPr>
-        <w:t xml:space="preserve">: constraints-based reconstruction and analysis for Python. BMC Systems Biology. </w:t>
-      </w:r>
-      <w:proofErr w:type="gramStart"/>
-      <w:r>
-        <w:rPr>
-          <w:sz w:val="21"/>
-        </w:rPr>
-        <w:t>2013;7:74</w:t>
-      </w:r>
-      <w:proofErr w:type="gramEnd"/>
-      <w:r>
-        <w:rPr>
-          <w:sz w:val="21"/>
-        </w:rPr>
-        <w:t>.</w:t>
+        <w:t>43. Ebrahim A, Lerman JA, Palsson BO, Hyduke DR. COBRApy: constraints-based reconstruction and analysis for Python. BMC Systems Biology. 2013;7:74.</w:t>
       </w:r>
     </w:p>
     <w:p>
@@ -39561,49 +37827,7 @@
         <w:rPr>
           <w:sz w:val="21"/>
         </w:rPr>
-        <w:t xml:space="preserve">44. Heirendt L, </w:t>
-      </w:r>
-      <w:proofErr w:type="spellStart"/>
-      <w:r>
-        <w:rPr>
-          <w:sz w:val="21"/>
-        </w:rPr>
-        <w:t>Arreckx</w:t>
-      </w:r>
-      <w:proofErr w:type="spellEnd"/>
-      <w:r>
-        <w:rPr>
-          <w:sz w:val="21"/>
-        </w:rPr>
-        <w:t xml:space="preserve"> S, Pfau T, Mendoza SN, Richelle A, </w:t>
-      </w:r>
-      <w:proofErr w:type="spellStart"/>
-      <w:r>
-        <w:rPr>
-          <w:sz w:val="21"/>
-        </w:rPr>
-        <w:t>Heinken</w:t>
-      </w:r>
-      <w:proofErr w:type="spellEnd"/>
-      <w:r>
-        <w:rPr>
-          <w:sz w:val="21"/>
-        </w:rPr>
-        <w:t xml:space="preserve"> A, et al. Creation and analysis of biochemical constraint-based models using the COBRA Toolbox v.3.0. Nature Protocols. </w:t>
-      </w:r>
-      <w:proofErr w:type="gramStart"/>
-      <w:r>
-        <w:rPr>
-          <w:sz w:val="21"/>
-        </w:rPr>
-        <w:t>2019;14:639</w:t>
-      </w:r>
-      <w:proofErr w:type="gramEnd"/>
-      <w:r>
-        <w:rPr>
-          <w:sz w:val="21"/>
-        </w:rPr>
-        <w:t>–702.</w:t>
+        <w:t>44. Heirendt L, Arreckx S, Pfau T, Mendoza SN, Richelle A, Heinken A, et al. Creation and analysis of biochemical constraint-based models using the COBRA Toolbox v.3.0. Nature Protocols. 2019;14:639–702.</w:t>
       </w:r>
     </w:p>
     <w:p>
@@ -39619,35 +37843,7 @@
         <w:rPr>
           <w:sz w:val="21"/>
         </w:rPr>
-        <w:t xml:space="preserve">45. King ZA, Lu J, Dräger A, Miller P, Federowicz S, Lerman JA, et al. </w:t>
-      </w:r>
-      <w:proofErr w:type="spellStart"/>
-      <w:r>
-        <w:rPr>
-          <w:sz w:val="21"/>
-        </w:rPr>
-        <w:t>BiGG</w:t>
-      </w:r>
-      <w:proofErr w:type="spellEnd"/>
-      <w:r>
-        <w:rPr>
-          <w:sz w:val="21"/>
-        </w:rPr>
-        <w:t xml:space="preserve"> Models: A platform for integrating, standardizing and sharing genome-scale models. Nucleic Acids Research. 2016;44(D1</w:t>
-      </w:r>
-      <w:proofErr w:type="gramStart"/>
-      <w:r>
-        <w:rPr>
-          <w:sz w:val="21"/>
-        </w:rPr>
-        <w:t>):D</w:t>
-      </w:r>
-      <w:proofErr w:type="gramEnd"/>
-      <w:r>
-        <w:rPr>
-          <w:sz w:val="21"/>
-        </w:rPr>
-        <w:t>515–D522.</w:t>
+        <w:t>45. King ZA, Lu J, Dräger A, Miller P, Federowicz S, Lerman JA, et al. BiGG Models: A platform for integrating, standardizing and sharing genome-scale models. Nucleic Acids Research. 2016;44(D1):D515–D522.</w:t>
       </w:r>
     </w:p>
     <w:p>
@@ -39665,62 +37861,14 @@
           <w:sz w:val="21"/>
           <w:szCs w:val="21"/>
         </w:rPr>
-        <w:t xml:space="preserve">46. </w:t>
-      </w:r>
-      <w:proofErr w:type="spellStart"/>
+        <w:t xml:space="preserve">46. Alseekh S, Aharoni A, Brotman Y, Contrepois K, D’Auria J, Ewald J, et al. Mass spectrometry-based metabolomics: a guide for annotation, quantification and best reporting practices. </w:t>
+      </w:r>
       <w:r>
         <w:rPr>
           <w:sz w:val="21"/>
           <w:szCs w:val="21"/>
         </w:rPr>
-        <w:t>Alseekh</w:t>
-      </w:r>
-      <w:proofErr w:type="spellEnd"/>
-      <w:r>
-        <w:rPr>
-          <w:sz w:val="21"/>
-          <w:szCs w:val="21"/>
-        </w:rPr>
-        <w:t xml:space="preserve"> S, Aharoni A, Brotman Y, </w:t>
-      </w:r>
-      <w:proofErr w:type="spellStart"/>
-      <w:r>
-        <w:rPr>
-          <w:sz w:val="21"/>
-          <w:szCs w:val="21"/>
-        </w:rPr>
-        <w:t>Contrepois</w:t>
-      </w:r>
-      <w:proofErr w:type="spellEnd"/>
-      <w:r>
-        <w:rPr>
-          <w:sz w:val="21"/>
-          <w:szCs w:val="21"/>
-        </w:rPr>
-        <w:t xml:space="preserve"> K, D’Auria J, Ewald J, et al. Mass spectrometry-based metabolomics: a guide for annotation, quantification and best reporting practices. </w:t>
-      </w:r>
-      <w:r>
-        <w:rPr>
-          <w:sz w:val="21"/>
-          <w:szCs w:val="21"/>
-        </w:rPr>
-        <w:t xml:space="preserve">Nature Methods. </w:t>
-      </w:r>
-      <w:proofErr w:type="gramStart"/>
-      <w:r>
-        <w:rPr>
-          <w:sz w:val="21"/>
-          <w:szCs w:val="21"/>
-        </w:rPr>
-        <w:t>2021;18:747</w:t>
-      </w:r>
-      <w:proofErr w:type="gramEnd"/>
-      <w:r>
-        <w:rPr>
-          <w:sz w:val="21"/>
-          <w:szCs w:val="21"/>
-        </w:rPr>
-        <w:t>–756.</w:t>
+        <w:t>Nature Methods. 2021;18:747–756.</w:t>
       </w:r>
     </w:p>
     <w:p>
@@ -39738,62 +37886,14 @@
           <w:sz w:val="21"/>
           <w:szCs w:val="21"/>
         </w:rPr>
-        <w:t xml:space="preserve">47. Yu S, </w:t>
-      </w:r>
-      <w:proofErr w:type="spellStart"/>
+        <w:t xml:space="preserve">47. Yu S, Drton M, Shojaie A. Integrating Machine Learning in Metabolomics: A Path to Enhanced Diagnostics and Data Interpretation. </w:t>
+      </w:r>
       <w:r>
         <w:rPr>
           <w:sz w:val="21"/>
           <w:szCs w:val="21"/>
         </w:rPr>
-        <w:t>Drton</w:t>
-      </w:r>
-      <w:proofErr w:type="spellEnd"/>
-      <w:r>
-        <w:rPr>
-          <w:sz w:val="21"/>
-          <w:szCs w:val="21"/>
-        </w:rPr>
-        <w:t xml:space="preserve"> M, </w:t>
-      </w:r>
-      <w:proofErr w:type="spellStart"/>
-      <w:r>
-        <w:rPr>
-          <w:sz w:val="21"/>
-          <w:szCs w:val="21"/>
-        </w:rPr>
-        <w:t>Shojaie</w:t>
-      </w:r>
-      <w:proofErr w:type="spellEnd"/>
-      <w:r>
-        <w:rPr>
-          <w:sz w:val="21"/>
-          <w:szCs w:val="21"/>
-        </w:rPr>
-        <w:t xml:space="preserve"> A. Integrating Machine Learning in Metabolomics: A Path to Enhanced Diagnostics and Data Interpretation. </w:t>
-      </w:r>
-      <w:r>
-        <w:rPr>
-          <w:sz w:val="21"/>
-          <w:szCs w:val="21"/>
-        </w:rPr>
-        <w:t>Advanced Science. 2024;11(46</w:t>
-      </w:r>
-      <w:proofErr w:type="gramStart"/>
-      <w:r>
-        <w:rPr>
-          <w:sz w:val="21"/>
-          <w:szCs w:val="21"/>
-        </w:rPr>
-        <w:t>):e</w:t>
-      </w:r>
-      <w:proofErr w:type="gramEnd"/>
-      <w:r>
-        <w:rPr>
-          <w:sz w:val="21"/>
-          <w:szCs w:val="21"/>
-        </w:rPr>
-        <w:t>2400305.</w:t>
+        <w:t>Advanced Science. 2024;11(46):e2400305.</w:t>
       </w:r>
     </w:p>
     <w:p>
@@ -39854,7 +37954,6 @@
         <w:rPr>
           <w:sz w:val="21"/>
           <w:szCs w:val="21"/>
-          <w:lang w:val="el-GR"/>
         </w:rPr>
       </w:pPr>
       <w:r>
@@ -39862,55 +37961,14 @@
           <w:sz w:val="21"/>
           <w:szCs w:val="21"/>
         </w:rPr>
-        <w:t xml:space="preserve">50. Pedregosa F, </w:t>
-      </w:r>
-      <w:proofErr w:type="spellStart"/>
+        <w:t xml:space="preserve">50. Pedregosa F, Varoquaux G, Gramfort A, Michel V, Thirion B, Grisel O, et al. Scikit-learn: Machine Learning in Python. Journal of Machine Learning Research. </w:t>
+      </w:r>
       <w:r>
         <w:rPr>
           <w:sz w:val="21"/>
           <w:szCs w:val="21"/>
         </w:rPr>
-        <w:t>Varoquaux</w:t>
-      </w:r>
-      <w:proofErr w:type="spellEnd"/>
-      <w:r>
-        <w:rPr>
-          <w:sz w:val="21"/>
-          <w:szCs w:val="21"/>
-        </w:rPr>
-        <w:t xml:space="preserve"> G, </w:t>
-      </w:r>
-      <w:proofErr w:type="spellStart"/>
-      <w:r>
-        <w:rPr>
-          <w:sz w:val="21"/>
-          <w:szCs w:val="21"/>
-        </w:rPr>
-        <w:t>Gramfort</w:t>
-      </w:r>
-      <w:proofErr w:type="spellEnd"/>
-      <w:r>
-        <w:rPr>
-          <w:sz w:val="21"/>
-          <w:szCs w:val="21"/>
-        </w:rPr>
-        <w:t xml:space="preserve"> A, Michel V, Thirion B, Grisel O, et al. Scikit-learn: Machine Learning in Python. Journal of Machine Learning Research. </w:t>
-      </w:r>
-      <w:proofErr w:type="gramStart"/>
-      <w:r>
-        <w:rPr>
-          <w:sz w:val="21"/>
-          <w:szCs w:val="21"/>
-        </w:rPr>
-        <w:t>2011;12:2825</w:t>
-      </w:r>
-      <w:proofErr w:type="gramEnd"/>
-      <w:r>
-        <w:rPr>
-          <w:sz w:val="21"/>
-          <w:szCs w:val="21"/>
-        </w:rPr>
-        <w:t>–2830.</w:t>
+        <w:t>2011;12:2825–2830.</w:t>
       </w:r>
     </w:p>
     <w:sectPr>
@@ -39927,7 +37985,7 @@
 </file>
 
 <file path=word/endnotes.xml><?xml version="1.0" encoding="utf-8"?>
-<w:endnotes xmlns:wpc="http://schemas.microsoft.com/office/word/2010/wordprocessingCanvas" xmlns:cx="http://schemas.microsoft.com/office/drawing/2014/chartex" xmlns:cx1="http://schemas.microsoft.com/office/drawing/2015/9/8/chartex" xmlns:cx2="http://schemas.microsoft.com/office/drawing/2015/10/21/chartex" xmlns:cx3="http://schemas.microsoft.com/office/drawing/2016/5/9/chartex" xmlns:cx4="http://schemas.microsoft.com/office/drawing/2016/5/10/chartex" xmlns:cx5="http://schemas.microsoft.com/office/drawing/2016/5/11/chartex" xmlns:cx6="http://schemas.microsoft.com/office/drawing/2016/5/12/chartex" xmlns:cx7="http://schemas.microsoft.com/office/drawing/2016/5/13/chartex" xmlns:cx8="http://schemas.microsoft.com/office/drawing/2016/5/14/chartex" xmlns:mc="http://schemas.openxmlformats.org/markup-compatibility/2006" xmlns:aink="http://schemas.microsoft.com/office/drawing/2016/ink" xmlns:am3d="http://schemas.microsoft.com/office/drawing/2017/model3d" xmlns:o="urn:schemas-microsoft-com:office:office" xmlns:oel="http://schemas.microsoft.com/office/2019/extlst" xmlns:r="http://schemas.openxmlformats.org/officeDocument/2006/relationships" xmlns:m="http://schemas.openxmlformats.org/officeDocument/2006/math" xmlns:v="urn:schemas-microsoft-com:vml" xmlns:wp14="http://schemas.microsoft.com/office/word/2010/wordprocessingDrawing" xmlns:wp="http://schemas.openxmlformats.org/drawingml/2006/wordprocessingDrawing" xmlns:w10="urn:schemas-microsoft-com:office:word" xmlns:w="http://schemas.openxmlformats.org/wordprocessingml/2006/main" xmlns:w14="http://schemas.microsoft.com/office/word/2010/wordml" xmlns:w15="http://schemas.microsoft.com/office/word/2012/wordml" xmlns:w16cei="http://schemas.microsoft.com/office/word/2026/wordml/cei" xmlns:w16cex="http://schemas.microsoft.com/office/word/2018/wordml/cex" xmlns:w16cid="http://schemas.microsoft.com/office/word/2016/wordml/cid" xmlns:w16="http://schemas.microsoft.com/office/word/2018/wordml" xmlns:w16du="http://schemas.microsoft.com/office/word/2023/wordml/word16du" xmlns:w16sdtdh="http://schemas.microsoft.com/office/word/2020/wordml/sdtdatahash" xmlns:w16sdtfl="http://schemas.microsoft.com/office/word/2024/wordml/sdtformatlock" xmlns:w16se="http://schemas.microsoft.com/office/word/2015/wordml/symex" xmlns:wpg="http://schemas.microsoft.com/office/word/2010/wordprocessingGroup" xmlns:wpi="http://schemas.microsoft.com/office/word/2010/wordprocessingInk" xmlns:wne="http://schemas.microsoft.com/office/word/2006/wordml" xmlns:wps="http://schemas.microsoft.com/office/word/2010/wordprocessingShape" mc:Ignorable="w14 w15 w16se w16cid w16 w16cex w16sdtdh w16sdtfl w16du wp14">
+<w:endnotes xmlns:wpc="http://schemas.microsoft.com/office/word/2010/wordprocessingCanvas" xmlns:cx="http://schemas.microsoft.com/office/drawing/2014/chartex" xmlns:cx1="http://schemas.microsoft.com/office/drawing/2015/9/8/chartex" xmlns:cx2="http://schemas.microsoft.com/office/drawing/2015/10/21/chartex" xmlns:cx3="http://schemas.microsoft.com/office/drawing/2016/5/9/chartex" xmlns:cx4="http://schemas.microsoft.com/office/drawing/2016/5/10/chartex" xmlns:cx5="http://schemas.microsoft.com/office/drawing/2016/5/11/chartex" xmlns:cx6="http://schemas.microsoft.com/office/drawing/2016/5/12/chartex" xmlns:cx7="http://schemas.microsoft.com/office/drawing/2016/5/13/chartex" xmlns:cx8="http://schemas.microsoft.com/office/drawing/2016/5/14/chartex" xmlns:mc="http://schemas.openxmlformats.org/markup-compatibility/2006" xmlns:aink="http://schemas.microsoft.com/office/drawing/2016/ink" xmlns:am3d="http://schemas.microsoft.com/office/drawing/2017/model3d" xmlns:o="urn:schemas-microsoft-com:office:office" xmlns:oel="http://schemas.microsoft.com/office/2019/extlst" xmlns:r="http://schemas.openxmlformats.org/officeDocument/2006/relationships" xmlns:m="http://schemas.openxmlformats.org/officeDocument/2006/math" xmlns:v="urn:schemas-microsoft-com:vml" xmlns:wp14="http://schemas.microsoft.com/office/word/2010/wordprocessingDrawing" xmlns:wp="http://schemas.openxmlformats.org/drawingml/2006/wordprocessingDrawing" xmlns:w10="urn:schemas-microsoft-com:office:word" xmlns:w="http://schemas.openxmlformats.org/wordprocessingml/2006/main" xmlns:w14="http://schemas.microsoft.com/office/word/2010/wordml" xmlns:w15="http://schemas.microsoft.com/office/word/2012/wordml" xmlns:w16cex="http://schemas.microsoft.com/office/word/2018/wordml/cex" xmlns:w16cid="http://schemas.microsoft.com/office/word/2016/wordml/cid" xmlns:w16="http://schemas.microsoft.com/office/word/2018/wordml" xmlns:w16du="http://schemas.microsoft.com/office/word/2023/wordml/word16du" xmlns:w16sdtdh="http://schemas.microsoft.com/office/word/2020/wordml/sdtdatahash" xmlns:w16sdtfl="http://schemas.microsoft.com/office/word/2024/wordml/sdtformatlock" xmlns:w16se="http://schemas.microsoft.com/office/word/2015/wordml/symex" xmlns:wpg="http://schemas.microsoft.com/office/word/2010/wordprocessingGroup" xmlns:wpi="http://schemas.microsoft.com/office/word/2010/wordprocessingInk" xmlns:wne="http://schemas.microsoft.com/office/word/2006/wordml" xmlns:wps="http://schemas.microsoft.com/office/word/2010/wordprocessingShape" mc:Ignorable="w14 w15 w16se w16cid w16 w16cex w16sdtdh w16sdtfl w16du wp14">
   <w:endnote w:type="separator" w:id="-1">
     <w:p>
       <w:pPr>
@@ -39952,7 +38010,7 @@
 </file>
 
 <file path=word/footer1.xml><?xml version="1.0" encoding="utf-8"?>
-<w:ftr xmlns:wpc="http://schemas.microsoft.com/office/word/2010/wordprocessingCanvas" xmlns:cx="http://schemas.microsoft.com/office/drawing/2014/chartex" xmlns:cx1="http://schemas.microsoft.com/office/drawing/2015/9/8/chartex" xmlns:cx2="http://schemas.microsoft.com/office/drawing/2015/10/21/chartex" xmlns:cx3="http://schemas.microsoft.com/office/drawing/2016/5/9/chartex" xmlns:cx4="http://schemas.microsoft.com/office/drawing/2016/5/10/chartex" xmlns:cx5="http://schemas.microsoft.com/office/drawing/2016/5/11/chartex" xmlns:cx6="http://schemas.microsoft.com/office/drawing/2016/5/12/chartex" xmlns:cx7="http://schemas.microsoft.com/office/drawing/2016/5/13/chartex" xmlns:cx8="http://schemas.microsoft.com/office/drawing/2016/5/14/chartex" xmlns:mc="http://schemas.openxmlformats.org/markup-compatibility/2006" xmlns:aink="http://schemas.microsoft.com/office/drawing/2016/ink" xmlns:am3d="http://schemas.microsoft.com/office/drawing/2017/model3d" xmlns:o="urn:schemas-microsoft-com:office:office" xmlns:oel="http://schemas.microsoft.com/office/2019/extlst" xmlns:r="http://schemas.openxmlformats.org/officeDocument/2006/relationships" xmlns:m="http://schemas.openxmlformats.org/officeDocument/2006/math" xmlns:v="urn:schemas-microsoft-com:vml" xmlns:wp14="http://schemas.microsoft.com/office/word/2010/wordprocessingDrawing" xmlns:wp="http://schemas.openxmlformats.org/drawingml/2006/wordprocessingDrawing" xmlns:w10="urn:schemas-microsoft-com:office:word" xmlns:w="http://schemas.openxmlformats.org/wordprocessingml/2006/main" xmlns:w14="http://schemas.microsoft.com/office/word/2010/wordml" xmlns:w15="http://schemas.microsoft.com/office/word/2012/wordml" xmlns:w16cei="http://schemas.microsoft.com/office/word/2026/wordml/cei" xmlns:w16cex="http://schemas.microsoft.com/office/word/2018/wordml/cex" xmlns:w16cid="http://schemas.microsoft.com/office/word/2016/wordml/cid" xmlns:w16="http://schemas.microsoft.com/office/word/2018/wordml" xmlns:w16du="http://schemas.microsoft.com/office/word/2023/wordml/word16du" xmlns:w16sdtdh="http://schemas.microsoft.com/office/word/2020/wordml/sdtdatahash" xmlns:w16sdtfl="http://schemas.microsoft.com/office/word/2024/wordml/sdtformatlock" xmlns:w16se="http://schemas.microsoft.com/office/word/2015/wordml/symex" xmlns:wpg="http://schemas.microsoft.com/office/word/2010/wordprocessingGroup" xmlns:wpi="http://schemas.microsoft.com/office/word/2010/wordprocessingInk" xmlns:wne="http://schemas.microsoft.com/office/word/2006/wordml" xmlns:wps="http://schemas.microsoft.com/office/word/2010/wordprocessingShape" mc:Ignorable="w14 w15 w16se w16cid w16 w16cex w16sdtdh w16sdtfl w16du wp14">
+<w:ftr xmlns:wpc="http://schemas.microsoft.com/office/word/2010/wordprocessingCanvas" xmlns:cx="http://schemas.microsoft.com/office/drawing/2014/chartex" xmlns:cx1="http://schemas.microsoft.com/office/drawing/2015/9/8/chartex" xmlns:cx2="http://schemas.microsoft.com/office/drawing/2015/10/21/chartex" xmlns:cx3="http://schemas.microsoft.com/office/drawing/2016/5/9/chartex" xmlns:cx4="http://schemas.microsoft.com/office/drawing/2016/5/10/chartex" xmlns:cx5="http://schemas.microsoft.com/office/drawing/2016/5/11/chartex" xmlns:cx6="http://schemas.microsoft.com/office/drawing/2016/5/12/chartex" xmlns:cx7="http://schemas.microsoft.com/office/drawing/2016/5/13/chartex" xmlns:cx8="http://schemas.microsoft.com/office/drawing/2016/5/14/chartex" xmlns:mc="http://schemas.openxmlformats.org/markup-compatibility/2006" xmlns:aink="http://schemas.microsoft.com/office/drawing/2016/ink" xmlns:am3d="http://schemas.microsoft.com/office/drawing/2017/model3d" xmlns:o="urn:schemas-microsoft-com:office:office" xmlns:oel="http://schemas.microsoft.com/office/2019/extlst" xmlns:r="http://schemas.openxmlformats.org/officeDocument/2006/relationships" xmlns:m="http://schemas.openxmlformats.org/officeDocument/2006/math" xmlns:v="urn:schemas-microsoft-com:vml" xmlns:wp14="http://schemas.microsoft.com/office/word/2010/wordprocessingDrawing" xmlns:wp="http://schemas.openxmlformats.org/drawingml/2006/wordprocessingDrawing" xmlns:w10="urn:schemas-microsoft-com:office:word" xmlns:w="http://schemas.openxmlformats.org/wordprocessingml/2006/main" xmlns:w14="http://schemas.microsoft.com/office/word/2010/wordml" xmlns:w15="http://schemas.microsoft.com/office/word/2012/wordml" xmlns:w16cex="http://schemas.microsoft.com/office/word/2018/wordml/cex" xmlns:w16cid="http://schemas.microsoft.com/office/word/2016/wordml/cid" xmlns:w16="http://schemas.microsoft.com/office/word/2018/wordml" xmlns:w16du="http://schemas.microsoft.com/office/word/2023/wordml/word16du" xmlns:w16sdtdh="http://schemas.microsoft.com/office/word/2020/wordml/sdtdatahash" xmlns:w16sdtfl="http://schemas.microsoft.com/office/word/2024/wordml/sdtformatlock" xmlns:w16se="http://schemas.microsoft.com/office/word/2015/wordml/symex" xmlns:wpg="http://schemas.microsoft.com/office/word/2010/wordprocessingGroup" xmlns:wpi="http://schemas.microsoft.com/office/word/2010/wordprocessingInk" xmlns:wne="http://schemas.microsoft.com/office/word/2006/wordml" xmlns:wps="http://schemas.microsoft.com/office/word/2010/wordprocessingShape" mc:Ignorable="w14 w15 w16se w16cid w16 w16cex w16sdtdh w16sdtfl w16du wp14">
   <w:p>
     <w:pPr>
       <w:pStyle w:val="Footer"/>
@@ -39981,7 +38039,7 @@
 </file>
 
 <file path=word/footnotes.xml><?xml version="1.0" encoding="utf-8"?>
-<w:footnotes xmlns:wpc="http://schemas.microsoft.com/office/word/2010/wordprocessingCanvas" xmlns:cx="http://schemas.microsoft.com/office/drawing/2014/chartex" xmlns:cx1="http://schemas.microsoft.com/office/drawing/2015/9/8/chartex" xmlns:cx2="http://schemas.microsoft.com/office/drawing/2015/10/21/chartex" xmlns:cx3="http://schemas.microsoft.com/office/drawing/2016/5/9/chartex" xmlns:cx4="http://schemas.microsoft.com/office/drawing/2016/5/10/chartex" xmlns:cx5="http://schemas.microsoft.com/office/drawing/2016/5/11/chartex" xmlns:cx6="http://schemas.microsoft.com/office/drawing/2016/5/12/chartex" xmlns:cx7="http://schemas.microsoft.com/office/drawing/2016/5/13/chartex" xmlns:cx8="http://schemas.microsoft.com/office/drawing/2016/5/14/chartex" xmlns:mc="http://schemas.openxmlformats.org/markup-compatibility/2006" xmlns:aink="http://schemas.microsoft.com/office/drawing/2016/ink" xmlns:am3d="http://schemas.microsoft.com/office/drawing/2017/model3d" xmlns:o="urn:schemas-microsoft-com:office:office" xmlns:oel="http://schemas.microsoft.com/office/2019/extlst" xmlns:r="http://schemas.openxmlformats.org/officeDocument/2006/relationships" xmlns:m="http://schemas.openxmlformats.org/officeDocument/2006/math" xmlns:v="urn:schemas-microsoft-com:vml" xmlns:wp14="http://schemas.microsoft.com/office/word/2010/wordprocessingDrawing" xmlns:wp="http://schemas.openxmlformats.org/drawingml/2006/wordprocessingDrawing" xmlns:w10="urn:schemas-microsoft-com:office:word" xmlns:w="http://schemas.openxmlformats.org/wordprocessingml/2006/main" xmlns:w14="http://schemas.microsoft.com/office/word/2010/wordml" xmlns:w15="http://schemas.microsoft.com/office/word/2012/wordml" xmlns:w16cei="http://schemas.microsoft.com/office/word/2026/wordml/cei" xmlns:w16cex="http://schemas.microsoft.com/office/word/2018/wordml/cex" xmlns:w16cid="http://schemas.microsoft.com/office/word/2016/wordml/cid" xmlns:w16="http://schemas.microsoft.com/office/word/2018/wordml" xmlns:w16du="http://schemas.microsoft.com/office/word/2023/wordml/word16du" xmlns:w16sdtdh="http://schemas.microsoft.com/office/word/2020/wordml/sdtdatahash" xmlns:w16sdtfl="http://schemas.microsoft.com/office/word/2024/wordml/sdtformatlock" xmlns:w16se="http://schemas.microsoft.com/office/word/2015/wordml/symex" xmlns:wpg="http://schemas.microsoft.com/office/word/2010/wordprocessingGroup" xmlns:wpi="http://schemas.microsoft.com/office/word/2010/wordprocessingInk" xmlns:wne="http://schemas.microsoft.com/office/word/2006/wordml" xmlns:wps="http://schemas.microsoft.com/office/word/2010/wordprocessingShape" mc:Ignorable="w14 w15 w16se w16cid w16 w16cex w16sdtdh w16sdtfl w16du wp14">
+<w:footnotes xmlns:wpc="http://schemas.microsoft.com/office/word/2010/wordprocessingCanvas" xmlns:cx="http://schemas.microsoft.com/office/drawing/2014/chartex" xmlns:cx1="http://schemas.microsoft.com/office/drawing/2015/9/8/chartex" xmlns:cx2="http://schemas.microsoft.com/office/drawing/2015/10/21/chartex" xmlns:cx3="http://schemas.microsoft.com/office/drawing/2016/5/9/chartex" xmlns:cx4="http://schemas.microsoft.com/office/drawing/2016/5/10/chartex" xmlns:cx5="http://schemas.microsoft.com/office/drawing/2016/5/11/chartex" xmlns:cx6="http://schemas.microsoft.com/office/drawing/2016/5/12/chartex" xmlns:cx7="http://schemas.microsoft.com/office/drawing/2016/5/13/chartex" xmlns:cx8="http://schemas.microsoft.com/office/drawing/2016/5/14/chartex" xmlns:mc="http://schemas.openxmlformats.org/markup-compatibility/2006" xmlns:aink="http://schemas.microsoft.com/office/drawing/2016/ink" xmlns:am3d="http://schemas.microsoft.com/office/drawing/2017/model3d" xmlns:o="urn:schemas-microsoft-com:office:office" xmlns:oel="http://schemas.microsoft.com/office/2019/extlst" xmlns:r="http://schemas.openxmlformats.org/officeDocument/2006/relationships" xmlns:m="http://schemas.openxmlformats.org/officeDocument/2006/math" xmlns:v="urn:schemas-microsoft-com:vml" xmlns:wp14="http://schemas.microsoft.com/office/word/2010/wordprocessingDrawing" xmlns:wp="http://schemas.openxmlformats.org/drawingml/2006/wordprocessingDrawing" xmlns:w10="urn:schemas-microsoft-com:office:word" xmlns:w="http://schemas.openxmlformats.org/wordprocessingml/2006/main" xmlns:w14="http://schemas.microsoft.com/office/word/2010/wordml" xmlns:w15="http://schemas.microsoft.com/office/word/2012/wordml" xmlns:w16cex="http://schemas.microsoft.com/office/word/2018/wordml/cex" xmlns:w16cid="http://schemas.microsoft.com/office/word/2016/wordml/cid" xmlns:w16="http://schemas.microsoft.com/office/word/2018/wordml" xmlns:w16du="http://schemas.microsoft.com/office/word/2023/wordml/word16du" xmlns:w16sdtdh="http://schemas.microsoft.com/office/word/2020/wordml/sdtdatahash" xmlns:w16sdtfl="http://schemas.microsoft.com/office/word/2024/wordml/sdtformatlock" xmlns:w16se="http://schemas.microsoft.com/office/word/2015/wordml/symex" xmlns:wpg="http://schemas.microsoft.com/office/word/2010/wordprocessingGroup" xmlns:wpi="http://schemas.microsoft.com/office/word/2010/wordprocessingInk" xmlns:wne="http://schemas.microsoft.com/office/word/2006/wordml" xmlns:wps="http://schemas.microsoft.com/office/word/2010/wordprocessingShape" mc:Ignorable="w14 w15 w16se w16cid w16 w16cex w16sdtdh w16sdtfl w16du wp14">
   <w:footnote w:type="separator" w:id="-1">
     <w:p>
       <w:pPr>
@@ -40006,7 +38064,7 @@
 </file>
 
 <file path=word/numbering.xml><?xml version="1.0" encoding="utf-8"?>
-<w:numbering xmlns:wpc="http://schemas.microsoft.com/office/word/2010/wordprocessingCanvas" xmlns:cx="http://schemas.microsoft.com/office/drawing/2014/chartex" xmlns:cx1="http://schemas.microsoft.com/office/drawing/2015/9/8/chartex" xmlns:cx2="http://schemas.microsoft.com/office/drawing/2015/10/21/chartex" xmlns:cx3="http://schemas.microsoft.com/office/drawing/2016/5/9/chartex" xmlns:cx4="http://schemas.microsoft.com/office/drawing/2016/5/10/chartex" xmlns:cx5="http://schemas.microsoft.com/office/drawing/2016/5/11/chartex" xmlns:cx6="http://schemas.microsoft.com/office/drawing/2016/5/12/chartex" xmlns:cx7="http://schemas.microsoft.com/office/drawing/2016/5/13/chartex" xmlns:cx8="http://schemas.microsoft.com/office/drawing/2016/5/14/chartex" xmlns:mc="http://schemas.openxmlformats.org/markup-compatibility/2006" xmlns:aink="http://schemas.microsoft.com/office/drawing/2016/ink" xmlns:am3d="http://schemas.microsoft.com/office/drawing/2017/model3d" xmlns:o="urn:schemas-microsoft-com:office:office" xmlns:oel="http://schemas.microsoft.com/office/2019/extlst" xmlns:r="http://schemas.openxmlformats.org/officeDocument/2006/relationships" xmlns:m="http://schemas.openxmlformats.org/officeDocument/2006/math" xmlns:v="urn:schemas-microsoft-com:vml" xmlns:wp14="http://schemas.microsoft.com/office/word/2010/wordprocessingDrawing" xmlns:wp="http://schemas.openxmlformats.org/drawingml/2006/wordprocessingDrawing" xmlns:w10="urn:schemas-microsoft-com:office:word" xmlns:w="http://schemas.openxmlformats.org/wordprocessingml/2006/main" xmlns:w14="http://schemas.microsoft.com/office/word/2010/wordml" xmlns:w15="http://schemas.microsoft.com/office/word/2012/wordml" xmlns:w16cei="http://schemas.microsoft.com/office/word/2026/wordml/cei" xmlns:w16cex="http://schemas.microsoft.com/office/word/2018/wordml/cex" xmlns:w16cid="http://schemas.microsoft.com/office/word/2016/wordml/cid" xmlns:w16="http://schemas.microsoft.com/office/word/2018/wordml" xmlns:w16du="http://schemas.microsoft.com/office/word/2023/wordml/word16du" xmlns:w16sdtdh="http://schemas.microsoft.com/office/word/2020/wordml/sdtdatahash" xmlns:w16sdtfl="http://schemas.microsoft.com/office/word/2024/wordml/sdtformatlock" xmlns:w16se="http://schemas.microsoft.com/office/word/2015/wordml/symex" xmlns:wpg="http://schemas.microsoft.com/office/word/2010/wordprocessingGroup" xmlns:wpi="http://schemas.microsoft.com/office/word/2010/wordprocessingInk" xmlns:wne="http://schemas.microsoft.com/office/word/2006/wordml" xmlns:wps="http://schemas.microsoft.com/office/word/2010/wordprocessingShape" mc:Ignorable="w14 w15 w16se w16cid w16 w16cex w16sdtdh w16sdtfl w16du wp14">
+<w:numbering xmlns:wpc="http://schemas.microsoft.com/office/word/2010/wordprocessingCanvas" xmlns:cx="http://schemas.microsoft.com/office/drawing/2014/chartex" xmlns:cx1="http://schemas.microsoft.com/office/drawing/2015/9/8/chartex" xmlns:cx2="http://schemas.microsoft.com/office/drawing/2015/10/21/chartex" xmlns:cx3="http://schemas.microsoft.com/office/drawing/2016/5/9/chartex" xmlns:cx4="http://schemas.microsoft.com/office/drawing/2016/5/10/chartex" xmlns:cx5="http://schemas.microsoft.com/office/drawing/2016/5/11/chartex" xmlns:cx6="http://schemas.microsoft.com/office/drawing/2016/5/12/chartex" xmlns:cx7="http://schemas.microsoft.com/office/drawing/2016/5/13/chartex" xmlns:cx8="http://schemas.microsoft.com/office/drawing/2016/5/14/chartex" xmlns:mc="http://schemas.openxmlformats.org/markup-compatibility/2006" xmlns:aink="http://schemas.microsoft.com/office/drawing/2016/ink" xmlns:am3d="http://schemas.microsoft.com/office/drawing/2017/model3d" xmlns:o="urn:schemas-microsoft-com:office:office" xmlns:oel="http://schemas.microsoft.com/office/2019/extlst" xmlns:r="http://schemas.openxmlformats.org/officeDocument/2006/relationships" xmlns:m="http://schemas.openxmlformats.org/officeDocument/2006/math" xmlns:v="urn:schemas-microsoft-com:vml" xmlns:wp14="http://schemas.microsoft.com/office/word/2010/wordprocessingDrawing" xmlns:wp="http://schemas.openxmlformats.org/drawingml/2006/wordprocessingDrawing" xmlns:w10="urn:schemas-microsoft-com:office:word" xmlns:w="http://schemas.openxmlformats.org/wordprocessingml/2006/main" xmlns:w14="http://schemas.microsoft.com/office/word/2010/wordml" xmlns:w15="http://schemas.microsoft.com/office/word/2012/wordml" xmlns:w16cex="http://schemas.microsoft.com/office/word/2018/wordml/cex" xmlns:w16cid="http://schemas.microsoft.com/office/word/2016/wordml/cid" xmlns:w16="http://schemas.microsoft.com/office/word/2018/wordml" xmlns:w16du="http://schemas.microsoft.com/office/word/2023/wordml/word16du" xmlns:w16sdtdh="http://schemas.microsoft.com/office/word/2020/wordml/sdtdatahash" xmlns:w16sdtfl="http://schemas.microsoft.com/office/word/2024/wordml/sdtformatlock" xmlns:w16se="http://schemas.microsoft.com/office/word/2015/wordml/symex" xmlns:wpg="http://schemas.microsoft.com/office/word/2010/wordprocessingGroup" xmlns:wpi="http://schemas.microsoft.com/office/word/2010/wordprocessingInk" xmlns:wne="http://schemas.microsoft.com/office/word/2006/wordml" xmlns:wps="http://schemas.microsoft.com/office/word/2010/wordprocessingShape" mc:Ignorable="w14 w15 w16se w16cid w16 w16cex w16sdtdh w16sdtfl w16du wp14">
   <w:abstractNum w:abstractNumId="0" w15:restartNumberingAfterBreak="0">
     <w:nsid w:val="FFFFFF7C"/>
     <w:multiLevelType w:val="singleLevel"/>

--- a/ΔΙΠΛΩΜΑΤΙΚΗ ΤΕΛΙΚΟ.docx
+++ b/ΔΙΠΛΩΜΑΤΙΚΗ ΤΕΛΙΚΟ.docx
@@ -2053,7 +2053,43 @@
               <w:color w:val="000000" w:themeColor="text1"/>
               <w:szCs w:val="20"/>
             </w:rPr>
-            <w:t>ment of the requirements for the degree of Master in Applied Bioinformatics and Biological Data Analysis, Department  of Molecular Biology and Genetics, Democritus University of Thrace</w:t>
+            <w:t xml:space="preserve">ment of the requirements for the degree of </w:t>
+          </w:r>
+          <w:proofErr w:type="gramStart"/>
+          <w:r>
+            <w:rPr>
+              <w:rFonts w:asciiTheme="majorHAnsi" w:hAnsiTheme="majorHAnsi" w:cstheme="majorHAnsi"/>
+              <w:color w:val="000000" w:themeColor="text1"/>
+              <w:szCs w:val="20"/>
+            </w:rPr>
+            <w:t>Master in Applied Bioinformatics</w:t>
+          </w:r>
+          <w:proofErr w:type="gramEnd"/>
+          <w:r>
+            <w:rPr>
+              <w:rFonts w:asciiTheme="majorHAnsi" w:hAnsiTheme="majorHAnsi" w:cstheme="majorHAnsi"/>
+              <w:color w:val="000000" w:themeColor="text1"/>
+              <w:szCs w:val="20"/>
+            </w:rPr>
+            <w:t xml:space="preserve"> and Biological Data Analysis, </w:t>
+          </w:r>
+          <w:proofErr w:type="gramStart"/>
+          <w:r>
+            <w:rPr>
+              <w:rFonts w:asciiTheme="majorHAnsi" w:hAnsiTheme="majorHAnsi" w:cstheme="majorHAnsi"/>
+              <w:color w:val="000000" w:themeColor="text1"/>
+              <w:szCs w:val="20"/>
+            </w:rPr>
+            <w:t>Department  of</w:t>
+          </w:r>
+          <w:proofErr w:type="gramEnd"/>
+          <w:r>
+            <w:rPr>
+              <w:rFonts w:asciiTheme="majorHAnsi" w:hAnsiTheme="majorHAnsi" w:cstheme="majorHAnsi"/>
+              <w:color w:val="000000" w:themeColor="text1"/>
+              <w:szCs w:val="20"/>
+            </w:rPr>
+            <w:t xml:space="preserve"> Molecular Biology and Genetics, Democritus University of Thrace</w:t>
           </w:r>
         </w:p>
         <w:p>
@@ -2151,13 +2187,23 @@
             </w:rPr>
             <w:t xml:space="preserve">: </w:t>
           </w:r>
+          <w:proofErr w:type="spellStart"/>
           <w:r>
             <w:rPr>
               <w:rFonts w:asciiTheme="majorHAnsi" w:hAnsiTheme="majorHAnsi" w:cstheme="majorHAnsi"/>
               <w:color w:val="000000" w:themeColor="text1"/>
               <w:sz w:val="24"/>
             </w:rPr>
-            <w:t>Psomopoulos Fotis, Senior Researcher, INAB/CERTH</w:t>
+            <w:t>Psomopoulos</w:t>
+          </w:r>
+          <w:proofErr w:type="spellEnd"/>
+          <w:r>
+            <w:rPr>
+              <w:rFonts w:asciiTheme="majorHAnsi" w:hAnsiTheme="majorHAnsi" w:cstheme="majorHAnsi"/>
+              <w:color w:val="000000" w:themeColor="text1"/>
+              <w:sz w:val="24"/>
+            </w:rPr>
+            <w:t xml:space="preserve"> Fotis, Senior Researcher, INAB/CERTH</w:t>
           </w:r>
         </w:p>
         <w:p>
@@ -2310,6 +2356,7 @@
             </w:rPr>
             <w:t xml:space="preserve">, </w:t>
           </w:r>
+          <w:proofErr w:type="gramStart"/>
           <w:r>
             <w:rPr>
               <w:rFonts w:asciiTheme="majorHAnsi" w:hAnsiTheme="majorHAnsi" w:cstheme="majorHAnsi"/>
@@ -2325,7 +2372,17 @@
               <w:sz w:val="24"/>
               <w:lang w:val="el-GR"/>
             </w:rPr>
-            <w:t>, 2026</w:t>
+            <w:t>,</w:t>
+          </w:r>
+          <w:proofErr w:type="gramEnd"/>
+          <w:r>
+            <w:rPr>
+              <w:rFonts w:asciiTheme="majorHAnsi" w:hAnsiTheme="majorHAnsi" w:cstheme="majorHAnsi"/>
+              <w:color w:val="000000" w:themeColor="text1"/>
+              <w:sz w:val="24"/>
+              <w:lang w:val="el-GR"/>
+            </w:rPr>
+            <w:t xml:space="preserve"> 2026</w:t>
           </w:r>
         </w:p>
         <w:p>
@@ -2547,7 +2604,7 @@
           <w:r>
             <w:fldChar w:fldCharType="separate"/>
           </w:r>
-          <w:hyperlink w:anchor="_Toc237959740" w:history="1">
+          <w:hyperlink w:anchor="_Toc239152162" w:history="1">
             <w:r>
               <w:rPr>
                 <w:rStyle w:val="Hyperlink"/>
@@ -2575,7 +2632,7 @@
                 <w:noProof/>
                 <w:webHidden/>
               </w:rPr>
-              <w:instrText xml:space="preserve"> PAGEREF _Toc237959740 \h </w:instrText>
+              <w:instrText xml:space="preserve"> PAGEREF _Toc239152162 \h </w:instrText>
             </w:r>
             <w:r>
               <w:rPr>
@@ -2621,7 +2678,7 @@
               <w14:ligatures w14:val="standardContextual"/>
             </w:rPr>
           </w:pPr>
-          <w:hyperlink w:anchor="_Toc237959741" w:history="1">
+          <w:hyperlink w:anchor="_Toc239152163" w:history="1">
             <w:r>
               <w:rPr>
                 <w:rStyle w:val="Hyperlink"/>
@@ -2648,7 +2705,7 @@
                 <w:noProof/>
                 <w:webHidden/>
               </w:rPr>
-              <w:instrText xml:space="preserve"> PAGEREF _Toc237959741 \h </w:instrText>
+              <w:instrText xml:space="preserve"> PAGEREF _Toc239152163 \h </w:instrText>
             </w:r>
             <w:r>
               <w:rPr>
@@ -2695,7 +2752,7 @@
               <w14:ligatures w14:val="standardContextual"/>
             </w:rPr>
           </w:pPr>
-          <w:hyperlink w:anchor="_Toc237959742" w:history="1">
+          <w:hyperlink w:anchor="_Toc239152164" w:history="1">
             <w:r>
               <w:rPr>
                 <w:rStyle w:val="Hyperlink"/>
@@ -2741,7 +2798,7 @@
                 <w:noProof/>
                 <w:webHidden/>
               </w:rPr>
-              <w:instrText xml:space="preserve"> PAGEREF _Toc237959742 \h </w:instrText>
+              <w:instrText xml:space="preserve"> PAGEREF _Toc239152164 \h </w:instrText>
             </w:r>
             <w:r>
               <w:rPr>
@@ -2787,7 +2844,7 @@
               <w14:ligatures w14:val="standardContextual"/>
             </w:rPr>
           </w:pPr>
-          <w:hyperlink w:anchor="_Toc237959743" w:history="1">
+          <w:hyperlink w:anchor="_Toc239152165" w:history="1">
             <w:r>
               <w:rPr>
                 <w:rStyle w:val="Hyperlink"/>
@@ -2822,7 +2879,7 @@
                 <w:noProof/>
                 <w:webHidden/>
               </w:rPr>
-              <w:instrText xml:space="preserve"> PAGEREF _Toc237959743 \h </w:instrText>
+              <w:instrText xml:space="preserve"> PAGEREF _Toc239152165 \h </w:instrText>
             </w:r>
             <w:r>
               <w:rPr>
@@ -2868,7 +2925,7 @@
               <w14:ligatures w14:val="standardContextual"/>
             </w:rPr>
           </w:pPr>
-          <w:hyperlink w:anchor="_Toc237959744" w:history="1">
+          <w:hyperlink w:anchor="_Toc239152166" w:history="1">
             <w:r>
               <w:rPr>
                 <w:rStyle w:val="Hyperlink"/>
@@ -2896,7 +2953,7 @@
                 <w:noProof/>
                 <w:webHidden/>
               </w:rPr>
-              <w:instrText xml:space="preserve"> PAGEREF _Toc237959744 \h </w:instrText>
+              <w:instrText xml:space="preserve"> PAGEREF _Toc239152166 \h </w:instrText>
             </w:r>
             <w:r>
               <w:rPr>
@@ -2942,7 +2999,7 @@
               <w14:ligatures w14:val="standardContextual"/>
             </w:rPr>
           </w:pPr>
-          <w:hyperlink w:anchor="_Toc237959745" w:history="1">
+          <w:hyperlink w:anchor="_Toc239152167" w:history="1">
             <w:r>
               <w:rPr>
                 <w:rStyle w:val="Hyperlink"/>
@@ -2985,7 +3042,7 @@
                 <w:noProof/>
                 <w:webHidden/>
               </w:rPr>
-              <w:instrText xml:space="preserve"> PAGEREF _Toc237959745 \h </w:instrText>
+              <w:instrText xml:space="preserve"> PAGEREF _Toc239152167 \h </w:instrText>
             </w:r>
             <w:r>
               <w:rPr>
@@ -3031,7 +3088,7 @@
               <w14:ligatures w14:val="standardContextual"/>
             </w:rPr>
           </w:pPr>
-          <w:hyperlink w:anchor="_Toc237959746" w:history="1">
+          <w:hyperlink w:anchor="_Toc239152168" w:history="1">
             <w:r>
               <w:rPr>
                 <w:rStyle w:val="Hyperlink"/>
@@ -3059,7 +3116,7 @@
                 <w:noProof/>
                 <w:webHidden/>
               </w:rPr>
-              <w:instrText xml:space="preserve"> PAGEREF _Toc237959746 \h </w:instrText>
+              <w:instrText xml:space="preserve"> PAGEREF _Toc239152168 \h </w:instrText>
             </w:r>
             <w:r>
               <w:rPr>
@@ -3105,7 +3162,7 @@
               <w14:ligatures w14:val="standardContextual"/>
             </w:rPr>
           </w:pPr>
-          <w:hyperlink w:anchor="_Toc237959747" w:history="1">
+          <w:hyperlink w:anchor="_Toc239152169" w:history="1">
             <w:r>
               <w:rPr>
                 <w:rStyle w:val="Hyperlink"/>
@@ -3133,7 +3190,7 @@
                 <w:noProof/>
                 <w:webHidden/>
               </w:rPr>
-              <w:instrText xml:space="preserve"> PAGEREF _Toc237959747 \h </w:instrText>
+              <w:instrText xml:space="preserve"> PAGEREF _Toc239152169 \h </w:instrText>
             </w:r>
             <w:r>
               <w:rPr>
@@ -3179,7 +3236,7 @@
               <w14:ligatures w14:val="standardContextual"/>
             </w:rPr>
           </w:pPr>
-          <w:hyperlink w:anchor="_Toc237959748" w:history="1">
+          <w:hyperlink w:anchor="_Toc239152170" w:history="1">
             <w:r>
               <w:rPr>
                 <w:rStyle w:val="Hyperlink"/>
@@ -3222,7 +3279,7 @@
                 <w:noProof/>
                 <w:webHidden/>
               </w:rPr>
-              <w:instrText xml:space="preserve"> PAGEREF _Toc237959748 \h </w:instrText>
+              <w:instrText xml:space="preserve"> PAGEREF _Toc239152170 \h </w:instrText>
             </w:r>
             <w:r>
               <w:rPr>
@@ -3268,7 +3325,7 @@
               <w14:ligatures w14:val="standardContextual"/>
             </w:rPr>
           </w:pPr>
-          <w:hyperlink w:anchor="_Toc237959749" w:history="1">
+          <w:hyperlink w:anchor="_Toc239152171" w:history="1">
             <w:r>
               <w:rPr>
                 <w:rStyle w:val="Hyperlink"/>
@@ -3311,7 +3368,7 @@
                 <w:noProof/>
                 <w:webHidden/>
               </w:rPr>
-              <w:instrText xml:space="preserve"> PAGEREF _Toc237959749 \h </w:instrText>
+              <w:instrText xml:space="preserve"> PAGEREF _Toc239152171 \h </w:instrText>
             </w:r>
             <w:r>
               <w:rPr>
@@ -3357,7 +3414,7 @@
               <w14:ligatures w14:val="standardContextual"/>
             </w:rPr>
           </w:pPr>
-          <w:hyperlink w:anchor="_Toc237959750" w:history="1">
+          <w:hyperlink w:anchor="_Toc239152172" w:history="1">
             <w:r>
               <w:rPr>
                 <w:rStyle w:val="Hyperlink"/>
@@ -3392,7 +3449,7 @@
                 <w:noProof/>
                 <w:webHidden/>
               </w:rPr>
-              <w:instrText xml:space="preserve"> PAGEREF _Toc237959750 \h </w:instrText>
+              <w:instrText xml:space="preserve"> PAGEREF _Toc239152172 \h </w:instrText>
             </w:r>
             <w:r>
               <w:rPr>
@@ -3438,7 +3495,7 @@
               <w14:ligatures w14:val="standardContextual"/>
             </w:rPr>
           </w:pPr>
-          <w:hyperlink w:anchor="_Toc237959751" w:history="1">
+          <w:hyperlink w:anchor="_Toc239152173" w:history="1">
             <w:r>
               <w:rPr>
                 <w:rStyle w:val="Hyperlink"/>
@@ -3466,7 +3523,7 @@
                 <w:noProof/>
                 <w:webHidden/>
               </w:rPr>
-              <w:instrText xml:space="preserve"> PAGEREF _Toc237959751 \h </w:instrText>
+              <w:instrText xml:space="preserve"> PAGEREF _Toc239152173 \h </w:instrText>
             </w:r>
             <w:r>
               <w:rPr>
@@ -3512,7 +3569,7 @@
               <w14:ligatures w14:val="standardContextual"/>
             </w:rPr>
           </w:pPr>
-          <w:hyperlink w:anchor="_Toc237959752" w:history="1">
+          <w:hyperlink w:anchor="_Toc239152174" w:history="1">
             <w:r>
               <w:rPr>
                 <w:rStyle w:val="Hyperlink"/>
@@ -3540,7 +3597,7 @@
                 <w:noProof/>
                 <w:webHidden/>
               </w:rPr>
-              <w:instrText xml:space="preserve"> PAGEREF _Toc237959752 \h </w:instrText>
+              <w:instrText xml:space="preserve"> PAGEREF _Toc239152174 \h </w:instrText>
             </w:r>
             <w:r>
               <w:rPr>
@@ -3586,7 +3643,7 @@
               <w14:ligatures w14:val="standardContextual"/>
             </w:rPr>
           </w:pPr>
-          <w:hyperlink w:anchor="_Toc237959753" w:history="1">
+          <w:hyperlink w:anchor="_Toc239152175" w:history="1">
             <w:r>
               <w:rPr>
                 <w:rStyle w:val="Hyperlink"/>
@@ -3621,7 +3678,7 @@
                 <w:noProof/>
                 <w:webHidden/>
               </w:rPr>
-              <w:instrText xml:space="preserve"> PAGEREF _Toc237959753 \h </w:instrText>
+              <w:instrText xml:space="preserve"> PAGEREF _Toc239152175 \h </w:instrText>
             </w:r>
             <w:r>
               <w:rPr>
@@ -3667,7 +3724,7 @@
               <w14:ligatures w14:val="standardContextual"/>
             </w:rPr>
           </w:pPr>
-          <w:hyperlink w:anchor="_Toc237959754" w:history="1">
+          <w:hyperlink w:anchor="_Toc239152176" w:history="1">
             <w:r>
               <w:rPr>
                 <w:rStyle w:val="Hyperlink"/>
@@ -3695,7 +3752,7 @@
                 <w:noProof/>
                 <w:webHidden/>
               </w:rPr>
-              <w:instrText xml:space="preserve"> PAGEREF _Toc237959754 \h </w:instrText>
+              <w:instrText xml:space="preserve"> PAGEREF _Toc239152176 \h </w:instrText>
             </w:r>
             <w:r>
               <w:rPr>
@@ -3741,7 +3798,7 @@
               <w14:ligatures w14:val="standardContextual"/>
             </w:rPr>
           </w:pPr>
-          <w:hyperlink w:anchor="_Toc237959755" w:history="1">
+          <w:hyperlink w:anchor="_Toc239152177" w:history="1">
             <w:r>
               <w:rPr>
                 <w:rStyle w:val="Hyperlink"/>
@@ -3769,7 +3826,7 @@
                 <w:noProof/>
                 <w:webHidden/>
               </w:rPr>
-              <w:instrText xml:space="preserve"> PAGEREF _Toc237959755 \h </w:instrText>
+              <w:instrText xml:space="preserve"> PAGEREF _Toc239152177 \h </w:instrText>
             </w:r>
             <w:r>
               <w:rPr>
@@ -3815,7 +3872,7 @@
               <w14:ligatures w14:val="standardContextual"/>
             </w:rPr>
           </w:pPr>
-          <w:hyperlink w:anchor="_Toc237959756" w:history="1">
+          <w:hyperlink w:anchor="_Toc239152178" w:history="1">
             <w:r>
               <w:rPr>
                 <w:rStyle w:val="Hyperlink"/>
@@ -3843,7 +3900,7 @@
                 <w:noProof/>
                 <w:webHidden/>
               </w:rPr>
-              <w:instrText xml:space="preserve"> PAGEREF _Toc237959756 \h </w:instrText>
+              <w:instrText xml:space="preserve"> PAGEREF _Toc239152178 \h </w:instrText>
             </w:r>
             <w:r>
               <w:rPr>
@@ -3889,7 +3946,7 @@
               <w14:ligatures w14:val="standardContextual"/>
             </w:rPr>
           </w:pPr>
-          <w:hyperlink w:anchor="_Toc237959757" w:history="1">
+          <w:hyperlink w:anchor="_Toc239152179" w:history="1">
             <w:r>
               <w:rPr>
                 <w:rStyle w:val="Hyperlink"/>
@@ -3917,7 +3974,7 @@
                 <w:noProof/>
                 <w:webHidden/>
               </w:rPr>
-              <w:instrText xml:space="preserve"> PAGEREF _Toc237959757 \h </w:instrText>
+              <w:instrText xml:space="preserve"> PAGEREF _Toc239152179 \h </w:instrText>
             </w:r>
             <w:r>
               <w:rPr>
@@ -3963,7 +4020,7 @@
               <w14:ligatures w14:val="standardContextual"/>
             </w:rPr>
           </w:pPr>
-          <w:hyperlink w:anchor="_Toc237959758" w:history="1">
+          <w:hyperlink w:anchor="_Toc239152180" w:history="1">
             <w:r>
               <w:rPr>
                 <w:rStyle w:val="Hyperlink"/>
@@ -3991,7 +4048,7 @@
                 <w:noProof/>
                 <w:webHidden/>
               </w:rPr>
-              <w:instrText xml:space="preserve"> PAGEREF _Toc237959758 \h </w:instrText>
+              <w:instrText xml:space="preserve"> PAGEREF _Toc239152180 \h </w:instrText>
             </w:r>
             <w:r>
               <w:rPr>
@@ -4037,7 +4094,7 @@
               <w14:ligatures w14:val="standardContextual"/>
             </w:rPr>
           </w:pPr>
-          <w:hyperlink w:anchor="_Toc237959759" w:history="1">
+          <w:hyperlink w:anchor="_Toc239152181" w:history="1">
             <w:r>
               <w:rPr>
                 <w:rStyle w:val="Hyperlink"/>
@@ -4065,7 +4122,7 @@
                 <w:noProof/>
                 <w:webHidden/>
               </w:rPr>
-              <w:instrText xml:space="preserve"> PAGEREF _Toc237959759 \h </w:instrText>
+              <w:instrText xml:space="preserve"> PAGEREF _Toc239152181 \h </w:instrText>
             </w:r>
             <w:r>
               <w:rPr>
@@ -4111,7 +4168,7 @@
               <w14:ligatures w14:val="standardContextual"/>
             </w:rPr>
           </w:pPr>
-          <w:hyperlink w:anchor="_Toc237959760" w:history="1">
+          <w:hyperlink w:anchor="_Toc239152182" w:history="1">
             <w:r>
               <w:rPr>
                 <w:rStyle w:val="Hyperlink"/>
@@ -4139,7 +4196,7 @@
                 <w:noProof/>
                 <w:webHidden/>
               </w:rPr>
-              <w:instrText xml:space="preserve"> PAGEREF _Toc237959760 \h </w:instrText>
+              <w:instrText xml:space="preserve"> PAGEREF _Toc239152182 \h </w:instrText>
             </w:r>
             <w:r>
               <w:rPr>
@@ -4185,7 +4242,7 @@
               <w14:ligatures w14:val="standardContextual"/>
             </w:rPr>
           </w:pPr>
-          <w:hyperlink w:anchor="_Toc237959761" w:history="1">
+          <w:hyperlink w:anchor="_Toc239152183" w:history="1">
             <w:r>
               <w:rPr>
                 <w:rStyle w:val="Hyperlink"/>
@@ -4213,7 +4270,7 @@
                 <w:noProof/>
                 <w:webHidden/>
               </w:rPr>
-              <w:instrText xml:space="preserve"> PAGEREF _Toc237959761 \h </w:instrText>
+              <w:instrText xml:space="preserve"> PAGEREF _Toc239152183 \h </w:instrText>
             </w:r>
             <w:r>
               <w:rPr>
@@ -4259,7 +4316,7 @@
               <w14:ligatures w14:val="standardContextual"/>
             </w:rPr>
           </w:pPr>
-          <w:hyperlink w:anchor="_Toc237959762" w:history="1">
+          <w:hyperlink w:anchor="_Toc239152184" w:history="1">
             <w:r>
               <w:rPr>
                 <w:rStyle w:val="Hyperlink"/>
@@ -4309,7 +4366,7 @@
                 <w:noProof/>
                 <w:webHidden/>
               </w:rPr>
-              <w:instrText xml:space="preserve"> PAGEREF _Toc237959762 \h </w:instrText>
+              <w:instrText xml:space="preserve"> PAGEREF _Toc239152184 \h </w:instrText>
             </w:r>
             <w:r>
               <w:rPr>
@@ -4355,7 +4412,7 @@
               <w14:ligatures w14:val="standardContextual"/>
             </w:rPr>
           </w:pPr>
-          <w:hyperlink w:anchor="_Toc237959763" w:history="1">
+          <w:hyperlink w:anchor="_Toc239152185" w:history="1">
             <w:r>
               <w:rPr>
                 <w:rStyle w:val="Hyperlink"/>
@@ -4383,7 +4440,7 @@
                 <w:noProof/>
                 <w:webHidden/>
               </w:rPr>
-              <w:instrText xml:space="preserve"> PAGEREF _Toc237959763 \h </w:instrText>
+              <w:instrText xml:space="preserve"> PAGEREF _Toc239152185 \h </w:instrText>
             </w:r>
             <w:r>
               <w:rPr>
@@ -4429,7 +4486,7 @@
               <w14:ligatures w14:val="standardContextual"/>
             </w:rPr>
           </w:pPr>
-          <w:hyperlink w:anchor="_Toc237959764" w:history="1">
+          <w:hyperlink w:anchor="_Toc239152186" w:history="1">
             <w:r>
               <w:rPr>
                 <w:rStyle w:val="Hyperlink"/>
@@ -4457,7 +4514,7 @@
                 <w:noProof/>
                 <w:webHidden/>
               </w:rPr>
-              <w:instrText xml:space="preserve"> PAGEREF _Toc237959764 \h </w:instrText>
+              <w:instrText xml:space="preserve"> PAGEREF _Toc239152186 \h </w:instrText>
             </w:r>
             <w:r>
               <w:rPr>
@@ -4503,7 +4560,7 @@
               <w14:ligatures w14:val="standardContextual"/>
             </w:rPr>
           </w:pPr>
-          <w:hyperlink w:anchor="_Toc237959765" w:history="1">
+          <w:hyperlink w:anchor="_Toc239152187" w:history="1">
             <w:r>
               <w:rPr>
                 <w:rStyle w:val="Hyperlink"/>
@@ -4531,7 +4588,7 @@
                 <w:noProof/>
                 <w:webHidden/>
               </w:rPr>
-              <w:instrText xml:space="preserve"> PAGEREF _Toc237959765 \h </w:instrText>
+              <w:instrText xml:space="preserve"> PAGEREF _Toc239152187 \h </w:instrText>
             </w:r>
             <w:r>
               <w:rPr>
@@ -4577,7 +4634,7 @@
               <w14:ligatures w14:val="standardContextual"/>
             </w:rPr>
           </w:pPr>
-          <w:hyperlink w:anchor="_Toc237959766" w:history="1">
+          <w:hyperlink w:anchor="_Toc239152188" w:history="1">
             <w:r>
               <w:rPr>
                 <w:rStyle w:val="Hyperlink"/>
@@ -4627,7 +4684,7 @@
                 <w:noProof/>
                 <w:webHidden/>
               </w:rPr>
-              <w:instrText xml:space="preserve"> PAGEREF _Toc237959766 \h </w:instrText>
+              <w:instrText xml:space="preserve"> PAGEREF _Toc239152188 \h </w:instrText>
             </w:r>
             <w:r>
               <w:rPr>
@@ -4673,7 +4730,7 @@
               <w14:ligatures w14:val="standardContextual"/>
             </w:rPr>
           </w:pPr>
-          <w:hyperlink w:anchor="_Toc237959767" w:history="1">
+          <w:hyperlink w:anchor="_Toc239152189" w:history="1">
             <w:r>
               <w:rPr>
                 <w:rStyle w:val="Hyperlink"/>
@@ -4701,7 +4758,7 @@
                 <w:noProof/>
                 <w:webHidden/>
               </w:rPr>
-              <w:instrText xml:space="preserve"> PAGEREF _Toc237959767 \h </w:instrText>
+              <w:instrText xml:space="preserve"> PAGEREF _Toc239152189 \h </w:instrText>
             </w:r>
             <w:r>
               <w:rPr>
@@ -4747,7 +4804,7 @@
               <w14:ligatures w14:val="standardContextual"/>
             </w:rPr>
           </w:pPr>
-          <w:hyperlink w:anchor="_Toc237959768" w:history="1">
+          <w:hyperlink w:anchor="_Toc239152190" w:history="1">
             <w:r>
               <w:rPr>
                 <w:rStyle w:val="Hyperlink"/>
@@ -4775,7 +4832,7 @@
                 <w:noProof/>
                 <w:webHidden/>
               </w:rPr>
-              <w:instrText xml:space="preserve"> PAGEREF _Toc237959768 \h </w:instrText>
+              <w:instrText xml:space="preserve"> PAGEREF _Toc239152190 \h </w:instrText>
             </w:r>
             <w:r>
               <w:rPr>
@@ -4821,7 +4878,7 @@
               <w14:ligatures w14:val="standardContextual"/>
             </w:rPr>
           </w:pPr>
-          <w:hyperlink w:anchor="_Toc237959769" w:history="1">
+          <w:hyperlink w:anchor="_Toc239152191" w:history="1">
             <w:r>
               <w:rPr>
                 <w:rStyle w:val="Hyperlink"/>
@@ -4871,7 +4928,7 @@
                 <w:noProof/>
                 <w:webHidden/>
               </w:rPr>
-              <w:instrText xml:space="preserve"> PAGEREF _Toc237959769 \h </w:instrText>
+              <w:instrText xml:space="preserve"> PAGEREF _Toc239152191 \h </w:instrText>
             </w:r>
             <w:r>
               <w:rPr>
@@ -4917,7 +4974,7 @@
               <w14:ligatures w14:val="standardContextual"/>
             </w:rPr>
           </w:pPr>
-          <w:hyperlink w:anchor="_Toc237959770" w:history="1">
+          <w:hyperlink w:anchor="_Toc239152192" w:history="1">
             <w:r>
               <w:rPr>
                 <w:rStyle w:val="Hyperlink"/>
@@ -4960,7 +5017,7 @@
                 <w:noProof/>
                 <w:webHidden/>
               </w:rPr>
-              <w:instrText xml:space="preserve"> PAGEREF _Toc237959770 \h </w:instrText>
+              <w:instrText xml:space="preserve"> PAGEREF _Toc239152192 \h </w:instrText>
             </w:r>
             <w:r>
               <w:rPr>
@@ -5006,7 +5063,7 @@
               <w14:ligatures w14:val="standardContextual"/>
             </w:rPr>
           </w:pPr>
-          <w:hyperlink w:anchor="_Toc237959771" w:history="1">
+          <w:hyperlink w:anchor="_Toc239152193" w:history="1">
             <w:r>
               <w:rPr>
                 <w:rStyle w:val="Hyperlink"/>
@@ -5034,7 +5091,7 @@
                 <w:noProof/>
                 <w:webHidden/>
               </w:rPr>
-              <w:instrText xml:space="preserve"> PAGEREF _Toc237959771 \h </w:instrText>
+              <w:instrText xml:space="preserve"> PAGEREF _Toc239152193 \h </w:instrText>
             </w:r>
             <w:r>
               <w:rPr>
@@ -5080,7 +5137,7 @@
               <w14:ligatures w14:val="standardContextual"/>
             </w:rPr>
           </w:pPr>
-          <w:hyperlink w:anchor="_Toc237959772" w:history="1">
+          <w:hyperlink w:anchor="_Toc239152194" w:history="1">
             <w:r>
               <w:rPr>
                 <w:rStyle w:val="Hyperlink"/>
@@ -5145,7 +5202,7 @@
                 <w:noProof/>
                 <w:webHidden/>
               </w:rPr>
-              <w:instrText xml:space="preserve"> PAGEREF _Toc237959772 \h </w:instrText>
+              <w:instrText xml:space="preserve"> PAGEREF _Toc239152194 \h </w:instrText>
             </w:r>
             <w:r>
               <w:rPr>
@@ -5191,7 +5248,7 @@
               <w14:ligatures w14:val="standardContextual"/>
             </w:rPr>
           </w:pPr>
-          <w:hyperlink w:anchor="_Toc237959773" w:history="1">
+          <w:hyperlink w:anchor="_Toc239152195" w:history="1">
             <w:r>
               <w:rPr>
                 <w:rStyle w:val="Hyperlink"/>
@@ -5241,7 +5298,7 @@
                 <w:noProof/>
                 <w:webHidden/>
               </w:rPr>
-              <w:instrText xml:space="preserve"> PAGEREF _Toc237959773 \h </w:instrText>
+              <w:instrText xml:space="preserve"> PAGEREF _Toc239152195 \h </w:instrText>
             </w:r>
             <w:r>
               <w:rPr>
@@ -5287,7 +5344,7 @@
               <w14:ligatures w14:val="standardContextual"/>
             </w:rPr>
           </w:pPr>
-          <w:hyperlink w:anchor="_Toc237959774" w:history="1">
+          <w:hyperlink w:anchor="_Toc239152196" w:history="1">
             <w:r>
               <w:rPr>
                 <w:rStyle w:val="Hyperlink"/>
@@ -5345,7 +5402,7 @@
                 <w:noProof/>
                 <w:webHidden/>
               </w:rPr>
-              <w:instrText xml:space="preserve"> PAGEREF _Toc237959774 \h </w:instrText>
+              <w:instrText xml:space="preserve"> PAGEREF _Toc239152196 \h </w:instrText>
             </w:r>
             <w:r>
               <w:rPr>
@@ -5391,7 +5448,7 @@
               <w14:ligatures w14:val="standardContextual"/>
             </w:rPr>
           </w:pPr>
-          <w:hyperlink w:anchor="_Toc237959775" w:history="1">
+          <w:hyperlink w:anchor="_Toc239152197" w:history="1">
             <w:r>
               <w:rPr>
                 <w:rStyle w:val="Hyperlink"/>
@@ -5449,7 +5506,7 @@
                 <w:noProof/>
                 <w:webHidden/>
               </w:rPr>
-              <w:instrText xml:space="preserve"> PAGEREF _Toc237959775 \h </w:instrText>
+              <w:instrText xml:space="preserve"> PAGEREF _Toc239152197 \h </w:instrText>
             </w:r>
             <w:r>
               <w:rPr>
@@ -5495,7 +5552,7 @@
               <w14:ligatures w14:val="standardContextual"/>
             </w:rPr>
           </w:pPr>
-          <w:hyperlink w:anchor="_Toc237959776" w:history="1">
+          <w:hyperlink w:anchor="_Toc239152198" w:history="1">
             <w:r>
               <w:rPr>
                 <w:rStyle w:val="Hyperlink"/>
@@ -5523,7 +5580,7 @@
                 <w:noProof/>
                 <w:webHidden/>
               </w:rPr>
-              <w:instrText xml:space="preserve"> PAGEREF _Toc237959776 \h </w:instrText>
+              <w:instrText xml:space="preserve"> PAGEREF _Toc239152198 \h </w:instrText>
             </w:r>
             <w:r>
               <w:rPr>
@@ -5569,7 +5626,7 @@
               <w14:ligatures w14:val="standardContextual"/>
             </w:rPr>
           </w:pPr>
-          <w:hyperlink w:anchor="_Toc237959777" w:history="1">
+          <w:hyperlink w:anchor="_Toc239152199" w:history="1">
             <w:r>
               <w:rPr>
                 <w:rStyle w:val="Hyperlink"/>
@@ -5597,7 +5654,7 @@
                 <w:noProof/>
                 <w:webHidden/>
               </w:rPr>
-              <w:instrText xml:space="preserve"> PAGEREF _Toc237959777 \h </w:instrText>
+              <w:instrText xml:space="preserve"> PAGEREF _Toc239152199 \h </w:instrText>
             </w:r>
             <w:r>
               <w:rPr>
@@ -5643,7 +5700,7 @@
               <w14:ligatures w14:val="standardContextual"/>
             </w:rPr>
           </w:pPr>
-          <w:hyperlink w:anchor="_Toc237959778" w:history="1">
+          <w:hyperlink w:anchor="_Toc239152200" w:history="1">
             <w:r>
               <w:rPr>
                 <w:rStyle w:val="Hyperlink"/>
@@ -5671,7 +5728,7 @@
                 <w:noProof/>
                 <w:webHidden/>
               </w:rPr>
-              <w:instrText xml:space="preserve"> PAGEREF _Toc237959778 \h </w:instrText>
+              <w:instrText xml:space="preserve"> PAGEREF _Toc239152200 \h </w:instrText>
             </w:r>
             <w:r>
               <w:rPr>
@@ -5717,7 +5774,7 @@
               <w14:ligatures w14:val="standardContextual"/>
             </w:rPr>
           </w:pPr>
-          <w:hyperlink w:anchor="_Toc237959779" w:history="1">
+          <w:hyperlink w:anchor="_Toc239152201" w:history="1">
             <w:r>
               <w:rPr>
                 <w:rStyle w:val="Hyperlink"/>
@@ -5790,7 +5847,7 @@
                 <w:noProof/>
                 <w:webHidden/>
               </w:rPr>
-              <w:instrText xml:space="preserve"> PAGEREF _Toc237959779 \h </w:instrText>
+              <w:instrText xml:space="preserve"> PAGEREF _Toc239152201 \h </w:instrText>
             </w:r>
             <w:r>
               <w:rPr>
@@ -5836,7 +5893,7 @@
               <w14:ligatures w14:val="standardContextual"/>
             </w:rPr>
           </w:pPr>
-          <w:hyperlink w:anchor="_Toc237959780" w:history="1">
+          <w:hyperlink w:anchor="_Toc239152202" w:history="1">
             <w:r>
               <w:rPr>
                 <w:rStyle w:val="Hyperlink"/>
@@ -5864,7 +5921,7 @@
                 <w:noProof/>
                 <w:webHidden/>
               </w:rPr>
-              <w:instrText xml:space="preserve"> PAGEREF _Toc237959780 \h </w:instrText>
+              <w:instrText xml:space="preserve"> PAGEREF _Toc239152202 \h </w:instrText>
             </w:r>
             <w:r>
               <w:rPr>
@@ -5910,7 +5967,7 @@
               <w14:ligatures w14:val="standardContextual"/>
             </w:rPr>
           </w:pPr>
-          <w:hyperlink w:anchor="_Toc237959781" w:history="1">
+          <w:hyperlink w:anchor="_Toc239152203" w:history="1">
             <w:r>
               <w:rPr>
                 <w:rStyle w:val="Hyperlink"/>
@@ -5945,7 +6002,7 @@
                 <w:noProof/>
                 <w:webHidden/>
               </w:rPr>
-              <w:instrText xml:space="preserve"> PAGEREF _Toc237959781 \h </w:instrText>
+              <w:instrText xml:space="preserve"> PAGEREF _Toc239152203 \h </w:instrText>
             </w:r>
             <w:r>
               <w:rPr>
@@ -5991,7 +6048,7 @@
               <w14:ligatures w14:val="standardContextual"/>
             </w:rPr>
           </w:pPr>
-          <w:hyperlink w:anchor="_Toc237959782" w:history="1">
+          <w:hyperlink w:anchor="_Toc239152204" w:history="1">
             <w:r>
               <w:rPr>
                 <w:rStyle w:val="Hyperlink"/>
@@ -6019,7 +6076,7 @@
                 <w:noProof/>
                 <w:webHidden/>
               </w:rPr>
-              <w:instrText xml:space="preserve"> PAGEREF _Toc237959782 \h </w:instrText>
+              <w:instrText xml:space="preserve"> PAGEREF _Toc239152204 \h </w:instrText>
             </w:r>
             <w:r>
               <w:rPr>
@@ -6065,7 +6122,7 @@
               <w14:ligatures w14:val="standardContextual"/>
             </w:rPr>
           </w:pPr>
-          <w:hyperlink w:anchor="_Toc237959783" w:history="1">
+          <w:hyperlink w:anchor="_Toc239152205" w:history="1">
             <w:r>
               <w:rPr>
                 <w:rStyle w:val="Hyperlink"/>
@@ -6093,7 +6150,7 @@
                 <w:noProof/>
                 <w:webHidden/>
               </w:rPr>
-              <w:instrText xml:space="preserve"> PAGEREF _Toc237959783 \h </w:instrText>
+              <w:instrText xml:space="preserve"> PAGEREF _Toc239152205 \h </w:instrText>
             </w:r>
             <w:r>
               <w:rPr>
@@ -6139,7 +6196,7 @@
               <w14:ligatures w14:val="standardContextual"/>
             </w:rPr>
           </w:pPr>
-          <w:hyperlink w:anchor="_Toc237959784" w:history="1">
+          <w:hyperlink w:anchor="_Toc239152206" w:history="1">
             <w:r>
               <w:rPr>
                 <w:rStyle w:val="Hyperlink"/>
@@ -6167,7 +6224,7 @@
                 <w:noProof/>
                 <w:webHidden/>
               </w:rPr>
-              <w:instrText xml:space="preserve"> PAGEREF _Toc237959784 \h </w:instrText>
+              <w:instrText xml:space="preserve"> PAGEREF _Toc239152206 \h </w:instrText>
             </w:r>
             <w:r>
               <w:rPr>
@@ -6213,7 +6270,7 @@
               <w14:ligatures w14:val="standardContextual"/>
             </w:rPr>
           </w:pPr>
-          <w:hyperlink w:anchor="_Toc237959785" w:history="1">
+          <w:hyperlink w:anchor="_Toc239152207" w:history="1">
             <w:r>
               <w:rPr>
                 <w:rStyle w:val="Hyperlink"/>
@@ -6241,7 +6298,7 @@
                 <w:noProof/>
                 <w:webHidden/>
               </w:rPr>
-              <w:instrText xml:space="preserve"> PAGEREF _Toc237959785 \h </w:instrText>
+              <w:instrText xml:space="preserve"> PAGEREF _Toc239152207 \h </w:instrText>
             </w:r>
             <w:r>
               <w:rPr>
@@ -6287,7 +6344,7 @@
               <w14:ligatures w14:val="standardContextual"/>
             </w:rPr>
           </w:pPr>
-          <w:hyperlink w:anchor="_Toc237959786" w:history="1">
+          <w:hyperlink w:anchor="_Toc239152208" w:history="1">
             <w:r>
               <w:rPr>
                 <w:rStyle w:val="Hyperlink"/>
@@ -6315,7 +6372,7 @@
                 <w:noProof/>
                 <w:webHidden/>
               </w:rPr>
-              <w:instrText xml:space="preserve"> PAGEREF _Toc237959786 \h </w:instrText>
+              <w:instrText xml:space="preserve"> PAGEREF _Toc239152208 \h </w:instrText>
             </w:r>
             <w:r>
               <w:rPr>
@@ -6361,7 +6418,7 @@
               <w14:ligatures w14:val="standardContextual"/>
             </w:rPr>
           </w:pPr>
-          <w:hyperlink w:anchor="_Toc237959787" w:history="1">
+          <w:hyperlink w:anchor="_Toc239152209" w:history="1">
             <w:r>
               <w:rPr>
                 <w:rStyle w:val="Hyperlink"/>
@@ -6389,7 +6446,7 @@
                 <w:noProof/>
                 <w:webHidden/>
               </w:rPr>
-              <w:instrText xml:space="preserve"> PAGEREF _Toc237959787 \h </w:instrText>
+              <w:instrText xml:space="preserve"> PAGEREF _Toc239152209 \h </w:instrText>
             </w:r>
             <w:r>
               <w:rPr>
@@ -6435,7 +6492,7 @@
               <w14:ligatures w14:val="standardContextual"/>
             </w:rPr>
           </w:pPr>
-          <w:hyperlink w:anchor="_Toc237959788" w:history="1">
+          <w:hyperlink w:anchor="_Toc239152210" w:history="1">
             <w:r>
               <w:rPr>
                 <w:rStyle w:val="Hyperlink"/>
@@ -6463,7 +6520,7 @@
                 <w:noProof/>
                 <w:webHidden/>
               </w:rPr>
-              <w:instrText xml:space="preserve"> PAGEREF _Toc237959788 \h </w:instrText>
+              <w:instrText xml:space="preserve"> PAGEREF _Toc239152210 \h </w:instrText>
             </w:r>
             <w:r>
               <w:rPr>
@@ -6509,7 +6566,7 @@
               <w14:ligatures w14:val="standardContextual"/>
             </w:rPr>
           </w:pPr>
-          <w:hyperlink w:anchor="_Toc237959789" w:history="1">
+          <w:hyperlink w:anchor="_Toc239152211" w:history="1">
             <w:r>
               <w:rPr>
                 <w:rStyle w:val="Hyperlink"/>
@@ -6537,7 +6594,7 @@
                 <w:noProof/>
                 <w:webHidden/>
               </w:rPr>
-              <w:instrText xml:space="preserve"> PAGEREF _Toc237959789 \h </w:instrText>
+              <w:instrText xml:space="preserve"> PAGEREF _Toc239152211 \h </w:instrText>
             </w:r>
             <w:r>
               <w:rPr>
@@ -6583,7 +6640,7 @@
               <w14:ligatures w14:val="standardContextual"/>
             </w:rPr>
           </w:pPr>
-          <w:hyperlink w:anchor="_Toc237959790" w:history="1">
+          <w:hyperlink w:anchor="_Toc239152212" w:history="1">
             <w:r>
               <w:rPr>
                 <w:rStyle w:val="Hyperlink"/>
@@ -6611,7 +6668,7 @@
                 <w:noProof/>
                 <w:webHidden/>
               </w:rPr>
-              <w:instrText xml:space="preserve"> PAGEREF _Toc237959790 \h </w:instrText>
+              <w:instrText xml:space="preserve"> PAGEREF _Toc239152212 \h </w:instrText>
             </w:r>
             <w:r>
               <w:rPr>
@@ -6657,7 +6714,7 @@
               <w14:ligatures w14:val="standardContextual"/>
             </w:rPr>
           </w:pPr>
-          <w:hyperlink w:anchor="_Toc237959791" w:history="1">
+          <w:hyperlink w:anchor="_Toc239152213" w:history="1">
             <w:r>
               <w:rPr>
                 <w:rStyle w:val="Hyperlink"/>
@@ -6685,7 +6742,7 @@
                 <w:noProof/>
                 <w:webHidden/>
               </w:rPr>
-              <w:instrText xml:space="preserve"> PAGEREF _Toc237959791 \h </w:instrText>
+              <w:instrText xml:space="preserve"> PAGEREF _Toc239152213 \h </w:instrText>
             </w:r>
             <w:r>
               <w:rPr>
@@ -6731,7 +6788,7 @@
               <w14:ligatures w14:val="standardContextual"/>
             </w:rPr>
           </w:pPr>
-          <w:hyperlink w:anchor="_Toc237959792" w:history="1">
+          <w:hyperlink w:anchor="_Toc239152214" w:history="1">
             <w:r>
               <w:rPr>
                 <w:rStyle w:val="Hyperlink"/>
@@ -6759,7 +6816,7 @@
                 <w:noProof/>
                 <w:webHidden/>
               </w:rPr>
-              <w:instrText xml:space="preserve"> PAGEREF _Toc237959792 \h </w:instrText>
+              <w:instrText xml:space="preserve"> PAGEREF _Toc239152214 \h </w:instrText>
             </w:r>
             <w:r>
               <w:rPr>
@@ -6805,7 +6862,7 @@
               <w14:ligatures w14:val="standardContextual"/>
             </w:rPr>
           </w:pPr>
-          <w:hyperlink w:anchor="_Toc237959793" w:history="1">
+          <w:hyperlink w:anchor="_Toc239152215" w:history="1">
             <w:r>
               <w:rPr>
                 <w:rStyle w:val="Hyperlink"/>
@@ -6833,7 +6890,7 @@
                 <w:noProof/>
                 <w:webHidden/>
               </w:rPr>
-              <w:instrText xml:space="preserve"> PAGEREF _Toc237959793 \h </w:instrText>
+              <w:instrText xml:space="preserve"> PAGEREF _Toc239152215 \h </w:instrText>
             </w:r>
             <w:r>
               <w:rPr>
@@ -6879,7 +6936,7 @@
               <w14:ligatures w14:val="standardContextual"/>
             </w:rPr>
           </w:pPr>
-          <w:hyperlink w:anchor="_Toc237959794" w:history="1">
+          <w:hyperlink w:anchor="_Toc239152216" w:history="1">
             <w:r>
               <w:rPr>
                 <w:rStyle w:val="Hyperlink"/>
@@ -6907,7 +6964,7 @@
                 <w:noProof/>
                 <w:webHidden/>
               </w:rPr>
-              <w:instrText xml:space="preserve"> PAGEREF _Toc237959794 \h </w:instrText>
+              <w:instrText xml:space="preserve"> PAGEREF _Toc239152216 \h </w:instrText>
             </w:r>
             <w:r>
               <w:rPr>
@@ -6953,7 +7010,7 @@
               <w14:ligatures w14:val="standardContextual"/>
             </w:rPr>
           </w:pPr>
-          <w:hyperlink w:anchor="_Toc237959795" w:history="1">
+          <w:hyperlink w:anchor="_Toc239152217" w:history="1">
             <w:r>
               <w:rPr>
                 <w:rStyle w:val="Hyperlink"/>
@@ -6981,7 +7038,7 @@
                 <w:noProof/>
                 <w:webHidden/>
               </w:rPr>
-              <w:instrText xml:space="preserve"> PAGEREF _Toc237959795 \h </w:instrText>
+              <w:instrText xml:space="preserve"> PAGEREF _Toc239152217 \h </w:instrText>
             </w:r>
             <w:r>
               <w:rPr>
@@ -7027,7 +7084,7 @@
               <w14:ligatures w14:val="standardContextual"/>
             </w:rPr>
           </w:pPr>
-          <w:hyperlink w:anchor="_Toc237959796" w:history="1">
+          <w:hyperlink w:anchor="_Toc239152218" w:history="1">
             <w:r>
               <w:rPr>
                 <w:rStyle w:val="Hyperlink"/>
@@ -7055,7 +7112,7 @@
                 <w:noProof/>
                 <w:webHidden/>
               </w:rPr>
-              <w:instrText xml:space="preserve"> PAGEREF _Toc237959796 \h </w:instrText>
+              <w:instrText xml:space="preserve"> PAGEREF _Toc239152218 \h </w:instrText>
             </w:r>
             <w:r>
               <w:rPr>
@@ -7101,7 +7158,7 @@
               <w14:ligatures w14:val="standardContextual"/>
             </w:rPr>
           </w:pPr>
-          <w:hyperlink w:anchor="_Toc237959797" w:history="1">
+          <w:hyperlink w:anchor="_Toc239152219" w:history="1">
             <w:r>
               <w:rPr>
                 <w:rStyle w:val="Hyperlink"/>
@@ -7129,7 +7186,7 @@
                 <w:noProof/>
                 <w:webHidden/>
               </w:rPr>
-              <w:instrText xml:space="preserve"> PAGEREF _Toc237959797 \h </w:instrText>
+              <w:instrText xml:space="preserve"> PAGEREF _Toc239152219 \h </w:instrText>
             </w:r>
             <w:r>
               <w:rPr>
@@ -7175,7 +7232,7 @@
               <w14:ligatures w14:val="standardContextual"/>
             </w:rPr>
           </w:pPr>
-          <w:hyperlink w:anchor="_Toc237959798" w:history="1">
+          <w:hyperlink w:anchor="_Toc239152220" w:history="1">
             <w:r>
               <w:rPr>
                 <w:rStyle w:val="Hyperlink"/>
@@ -7203,7 +7260,7 @@
                 <w:noProof/>
                 <w:webHidden/>
               </w:rPr>
-              <w:instrText xml:space="preserve"> PAGEREF _Toc237959798 \h </w:instrText>
+              <w:instrText xml:space="preserve"> PAGEREF _Toc239152220 \h </w:instrText>
             </w:r>
             <w:r>
               <w:rPr>
@@ -7249,7 +7306,7 @@
               <w14:ligatures w14:val="standardContextual"/>
             </w:rPr>
           </w:pPr>
-          <w:hyperlink w:anchor="_Toc237959799" w:history="1">
+          <w:hyperlink w:anchor="_Toc239152221" w:history="1">
             <w:r>
               <w:rPr>
                 <w:rStyle w:val="Hyperlink"/>
@@ -7277,7 +7334,7 @@
                 <w:noProof/>
                 <w:webHidden/>
               </w:rPr>
-              <w:instrText xml:space="preserve"> PAGEREF _Toc237959799 \h </w:instrText>
+              <w:instrText xml:space="preserve"> PAGEREF _Toc239152221 \h </w:instrText>
             </w:r>
             <w:r>
               <w:rPr>
@@ -7323,7 +7380,7 @@
               <w14:ligatures w14:val="standardContextual"/>
             </w:rPr>
           </w:pPr>
-          <w:hyperlink w:anchor="_Toc237959800" w:history="1">
+          <w:hyperlink w:anchor="_Toc239152222" w:history="1">
             <w:r>
               <w:rPr>
                 <w:rStyle w:val="Hyperlink"/>
@@ -7351,7 +7408,7 @@
                 <w:noProof/>
                 <w:webHidden/>
               </w:rPr>
-              <w:instrText xml:space="preserve"> PAGEREF _Toc237959800 \h </w:instrText>
+              <w:instrText xml:space="preserve"> PAGEREF _Toc239152222 \h </w:instrText>
             </w:r>
             <w:r>
               <w:rPr>
@@ -7397,7 +7454,7 @@
               <w14:ligatures w14:val="standardContextual"/>
             </w:rPr>
           </w:pPr>
-          <w:hyperlink w:anchor="_Toc237959801" w:history="1">
+          <w:hyperlink w:anchor="_Toc239152223" w:history="1">
             <w:r>
               <w:rPr>
                 <w:rStyle w:val="Hyperlink"/>
@@ -7425,7 +7482,7 @@
                 <w:noProof/>
                 <w:webHidden/>
               </w:rPr>
-              <w:instrText xml:space="preserve"> PAGEREF _Toc237959801 \h </w:instrText>
+              <w:instrText xml:space="preserve"> PAGEREF _Toc239152223 \h </w:instrText>
             </w:r>
             <w:r>
               <w:rPr>
@@ -7471,7 +7528,7 @@
               <w14:ligatures w14:val="standardContextual"/>
             </w:rPr>
           </w:pPr>
-          <w:hyperlink w:anchor="_Toc237959802" w:history="1">
+          <w:hyperlink w:anchor="_Toc239152224" w:history="1">
             <w:r>
               <w:rPr>
                 <w:rStyle w:val="Hyperlink"/>
@@ -7499,7 +7556,7 @@
                 <w:noProof/>
                 <w:webHidden/>
               </w:rPr>
-              <w:instrText xml:space="preserve"> PAGEREF _Toc237959802 \h </w:instrText>
+              <w:instrText xml:space="preserve"> PAGEREF _Toc239152224 \h </w:instrText>
             </w:r>
             <w:r>
               <w:rPr>
@@ -7545,7 +7602,7 @@
               <w14:ligatures w14:val="standardContextual"/>
             </w:rPr>
           </w:pPr>
-          <w:hyperlink w:anchor="_Toc237959803" w:history="1">
+          <w:hyperlink w:anchor="_Toc239152225" w:history="1">
             <w:r>
               <w:rPr>
                 <w:rStyle w:val="Hyperlink"/>
@@ -7573,7 +7630,7 @@
                 <w:noProof/>
                 <w:webHidden/>
               </w:rPr>
-              <w:instrText xml:space="preserve"> PAGEREF _Toc237959803 \h </w:instrText>
+              <w:instrText xml:space="preserve"> PAGEREF _Toc239152225 \h </w:instrText>
             </w:r>
             <w:r>
               <w:rPr>
@@ -7619,7 +7676,7 @@
               <w14:ligatures w14:val="standardContextual"/>
             </w:rPr>
           </w:pPr>
-          <w:hyperlink w:anchor="_Toc237959804" w:history="1">
+          <w:hyperlink w:anchor="_Toc239152226" w:history="1">
             <w:r>
               <w:rPr>
                 <w:rStyle w:val="Hyperlink"/>
@@ -7647,7 +7704,7 @@
                 <w:noProof/>
                 <w:webHidden/>
               </w:rPr>
-              <w:instrText xml:space="preserve"> PAGEREF _Toc237959804 \h </w:instrText>
+              <w:instrText xml:space="preserve"> PAGEREF _Toc239152226 \h </w:instrText>
             </w:r>
             <w:r>
               <w:rPr>
@@ -7693,7 +7750,7 @@
               <w14:ligatures w14:val="standardContextual"/>
             </w:rPr>
           </w:pPr>
-          <w:hyperlink w:anchor="_Toc237959805" w:history="1">
+          <w:hyperlink w:anchor="_Toc239152227" w:history="1">
             <w:r>
               <w:rPr>
                 <w:rStyle w:val="Hyperlink"/>
@@ -7721,7 +7778,7 @@
                 <w:noProof/>
                 <w:webHidden/>
               </w:rPr>
-              <w:instrText xml:space="preserve"> PAGEREF _Toc237959805 \h </w:instrText>
+              <w:instrText xml:space="preserve"> PAGEREF _Toc239152227 \h </w:instrText>
             </w:r>
             <w:r>
               <w:rPr>
@@ -7767,7 +7824,7 @@
               <w14:ligatures w14:val="standardContextual"/>
             </w:rPr>
           </w:pPr>
-          <w:hyperlink w:anchor="_Toc237959806" w:history="1">
+          <w:hyperlink w:anchor="_Toc239152228" w:history="1">
             <w:r>
               <w:rPr>
                 <w:rStyle w:val="Hyperlink"/>
@@ -7795,7 +7852,7 @@
                 <w:noProof/>
                 <w:webHidden/>
               </w:rPr>
-              <w:instrText xml:space="preserve"> PAGEREF _Toc237959806 \h </w:instrText>
+              <w:instrText xml:space="preserve"> PAGEREF _Toc239152228 \h </w:instrText>
             </w:r>
             <w:r>
               <w:rPr>
@@ -7841,7 +7898,7 @@
               <w14:ligatures w14:val="standardContextual"/>
             </w:rPr>
           </w:pPr>
-          <w:hyperlink w:anchor="_Toc237959807" w:history="1">
+          <w:hyperlink w:anchor="_Toc239152229" w:history="1">
             <w:r>
               <w:rPr>
                 <w:rStyle w:val="Hyperlink"/>
@@ -7869,7 +7926,7 @@
                 <w:noProof/>
                 <w:webHidden/>
               </w:rPr>
-              <w:instrText xml:space="preserve"> PAGEREF _Toc237959807 \h </w:instrText>
+              <w:instrText xml:space="preserve"> PAGEREF _Toc239152229 \h </w:instrText>
             </w:r>
             <w:r>
               <w:rPr>
@@ -7915,7 +7972,7 @@
               <w14:ligatures w14:val="standardContextual"/>
             </w:rPr>
           </w:pPr>
-          <w:hyperlink w:anchor="_Toc237959808" w:history="1">
+          <w:hyperlink w:anchor="_Toc239152230" w:history="1">
             <w:r>
               <w:rPr>
                 <w:rStyle w:val="Hyperlink"/>
@@ -7943,7 +8000,7 @@
                 <w:noProof/>
                 <w:webHidden/>
               </w:rPr>
-              <w:instrText xml:space="preserve"> PAGEREF _Toc237959808 \h </w:instrText>
+              <w:instrText xml:space="preserve"> PAGEREF _Toc239152230 \h </w:instrText>
             </w:r>
             <w:r>
               <w:rPr>
@@ -7989,7 +8046,7 @@
               <w14:ligatures w14:val="standardContextual"/>
             </w:rPr>
           </w:pPr>
-          <w:hyperlink w:anchor="_Toc237959809" w:history="1">
+          <w:hyperlink w:anchor="_Toc239152231" w:history="1">
             <w:r>
               <w:rPr>
                 <w:rStyle w:val="Hyperlink"/>
@@ -8017,7 +8074,7 @@
                 <w:noProof/>
                 <w:webHidden/>
               </w:rPr>
-              <w:instrText xml:space="preserve"> PAGEREF _Toc237959809 \h </w:instrText>
+              <w:instrText xml:space="preserve"> PAGEREF _Toc239152231 \h </w:instrText>
             </w:r>
             <w:r>
               <w:rPr>
@@ -8063,7 +8120,7 @@
               <w14:ligatures w14:val="standardContextual"/>
             </w:rPr>
           </w:pPr>
-          <w:hyperlink w:anchor="_Toc237959810" w:history="1">
+          <w:hyperlink w:anchor="_Toc239152232" w:history="1">
             <w:r>
               <w:rPr>
                 <w:rStyle w:val="Hyperlink"/>
@@ -8091,7 +8148,7 @@
                 <w:noProof/>
                 <w:webHidden/>
               </w:rPr>
-              <w:instrText xml:space="preserve"> PAGEREF _Toc237959810 \h </w:instrText>
+              <w:instrText xml:space="preserve"> PAGEREF _Toc239152232 \h </w:instrText>
             </w:r>
             <w:r>
               <w:rPr>
@@ -8137,7 +8194,7 @@
               <w14:ligatures w14:val="standardContextual"/>
             </w:rPr>
           </w:pPr>
-          <w:hyperlink w:anchor="_Toc237959811" w:history="1">
+          <w:hyperlink w:anchor="_Toc239152233" w:history="1">
             <w:r>
               <w:rPr>
                 <w:rStyle w:val="Hyperlink"/>
@@ -8165,7 +8222,7 @@
                 <w:noProof/>
                 <w:webHidden/>
               </w:rPr>
-              <w:instrText xml:space="preserve"> PAGEREF _Toc237959811 \h </w:instrText>
+              <w:instrText xml:space="preserve"> PAGEREF _Toc239152233 \h </w:instrText>
             </w:r>
             <w:r>
               <w:rPr>
@@ -8211,7 +8268,7 @@
               <w14:ligatures w14:val="standardContextual"/>
             </w:rPr>
           </w:pPr>
-          <w:hyperlink w:anchor="_Toc237959812" w:history="1">
+          <w:hyperlink w:anchor="_Toc239152234" w:history="1">
             <w:r>
               <w:rPr>
                 <w:rStyle w:val="Hyperlink"/>
@@ -8239,7 +8296,7 @@
                 <w:noProof/>
                 <w:webHidden/>
               </w:rPr>
-              <w:instrText xml:space="preserve"> PAGEREF _Toc237959812 \h </w:instrText>
+              <w:instrText xml:space="preserve"> PAGEREF _Toc239152234 \h </w:instrText>
             </w:r>
             <w:r>
               <w:rPr>
@@ -8259,7 +8316,7 @@
                 <w:noProof/>
                 <w:webHidden/>
               </w:rPr>
-              <w:t>67</w:t>
+              <w:t>68</w:t>
             </w:r>
             <w:r>
               <w:rPr>
@@ -8285,7 +8342,7 @@
               <w14:ligatures w14:val="standardContextual"/>
             </w:rPr>
           </w:pPr>
-          <w:hyperlink w:anchor="_Toc237959813" w:history="1">
+          <w:hyperlink w:anchor="_Toc239152235" w:history="1">
             <w:r>
               <w:rPr>
                 <w:rStyle w:val="Hyperlink"/>
@@ -8313,7 +8370,7 @@
                 <w:noProof/>
                 <w:webHidden/>
               </w:rPr>
-              <w:instrText xml:space="preserve"> PAGEREF _Toc237959813 \h </w:instrText>
+              <w:instrText xml:space="preserve"> PAGEREF _Toc239152235 \h </w:instrText>
             </w:r>
             <w:r>
               <w:rPr>
@@ -8392,7 +8449,7 @@
           <w:lang w:val="el-GR"/>
         </w:rPr>
       </w:pPr>
-      <w:bookmarkStart w:id="0" w:name="_Toc237959740"/>
+      <w:bookmarkStart w:id="0" w:name="_Toc239152162"/>
       <w:r>
         <w:rPr>
           <w:lang w:val="el-GR"/>
@@ -9121,7 +9178,7 @@
         <w:pStyle w:val="Heading1"/>
         <w:jc w:val="both"/>
       </w:pPr>
-      <w:bookmarkStart w:id="1" w:name="_Toc237959741"/>
+      <w:bookmarkStart w:id="1" w:name="_Toc239152163"/>
       <w:r>
         <w:lastRenderedPageBreak/>
         <w:t>Abstract</w:t>
@@ -9137,7 +9194,15 @@
         </w:rPr>
       </w:pPr>
       <w:r>
-        <w:t xml:space="preserve">This study examines the application of computational techniques to the analysis of metabolic fluxes and their connection with potential uses of Machine Learning in metabolomics and fluxomics data. The theoretical part presents the basic concepts of Systems Biology, Metabolomics, and metabolic fluxes. This includes Flux Balance Analysis and ¹³C-Metabolic Flux Analysis. In the computational part, Python, together with the COBRApy library, was used for the processing of metabolic models of </w:t>
+        <w:t xml:space="preserve">This study examines the application of computational techniques to the analysis of metabolic fluxes and their connection with potential uses of Machine Learning in metabolomics and fluxomics data. The theoretical part presents the basic concepts of Systems Biology, Metabolomics, and metabolic fluxes. This includes Flux Balance Analysis and ¹³C-Metabolic Flux Analysis. In the computational part, Python, together with the </w:t>
+      </w:r>
+      <w:proofErr w:type="spellStart"/>
+      <w:r>
+        <w:t>COBRApy</w:t>
+      </w:r>
+      <w:proofErr w:type="spellEnd"/>
+      <w:r>
+        <w:t xml:space="preserve"> library, was used for the processing of metabolic models of </w:t>
       </w:r>
       <w:r>
         <w:rPr>
@@ -9176,7 +9241,15 @@
         <w:jc w:val="both"/>
       </w:pPr>
       <w:r>
-        <w:t xml:space="preserve">Keywords: Fluxomics, Metabolic fluxes, Flux Balance Analysis, COBRApy, E. coli, Machine Learning. </w:t>
+        <w:t xml:space="preserve">Keywords: Fluxomics, Metabolic fluxes, Flux Balance Analysis, </w:t>
+      </w:r>
+      <w:proofErr w:type="spellStart"/>
+      <w:r>
+        <w:t>COBRApy</w:t>
+      </w:r>
+      <w:proofErr w:type="spellEnd"/>
+      <w:r>
+        <w:t xml:space="preserve">, E. coli, Machine Learning. </w:t>
       </w:r>
     </w:p>
     <w:p>
@@ -9205,7 +9278,7 @@
         </w:numPr>
         <w:jc w:val="both"/>
       </w:pPr>
-      <w:bookmarkStart w:id="2" w:name="_Toc237959742"/>
+      <w:bookmarkStart w:id="2" w:name="_Toc239152164"/>
       <w:r>
         <w:rPr>
           <w:lang w:val="el-GR"/>
@@ -11269,7 +11342,7 @@
           <w:lang w:val="el-GR"/>
         </w:rPr>
       </w:pPr>
-      <w:bookmarkStart w:id="3" w:name="_Toc237959743"/>
+      <w:bookmarkStart w:id="3" w:name="_Toc239152165"/>
       <w:r>
         <w:rPr>
           <w:lang w:val="el-GR"/>
@@ -11296,7 +11369,7 @@
           <w:lang w:val="el-GR"/>
         </w:rPr>
       </w:pPr>
-      <w:bookmarkStart w:id="4" w:name="_Toc237959744"/>
+      <w:bookmarkStart w:id="4" w:name="_Toc239152166"/>
       <w:r>
         <w:rPr>
           <w:lang w:val="el-GR"/>
@@ -11661,7 +11734,7 @@
           <w:lang w:val="el-GR"/>
         </w:rPr>
       </w:pPr>
-      <w:bookmarkStart w:id="5" w:name="_Toc237959745"/>
+      <w:bookmarkStart w:id="5" w:name="_Toc239152167"/>
       <w:r>
         <w:rPr>
           <w:lang w:val="el-GR"/>
@@ -12104,7 +12177,7 @@
           <w:lang w:val="el-GR"/>
         </w:rPr>
       </w:pPr>
-      <w:bookmarkStart w:id="6" w:name="_Toc237959746"/>
+      <w:bookmarkStart w:id="6" w:name="_Toc239152168"/>
       <w:r>
         <w:rPr>
           <w:lang w:val="el-GR"/>
@@ -12548,7 +12621,7 @@
           <w:lang w:val="el-GR"/>
         </w:rPr>
       </w:pPr>
-      <w:bookmarkStart w:id="7" w:name="_Toc237959747"/>
+      <w:bookmarkStart w:id="7" w:name="_Toc239152169"/>
       <w:r>
         <w:rPr>
           <w:lang w:val="el-GR"/>
@@ -13049,7 +13122,7 @@
           <w:lang w:val="el-GR"/>
         </w:rPr>
       </w:pPr>
-      <w:bookmarkStart w:id="8" w:name="_Toc237959748"/>
+      <w:bookmarkStart w:id="8" w:name="_Toc239152170"/>
       <w:r>
         <w:rPr>
           <w:lang w:val="el-GR"/>
@@ -13678,7 +13751,7 @@
           <w:lang w:val="el-GR"/>
         </w:rPr>
       </w:pPr>
-      <w:bookmarkStart w:id="9" w:name="_Toc237959749"/>
+      <w:bookmarkStart w:id="9" w:name="_Toc239152171"/>
       <w:r>
         <w:rPr>
           <w:lang w:val="el-GR"/>
@@ -14098,7 +14171,7 @@
           <w:lang w:val="el-GR"/>
         </w:rPr>
       </w:pPr>
-      <w:bookmarkStart w:id="10" w:name="_Toc237959750"/>
+      <w:bookmarkStart w:id="10" w:name="_Toc239152172"/>
       <w:r>
         <w:rPr>
           <w:lang w:val="el-GR"/>
@@ -14557,7 +14630,7 @@
           <w:lang w:val="el-GR"/>
         </w:rPr>
       </w:pPr>
-      <w:bookmarkStart w:id="11" w:name="_Toc237959751"/>
+      <w:bookmarkStart w:id="11" w:name="_Toc239152173"/>
       <w:r>
         <w:rPr>
           <w:lang w:val="el-GR"/>
@@ -14574,7 +14647,7 @@
           <w:lang w:val="el-GR"/>
         </w:rPr>
       </w:pPr>
-      <w:bookmarkStart w:id="12" w:name="_Toc237959752"/>
+      <w:bookmarkStart w:id="12" w:name="_Toc239152174"/>
       <w:r>
         <w:rPr>
           <w:lang w:val="el-GR"/>
@@ -15026,7 +15099,7 @@
           <w:lang w:val="el-GR"/>
         </w:rPr>
       </w:pPr>
-      <w:bookmarkStart w:id="13" w:name="_Toc237959753"/>
+      <w:bookmarkStart w:id="13" w:name="_Toc239152175"/>
       <w:r>
         <w:rPr>
           <w:lang w:val="el-GR"/>
@@ -15533,7 +15606,7 @@
           <w:lang w:val="el-GR"/>
         </w:rPr>
       </w:pPr>
-      <w:bookmarkStart w:id="14" w:name="_Toc237959754"/>
+      <w:bookmarkStart w:id="14" w:name="_Toc239152176"/>
       <w:r>
         <w:rPr>
           <w:lang w:val="el-GR"/>
@@ -16027,7 +16100,7 @@
           <w:lang w:val="el-GR"/>
         </w:rPr>
       </w:pPr>
-      <w:bookmarkStart w:id="15" w:name="_Toc237959755"/>
+      <w:bookmarkStart w:id="15" w:name="_Toc239152177"/>
       <w:r>
         <w:rPr>
           <w:lang w:val="el-GR"/>
@@ -16446,7 +16519,7 @@
           <w:lang w:val="el-GR"/>
         </w:rPr>
       </w:pPr>
-      <w:bookmarkStart w:id="16" w:name="_Toc237959756"/>
+      <w:bookmarkStart w:id="16" w:name="_Toc239152178"/>
       <w:r>
         <w:rPr>
           <w:lang w:val="el-GR"/>
@@ -16842,7 +16915,7 @@
           <w:lang w:val="el-GR"/>
         </w:rPr>
       </w:pPr>
-      <w:bookmarkStart w:id="17" w:name="_Toc237959757"/>
+      <w:bookmarkStart w:id="17" w:name="_Toc239152179"/>
       <w:r>
         <w:rPr>
           <w:lang w:val="el-GR"/>
@@ -17025,6 +17098,7 @@
         </w:rPr>
         <w:t xml:space="preserve">̃ − </w:t>
       </w:r>
+      <w:proofErr w:type="gramStart"/>
       <w:r>
         <w:rPr>
           <w:i/>
@@ -17038,6 +17112,7 @@
         </w:rPr>
         <w:t>)^</w:t>
       </w:r>
+      <w:proofErr w:type="gramEnd"/>
       <w:r>
         <w:rPr>
           <w:i/>
@@ -17339,7 +17414,7 @@
           <w:lang w:val="el-GR"/>
         </w:rPr>
       </w:pPr>
-      <w:bookmarkStart w:id="18" w:name="_Toc237959758"/>
+      <w:bookmarkStart w:id="18" w:name="_Toc239152180"/>
       <w:r>
         <w:rPr>
           <w:lang w:val="el-GR"/>
@@ -17356,7 +17431,7 @@
           <w:lang w:val="el-GR"/>
         </w:rPr>
       </w:pPr>
-      <w:bookmarkStart w:id="19" w:name="_Toc237959759"/>
+      <w:bookmarkStart w:id="19" w:name="_Toc239152181"/>
       <w:r>
         <w:rPr>
           <w:lang w:val="el-GR"/>
@@ -17841,7 +17916,7 @@
           <w:lang w:val="el-GR"/>
         </w:rPr>
       </w:pPr>
-      <w:bookmarkStart w:id="20" w:name="_Toc237959760"/>
+      <w:bookmarkStart w:id="20" w:name="_Toc239152182"/>
       <w:r>
         <w:rPr>
           <w:lang w:val="el-GR"/>
@@ -18404,7 +18479,7 @@
           <w:lang w:val="el-GR"/>
         </w:rPr>
       </w:pPr>
-      <w:bookmarkStart w:id="21" w:name="_Toc237959761"/>
+      <w:bookmarkStart w:id="21" w:name="_Toc239152183"/>
       <w:r>
         <w:rPr>
           <w:lang w:val="el-GR"/>
@@ -18721,7 +18796,7 @@
           <w:lang w:val="el-GR"/>
         </w:rPr>
       </w:pPr>
-      <w:bookmarkStart w:id="22" w:name="_Toc237959762"/>
+      <w:bookmarkStart w:id="22" w:name="_Toc239152184"/>
       <w:r>
         <w:rPr>
           <w:lang w:val="el-GR"/>
@@ -18911,6 +18986,7 @@
         </w:rPr>
         <w:t>i</w:t>
       </w:r>
+      <w:proofErr w:type="gramStart"/>
       <w:r>
         <w:rPr>
           <w:i/>
@@ -18938,6 +19014,7 @@
         </w:rPr>
         <w:t xml:space="preserve"> λύσης</w:t>
       </w:r>
+      <w:proofErr w:type="gramEnd"/>
     </w:p>
     <w:p>
       <w:pPr>
@@ -19033,7 +19110,7 @@
           <w:lang w:val="el-GR"/>
         </w:rPr>
       </w:pPr>
-      <w:bookmarkStart w:id="23" w:name="_Toc237959763"/>
+      <w:bookmarkStart w:id="23" w:name="_Toc239152185"/>
       <w:r>
         <w:rPr>
           <w:lang w:val="el-GR"/>
@@ -19273,7 +19350,7 @@
           <w:lang w:val="el-GR"/>
         </w:rPr>
       </w:pPr>
-      <w:bookmarkStart w:id="24" w:name="_Toc237959764"/>
+      <w:bookmarkStart w:id="24" w:name="_Toc239152186"/>
       <w:r>
         <w:rPr>
           <w:lang w:val="el-GR"/>
@@ -19493,7 +19570,7 @@
           <w:lang w:val="el-GR"/>
         </w:rPr>
       </w:pPr>
-      <w:bookmarkStart w:id="25" w:name="_Toc237959765"/>
+      <w:bookmarkStart w:id="25" w:name="_Toc239152187"/>
       <w:r>
         <w:rPr>
           <w:lang w:val="el-GR"/>
@@ -19786,7 +19863,7 @@
           <w:lang w:val="el-GR"/>
         </w:rPr>
       </w:pPr>
-      <w:bookmarkStart w:id="26" w:name="_Toc237959766"/>
+      <w:bookmarkStart w:id="26" w:name="_Toc239152188"/>
       <w:r>
         <w:rPr>
           <w:lang w:val="el-GR"/>
@@ -19815,7 +19892,7 @@
           <w:lang w:val="el-GR"/>
         </w:rPr>
       </w:pPr>
-      <w:bookmarkStart w:id="27" w:name="_Toc237959767"/>
+      <w:bookmarkStart w:id="27" w:name="_Toc239152189"/>
       <w:r>
         <w:rPr>
           <w:lang w:val="el-GR"/>
@@ -20166,7 +20243,7 @@
           <w:lang w:val="el-GR"/>
         </w:rPr>
       </w:pPr>
-      <w:bookmarkStart w:id="28" w:name="_Toc237959768"/>
+      <w:bookmarkStart w:id="28" w:name="_Toc239152190"/>
       <w:r>
         <w:rPr>
           <w:lang w:val="el-GR"/>
@@ -20628,7 +20705,7 @@
           <w:lang w:val="el-GR"/>
         </w:rPr>
       </w:pPr>
-      <w:bookmarkStart w:id="29" w:name="_Toc237959769"/>
+      <w:bookmarkStart w:id="29" w:name="_Toc239152191"/>
       <w:r>
         <w:rPr>
           <w:lang w:val="el-GR"/>
@@ -20960,7 +21037,7 @@
           <w:lang w:val="el-GR"/>
         </w:rPr>
       </w:pPr>
-      <w:bookmarkStart w:id="30" w:name="_Toc237959770"/>
+      <w:bookmarkStart w:id="30" w:name="_Toc239152192"/>
       <w:r>
         <w:rPr>
           <w:lang w:val="el-GR"/>
@@ -21133,7 +21210,43 @@
         <w:rPr>
           <w:i/>
         </w:rPr>
-        <w:t>min Σ w_k (y_k,meas − y_k,sim)²</w:t>
+        <w:t>min Σ w_k (y_</w:t>
+      </w:r>
+      <w:proofErr w:type="gramStart"/>
+      <w:r>
+        <w:rPr>
+          <w:i/>
+        </w:rPr>
+        <w:t>k,meas</w:t>
+      </w:r>
+      <w:proofErr w:type="gramEnd"/>
+      <w:r>
+        <w:rPr>
+          <w:i/>
+        </w:rPr>
+        <w:t xml:space="preserve"> − </w:t>
+      </w:r>
+      <w:proofErr w:type="spellStart"/>
+      <w:r>
+        <w:rPr>
+          <w:i/>
+        </w:rPr>
+        <w:t>y_</w:t>
+      </w:r>
+      <w:proofErr w:type="gramStart"/>
+      <w:r>
+        <w:rPr>
+          <w:i/>
+        </w:rPr>
+        <w:t>k,sim</w:t>
+      </w:r>
+      <w:proofErr w:type="spellEnd"/>
+      <w:proofErr w:type="gramEnd"/>
+      <w:r>
+        <w:rPr>
+          <w:i/>
+        </w:rPr>
+        <w:t>)²</w:t>
       </w:r>
     </w:p>
     <w:p>
@@ -21167,9 +21280,11 @@
         </w:rPr>
         <w:t>,</w:t>
       </w:r>
+      <w:proofErr w:type="spellStart"/>
       <w:r>
         <w:t>meas</w:t>
       </w:r>
+      <w:proofErr w:type="spellEnd"/>
       <w:r>
         <w:rPr>
           <w:lang w:val="el-GR"/>
@@ -21347,7 +21462,7 @@
           <w:lang w:val="el-GR"/>
         </w:rPr>
       </w:pPr>
-      <w:bookmarkStart w:id="31" w:name="_Toc237959771"/>
+      <w:bookmarkStart w:id="31" w:name="_Toc239152193"/>
       <w:r>
         <w:rPr>
           <w:lang w:val="el-GR"/>
@@ -21524,7 +21639,7 @@
           <w:lang w:val="el-GR"/>
         </w:rPr>
       </w:pPr>
-      <w:bookmarkStart w:id="32" w:name="_Toc237959772"/>
+      <w:bookmarkStart w:id="32" w:name="_Toc239152194"/>
       <w:r>
         <w:rPr>
           <w:lang w:val="el-GR"/>
@@ -21767,7 +21882,7 @@
           <w:lang w:val="el-GR"/>
         </w:rPr>
       </w:pPr>
-      <w:bookmarkStart w:id="33" w:name="_Toc237959773"/>
+      <w:bookmarkStart w:id="33" w:name="_Toc239152195"/>
       <w:r>
         <w:rPr>
           <w:lang w:val="el-GR"/>
@@ -22054,7 +22169,7 @@
           <w:lang w:val="el-GR"/>
         </w:rPr>
       </w:pPr>
-      <w:bookmarkStart w:id="34" w:name="_Toc237959774"/>
+      <w:bookmarkStart w:id="34" w:name="_Toc239152196"/>
       <w:r>
         <w:rPr>
           <w:lang w:val="el-GR"/>
@@ -22369,7 +22484,7 @@
           <w:lang w:val="el-GR"/>
         </w:rPr>
       </w:pPr>
-      <w:bookmarkStart w:id="35" w:name="_Toc237959775"/>
+      <w:bookmarkStart w:id="35" w:name="_Toc239152197"/>
       <w:r>
         <w:rPr>
           <w:lang w:val="el-GR"/>
@@ -22404,7 +22519,7 @@
           <w:lang w:val="el-GR"/>
         </w:rPr>
       </w:pPr>
-      <w:bookmarkStart w:id="36" w:name="_Toc237959776"/>
+      <w:bookmarkStart w:id="36" w:name="_Toc239152198"/>
       <w:r>
         <w:rPr>
           <w:lang w:val="el-GR"/>
@@ -22655,7 +22770,7 @@
           <w:lang w:val="el-GR"/>
         </w:rPr>
       </w:pPr>
-      <w:bookmarkStart w:id="37" w:name="_Toc237959777"/>
+      <w:bookmarkStart w:id="37" w:name="_Toc239152199"/>
       <w:r>
         <w:rPr>
           <w:lang w:val="el-GR"/>
@@ -22901,7 +23016,7 @@
           <w:lang w:val="el-GR"/>
         </w:rPr>
       </w:pPr>
-      <w:bookmarkStart w:id="38" w:name="_Toc237959778"/>
+      <w:bookmarkStart w:id="38" w:name="_Toc239152200"/>
       <w:r>
         <w:rPr>
           <w:lang w:val="el-GR"/>
@@ -23233,7 +23348,7 @@
           <w:lang w:val="el-GR"/>
         </w:rPr>
       </w:pPr>
-      <w:bookmarkStart w:id="39" w:name="_Toc237959779"/>
+      <w:bookmarkStart w:id="39" w:name="_Toc239152201"/>
       <w:r>
         <w:rPr>
           <w:lang w:val="el-GR"/>
@@ -23578,7 +23693,7 @@
           <w:lang w:val="el-GR"/>
         </w:rPr>
       </w:pPr>
-      <w:bookmarkStart w:id="40" w:name="_Toc237959780"/>
+      <w:bookmarkStart w:id="40" w:name="_Toc239152202"/>
       <w:r>
         <w:rPr>
           <w:lang w:val="el-GR"/>
@@ -23880,7 +23995,7 @@
           <w:lang w:val="el-GR"/>
         </w:rPr>
       </w:pPr>
-      <w:bookmarkStart w:id="41" w:name="_Toc237959781"/>
+      <w:bookmarkStart w:id="41" w:name="_Toc239152203"/>
       <w:r>
         <w:rPr>
           <w:lang w:val="el-GR"/>
@@ -24002,7 +24117,7 @@
           <w:lang w:val="el-GR"/>
         </w:rPr>
       </w:pPr>
-      <w:bookmarkStart w:id="42" w:name="_Toc237959782"/>
+      <w:bookmarkStart w:id="42" w:name="_Toc239152204"/>
       <w:r>
         <w:rPr>
           <w:lang w:val="el-GR"/>
@@ -24146,7 +24261,7 @@
           <w:lang w:val="el-GR"/>
         </w:rPr>
       </w:pPr>
-      <w:bookmarkStart w:id="43" w:name="_Toc237959783"/>
+      <w:bookmarkStart w:id="43" w:name="_Toc239152205"/>
       <w:r>
         <w:rPr>
           <w:lang w:val="el-GR"/>
@@ -24169,7 +24284,7 @@
           <w:lang w:val="el-GR"/>
         </w:rPr>
       </w:pPr>
-      <w:bookmarkStart w:id="44" w:name="_Toc237959784"/>
+      <w:bookmarkStart w:id="44" w:name="_Toc239152206"/>
       <w:r>
         <w:rPr>
           <w:lang w:val="el-GR"/>
@@ -24482,7 +24597,7 @@
           <w:lang w:val="el-GR"/>
         </w:rPr>
       </w:pPr>
-      <w:bookmarkStart w:id="45" w:name="_Toc237959785"/>
+      <w:bookmarkStart w:id="45" w:name="_Toc239152207"/>
       <w:r>
         <w:rPr>
           <w:lang w:val="el-GR"/>
@@ -24692,7 +24807,7 @@
           <w:lang w:val="el-GR"/>
         </w:rPr>
       </w:pPr>
-      <w:bookmarkStart w:id="46" w:name="_Toc237959786"/>
+      <w:bookmarkStart w:id="46" w:name="_Toc239152208"/>
       <w:r>
         <w:rPr>
           <w:lang w:val="el-GR"/>
@@ -24764,7 +24879,7 @@
           <w:lang w:val="el-GR"/>
         </w:rPr>
       </w:pPr>
-      <w:bookmarkStart w:id="47" w:name="_Toc237959787"/>
+      <w:bookmarkStart w:id="47" w:name="_Toc239152209"/>
       <w:r>
         <w:rPr>
           <w:lang w:val="el-GR"/>
@@ -24967,7 +25082,7 @@
           <w:lang w:val="el-GR"/>
         </w:rPr>
       </w:pPr>
-      <w:bookmarkStart w:id="48" w:name="_Toc237959788"/>
+      <w:bookmarkStart w:id="48" w:name="_Toc239152210"/>
       <w:r>
         <w:rPr>
           <w:lang w:val="el-GR"/>
@@ -25155,7 +25270,7 @@
           <w:lang w:val="el-GR"/>
         </w:rPr>
       </w:pPr>
-      <w:bookmarkStart w:id="49" w:name="_Toc237959789"/>
+      <w:bookmarkStart w:id="49" w:name="_Toc239152211"/>
       <w:r>
         <w:rPr>
           <w:lang w:val="el-GR"/>
@@ -25323,7 +25438,7 @@
           <w:lang w:val="el-GR"/>
         </w:rPr>
       </w:pPr>
-      <w:bookmarkStart w:id="50" w:name="_Toc237959790"/>
+      <w:bookmarkStart w:id="50" w:name="_Toc239152212"/>
       <w:r>
         <w:rPr>
           <w:lang w:val="el-GR"/>
@@ -25346,7 +25461,7 @@
           <w:lang w:val="el-GR"/>
         </w:rPr>
       </w:pPr>
-      <w:bookmarkStart w:id="51" w:name="_Toc237959791"/>
+      <w:bookmarkStart w:id="51" w:name="_Toc239152213"/>
       <w:r>
         <w:rPr>
           <w:lang w:val="el-GR"/>
@@ -25482,7 +25597,7 @@
           <w:lang w:val="el-GR"/>
         </w:rPr>
       </w:pPr>
-      <w:bookmarkStart w:id="52" w:name="_Toc237959792"/>
+      <w:bookmarkStart w:id="52" w:name="_Toc239152214"/>
       <w:r>
         <w:rPr>
           <w:lang w:val="el-GR"/>
@@ -25541,7 +25656,7 @@
           <w:lang w:val="el-GR"/>
         </w:rPr>
       </w:pPr>
-      <w:bookmarkStart w:id="53" w:name="_Toc237959793"/>
+      <w:bookmarkStart w:id="53" w:name="_Toc239152215"/>
       <w:r>
         <w:rPr>
           <w:lang w:val="el-GR"/>
@@ -25693,7 +25808,7 @@
           <w:lang w:val="el-GR"/>
         </w:rPr>
       </w:pPr>
-      <w:bookmarkStart w:id="54" w:name="_Toc237959794"/>
+      <w:bookmarkStart w:id="54" w:name="_Toc239152216"/>
       <w:r>
         <w:rPr>
           <w:lang w:val="el-GR"/>
@@ -25859,18 +25974,22 @@
         </w:rPr>
         <w:t xml:space="preserve">, τα </w:t>
       </w:r>
+      <w:proofErr w:type="spellStart"/>
       <w:r>
         <w:t>iML</w:t>
       </w:r>
+      <w:proofErr w:type="spellEnd"/>
       <w:r>
         <w:rPr>
           <w:lang w:val="el-GR"/>
         </w:rPr>
         <w:t xml:space="preserve">1515 και </w:t>
       </w:r>
+      <w:proofErr w:type="spellStart"/>
       <w:r>
         <w:t>iJO</w:t>
       </w:r>
+      <w:proofErr w:type="spellEnd"/>
       <w:r>
         <w:rPr>
           <w:lang w:val="el-GR"/>
@@ -25914,7 +26033,7 @@
           <w:lang w:val="el-GR"/>
         </w:rPr>
       </w:pPr>
-      <w:bookmarkStart w:id="55" w:name="_Toc237959795"/>
+      <w:bookmarkStart w:id="55" w:name="_Toc239152217"/>
       <w:r>
         <w:rPr>
           <w:lang w:val="el-GR"/>
@@ -25980,7 +26099,7 @@
           <w:lang w:val="el-GR"/>
         </w:rPr>
       </w:pPr>
-      <w:bookmarkStart w:id="56" w:name="_Toc237959796"/>
+      <w:bookmarkStart w:id="56" w:name="_Toc239152218"/>
       <w:r>
         <w:rPr>
           <w:lang w:val="el-GR"/>
@@ -26054,7 +26173,7 @@
           <w:lang w:val="el-GR"/>
         </w:rPr>
       </w:pPr>
-      <w:bookmarkStart w:id="57" w:name="_Toc237959797"/>
+      <w:bookmarkStart w:id="57" w:name="_Toc239152219"/>
       <w:r>
         <w:rPr>
           <w:lang w:val="el-GR"/>
@@ -26077,7 +26196,7 @@
           <w:lang w:val="el-GR"/>
         </w:rPr>
       </w:pPr>
-      <w:bookmarkStart w:id="58" w:name="_Toc237959798"/>
+      <w:bookmarkStart w:id="58" w:name="_Toc239152220"/>
       <w:r>
         <w:rPr>
           <w:lang w:val="el-GR"/>
@@ -26234,7 +26353,7 @@
           <w:lang w:val="el-GR"/>
         </w:rPr>
       </w:pPr>
-      <w:bookmarkStart w:id="59" w:name="_Toc237959799"/>
+      <w:bookmarkStart w:id="59" w:name="_Toc239152221"/>
       <w:r>
         <w:rPr>
           <w:lang w:val="el-GR"/>
@@ -26294,7 +26413,7 @@
           <w:lang w:val="el-GR"/>
         </w:rPr>
       </w:pPr>
-      <w:bookmarkStart w:id="60" w:name="_Toc237959800"/>
+      <w:bookmarkStart w:id="60" w:name="_Toc239152222"/>
       <w:r>
         <w:rPr>
           <w:lang w:val="el-GR"/>
@@ -26366,7 +26485,7 @@
           <w:lang w:val="el-GR"/>
         </w:rPr>
       </w:pPr>
-      <w:bookmarkStart w:id="61" w:name="_Toc237959801"/>
+      <w:bookmarkStart w:id="61" w:name="_Toc239152223"/>
       <w:r>
         <w:rPr>
           <w:lang w:val="el-GR"/>
@@ -26606,7 +26725,7 @@
           <w:lang w:val="el-GR"/>
         </w:rPr>
       </w:pPr>
-      <w:bookmarkStart w:id="62" w:name="_Toc237959802"/>
+      <w:bookmarkStart w:id="62" w:name="_Toc239152224"/>
       <w:r>
         <w:rPr>
           <w:lang w:val="el-GR"/>
@@ -26782,7 +26901,7 @@
           <w:lang w:val="el-GR"/>
         </w:rPr>
       </w:pPr>
-      <w:bookmarkStart w:id="63" w:name="_Toc237959803"/>
+      <w:bookmarkStart w:id="63" w:name="_Toc239152225"/>
       <w:r>
         <w:rPr>
           <w:lang w:val="el-GR"/>
@@ -26915,7 +27034,7 @@
           <w:lang w:val="el-GR"/>
         </w:rPr>
       </w:pPr>
-      <w:bookmarkStart w:id="64" w:name="_Toc237959804"/>
+      <w:bookmarkStart w:id="64" w:name="_Toc239152226"/>
       <w:r>
         <w:rPr>
           <w:lang w:val="el-GR"/>
@@ -27008,7 +27127,7 @@
           <w:lang w:val="el-GR"/>
         </w:rPr>
       </w:pPr>
-      <w:bookmarkStart w:id="65" w:name="_Toc237959805"/>
+      <w:bookmarkStart w:id="65" w:name="_Toc239152227"/>
       <w:r>
         <w:rPr>
           <w:lang w:val="el-GR"/>
@@ -27335,7 +27454,7 @@
           <w:lang w:val="el-GR"/>
         </w:rPr>
       </w:pPr>
-      <w:bookmarkStart w:id="66" w:name="_Toc237959806"/>
+      <w:bookmarkStart w:id="66" w:name="_Toc239152228"/>
       <w:r>
         <w:rPr>
           <w:lang w:val="el-GR"/>
@@ -27412,7 +27531,7 @@
           <w:lang w:val="el-GR"/>
         </w:rPr>
       </w:pPr>
-      <w:bookmarkStart w:id="67" w:name="_Toc237959807"/>
+      <w:bookmarkStart w:id="67" w:name="_Toc239152229"/>
       <w:r>
         <w:rPr>
           <w:lang w:val="el-GR"/>
@@ -27550,7 +27669,7 @@
           <w:lang w:val="el-GR"/>
         </w:rPr>
       </w:pPr>
-      <w:bookmarkStart w:id="68" w:name="_Toc237959808"/>
+      <w:bookmarkStart w:id="68" w:name="_Toc239152230"/>
       <w:r>
         <w:rPr>
           <w:lang w:val="el-GR"/>
@@ -27739,7 +27858,7 @@
           <w:lang w:val="el-GR"/>
         </w:rPr>
       </w:pPr>
-      <w:bookmarkStart w:id="69" w:name="_Toc237959809"/>
+      <w:bookmarkStart w:id="69" w:name="_Toc239152231"/>
       <w:r>
         <w:rPr>
           <w:lang w:val="el-GR"/>
@@ -27979,7 +28098,7 @@
           <w:lang w:val="el-GR"/>
         </w:rPr>
       </w:pPr>
-      <w:bookmarkStart w:id="70" w:name="_Toc237959810"/>
+      <w:bookmarkStart w:id="70" w:name="_Toc239152232"/>
       <w:r>
         <w:rPr>
           <w:lang w:val="el-GR"/>
@@ -28045,7 +28164,7 @@
           <w:lang w:val="el-GR"/>
         </w:rPr>
       </w:pPr>
-      <w:bookmarkStart w:id="71" w:name="_Toc237959811"/>
+      <w:bookmarkStart w:id="71" w:name="_Toc239152233"/>
       <w:r>
         <w:rPr>
           <w:lang w:val="el-GR"/>
@@ -28071,163 +28190,54 @@
         <w:rPr>
           <w:lang w:val="el-GR"/>
         </w:rPr>
-        <w:t xml:space="preserve">Στο </w:t>
-      </w:r>
-      <w:r>
-        <w:rPr>
-          <w:lang w:val="el-GR"/>
-        </w:rPr>
-        <w:t>π</w:t>
-      </w:r>
-      <w:r>
-        <w:rPr>
-          <w:lang w:val="el-GR"/>
-        </w:rPr>
-        <w:t xml:space="preserve">αρόν κεφάλαιο παρουσιάζονται τα αποτελέσματα του </w:t>
-      </w:r>
-      <w:r>
-        <w:rPr>
-          <w:lang w:val="el-GR"/>
-        </w:rPr>
-        <w:t>υ</w:t>
-      </w:r>
-      <w:r>
-        <w:rPr>
-          <w:lang w:val="el-GR"/>
-        </w:rPr>
-        <w:t xml:space="preserve">πολογιστικού μέρους της </w:t>
-      </w:r>
-      <w:r>
-        <w:rPr>
-          <w:lang w:val="el-GR"/>
-        </w:rPr>
-        <w:t xml:space="preserve">εργασίας </w:t>
-      </w:r>
-      <w:r>
-        <w:rPr>
-          <w:lang w:val="el-GR"/>
-        </w:rPr>
-        <w:t>.Η ανάλυση έγινε με τέσσερα ξεχωριστά notebooks</w:t>
-      </w:r>
-      <w:r>
-        <w:rPr>
-          <w:lang w:val="el-GR"/>
-        </w:rPr>
-        <w:t>,</w:t>
-      </w:r>
-      <w:r>
-        <w:rPr>
-          <w:lang w:val="el-GR"/>
-        </w:rPr>
-        <w:t xml:space="preserve"> κάθε ένα βοηθούσε </w:t>
-      </w:r>
-      <w:r>
-        <w:rPr>
-          <w:lang w:val="el-GR"/>
-        </w:rPr>
-        <w:t xml:space="preserve">σε διαφορετικά επιστημονικά ερωτήματα. </w:t>
-      </w:r>
-      <w:r>
-        <w:rPr>
-          <w:lang w:val="el-GR"/>
-        </w:rPr>
-        <w:t xml:space="preserve">Το πρώτο notebook χρησιμοποιήθηκε </w:t>
-      </w:r>
-      <w:r>
-        <w:rPr>
-          <w:lang w:val="el-GR"/>
-        </w:rPr>
-        <w:t>ω</w:t>
-      </w:r>
-      <w:r>
-        <w:rPr>
-          <w:lang w:val="el-GR"/>
-        </w:rPr>
-        <w:t xml:space="preserve">ς </w:t>
-      </w:r>
-      <w:r>
-        <w:rPr>
-          <w:lang w:val="el-GR"/>
-        </w:rPr>
-        <w:t>πιλοτικό</w:t>
-      </w:r>
-      <w:r>
-        <w:rPr>
-          <w:lang w:val="el-GR"/>
-        </w:rPr>
-        <w:t xml:space="preserve"> βήμα για τον έλεγχο της βασικής υπολογιστικής διαδικασίας.</w:t>
-      </w:r>
-      <w:r>
-        <w:rPr>
-          <w:lang w:val="el-GR"/>
-        </w:rPr>
-        <w:t xml:space="preserve"> </w:t>
-      </w:r>
-      <w:r>
-        <w:rPr>
-          <w:lang w:val="el-GR"/>
-        </w:rPr>
-        <w:t xml:space="preserve">Το δεύτερο επικεντρώθηκε στη σύγκριση διαφόρων συνθηκών </w:t>
-      </w:r>
-      <w:r>
-        <w:rPr>
-          <w:lang w:val="el-GR"/>
-        </w:rPr>
-        <w:t>θρεπτικού</w:t>
-      </w:r>
-      <w:r>
-        <w:rPr>
-          <w:lang w:val="el-GR"/>
-        </w:rPr>
-        <w:t xml:space="preserve"> μέσα στο μοντέλο iML1515.</w:t>
-      </w:r>
-      <w:r>
-        <w:rPr>
-          <w:lang w:val="el-GR"/>
-        </w:rPr>
-        <w:t xml:space="preserve"> </w:t>
-      </w:r>
-      <w:r>
-        <w:rPr>
-          <w:lang w:val="el-GR"/>
-        </w:rPr>
-        <w:t xml:space="preserve">Το τρίτο έκανε σύγκριση των μοντέλων iML1515 και iJO1366 σε παρόμοιες συνθήκες </w:t>
-      </w:r>
-      <w:r>
-        <w:rPr>
-          <w:lang w:val="el-GR"/>
-        </w:rPr>
-        <w:t>θρεπτικού</w:t>
-      </w:r>
+        <w:t xml:space="preserve">Η υπολογιστική διερεύνηση της παρούσας εργασίας διαρθρώθηκε σε τέσσερις διακριτές φάσεις, καθεμία από τις οποίες υλοποιήθηκε σε αντίστοιχο Jupyter Notebook. Αρχικά πραγματοποιήθηκε πιλοτικός έλεγχος με το εκπαιδευτικό μοντέλο του COBRApy, ακολούθησε η αξιολόγηση του μοντέλου γονιδιωματικής κλίμακας iML1515 υπό διαφορετικές περιβαλλοντικές συνθήκες, πραγματοποιήθηκε άμεση σύγκριση μεταξύ των ανακατασκευών iML1515 και iJO1366, και τέλος συγκροτήθηκε βιβλιογραφικό πλαίσιο αντιπαραβολής με δημοσιευμένα σύνολα δεδομένων fluxomics και </w:t>
+      </w:r>
+      <m:oMath>
+        <m:sPre>
+          <m:sPrePr>
+            <m:ctrlPr>
+              <w:rPr>
+                <w:rFonts w:ascii="Cambria Math" w:hAnsi="Cambria Math"/>
+                <w:lang w:val="el-GR"/>
+              </w:rPr>
+            </m:ctrlPr>
+          </m:sPrePr>
+          <m:sub>
+            <m:r>
+              <w:rPr>
+                <w:rFonts w:ascii="Cambria Math" w:hAnsi="Cambria Math"/>
+                <w:lang w:val="el-GR"/>
+              </w:rPr>
+              <m:t>​</m:t>
+            </m:r>
+          </m:sub>
+          <m:sup>
+            <m:r>
+              <w:rPr>
+                <w:rFonts w:ascii="Cambria Math" w:hAnsi="Cambria Math"/>
+                <w:lang w:val="el-GR"/>
+              </w:rPr>
+              <m:t>13</m:t>
+            </m:r>
+          </m:sup>
+          <m:e>
+            <m:r>
+              <m:rPr>
+                <m:nor/>
+              </m:rPr>
+              <w:rPr>
+                <w:lang w:val="el-GR"/>
+              </w:rPr>
+              <m:t>C-MFA</m:t>
+            </m:r>
+          </m:e>
+        </m:sPre>
+      </m:oMath>
       <w:r>
         <w:rPr>
           <w:lang w:val="el-GR"/>
         </w:rPr>
         <w:t>.</w:t>
-      </w:r>
-      <w:r>
-        <w:rPr>
-          <w:lang w:val="el-GR"/>
-        </w:rPr>
-        <w:t xml:space="preserve"> Και τ</w:t>
-      </w:r>
-      <w:r>
-        <w:rPr>
-          <w:lang w:val="el-GR"/>
-        </w:rPr>
-        <w:t>έλος</w:t>
-      </w:r>
-      <w:r>
-        <w:rPr>
-          <w:lang w:val="el-GR"/>
-        </w:rPr>
-        <w:t>,</w:t>
-      </w:r>
-      <w:r>
-        <w:rPr>
-          <w:lang w:val="el-GR"/>
-        </w:rPr>
-        <w:t xml:space="preserve"> το τέταρτο δόθηκε για την ανασκόπηση επιλεγμένων δημοσιευμένων δεδομένων fluxomics και ¹³C-MFA συνόλων δεδομένων.</w:t>
       </w:r>
     </w:p>
     <w:p>
@@ -28241,7 +28251,7 @@
         <w:rPr>
           <w:lang w:val="el-GR"/>
         </w:rPr>
-        <w:t>Τα αποτελέσματα δεν αποτελούν άμεσες πειραματικές μετρήσεις μεταβολικών ροών. Αντίθετα αποτελούν υπολογιστικές προβλέψεις που προέρχονται από την εφαρμογή της Μεθόδου Ανάλυσης Ισοζυγίου Ροών στα σχετικά μοντέλα μεταβολής. Λόγω αυτού, η ερμηνεία τους πρέπει να γίνεται με βάση τη δομή καθώς και τους περιορισμούς και τις βασικές παραδοχές των μοντέλων.</w:t>
+        <w:t>Τα δεδομένα που παρατίθενται αποτελούν constraint-based προβλέψεις μέσω της Ανάλυσης Ισοζυγίου Ροών (Flux Balance Analysis, FBA) και αποτυπώνουν τη συμπεριφορά των δικτύων υπό συγκεκριμένους στοιχειομετρικούς και φυσικοχημικούς περιορισμούς.</w:t>
       </w:r>
     </w:p>
     <w:p>
@@ -28272,79 +28282,49 @@
     </w:p>
     <w:p>
       <w:pPr>
+        <w:pStyle w:val="Caption"/>
+        <w:keepNext/>
         <w:jc w:val="both"/>
         <w:rPr>
-          <w:lang w:val="el-GR"/>
-        </w:rPr>
-      </w:pPr>
-      <w:r>
-        <w:rPr>
-          <w:lang w:val="el-GR"/>
-        </w:rPr>
-        <w:t xml:space="preserve">Το πρώτο στάδιο της ανάλυσης πραγματοποιήθηκε με χρήση του μικρού πρότυπου εκπαιδευτικού μοντέλου του COBRApy. </w:t>
-      </w:r>
-      <w:r>
-        <w:rPr>
-          <w:lang w:val="el-GR"/>
-        </w:rPr>
-        <w:t>Το συγκεκριμένο παράδειγμα χρησιμοποιήθηκε κυρίως για να επιβεβαιώσει τη βασική υπολογιστική διαδικασία και όχι ως ισότιμη βιολογική αναφορά για σύγκριση με τα μεταβολικά γονιδιωματικά μοντέλα.</w:t>
-      </w:r>
-    </w:p>
-    <w:p>
-      <w:pPr>
-        <w:jc w:val="both"/>
-        <w:rPr>
-          <w:lang w:val="el-GR"/>
-        </w:rPr>
-      </w:pPr>
-      <w:r>
-        <w:rPr>
-          <w:lang w:val="el-GR"/>
-        </w:rPr>
-        <w:t xml:space="preserve">Σε αυτό το στάδιο επιβεβαιώθηκε η σωστή φόρτωση </w:t>
-      </w:r>
-      <w:r>
-        <w:rPr>
-          <w:lang w:val="el-GR"/>
-        </w:rPr>
-        <w:t>τ</w:t>
-      </w:r>
-      <w:r>
-        <w:rPr>
-          <w:lang w:val="el-GR"/>
-        </w:rPr>
-        <w:t>ου μοντέλου και η καθορισμένη αντικειμενική συνάρτηση.</w:t>
-      </w:r>
-      <w:r>
-        <w:rPr>
-          <w:lang w:val="el-GR"/>
-        </w:rPr>
-        <w:t xml:space="preserve"> </w:t>
-      </w:r>
-      <w:r>
-        <w:rPr>
-          <w:lang w:val="el-GR"/>
-        </w:rPr>
-        <w:t>Επιπλέον</w:t>
-      </w:r>
-      <w:r>
-        <w:rPr>
-          <w:lang w:val="el-GR"/>
-        </w:rPr>
-        <w:t>,</w:t>
-      </w:r>
-      <w:r>
-        <w:rPr>
-          <w:lang w:val="el-GR"/>
-        </w:rPr>
-        <w:t xml:space="preserve"> βρέθηκε ότι η εκτέλεση της Ανάλυσης Ισοζυγίου Ροών γίνεται χωρίς την εμφάνιση σφαλμάτων. Ως αποτέλεσμα αυτού, κατεγράφηκε η ικανότητα εξαγωγής των αναμενόμενων μεταβολών και μετά η αποθήκευσή τους σε οργανωμένη μορφή. </w:t>
-      </w:r>
-      <w:r>
-        <w:rPr>
-          <w:lang w:val="el-GR"/>
-        </w:rPr>
-        <w:lastRenderedPageBreak/>
-        <w:t>Η πιλοτική αυτή ανάλυση αποτέλεσε το τεχνικό υπόβαθρο για την εφαρμογή της ίδιας διαδικασίας στα μεγαλύτερα μοντέλα iML1515 και iJO1366.</w:t>
+          <w:b w:val="0"/>
+          <w:bCs w:val="0"/>
+          <w:color w:val="auto"/>
+          <w:sz w:val="24"/>
+          <w:szCs w:val="22"/>
+          <w:lang w:val="el-GR"/>
+        </w:rPr>
+      </w:pPr>
+      <w:r>
+        <w:rPr>
+          <w:b w:val="0"/>
+          <w:bCs w:val="0"/>
+          <w:color w:val="auto"/>
+          <w:sz w:val="24"/>
+          <w:szCs w:val="22"/>
+          <w:lang w:val="el-GR"/>
+        </w:rPr>
+        <w:t xml:space="preserve">Το αρχικό στάδιο επικεντρώθηκε στην τεχνική επικύρωση της ροής εργασίας μέσω ενός συμπαγούς εκπαιδευτικού μεταβολικού δικτύου. Επιβεβαιώθηκε η απρόσκοπτη ανάγνωση του μοντέλου, η ορθή αρχικοποίηση της αντικειμενικής συνάρτησης, η σύγκλιση του αλγορίθμου </w:t>
+      </w:r>
+      <w:r>
+        <w:rPr>
+          <w:b w:val="0"/>
+          <w:bCs w:val="0"/>
+          <w:color w:val="auto"/>
+          <w:sz w:val="24"/>
+          <w:szCs w:val="22"/>
+        </w:rPr>
+        <w:t>FBA</w:t>
+      </w:r>
+      <w:r>
+        <w:rPr>
+          <w:b w:val="0"/>
+          <w:bCs w:val="0"/>
+          <w:color w:val="auto"/>
+          <w:sz w:val="24"/>
+          <w:szCs w:val="22"/>
+          <w:lang w:val="el-GR"/>
+        </w:rPr>
+        <w:t xml:space="preserve"> σε βέλτιστη εφικτή λύση και η αυτοματοποιημένη εξαγωγή των διανυσμάτων ροής σε δομημένα αρχεία. Η διαδικασία αυτή λειτούργησε ως βάση για την κλιμάκωση της υπολογιστικής ανάλυσης σε ανακατασκευές γονιδιωματικής κλίμακας.</w:t>
       </w:r>
     </w:p>
     <w:p>
@@ -28425,6 +28405,7 @@
                 <w:lang w:val="el-GR"/>
               </w:rPr>
             </w:pPr>
+            <w:proofErr w:type="spellStart"/>
             <w:r>
               <w:rPr>
                 <w:b/>
@@ -28432,6 +28413,7 @@
               </w:rPr>
               <w:t>Περιεχόμενο</w:t>
             </w:r>
+            <w:proofErr w:type="spellEnd"/>
           </w:p>
         </w:tc>
         <w:tc>
@@ -28448,12 +28430,53 @@
                 <w:lang w:val="el-GR"/>
               </w:rPr>
             </w:pPr>
+            <w:proofErr w:type="spellStart"/>
             <w:r>
               <w:rPr>
                 <w:b/>
                 <w:bCs/>
               </w:rPr>
-              <w:t>Ρόλος στην εργασία</w:t>
+              <w:t>Ρόλος</w:t>
+            </w:r>
+            <w:proofErr w:type="spellEnd"/>
+            <w:r>
+              <w:rPr>
+                <w:b/>
+                <w:bCs/>
+              </w:rPr>
+              <w:t xml:space="preserve"> </w:t>
+            </w:r>
+            <w:proofErr w:type="spellStart"/>
+            <w:r>
+              <w:rPr>
+                <w:b/>
+                <w:bCs/>
+              </w:rPr>
+              <w:t>στην</w:t>
+            </w:r>
+            <w:proofErr w:type="spellEnd"/>
+            <w:r>
+              <w:rPr>
+                <w:b/>
+                <w:bCs/>
+              </w:rPr>
+              <w:t xml:space="preserve"> </w:t>
+            </w:r>
+            <w:proofErr w:type="spellStart"/>
+            <w:r>
+              <w:rPr>
+                <w:b/>
+                <w:bCs/>
+              </w:rPr>
+              <w:t>εργ</w:t>
+            </w:r>
+            <w:proofErr w:type="spellEnd"/>
+            <w:r>
+              <w:rPr>
+                <w:b/>
+                <w:bCs/>
+              </w:rPr>
+              <w:t>ασία</w:t>
             </w:r>
           </w:p>
         </w:tc>
@@ -28486,9 +28509,35 @@
                 <w:lang w:val="el-GR"/>
               </w:rPr>
             </w:pPr>
-            <w:r>
-              <w:t>Πρότυπο εκπαιδευτικό μοντέλο COBRApy</w:t>
-            </w:r>
+            <w:proofErr w:type="spellStart"/>
+            <w:r>
+              <w:t>Πρότυ</w:t>
+            </w:r>
+            <w:proofErr w:type="spellEnd"/>
+            <w:r>
+              <w:t xml:space="preserve">πο </w:t>
+            </w:r>
+            <w:proofErr w:type="spellStart"/>
+            <w:r>
+              <w:t>εκ</w:t>
+            </w:r>
+            <w:proofErr w:type="spellEnd"/>
+            <w:r>
+              <w:t xml:space="preserve">παιδευτικό </w:t>
+            </w:r>
+            <w:proofErr w:type="spellStart"/>
+            <w:r>
+              <w:t>μοντέλο</w:t>
+            </w:r>
+            <w:proofErr w:type="spellEnd"/>
+            <w:r>
+              <w:t xml:space="preserve"> </w:t>
+            </w:r>
+            <w:proofErr w:type="spellStart"/>
+            <w:r>
+              <w:t>COBRApy</w:t>
+            </w:r>
+            <w:proofErr w:type="spellEnd"/>
           </w:p>
         </w:tc>
         <w:tc>
@@ -28545,9 +28594,11 @@
                 <w:lang w:val="el-GR"/>
               </w:rPr>
             </w:pPr>
+            <w:proofErr w:type="spellStart"/>
             <w:r>
               <w:t>iML</w:t>
             </w:r>
+            <w:proofErr w:type="spellEnd"/>
             <w:r>
               <w:rPr>
                 <w:lang w:val="el-GR"/>
@@ -28589,6 +28640,7 @@
               </w:rPr>
             </w:pPr>
             <w:r>
+              <w:lastRenderedPageBreak/>
               <w:t xml:space="preserve">Notebook </w:t>
             </w:r>
             <w:r>
@@ -28610,18 +28662,22 @@
                 <w:lang w:val="el-GR"/>
               </w:rPr>
             </w:pPr>
+            <w:proofErr w:type="spellStart"/>
             <w:r>
               <w:t>iML</w:t>
             </w:r>
+            <w:proofErr w:type="spellEnd"/>
             <w:r>
               <w:rPr>
                 <w:lang w:val="el-GR"/>
               </w:rPr>
               <w:t xml:space="preserve">1515 και </w:t>
             </w:r>
+            <w:proofErr w:type="spellStart"/>
             <w:r>
               <w:t>iJO</w:t>
             </w:r>
+            <w:proofErr w:type="spellEnd"/>
             <w:r>
               <w:rPr>
                 <w:lang w:val="el-GR"/>
@@ -28641,9 +28697,35 @@
                 <w:lang w:val="el-GR"/>
               </w:rPr>
             </w:pPr>
-            <w:r>
-              <w:t>Σύγκριση διαφορετικών μεταβολικών ανακατασκευών</w:t>
-            </w:r>
+            <w:proofErr w:type="spellStart"/>
+            <w:r>
+              <w:t>Σύγκριση</w:t>
+            </w:r>
+            <w:proofErr w:type="spellEnd"/>
+            <w:r>
+              <w:t xml:space="preserve"> </w:t>
+            </w:r>
+            <w:proofErr w:type="spellStart"/>
+            <w:r>
+              <w:t>δι</w:t>
+            </w:r>
+            <w:proofErr w:type="spellEnd"/>
+            <w:r>
+              <w:t xml:space="preserve">αφορετικών </w:t>
+            </w:r>
+            <w:proofErr w:type="spellStart"/>
+            <w:r>
+              <w:t>μετ</w:t>
+            </w:r>
+            <w:proofErr w:type="spellEnd"/>
+            <w:r>
+              <w:t>αβολικών ανακατα</w:t>
+            </w:r>
+            <w:proofErr w:type="spellStart"/>
+            <w:r>
+              <w:t>σκευών</w:t>
+            </w:r>
+            <w:proofErr w:type="spellEnd"/>
           </w:p>
         </w:tc>
       </w:tr>
@@ -28727,9 +28809,27 @@
                 <w:lang w:val="el-GR"/>
               </w:rPr>
             </w:pPr>
-            <w:r>
-              <w:t>Βιβλιογραφική και μεθοδολογική σύγκριση</w:t>
-            </w:r>
+            <w:proofErr w:type="spellStart"/>
+            <w:r>
+              <w:t>Βι</w:t>
+            </w:r>
+            <w:proofErr w:type="spellEnd"/>
+            <w:r>
+              <w:t xml:space="preserve">βλιογραφική και </w:t>
+            </w:r>
+            <w:proofErr w:type="spellStart"/>
+            <w:r>
+              <w:t>μεθοδολογική</w:t>
+            </w:r>
+            <w:proofErr w:type="spellEnd"/>
+            <w:r>
+              <w:t xml:space="preserve"> </w:t>
+            </w:r>
+            <w:proofErr w:type="spellStart"/>
+            <w:r>
+              <w:t>σύγκριση</w:t>
+            </w:r>
+            <w:proofErr w:type="spellEnd"/>
           </w:p>
         </w:tc>
       </w:tr>
@@ -28773,56 +28873,99 @@
     </w:p>
     <w:p>
       <w:pPr>
+        <w:pStyle w:val="Caption"/>
+        <w:keepNext/>
         <w:jc w:val="both"/>
         <w:rPr>
-          <w:lang w:val="el-GR"/>
-        </w:rPr>
-      </w:pPr>
-      <w:r>
-        <w:rPr>
-          <w:lang w:val="el-GR"/>
-        </w:rPr>
-        <w:t>Το μεταβολικό μοντέλο iML1515 χρησιμοποιήθηκε ως το κύριο εργαλείο για να γίνει σύγκριση μεταξύ διάφορων θρεπτικών ουσιών. Αυτό το μοντέλο έχει μεγάλο α</w:t>
-      </w:r>
-      <w:r>
-        <w:rPr>
-          <w:lang w:val="el-GR"/>
-        </w:rPr>
-        <w:t>ρ</w:t>
-      </w:r>
-      <w:r>
-        <w:rPr>
-          <w:lang w:val="el-GR"/>
-        </w:rPr>
-        <w:t xml:space="preserve">ιθμό από αντιδράσεις, μεταβολίτες και γονίδια που επιτρέπουν την υπολογιστική αναπαραγωγή ενός σημαντικού μέρους του μεταβολικού δικτύου του </w:t>
-      </w:r>
-      <w:r>
-        <w:rPr>
+          <w:b w:val="0"/>
+          <w:bCs w:val="0"/>
+          <w:color w:val="auto"/>
+          <w:sz w:val="24"/>
+          <w:szCs w:val="22"/>
+          <w:lang w:val="el-GR"/>
+        </w:rPr>
+      </w:pPr>
+      <w:r>
+        <w:rPr>
+          <w:b w:val="0"/>
+          <w:bCs w:val="0"/>
+          <w:color w:val="auto"/>
+          <w:sz w:val="24"/>
+          <w:szCs w:val="22"/>
+          <w:lang w:val="el-GR"/>
+        </w:rPr>
+        <w:t xml:space="preserve">Το μοντέλο </w:t>
+      </w:r>
+      <w:proofErr w:type="spellStart"/>
+      <w:r>
+        <w:rPr>
+          <w:b w:val="0"/>
+          <w:bCs w:val="0"/>
+          <w:color w:val="auto"/>
+          <w:sz w:val="24"/>
+          <w:szCs w:val="22"/>
+        </w:rPr>
+        <w:t>iML</w:t>
+      </w:r>
+      <w:proofErr w:type="spellEnd"/>
+      <w:r>
+        <w:rPr>
+          <w:b w:val="0"/>
+          <w:bCs w:val="0"/>
+          <w:color w:val="auto"/>
+          <w:sz w:val="24"/>
+          <w:szCs w:val="22"/>
+          <w:lang w:val="el-GR"/>
+        </w:rPr>
+        <w:t xml:space="preserve">1515 επιλέχθηκε ως ο κύριος κορμός της μελέτης λόγω της αναλυτικής περιγραφής του μεταβολισμού της </w:t>
+      </w:r>
+      <w:r>
+        <w:rPr>
+          <w:b w:val="0"/>
+          <w:bCs w:val="0"/>
           <w:i/>
           <w:iCs/>
-          <w:lang w:val="el-GR"/>
-        </w:rPr>
-        <w:t>E. coli</w:t>
-      </w:r>
-      <w:r>
-        <w:rPr>
-          <w:lang w:val="el-GR"/>
-        </w:rPr>
-        <w:t xml:space="preserve">. </w:t>
-      </w:r>
-    </w:p>
-    <w:p>
-      <w:pPr>
-        <w:jc w:val="both"/>
-        <w:rPr>
-          <w:lang w:val="el-GR"/>
-        </w:rPr>
-      </w:pPr>
-      <w:r>
-        <w:rPr>
-          <w:lang w:val="el-GR"/>
-        </w:rPr>
-        <w:t>Στην παρούσα ανάλυση, το iML1515 περιείχε 2712 αντιδράσεις, 1877 μεταβολίτες και 1516 γονίδια. Η προεπιλεγμένη αντικειμενική συνάρτηση του μοντέλου αντιστοιχούσε σε αντίδραση παραγωγής βιομάζας.</w:t>
+          <w:color w:val="auto"/>
+          <w:sz w:val="24"/>
+          <w:szCs w:val="22"/>
+        </w:rPr>
+        <w:t>Escherichia</w:t>
+      </w:r>
+      <w:r>
+        <w:rPr>
+          <w:b w:val="0"/>
+          <w:bCs w:val="0"/>
+          <w:i/>
+          <w:iCs/>
+          <w:color w:val="auto"/>
+          <w:sz w:val="24"/>
+          <w:szCs w:val="22"/>
+          <w:lang w:val="el-GR"/>
+        </w:rPr>
+        <w:t xml:space="preserve"> </w:t>
+      </w:r>
+      <w:r>
+        <w:rPr>
+          <w:b w:val="0"/>
+          <w:bCs w:val="0"/>
+          <w:i/>
+          <w:iCs/>
+          <w:color w:val="auto"/>
+          <w:sz w:val="24"/>
+          <w:szCs w:val="22"/>
+        </w:rPr>
+        <w:t>coli</w:t>
+      </w:r>
+      <w:r>
+        <w:rPr>
+          <w:b w:val="0"/>
+          <w:bCs w:val="0"/>
+          <w:color w:val="auto"/>
+          <w:sz w:val="24"/>
+          <w:szCs w:val="22"/>
+          <w:lang w:val="el-GR"/>
+        </w:rPr>
+        <w:t>. Περιλαμβάνει 2.712 αντιδράσεις, 1.877 μεταβολίτες και 1.516 γονίδια, ενσωματώνοντας ως προκαθορισμένη αντικειμενική συνάρτηση την παραγωγή βιομάζας.</w:t>
       </w:r>
     </w:p>
     <w:p>
@@ -28883,8 +29026,17 @@
                 <w:b/>
                 <w:bCs/>
               </w:rPr>
-              <w:t>Χαρακτηριστικό</w:t>
-            </w:r>
+              <w:t>Χαρα</w:t>
+            </w:r>
+            <w:proofErr w:type="spellStart"/>
+            <w:r>
+              <w:rPr>
+                <w:b/>
+                <w:bCs/>
+              </w:rPr>
+              <w:t>κτηριστικό</w:t>
+            </w:r>
+            <w:proofErr w:type="spellEnd"/>
           </w:p>
         </w:tc>
         <w:tc>
@@ -28900,6 +29052,7 @@
                 <w:lang w:val="el-GR"/>
               </w:rPr>
             </w:pPr>
+            <w:proofErr w:type="spellStart"/>
             <w:r>
               <w:rPr>
                 <w:b/>
@@ -28907,6 +29060,7 @@
               </w:rPr>
               <w:t>Τιμή</w:t>
             </w:r>
+            <w:proofErr w:type="spellEnd"/>
           </w:p>
         </w:tc>
       </w:tr>
@@ -28922,9 +29076,11 @@
                 <w:lang w:val="el-GR"/>
               </w:rPr>
             </w:pPr>
+            <w:proofErr w:type="spellStart"/>
             <w:r>
               <w:t>Αντιδράσεις</w:t>
             </w:r>
+            <w:proofErr w:type="spellEnd"/>
           </w:p>
         </w:tc>
         <w:tc>
@@ -28956,8 +29112,13 @@
                 <w:lang w:val="el-GR"/>
               </w:rPr>
             </w:pPr>
-            <w:r>
-              <w:t>Μεταβολίτες</w:t>
+            <w:proofErr w:type="spellStart"/>
+            <w:r>
+              <w:t>Μετ</w:t>
+            </w:r>
+            <w:proofErr w:type="spellEnd"/>
+            <w:r>
+              <w:t>αβολίτες</w:t>
             </w:r>
           </w:p>
         </w:tc>
@@ -28990,8 +29151,13 @@
                 <w:lang w:val="el-GR"/>
               </w:rPr>
             </w:pPr>
-            <w:r>
-              <w:t>Γονίδια</w:t>
+            <w:proofErr w:type="spellStart"/>
+            <w:r>
+              <w:t>Γονίδι</w:t>
+            </w:r>
+            <w:proofErr w:type="spellEnd"/>
+            <w:r>
+              <w:t>α</w:t>
             </w:r>
           </w:p>
         </w:tc>
@@ -29024,9 +29190,19 @@
                 <w:lang w:val="el-GR"/>
               </w:rPr>
             </w:pPr>
-            <w:r>
-              <w:t>Αντικειμενική συνάρτηση</w:t>
-            </w:r>
+            <w:proofErr w:type="spellStart"/>
+            <w:r>
+              <w:t>Αντικειμενική</w:t>
+            </w:r>
+            <w:proofErr w:type="spellEnd"/>
+            <w:r>
+              <w:t xml:space="preserve"> </w:t>
+            </w:r>
+            <w:proofErr w:type="spellStart"/>
+            <w:r>
+              <w:t>συνάρτηση</w:t>
+            </w:r>
+            <w:proofErr w:type="spellEnd"/>
           </w:p>
         </w:tc>
         <w:tc>
@@ -29040,8 +29216,21 @@
                 <w:lang w:val="el-GR"/>
               </w:rPr>
             </w:pPr>
-            <w:r>
-              <w:t>Αντίδραση βιομάζας</w:t>
+            <w:proofErr w:type="spellStart"/>
+            <w:r>
+              <w:t>Αντίδρ</w:t>
+            </w:r>
+            <w:proofErr w:type="spellEnd"/>
+            <w:r>
+              <w:t>αση β</w:t>
+            </w:r>
+            <w:proofErr w:type="spellStart"/>
+            <w:r>
+              <w:t>ιομάζ</w:t>
+            </w:r>
+            <w:proofErr w:type="spellEnd"/>
+            <w:r>
+              <w:t>ας</w:t>
             </w:r>
           </w:p>
         </w:tc>
@@ -29058,8 +29247,13 @@
                 <w:lang w:val="el-GR"/>
               </w:rPr>
             </w:pPr>
-            <w:r>
-              <w:t>Οργανισμός</w:t>
+            <w:proofErr w:type="spellStart"/>
+            <w:r>
+              <w:t>Οργ</w:t>
+            </w:r>
+            <w:proofErr w:type="spellEnd"/>
+            <w:r>
+              <w:t>ανισμός</w:t>
             </w:r>
           </w:p>
         </w:tc>
@@ -29101,92 +29295,7 @@
         <w:rPr>
           <w:lang w:val="el-GR"/>
         </w:rPr>
-        <w:lastRenderedPageBreak/>
-        <w:t xml:space="preserve">Η </w:t>
-      </w:r>
-      <w:r>
-        <w:rPr>
-          <w:lang w:val="el-GR"/>
-        </w:rPr>
-        <w:t>α</w:t>
-      </w:r>
-      <w:r>
-        <w:rPr>
-          <w:lang w:val="el-GR"/>
-        </w:rPr>
-        <w:t xml:space="preserve">ρχική εκτέλεση της Ανάλυσης Ισοζυγίου Ροών με το κανονικό θρεπτικό </w:t>
-      </w:r>
-      <w:r>
-        <w:rPr>
-          <w:lang w:val="el-GR"/>
-        </w:rPr>
-        <w:t>μέσο</w:t>
-      </w:r>
-      <w:r>
-        <w:rPr>
-          <w:lang w:val="el-GR"/>
-        </w:rPr>
-        <w:t xml:space="preserve"> του μοντέλου έδωσε </w:t>
-      </w:r>
-      <w:r>
-        <w:rPr>
-          <w:lang w:val="el-GR"/>
-        </w:rPr>
-        <w:t>θ</w:t>
-      </w:r>
-      <w:r>
-        <w:rPr>
-          <w:lang w:val="el-GR"/>
-        </w:rPr>
-        <w:t xml:space="preserve">ετική τιμή </w:t>
-      </w:r>
-      <w:r>
-        <w:rPr>
-          <w:lang w:val="el-GR"/>
-        </w:rPr>
-        <w:t>αντικειμενικής</w:t>
-      </w:r>
-      <w:r>
-        <w:rPr>
-          <w:lang w:val="el-GR"/>
-        </w:rPr>
-        <w:t xml:space="preserve"> συνάρτηση</w:t>
-      </w:r>
-      <w:r>
-        <w:rPr>
-          <w:lang w:val="el-GR"/>
-        </w:rPr>
-        <w:t>ς</w:t>
-      </w:r>
-      <w:r>
-        <w:rPr>
-          <w:lang w:val="el-GR"/>
-        </w:rPr>
-        <w:t>.</w:t>
-      </w:r>
-      <w:r>
-        <w:rPr>
-          <w:lang w:val="el-GR"/>
-        </w:rPr>
-        <w:t xml:space="preserve"> </w:t>
-      </w:r>
-      <w:r>
-        <w:rPr>
-          <w:lang w:val="el-GR"/>
-        </w:rPr>
-        <w:t>Αυτή η παρατήρηση δείχνει ότι το συγκεκριμένο μοντέλο μπορεί να προσφέρει μια δυνατ</w:t>
-      </w:r>
-      <w:r>
-        <w:rPr>
-          <w:lang w:val="el-GR"/>
-        </w:rPr>
-        <w:t>ή</w:t>
-      </w:r>
-      <w:r>
-        <w:rPr>
-          <w:lang w:val="el-GR"/>
-        </w:rPr>
-        <w:t xml:space="preserve"> λύση με τις συνθήκες που είχαν οριστεί στην αρχή.</w:t>
+        <w:t>Υπό τις προεπιλεγμένες συνθήκες ελαχίστου μέσου, το μοντέλο επέδειξε θετικό ρυθμό παραγωγής βιομάζας, επιβεβαιώνοντας τη μαθηματική συνέπεια και τη βιολογική του εγκυρότητα.</w:t>
       </w:r>
     </w:p>
     <w:p>
@@ -29217,30 +29326,49 @@
     </w:p>
     <w:p>
       <w:pPr>
+        <w:pStyle w:val="Caption"/>
+        <w:keepNext/>
         <w:jc w:val="both"/>
         <w:rPr>
-          <w:lang w:val="el-GR"/>
-        </w:rPr>
-      </w:pPr>
-      <w:r>
-        <w:rPr>
-          <w:lang w:val="el-GR"/>
-        </w:rPr>
-        <w:t>Στο δεύτερο notebook εξετάστηκε η επίδραση διάφορων συνθηκών θρεπτικού στα προγνωστικά αποτελέσματα του μοντέλου iML1515. Συνολικά έγινε ανάλυση σε επτά ξεχωριστές περιβαλλοντικές συνθήκες: αερόβια συνθήκη με γλυκόζη, αερόβια συνθήκη με φρουκτόζη, αερόβια συνθήκη με γαλακτόζη, αερόβια συνθήκη με γλυκερόλη, αερόβια συνθήκη με ηλεκτρικό οξύ, αερόβια συνθήκη με οξικό οξύ και αναερόβια συνθήκη με γλυκόζη.</w:t>
-      </w:r>
-    </w:p>
-    <w:p>
-      <w:pPr>
-        <w:jc w:val="both"/>
-        <w:rPr>
-          <w:lang w:val="el-GR"/>
-        </w:rPr>
-      </w:pPr>
-      <w:r>
-        <w:rPr>
-          <w:lang w:val="el-GR"/>
-        </w:rPr>
-        <w:t>Για κάθε συνθήκη υπολογίστηκαν η τιμή της αντικειμενικής συνάρτησης, ο αριθμός των μη μηδενικών μεταβολικών ροών, ο αριθμός των αποκλεισμένων αντιδράσεων και το ποσοστό αποκλεισμένων αντιδράσεων.</w:t>
+          <w:b w:val="0"/>
+          <w:bCs w:val="0"/>
+          <w:color w:val="auto"/>
+          <w:sz w:val="24"/>
+          <w:szCs w:val="22"/>
+          <w:lang w:val="el-GR"/>
+        </w:rPr>
+      </w:pPr>
+      <w:r>
+        <w:rPr>
+          <w:b w:val="0"/>
+          <w:bCs w:val="0"/>
+          <w:color w:val="auto"/>
+          <w:sz w:val="24"/>
+          <w:szCs w:val="22"/>
+          <w:lang w:val="el-GR"/>
+        </w:rPr>
+        <w:t>Εξετάστηκαν επτά διαφορετικά διατροφικά σενάρια: έξι αερόβιες συνθήκες με διαφορετικές πηγές άνθρακα (γλυκόζη, φρουκτόζη, γαλακτόζη, γλυκερόλη, ηλεκτρικό οξύ, οξικό οξύ) και μία αναερόβια συνθήκη με γλυκόζη. Σε κάθε περίπτωση υπολογίστηκαν η βέλτιστη τιμή της αντικειμενικής συνάρτησης, το πλήθος των ενεργών (μη μηδενικών) ροών και ο αριθμός των αποκλεισμένων (</w:t>
+      </w:r>
+      <w:r>
+        <w:rPr>
+          <w:b w:val="0"/>
+          <w:bCs w:val="0"/>
+          <w:color w:val="auto"/>
+          <w:sz w:val="24"/>
+          <w:szCs w:val="22"/>
+        </w:rPr>
+        <w:t>blocked</w:t>
+      </w:r>
+      <w:r>
+        <w:rPr>
+          <w:b w:val="0"/>
+          <w:bCs w:val="0"/>
+          <w:color w:val="auto"/>
+          <w:sz w:val="24"/>
+          <w:szCs w:val="22"/>
+          <w:lang w:val="el-GR"/>
+        </w:rPr>
+        <w:t>) αντιδράσεων.</w:t>
       </w:r>
     </w:p>
     <w:p>
@@ -29299,6 +29427,7 @@
                 <w:bCs/>
               </w:rPr>
             </w:pPr>
+            <w:proofErr w:type="spellStart"/>
             <w:r>
               <w:rPr>
                 <w:b/>
@@ -29306,6 +29435,7 @@
               </w:rPr>
               <w:t>Συνθήκη</w:t>
             </w:r>
+            <w:proofErr w:type="spellEnd"/>
           </w:p>
           <w:p>
             <w:pPr>
@@ -29331,13 +29461,47 @@
                 <w:lang w:val="el-GR"/>
               </w:rPr>
             </w:pPr>
+            <w:proofErr w:type="spellStart"/>
             <w:r>
               <w:rPr>
                 <w:b/>
                 <w:bCs/>
               </w:rPr>
-              <w:t>Τιμή αντικειμενικής συνάρτησης</w:t>
-            </w:r>
+              <w:t>Τιμή</w:t>
+            </w:r>
+            <w:proofErr w:type="spellEnd"/>
+            <w:r>
+              <w:rPr>
+                <w:b/>
+                <w:bCs/>
+              </w:rPr>
+              <w:t xml:space="preserve"> α</w:t>
+            </w:r>
+            <w:proofErr w:type="spellStart"/>
+            <w:r>
+              <w:rPr>
+                <w:b/>
+                <w:bCs/>
+              </w:rPr>
+              <w:t>ντικειμενικής</w:t>
+            </w:r>
+            <w:proofErr w:type="spellEnd"/>
+            <w:r>
+              <w:rPr>
+                <w:b/>
+                <w:bCs/>
+              </w:rPr>
+              <w:t xml:space="preserve"> </w:t>
+            </w:r>
+            <w:proofErr w:type="spellStart"/>
+            <w:r>
+              <w:rPr>
+                <w:b/>
+                <w:bCs/>
+              </w:rPr>
+              <w:t>συνάρτησης</w:t>
+            </w:r>
+            <w:proofErr w:type="spellEnd"/>
           </w:p>
         </w:tc>
         <w:tc>
@@ -29353,13 +29517,47 @@
                 <w:lang w:val="el-GR"/>
               </w:rPr>
             </w:pPr>
+            <w:proofErr w:type="spellStart"/>
             <w:r>
               <w:rPr>
                 <w:b/>
                 <w:bCs/>
               </w:rPr>
-              <w:t>Μη μηδενικές ροές</w:t>
-            </w:r>
+              <w:t>Μη</w:t>
+            </w:r>
+            <w:proofErr w:type="spellEnd"/>
+            <w:r>
+              <w:rPr>
+                <w:b/>
+                <w:bCs/>
+              </w:rPr>
+              <w:t xml:space="preserve"> </w:t>
+            </w:r>
+            <w:proofErr w:type="spellStart"/>
+            <w:r>
+              <w:rPr>
+                <w:b/>
+                <w:bCs/>
+              </w:rPr>
+              <w:t>μηδενικές</w:t>
+            </w:r>
+            <w:proofErr w:type="spellEnd"/>
+            <w:r>
+              <w:rPr>
+                <w:b/>
+                <w:bCs/>
+              </w:rPr>
+              <w:t xml:space="preserve"> </w:t>
+            </w:r>
+            <w:proofErr w:type="spellStart"/>
+            <w:r>
+              <w:rPr>
+                <w:b/>
+                <w:bCs/>
+              </w:rPr>
+              <w:t>ροές</w:t>
+            </w:r>
+            <w:proofErr w:type="spellEnd"/>
           </w:p>
         </w:tc>
         <w:tc>
@@ -29380,8 +29578,33 @@
                 <w:b/>
                 <w:bCs/>
               </w:rPr>
-              <w:t>Αποκλεισμένες αντιδράσεις</w:t>
-            </w:r>
+              <w:t>Απ</w:t>
+            </w:r>
+            <w:proofErr w:type="spellStart"/>
+            <w:r>
+              <w:rPr>
+                <w:b/>
+                <w:bCs/>
+              </w:rPr>
+              <w:t>οκλεισμένες</w:t>
+            </w:r>
+            <w:proofErr w:type="spellEnd"/>
+            <w:r>
+              <w:rPr>
+                <w:b/>
+                <w:bCs/>
+              </w:rPr>
+              <w:t xml:space="preserve"> α</w:t>
+            </w:r>
+            <w:proofErr w:type="spellStart"/>
+            <w:r>
+              <w:rPr>
+                <w:b/>
+                <w:bCs/>
+              </w:rPr>
+              <w:t>ντιδράσεις</w:t>
+            </w:r>
+            <w:proofErr w:type="spellEnd"/>
           </w:p>
         </w:tc>
         <w:tc>
@@ -29397,13 +29620,47 @@
                 <w:lang w:val="el-GR"/>
               </w:rPr>
             </w:pPr>
+            <w:proofErr w:type="spellStart"/>
             <w:r>
               <w:rPr>
                 <w:b/>
                 <w:bCs/>
               </w:rPr>
-              <w:t>Ποσοστό αποκλεισμένων αντιδράσεων</w:t>
-            </w:r>
+              <w:t>Ποσοστό</w:t>
+            </w:r>
+            <w:proofErr w:type="spellEnd"/>
+            <w:r>
+              <w:rPr>
+                <w:b/>
+                <w:bCs/>
+              </w:rPr>
+              <w:t xml:space="preserve"> απ</w:t>
+            </w:r>
+            <w:proofErr w:type="spellStart"/>
+            <w:r>
+              <w:rPr>
+                <w:b/>
+                <w:bCs/>
+              </w:rPr>
+              <w:t>οκλεισμένων</w:t>
+            </w:r>
+            <w:proofErr w:type="spellEnd"/>
+            <w:r>
+              <w:rPr>
+                <w:b/>
+                <w:bCs/>
+              </w:rPr>
+              <w:t xml:space="preserve"> α</w:t>
+            </w:r>
+            <w:proofErr w:type="spellStart"/>
+            <w:r>
+              <w:rPr>
+                <w:b/>
+                <w:bCs/>
+              </w:rPr>
+              <w:t>ντιδράσεων</w:t>
+            </w:r>
+            <w:proofErr w:type="spellEnd"/>
           </w:p>
         </w:tc>
       </w:tr>
@@ -29419,8 +29676,22 @@
                 <w:lang w:val="el-GR"/>
               </w:rPr>
             </w:pPr>
-            <w:r>
-              <w:t>Γλυκόζη, αερόβια</w:t>
+            <w:proofErr w:type="spellStart"/>
+            <w:r>
+              <w:lastRenderedPageBreak/>
+              <w:t>Γλυκόζη</w:t>
+            </w:r>
+            <w:proofErr w:type="spellEnd"/>
+            <w:r>
+              <w:t>, α</w:t>
+            </w:r>
+            <w:proofErr w:type="spellStart"/>
+            <w:r>
+              <w:t>ερό</w:t>
+            </w:r>
+            <w:proofErr w:type="spellEnd"/>
+            <w:r>
+              <w:t>βια</w:t>
             </w:r>
           </w:p>
         </w:tc>
@@ -29501,8 +29772,21 @@
                 <w:lang w:val="el-GR"/>
               </w:rPr>
             </w:pPr>
-            <w:r>
-              <w:t>Φρουκτόζη, αερόβια</w:t>
+            <w:proofErr w:type="spellStart"/>
+            <w:r>
+              <w:t>Φρουκτόζη</w:t>
+            </w:r>
+            <w:proofErr w:type="spellEnd"/>
+            <w:r>
+              <w:t>, α</w:t>
+            </w:r>
+            <w:proofErr w:type="spellStart"/>
+            <w:r>
+              <w:t>ερό</w:t>
+            </w:r>
+            <w:proofErr w:type="spellEnd"/>
+            <w:r>
+              <w:t>βια</w:t>
             </w:r>
           </w:p>
         </w:tc>
@@ -29596,7 +29880,23 @@
               </w:rPr>
             </w:pPr>
             <w:r>
-              <w:t>Γαλακτόζη, αερόβια</w:t>
+              <w:t>Γαλα</w:t>
+            </w:r>
+            <w:proofErr w:type="spellStart"/>
+            <w:r>
+              <w:t>κτόζη</w:t>
+            </w:r>
+            <w:proofErr w:type="spellEnd"/>
+            <w:r>
+              <w:t>, α</w:t>
+            </w:r>
+            <w:proofErr w:type="spellStart"/>
+            <w:r>
+              <w:t>ερό</w:t>
+            </w:r>
+            <w:proofErr w:type="spellEnd"/>
+            <w:r>
+              <w:t>βια</w:t>
             </w:r>
           </w:p>
         </w:tc>
@@ -29689,8 +29989,21 @@
                 <w:lang w:val="el-GR"/>
               </w:rPr>
             </w:pPr>
-            <w:r>
-              <w:t>Γλυκερόλη, αερόβια</w:t>
+            <w:proofErr w:type="spellStart"/>
+            <w:r>
+              <w:t>Γλυκερόλη</w:t>
+            </w:r>
+            <w:proofErr w:type="spellEnd"/>
+            <w:r>
+              <w:t>, α</w:t>
+            </w:r>
+            <w:proofErr w:type="spellStart"/>
+            <w:r>
+              <w:t>ερό</w:t>
+            </w:r>
+            <w:proofErr w:type="spellEnd"/>
+            <w:r>
+              <w:t>βια</w:t>
             </w:r>
           </w:p>
         </w:tc>
@@ -29783,8 +30096,29 @@
                 <w:lang w:val="el-GR"/>
               </w:rPr>
             </w:pPr>
-            <w:r>
-              <w:t>Ηλεκτρικό οξύ, αερόβια</w:t>
+            <w:proofErr w:type="spellStart"/>
+            <w:r>
+              <w:t>Ηλεκτρικό</w:t>
+            </w:r>
+            <w:proofErr w:type="spellEnd"/>
+            <w:r>
+              <w:t xml:space="preserve"> </w:t>
+            </w:r>
+            <w:proofErr w:type="spellStart"/>
+            <w:r>
+              <w:t>οξύ</w:t>
+            </w:r>
+            <w:proofErr w:type="spellEnd"/>
+            <w:r>
+              <w:t>, α</w:t>
+            </w:r>
+            <w:proofErr w:type="spellStart"/>
+            <w:r>
+              <w:t>ερό</w:t>
+            </w:r>
+            <w:proofErr w:type="spellEnd"/>
+            <w:r>
+              <w:t>βια</w:t>
             </w:r>
           </w:p>
         </w:tc>
@@ -29877,8 +30211,29 @@
                 <w:lang w:val="el-GR"/>
               </w:rPr>
             </w:pPr>
-            <w:r>
-              <w:t>Οξικό οξύ, αερόβια</w:t>
+            <w:proofErr w:type="spellStart"/>
+            <w:r>
+              <w:t>Οξικό</w:t>
+            </w:r>
+            <w:proofErr w:type="spellEnd"/>
+            <w:r>
+              <w:t xml:space="preserve"> </w:t>
+            </w:r>
+            <w:proofErr w:type="spellStart"/>
+            <w:r>
+              <w:t>οξύ</w:t>
+            </w:r>
+            <w:proofErr w:type="spellEnd"/>
+            <w:r>
+              <w:t>, α</w:t>
+            </w:r>
+            <w:proofErr w:type="spellStart"/>
+            <w:r>
+              <w:t>ερό</w:t>
+            </w:r>
+            <w:proofErr w:type="spellEnd"/>
+            <w:r>
+              <w:t>βια</w:t>
             </w:r>
           </w:p>
         </w:tc>
@@ -29971,9 +30326,21 @@
                 <w:lang w:val="el-GR"/>
               </w:rPr>
             </w:pPr>
-            <w:r>
-              <w:lastRenderedPageBreak/>
-              <w:t>Γλυκόζη, αναερόβια</w:t>
+            <w:proofErr w:type="spellStart"/>
+            <w:r>
+              <w:t>Γλυκόζη</w:t>
+            </w:r>
+            <w:proofErr w:type="spellEnd"/>
+            <w:r>
+              <w:t>, ανα</w:t>
+            </w:r>
+            <w:proofErr w:type="spellStart"/>
+            <w:r>
+              <w:t>ερό</w:t>
+            </w:r>
+            <w:proofErr w:type="spellEnd"/>
+            <w:r>
+              <w:t>βια</w:t>
             </w:r>
           </w:p>
         </w:tc>
@@ -30106,6 +30473,7 @@
         <w:rPr>
           <w:lang w:val="el-GR"/>
         </w:rPr>
+        <w:lastRenderedPageBreak/>
         <w:t xml:space="preserve">Εικόνα </w:t>
       </w:r>
       <w:r>
@@ -30298,14 +30666,7 @@
         <w:rPr>
           <w:lang w:val="el-GR"/>
         </w:rPr>
-        <w:t xml:space="preserve">ι αντιδράσεις που παράγουν ροή με μη μηδενική </w:t>
-      </w:r>
-      <w:r>
-        <w:rPr>
-          <w:lang w:val="el-GR"/>
-        </w:rPr>
-        <w:lastRenderedPageBreak/>
-        <w:t>τιμή.</w:t>
+        <w:t>ι αντιδράσεις που παράγουν ροή με μη μηδενική τιμή.</w:t>
       </w:r>
       <w:r>
         <w:rPr>
@@ -30380,6 +30741,7 @@
         <w:rPr>
           <w:lang w:val="el-GR"/>
         </w:rPr>
+        <w:lastRenderedPageBreak/>
         <w:t>Αντίθετα</w:t>
       </w:r>
       <w:r>
@@ -31808,9 +32170,11 @@
                 <w:lang w:val="el-GR"/>
               </w:rPr>
             </w:pPr>
+            <w:proofErr w:type="spellStart"/>
             <w:r>
               <w:t>Μοντέλο</w:t>
             </w:r>
+            <w:proofErr w:type="spellEnd"/>
           </w:p>
         </w:tc>
         <w:tc>
@@ -31826,9 +32190,11 @@
                 <w:lang w:val="el-GR"/>
               </w:rPr>
             </w:pPr>
+            <w:proofErr w:type="spellStart"/>
             <w:r>
               <w:t>Αντιδράσεις</w:t>
             </w:r>
+            <w:proofErr w:type="spellEnd"/>
           </w:p>
         </w:tc>
         <w:tc>
@@ -31844,8 +32210,13 @@
                 <w:lang w:val="el-GR"/>
               </w:rPr>
             </w:pPr>
-            <w:r>
-              <w:t>Μεταβολίτες</w:t>
+            <w:proofErr w:type="spellStart"/>
+            <w:r>
+              <w:t>Μετ</w:t>
+            </w:r>
+            <w:proofErr w:type="spellEnd"/>
+            <w:r>
+              <w:t>αβολίτες</w:t>
             </w:r>
           </w:p>
         </w:tc>
@@ -31862,8 +32233,13 @@
                 <w:lang w:val="el-GR"/>
               </w:rPr>
             </w:pPr>
-            <w:r>
-              <w:t>Γονίδια</w:t>
+            <w:proofErr w:type="spellStart"/>
+            <w:r>
+              <w:t>Γονίδι</w:t>
+            </w:r>
+            <w:proofErr w:type="spellEnd"/>
+            <w:r>
+              <w:t>α</w:t>
             </w:r>
           </w:p>
         </w:tc>
@@ -32041,9 +32417,11 @@
         </w:rPr>
         <w:t xml:space="preserve">Η σύγκριση των δύο μοντέλων έδειξε ότι το </w:t>
       </w:r>
+      <w:proofErr w:type="spellStart"/>
       <w:r>
         <w:t>iJO</w:t>
       </w:r>
+      <w:proofErr w:type="spellEnd"/>
       <w:r>
         <w:rPr>
           <w:lang w:val="el-GR"/>
@@ -32116,6 +32494,7 @@
                 <w:lang w:val="el-GR"/>
               </w:rPr>
             </w:pPr>
+            <w:proofErr w:type="spellStart"/>
             <w:r>
               <w:rPr>
                 <w:b/>
@@ -32123,6 +32502,7 @@
               </w:rPr>
               <w:t>Συνθήκη</w:t>
             </w:r>
+            <w:proofErr w:type="spellEnd"/>
           </w:p>
         </w:tc>
         <w:tc>
@@ -32193,7 +32573,39 @@
                 <w:b/>
                 <w:bCs/>
               </w:rPr>
-              <w:t>Απόλυτη διαφορά</w:t>
+              <w:t>Απ</w:t>
+            </w:r>
+            <w:proofErr w:type="spellStart"/>
+            <w:r>
+              <w:rPr>
+                <w:b/>
+                <w:bCs/>
+              </w:rPr>
+              <w:t>όλυτη</w:t>
+            </w:r>
+            <w:proofErr w:type="spellEnd"/>
+            <w:r>
+              <w:rPr>
+                <w:b/>
+                <w:bCs/>
+              </w:rPr>
+              <w:t xml:space="preserve"> </w:t>
+            </w:r>
+            <w:proofErr w:type="spellStart"/>
+            <w:r>
+              <w:rPr>
+                <w:b/>
+                <w:bCs/>
+              </w:rPr>
+              <w:t>δι</w:t>
+            </w:r>
+            <w:proofErr w:type="spellEnd"/>
+            <w:r>
+              <w:rPr>
+                <w:b/>
+                <w:bCs/>
+              </w:rPr>
+              <w:t>αφορά</w:t>
             </w:r>
           </w:p>
         </w:tc>
@@ -32212,12 +32624,37 @@
                 <w:lang w:val="el-GR"/>
               </w:rPr>
             </w:pPr>
+            <w:proofErr w:type="spellStart"/>
             <w:r>
               <w:rPr>
                 <w:b/>
                 <w:bCs/>
               </w:rPr>
-              <w:t>Σχετική διαφορά</w:t>
+              <w:t>Σχετική</w:t>
+            </w:r>
+            <w:proofErr w:type="spellEnd"/>
+            <w:r>
+              <w:rPr>
+                <w:b/>
+                <w:bCs/>
+              </w:rPr>
+              <w:t xml:space="preserve"> </w:t>
+            </w:r>
+            <w:proofErr w:type="spellStart"/>
+            <w:r>
+              <w:rPr>
+                <w:b/>
+                <w:bCs/>
+              </w:rPr>
+              <w:t>δι</w:t>
+            </w:r>
+            <w:proofErr w:type="spellEnd"/>
+            <w:r>
+              <w:rPr>
+                <w:b/>
+                <w:bCs/>
+              </w:rPr>
+              <w:t>αφορά</w:t>
             </w:r>
           </w:p>
         </w:tc>
@@ -32236,8 +32673,21 @@
                 <w:lang w:val="el-GR"/>
               </w:rPr>
             </w:pPr>
-            <w:r>
-              <w:t>Γλυκόζη, αερόβια</w:t>
+            <w:proofErr w:type="spellStart"/>
+            <w:r>
+              <w:t>Γλυκόζη</w:t>
+            </w:r>
+            <w:proofErr w:type="spellEnd"/>
+            <w:r>
+              <w:t>, α</w:t>
+            </w:r>
+            <w:proofErr w:type="spellStart"/>
+            <w:r>
+              <w:t>ερό</w:t>
+            </w:r>
+            <w:proofErr w:type="spellEnd"/>
+            <w:r>
+              <w:t>βια</w:t>
             </w:r>
           </w:p>
         </w:tc>
@@ -32328,8 +32778,21 @@
                 <w:lang w:val="el-GR"/>
               </w:rPr>
             </w:pPr>
-            <w:r>
-              <w:t>Φρουκτόζη, αερόβια</w:t>
+            <w:proofErr w:type="spellStart"/>
+            <w:r>
+              <w:t>Φρουκτόζη</w:t>
+            </w:r>
+            <w:proofErr w:type="spellEnd"/>
+            <w:r>
+              <w:t>, α</w:t>
+            </w:r>
+            <w:proofErr w:type="spellStart"/>
+            <w:r>
+              <w:t>ερό</w:t>
+            </w:r>
+            <w:proofErr w:type="spellEnd"/>
+            <w:r>
+              <w:t>βια</w:t>
             </w:r>
           </w:p>
         </w:tc>
@@ -32421,7 +32884,23 @@
               </w:rPr>
             </w:pPr>
             <w:r>
-              <w:t>Γαλακτόζη, αερόβια</w:t>
+              <w:t>Γαλα</w:t>
+            </w:r>
+            <w:proofErr w:type="spellStart"/>
+            <w:r>
+              <w:t>κτόζη</w:t>
+            </w:r>
+            <w:proofErr w:type="spellEnd"/>
+            <w:r>
+              <w:t>, α</w:t>
+            </w:r>
+            <w:proofErr w:type="spellStart"/>
+            <w:r>
+              <w:t>ερό</w:t>
+            </w:r>
+            <w:proofErr w:type="spellEnd"/>
+            <w:r>
+              <w:t>βια</w:t>
             </w:r>
           </w:p>
         </w:tc>
@@ -32521,8 +33000,21 @@
                 <w:lang w:val="el-GR"/>
               </w:rPr>
             </w:pPr>
-            <w:r>
-              <w:t>Γλυκερόλη, αερόβια</w:t>
+            <w:proofErr w:type="spellStart"/>
+            <w:r>
+              <w:t>Γλυκερόλη</w:t>
+            </w:r>
+            <w:proofErr w:type="spellEnd"/>
+            <w:r>
+              <w:t>, α</w:t>
+            </w:r>
+            <w:proofErr w:type="spellStart"/>
+            <w:r>
+              <w:t>ερό</w:t>
+            </w:r>
+            <w:proofErr w:type="spellEnd"/>
+            <w:r>
+              <w:t>βια</w:t>
             </w:r>
           </w:p>
         </w:tc>
@@ -32613,8 +33105,29 @@
                 <w:lang w:val="el-GR"/>
               </w:rPr>
             </w:pPr>
-            <w:r>
-              <w:t>Ηλεκτρικό οξύ, αερόβια</w:t>
+            <w:proofErr w:type="spellStart"/>
+            <w:r>
+              <w:t>Ηλεκτρικό</w:t>
+            </w:r>
+            <w:proofErr w:type="spellEnd"/>
+            <w:r>
+              <w:t xml:space="preserve"> </w:t>
+            </w:r>
+            <w:proofErr w:type="spellStart"/>
+            <w:r>
+              <w:t>οξύ</w:t>
+            </w:r>
+            <w:proofErr w:type="spellEnd"/>
+            <w:r>
+              <w:t>, α</w:t>
+            </w:r>
+            <w:proofErr w:type="spellStart"/>
+            <w:r>
+              <w:t>ερό</w:t>
+            </w:r>
+            <w:proofErr w:type="spellEnd"/>
+            <w:r>
+              <w:t>βια</w:t>
             </w:r>
           </w:p>
         </w:tc>
@@ -32720,8 +33233,29 @@
               <w:ind w:firstLine="0"/>
               <w:jc w:val="both"/>
             </w:pPr>
-            <w:r>
-              <w:t>Οξικό οξύ, αερόβια</w:t>
+            <w:proofErr w:type="spellStart"/>
+            <w:r>
+              <w:t>Οξικό</w:t>
+            </w:r>
+            <w:proofErr w:type="spellEnd"/>
+            <w:r>
+              <w:t xml:space="preserve"> </w:t>
+            </w:r>
+            <w:proofErr w:type="spellStart"/>
+            <w:r>
+              <w:t>οξύ</w:t>
+            </w:r>
+            <w:proofErr w:type="spellEnd"/>
+            <w:r>
+              <w:t>, α</w:t>
+            </w:r>
+            <w:proofErr w:type="spellStart"/>
+            <w:r>
+              <w:t>ερό</w:t>
+            </w:r>
+            <w:proofErr w:type="spellEnd"/>
+            <w:r>
+              <w:t>βια</w:t>
             </w:r>
           </w:p>
         </w:tc>
@@ -32809,8 +33343,21 @@
               <w:ind w:firstLine="0"/>
               <w:jc w:val="both"/>
             </w:pPr>
-            <w:r>
-              <w:t>Γλυκόζη, αναερόβια</w:t>
+            <w:proofErr w:type="spellStart"/>
+            <w:r>
+              <w:t>Γλυκόζη</w:t>
+            </w:r>
+            <w:proofErr w:type="spellEnd"/>
+            <w:r>
+              <w:t>, ανα</w:t>
+            </w:r>
+            <w:proofErr w:type="spellStart"/>
+            <w:r>
+              <w:t>ερό</w:t>
+            </w:r>
+            <w:proofErr w:type="spellEnd"/>
+            <w:r>
+              <w:t>βια</w:t>
             </w:r>
           </w:p>
         </w:tc>
@@ -33229,6 +33776,7 @@
         <w:rPr>
           <w:lang w:val="el-GR"/>
         </w:rPr>
+        <w:lastRenderedPageBreak/>
         <w:t>ερμηνεύονται ως αποτέλεσμα της επιλογής μεταβολικού μοντέλου και όχι σαν άμεση βιολογική απόδειξη.</w:t>
       </w:r>
     </w:p>
@@ -33261,53 +33809,70 @@
     </w:p>
     <w:p>
       <w:pPr>
+        <w:pStyle w:val="Caption"/>
         <w:keepNext/>
         <w:jc w:val="both"/>
         <w:rPr>
-          <w:lang w:val="el-GR"/>
-        </w:rPr>
-      </w:pPr>
-      <w:r>
-        <w:rPr>
-          <w:lang w:val="el-GR"/>
-        </w:rPr>
-        <w:t xml:space="preserve">Στο τέταρτο notebook πραγματοποιήθηκε βιβλιογραφική σύνοψη επιλεγμένων δημοσιευμένων fluxomics και ¹³C-MFA συνόλων δεδομένων. Ο στόχος δεν ήταν η πλήρης </w:t>
-      </w:r>
-      <w:r>
-        <w:rPr>
-          <w:lang w:val="el-GR"/>
-        </w:rPr>
-        <w:lastRenderedPageBreak/>
-        <w:t>επανάλυση των ακατέργαστων δεδομένων, αλλά η δημιουργία ενός εξωτερικού πλαισίου σύγκρισης για τα υπολογιστικά αποτελέσματα της παρούσας εργασίας.</w:t>
-      </w:r>
-    </w:p>
-    <w:p>
-      <w:pPr>
-        <w:keepNext/>
-        <w:jc w:val="both"/>
-        <w:rPr>
-          <w:lang w:val="el-GR"/>
-        </w:rPr>
-      </w:pPr>
-      <w:r>
-        <w:rPr>
-          <w:lang w:val="el-GR"/>
-        </w:rPr>
-        <w:t xml:space="preserve">Τα δημοσιευμένα σύνολα δεδομένων που εξετάστηκαν σχετίζονται κυρίως με τον μεταβολισμό άνθρακα του </w:t>
-      </w:r>
-      <w:r>
-        <w:rPr>
-          <w:i/>
-          <w:iCs/>
-          <w:lang w:val="el-GR"/>
-        </w:rPr>
-        <w:t>E. coli</w:t>
-      </w:r>
-      <w:r>
-        <w:rPr>
-          <w:lang w:val="el-GR"/>
-        </w:rPr>
-        <w:t>, με διαφορετικές πηγές άνθρακα και με την παρουσία ή απουσία οξυγόνου.</w:t>
+          <w:b w:val="0"/>
+          <w:bCs w:val="0"/>
+          <w:color w:val="auto"/>
+          <w:sz w:val="24"/>
+          <w:szCs w:val="22"/>
+          <w:lang w:val="el-GR"/>
+        </w:rPr>
+      </w:pPr>
+      <w:r>
+        <w:rPr>
+          <w:b w:val="0"/>
+          <w:bCs w:val="0"/>
+          <w:color w:val="auto"/>
+          <w:sz w:val="24"/>
+          <w:szCs w:val="22"/>
+          <w:lang w:val="el-GR"/>
+        </w:rPr>
+        <w:t>Τα υπολογιστικά αποτελέσματα οργανώθηκαν σε ενιαία διανύσματα χαρακτηριστικών (</w:t>
+      </w:r>
+      <w:r>
+        <w:rPr>
+          <w:b w:val="0"/>
+          <w:bCs w:val="0"/>
+          <w:color w:val="auto"/>
+          <w:sz w:val="24"/>
+          <w:szCs w:val="22"/>
+        </w:rPr>
+        <w:t>feature</w:t>
+      </w:r>
+      <w:r>
+        <w:rPr>
+          <w:b w:val="0"/>
+          <w:bCs w:val="0"/>
+          <w:color w:val="auto"/>
+          <w:sz w:val="24"/>
+          <w:szCs w:val="22"/>
+          <w:lang w:val="el-GR"/>
+        </w:rPr>
+        <w:t xml:space="preserve"> </w:t>
+      </w:r>
+      <w:r>
+        <w:rPr>
+          <w:b w:val="0"/>
+          <w:bCs w:val="0"/>
+          <w:color w:val="auto"/>
+          <w:sz w:val="24"/>
+          <w:szCs w:val="22"/>
+        </w:rPr>
+        <w:t>vectors</w:t>
+      </w:r>
+      <w:r>
+        <w:rPr>
+          <w:b w:val="0"/>
+          <w:bCs w:val="0"/>
+          <w:color w:val="auto"/>
+          <w:sz w:val="24"/>
+          <w:szCs w:val="22"/>
+          <w:lang w:val="el-GR"/>
+        </w:rPr>
+        <w:t>) ανά συνθήκη και μοντέλο, δημιουργώντας μια τυποποιημένη βάση για μελλοντική ανάλυση μηχανικής μάθησης.</w:t>
       </w:r>
     </w:p>
     <w:p>
@@ -33378,13 +33943,32 @@
                 <w:lang w:val="el-GR"/>
               </w:rPr>
             </w:pPr>
+            <w:proofErr w:type="spellStart"/>
             <w:r>
               <w:rPr>
                 <w:b/>
                 <w:bCs/>
               </w:rPr>
-              <w:t>Σύνολο δεδομένων</w:t>
-            </w:r>
+              <w:lastRenderedPageBreak/>
+              <w:t>Σύνολο</w:t>
+            </w:r>
+            <w:proofErr w:type="spellEnd"/>
+            <w:r>
+              <w:rPr>
+                <w:b/>
+                <w:bCs/>
+              </w:rPr>
+              <w:t xml:space="preserve"> </w:t>
+            </w:r>
+            <w:proofErr w:type="spellStart"/>
+            <w:r>
+              <w:rPr>
+                <w:b/>
+                <w:bCs/>
+              </w:rPr>
+              <w:t>δεδομένων</w:t>
+            </w:r>
+            <w:proofErr w:type="spellEnd"/>
           </w:p>
         </w:tc>
         <w:tc>
@@ -33400,13 +33984,31 @@
                 <w:bCs/>
               </w:rPr>
             </w:pPr>
+            <w:proofErr w:type="spellStart"/>
             <w:r>
               <w:rPr>
                 <w:b/>
                 <w:bCs/>
               </w:rPr>
-              <w:t>Τίτλος δημοσίευσης</w:t>
-            </w:r>
+              <w:t>Τίτλος</w:t>
+            </w:r>
+            <w:proofErr w:type="spellEnd"/>
+            <w:r>
+              <w:rPr>
+                <w:b/>
+                <w:bCs/>
+              </w:rPr>
+              <w:t xml:space="preserve"> </w:t>
+            </w:r>
+            <w:proofErr w:type="spellStart"/>
+            <w:r>
+              <w:rPr>
+                <w:b/>
+                <w:bCs/>
+              </w:rPr>
+              <w:t>δημοσίευσης</w:t>
+            </w:r>
+            <w:proofErr w:type="spellEnd"/>
           </w:p>
         </w:tc>
         <w:tc>
@@ -33423,12 +34025,37 @@
                 <w:lang w:val="el-GR"/>
               </w:rPr>
             </w:pPr>
+            <w:proofErr w:type="spellStart"/>
             <w:r>
               <w:rPr>
                 <w:b/>
                 <w:bCs/>
               </w:rPr>
-              <w:t>Βιολογικό σύστημα</w:t>
+              <w:t>Βιολογικό</w:t>
+            </w:r>
+            <w:proofErr w:type="spellEnd"/>
+            <w:r>
+              <w:rPr>
+                <w:b/>
+                <w:bCs/>
+              </w:rPr>
+              <w:t xml:space="preserve"> </w:t>
+            </w:r>
+            <w:proofErr w:type="spellStart"/>
+            <w:r>
+              <w:rPr>
+                <w:b/>
+                <w:bCs/>
+              </w:rPr>
+              <w:t>σύστημ</w:t>
+            </w:r>
+            <w:proofErr w:type="spellEnd"/>
+            <w:r>
+              <w:rPr>
+                <w:b/>
+                <w:bCs/>
+              </w:rPr>
+              <w:t>α</w:t>
             </w:r>
           </w:p>
         </w:tc>
@@ -33446,13 +34073,47 @@
                 <w:lang w:val="el-GR"/>
               </w:rPr>
             </w:pPr>
+            <w:proofErr w:type="spellStart"/>
             <w:r>
               <w:rPr>
                 <w:b/>
                 <w:bCs/>
               </w:rPr>
-              <w:t>Πηγή άνθρακα / συνθήκη</w:t>
-            </w:r>
+              <w:t>Πηγή</w:t>
+            </w:r>
+            <w:proofErr w:type="spellEnd"/>
+            <w:r>
+              <w:rPr>
+                <w:b/>
+                <w:bCs/>
+              </w:rPr>
+              <w:t xml:space="preserve"> </w:t>
+            </w:r>
+            <w:proofErr w:type="spellStart"/>
+            <w:r>
+              <w:rPr>
+                <w:b/>
+                <w:bCs/>
+              </w:rPr>
+              <w:t>άνθρ</w:t>
+            </w:r>
+            <w:proofErr w:type="spellEnd"/>
+            <w:r>
+              <w:rPr>
+                <w:b/>
+                <w:bCs/>
+              </w:rPr>
+              <w:t xml:space="preserve">ακα / </w:t>
+            </w:r>
+            <w:proofErr w:type="spellStart"/>
+            <w:r>
+              <w:rPr>
+                <w:b/>
+                <w:bCs/>
+              </w:rPr>
+              <w:t>συνθήκη</w:t>
+            </w:r>
+            <w:proofErr w:type="spellEnd"/>
           </w:p>
         </w:tc>
         <w:tc>
@@ -33469,6 +34130,7 @@
                 <w:lang w:val="el-GR"/>
               </w:rPr>
             </w:pPr>
+            <w:proofErr w:type="spellStart"/>
             <w:r>
               <w:rPr>
                 <w:b/>
@@ -33476,6 +34138,7 @@
               </w:rPr>
               <w:t>Μέθοδος</w:t>
             </w:r>
+            <w:proofErr w:type="spellEnd"/>
           </w:p>
         </w:tc>
         <w:tc>
@@ -33712,8 +34375,29 @@
                 <w:lang w:val="el-GR"/>
               </w:rPr>
             </w:pPr>
-            <w:r>
-              <w:t>Γλυκόζη / γαλακτόζη, αερόβια</w:t>
+            <w:proofErr w:type="spellStart"/>
+            <w:r>
+              <w:t>Γλυκόζη</w:t>
+            </w:r>
+            <w:proofErr w:type="spellEnd"/>
+            <w:r>
+              <w:t xml:space="preserve"> / γαλα</w:t>
+            </w:r>
+            <w:proofErr w:type="spellStart"/>
+            <w:r>
+              <w:t>κτόζη</w:t>
+            </w:r>
+            <w:proofErr w:type="spellEnd"/>
+            <w:r>
+              <w:t>, α</w:t>
+            </w:r>
+            <w:proofErr w:type="spellStart"/>
+            <w:r>
+              <w:t>ερό</w:t>
+            </w:r>
+            <w:proofErr w:type="spellEnd"/>
+            <w:r>
+              <w:t>βια</w:t>
             </w:r>
           </w:p>
         </w:tc>
@@ -33816,8 +34500,21 @@
               <w:t>E. coli</w:t>
             </w:r>
             <w:r>
-              <w:t xml:space="preserve"> μεταλλαγμένο στέλεχος</w:t>
-            </w:r>
+              <w:t xml:space="preserve"> </w:t>
+            </w:r>
+            <w:proofErr w:type="spellStart"/>
+            <w:r>
+              <w:t>μετ</w:t>
+            </w:r>
+            <w:proofErr w:type="spellEnd"/>
+            <w:r>
+              <w:t xml:space="preserve">αλλαγμένο </w:t>
+            </w:r>
+            <w:proofErr w:type="spellStart"/>
+            <w:r>
+              <w:t>στέλεχος</w:t>
+            </w:r>
+            <w:proofErr w:type="spellEnd"/>
           </w:p>
         </w:tc>
         <w:tc>
@@ -33832,9 +34529,27 @@
                 <w:lang w:val="el-GR"/>
               </w:rPr>
             </w:pPr>
-            <w:r>
-              <w:t>Γλυκόζη και ισοτοπικοί ιχνηθέτες</w:t>
-            </w:r>
+            <w:proofErr w:type="spellStart"/>
+            <w:r>
+              <w:t>Γλυκόζη</w:t>
+            </w:r>
+            <w:proofErr w:type="spellEnd"/>
+            <w:r>
+              <w:t xml:space="preserve"> και </w:t>
+            </w:r>
+            <w:proofErr w:type="spellStart"/>
+            <w:r>
+              <w:t>ισοτο</w:t>
+            </w:r>
+            <w:proofErr w:type="spellEnd"/>
+            <w:r>
+              <w:t xml:space="preserve">πικοί </w:t>
+            </w:r>
+            <w:proofErr w:type="spellStart"/>
+            <w:r>
+              <w:t>ιχνηθέτες</w:t>
+            </w:r>
+            <w:proofErr w:type="spellEnd"/>
           </w:p>
         </w:tc>
         <w:tc>
@@ -33938,8 +34653,21 @@
                 <w:lang w:val="el-GR"/>
               </w:rPr>
             </w:pPr>
-            <w:r>
-              <w:t xml:space="preserve">Μηχανικά τροποποιημένο </w:t>
+            <w:proofErr w:type="spellStart"/>
+            <w:r>
+              <w:t>Μηχ</w:t>
+            </w:r>
+            <w:proofErr w:type="spellEnd"/>
+            <w:r>
+              <w:t xml:space="preserve">ανικά </w:t>
+            </w:r>
+            <w:proofErr w:type="spellStart"/>
+            <w:r>
+              <w:t>τρο</w:t>
+            </w:r>
+            <w:proofErr w:type="spellEnd"/>
+            <w:r>
+              <w:t xml:space="preserve">ποποιημένο </w:t>
             </w:r>
             <w:r>
               <w:rPr>
@@ -33962,9 +34690,11 @@
                 <w:lang w:val="el-GR"/>
               </w:rPr>
             </w:pPr>
+            <w:proofErr w:type="spellStart"/>
             <w:r>
               <w:t>Γλυκερόλη</w:t>
             </w:r>
+            <w:proofErr w:type="spellEnd"/>
           </w:p>
         </w:tc>
         <w:tc>
@@ -34028,65 +34758,71 @@
         <w:rPr>
           <w:lang w:val="el-GR"/>
         </w:rPr>
+        <w:t xml:space="preserve">Η σύγκριση αυτή έδειξε ότι ορισμένες από τις </w:t>
+      </w:r>
+      <w:r>
+        <w:t>p</w:t>
+      </w:r>
+      <w:r>
+        <w:rPr>
+          <w:lang w:val="el-GR"/>
+        </w:rPr>
+        <w:t xml:space="preserve">εριβαλλοντικές συνθήκες που χρησιμοποιήθηκαν στην ανάλυση FBA σχετίζονται πολύ με τα διαθέσιμα πειραματικά δεδομένα που έχουν δημοσιευτεί, όπως είναι κυρίως </w:t>
+      </w:r>
+      <w:r>
+        <w:rPr>
+          <w:lang w:val="el-GR"/>
+        </w:rPr>
+        <w:t>η</w:t>
+      </w:r>
+      <w:r>
+        <w:rPr>
+          <w:lang w:val="el-GR"/>
+        </w:rPr>
+        <w:t xml:space="preserve"> γλυκόζη σε αερόβιες και αναερόβιες συνθήκες</w:t>
+      </w:r>
+      <w:r>
+        <w:rPr>
+          <w:lang w:val="el-GR"/>
+        </w:rPr>
+        <w:t>,</w:t>
+      </w:r>
+      <w:r>
+        <w:rPr>
+          <w:lang w:val="el-GR"/>
+        </w:rPr>
+        <w:t xml:space="preserve"> καθώς και η κατανάλωση γαλακτόζης σε αερόβιο περιβάλλον.</w:t>
+      </w:r>
+      <w:r>
+        <w:rPr>
+          <w:lang w:val="el-GR"/>
+        </w:rPr>
+        <w:t xml:space="preserve"> </w:t>
+      </w:r>
+      <w:r>
+        <w:rPr>
+          <w:lang w:val="el-GR"/>
+        </w:rPr>
+        <w:t>Αντίθετα</w:t>
+      </w:r>
+      <w:r>
+        <w:rPr>
+          <w:lang w:val="el-GR"/>
+        </w:rPr>
+        <w:t>,</w:t>
+      </w:r>
+      <w:r>
+        <w:rPr>
+          <w:lang w:val="el-GR"/>
+        </w:rPr>
+        <w:t xml:space="preserve"> άλλες </w:t>
+      </w:r>
+      <w:r>
+        <w:rPr>
+          <w:lang w:val="el-GR"/>
+        </w:rPr>
         <w:lastRenderedPageBreak/>
-        <w:t xml:space="preserve">Η σύγκριση αυτή έδειξε ότι ορισμένες από τις </w:t>
-      </w:r>
-      <w:r>
-        <w:t>p</w:t>
-      </w:r>
-      <w:r>
-        <w:rPr>
-          <w:lang w:val="el-GR"/>
-        </w:rPr>
-        <w:t xml:space="preserve">εριβαλλοντικές συνθήκες που χρησιμοποιήθηκαν στην ανάλυση FBA σχετίζονται πολύ με τα διαθέσιμα πειραματικά δεδομένα που έχουν δημοσιευτεί, όπως είναι κυρίως </w:t>
-      </w:r>
-      <w:r>
-        <w:rPr>
-          <w:lang w:val="el-GR"/>
-        </w:rPr>
-        <w:t>η</w:t>
-      </w:r>
-      <w:r>
-        <w:rPr>
-          <w:lang w:val="el-GR"/>
-        </w:rPr>
-        <w:t xml:space="preserve"> γλυκόζη σε αερόβιες και αναερόβιες συνθήκες</w:t>
-      </w:r>
-      <w:r>
-        <w:rPr>
-          <w:lang w:val="el-GR"/>
-        </w:rPr>
-        <w:t>,</w:t>
-      </w:r>
-      <w:r>
-        <w:rPr>
-          <w:lang w:val="el-GR"/>
-        </w:rPr>
-        <w:t xml:space="preserve"> καθώς και η κατανάλωση γαλακτόζης σε αερόβιο περιβάλλον.</w:t>
-      </w:r>
-      <w:r>
-        <w:rPr>
-          <w:lang w:val="el-GR"/>
-        </w:rPr>
-        <w:t xml:space="preserve"> </w:t>
-      </w:r>
-      <w:r>
-        <w:rPr>
-          <w:lang w:val="el-GR"/>
-        </w:rPr>
-        <w:t>Αντίθετα</w:t>
-      </w:r>
-      <w:r>
-        <w:rPr>
-          <w:lang w:val="el-GR"/>
-        </w:rPr>
-        <w:t>,</w:t>
-      </w:r>
-      <w:r>
-        <w:rPr>
-          <w:lang w:val="el-GR"/>
-        </w:rPr>
-        <w:t xml:space="preserve"> άλλες ειδικές συνθήκες</w:t>
+        <w:t>ειδικές συνθήκες</w:t>
       </w:r>
       <w:r>
         <w:rPr>
@@ -34376,6 +35112,7 @@
                 <w:lang w:val="el-GR"/>
               </w:rPr>
             </w:pPr>
+            <w:proofErr w:type="spellStart"/>
             <w:r>
               <w:rPr>
                 <w:b/>
@@ -34383,6 +35120,7 @@
               </w:rPr>
               <w:t>Μετρική</w:t>
             </w:r>
+            <w:proofErr w:type="spellEnd"/>
           </w:p>
         </w:tc>
         <w:tc>
@@ -34399,12 +35137,21 @@
                 <w:lang w:val="el-GR"/>
               </w:rPr>
             </w:pPr>
+            <w:proofErr w:type="spellStart"/>
             <w:r>
               <w:rPr>
                 <w:b/>
                 <w:bCs/>
               </w:rPr>
-              <w:t>Περιγραφή</w:t>
+              <w:t>Περιγρ</w:t>
+            </w:r>
+            <w:proofErr w:type="spellEnd"/>
+            <w:r>
+              <w:rPr>
+                <w:b/>
+                <w:bCs/>
+              </w:rPr>
+              <w:t>αφή</w:t>
             </w:r>
           </w:p>
         </w:tc>
@@ -34446,9 +35193,27 @@
                 <w:lang w:val="el-GR"/>
               </w:rPr>
             </w:pPr>
-            <w:r>
-              <w:t>Τιμή αντικειμενικής συνάρτησης</w:t>
-            </w:r>
+            <w:proofErr w:type="spellStart"/>
+            <w:r>
+              <w:t>Τιμή</w:t>
+            </w:r>
+            <w:proofErr w:type="spellEnd"/>
+            <w:r>
+              <w:t xml:space="preserve"> α</w:t>
+            </w:r>
+            <w:proofErr w:type="spellStart"/>
+            <w:r>
+              <w:t>ντικειμενικής</w:t>
+            </w:r>
+            <w:proofErr w:type="spellEnd"/>
+            <w:r>
+              <w:t xml:space="preserve"> </w:t>
+            </w:r>
+            <w:proofErr w:type="spellStart"/>
+            <w:r>
+              <w:t>συνάρτησης</w:t>
+            </w:r>
+            <w:proofErr w:type="spellEnd"/>
           </w:p>
         </w:tc>
         <w:tc>
@@ -34505,9 +35270,35 @@
                 <w:lang w:val="el-GR"/>
               </w:rPr>
             </w:pPr>
-            <w:r>
-              <w:t>Αριθμός μη μηδενικών ροών</w:t>
-            </w:r>
+            <w:proofErr w:type="spellStart"/>
+            <w:r>
+              <w:t>Αριθμός</w:t>
+            </w:r>
+            <w:proofErr w:type="spellEnd"/>
+            <w:r>
+              <w:t xml:space="preserve"> </w:t>
+            </w:r>
+            <w:proofErr w:type="spellStart"/>
+            <w:r>
+              <w:t>μη</w:t>
+            </w:r>
+            <w:proofErr w:type="spellEnd"/>
+            <w:r>
+              <w:t xml:space="preserve"> </w:t>
+            </w:r>
+            <w:proofErr w:type="spellStart"/>
+            <w:r>
+              <w:t>μηδενικών</w:t>
+            </w:r>
+            <w:proofErr w:type="spellEnd"/>
+            <w:r>
+              <w:t xml:space="preserve"> </w:t>
+            </w:r>
+            <w:proofErr w:type="spellStart"/>
+            <w:r>
+              <w:t>ροών</w:t>
+            </w:r>
+            <w:proofErr w:type="spellEnd"/>
           </w:p>
         </w:tc>
         <w:tc>
@@ -34522,9 +35313,27 @@
                 <w:lang w:val="el-GR"/>
               </w:rPr>
             </w:pPr>
-            <w:r>
-              <w:t>Πλήθος ενεργών αντιδράσεων</w:t>
-            </w:r>
+            <w:proofErr w:type="spellStart"/>
+            <w:r>
+              <w:t>Πλήθος</w:t>
+            </w:r>
+            <w:proofErr w:type="spellEnd"/>
+            <w:r>
+              <w:t xml:space="preserve"> </w:t>
+            </w:r>
+            <w:proofErr w:type="spellStart"/>
+            <w:r>
+              <w:t>ενεργών</w:t>
+            </w:r>
+            <w:proofErr w:type="spellEnd"/>
+            <w:r>
+              <w:t xml:space="preserve"> α</w:t>
+            </w:r>
+            <w:proofErr w:type="spellStart"/>
+            <w:r>
+              <w:t>ντιδράσεων</w:t>
+            </w:r>
+            <w:proofErr w:type="spellEnd"/>
           </w:p>
         </w:tc>
         <w:tc>
@@ -34539,8 +35348,29 @@
                 <w:lang w:val="el-GR"/>
               </w:rPr>
             </w:pPr>
-            <w:r>
-              <w:t>Περιγραφή μεταβολικής δραστηριότητας</w:t>
+            <w:proofErr w:type="spellStart"/>
+            <w:r>
+              <w:t>Περιγρ</w:t>
+            </w:r>
+            <w:proofErr w:type="spellEnd"/>
+            <w:r>
+              <w:t xml:space="preserve">αφή </w:t>
+            </w:r>
+            <w:proofErr w:type="spellStart"/>
+            <w:r>
+              <w:t>μετ</w:t>
+            </w:r>
+            <w:proofErr w:type="spellEnd"/>
+            <w:r>
+              <w:t xml:space="preserve">αβολικής </w:t>
+            </w:r>
+            <w:proofErr w:type="spellStart"/>
+            <w:r>
+              <w:t>δρ</w:t>
+            </w:r>
+            <w:proofErr w:type="spellEnd"/>
+            <w:r>
+              <w:t>αστηριότητας</w:t>
             </w:r>
           </w:p>
         </w:tc>
@@ -34558,9 +35388,27 @@
                 <w:lang w:val="el-GR"/>
               </w:rPr>
             </w:pPr>
-            <w:r>
-              <w:t>Αριθμός μηδενικών ροών</w:t>
-            </w:r>
+            <w:proofErr w:type="spellStart"/>
+            <w:r>
+              <w:t>Αριθμός</w:t>
+            </w:r>
+            <w:proofErr w:type="spellEnd"/>
+            <w:r>
+              <w:t xml:space="preserve"> </w:t>
+            </w:r>
+            <w:proofErr w:type="spellStart"/>
+            <w:r>
+              <w:t>μηδενικών</w:t>
+            </w:r>
+            <w:proofErr w:type="spellEnd"/>
+            <w:r>
+              <w:t xml:space="preserve"> </w:t>
+            </w:r>
+            <w:proofErr w:type="spellStart"/>
+            <w:r>
+              <w:t>ροών</w:t>
+            </w:r>
+            <w:proofErr w:type="spellEnd"/>
           </w:p>
         </w:tc>
         <w:tc>
@@ -34575,9 +35423,35 @@
                 <w:lang w:val="el-GR"/>
               </w:rPr>
             </w:pPr>
-            <w:r>
-              <w:t>Πλήθος αντιδράσεων χωρίς ροή</w:t>
-            </w:r>
+            <w:proofErr w:type="spellStart"/>
+            <w:r>
+              <w:t>Πλήθος</w:t>
+            </w:r>
+            <w:proofErr w:type="spellEnd"/>
+            <w:r>
+              <w:t xml:space="preserve"> α</w:t>
+            </w:r>
+            <w:proofErr w:type="spellStart"/>
+            <w:r>
+              <w:t>ντιδράσεων</w:t>
+            </w:r>
+            <w:proofErr w:type="spellEnd"/>
+            <w:r>
+              <w:t xml:space="preserve"> </w:t>
+            </w:r>
+            <w:proofErr w:type="spellStart"/>
+            <w:r>
+              <w:t>χωρίς</w:t>
+            </w:r>
+            <w:proofErr w:type="spellEnd"/>
+            <w:r>
+              <w:t xml:space="preserve"> </w:t>
+            </w:r>
+            <w:proofErr w:type="spellStart"/>
+            <w:r>
+              <w:t>ροή</w:t>
+            </w:r>
+            <w:proofErr w:type="spellEnd"/>
           </w:p>
         </w:tc>
         <w:tc>
@@ -34592,9 +35466,35 @@
                 <w:lang w:val="el-GR"/>
               </w:rPr>
             </w:pPr>
-            <w:r>
-              <w:t>Περιγραφή ανενεργού μεταβολικού χώρου</w:t>
-            </w:r>
+            <w:proofErr w:type="spellStart"/>
+            <w:r>
+              <w:t>Περιγρ</w:t>
+            </w:r>
+            <w:proofErr w:type="spellEnd"/>
+            <w:r>
+              <w:t>αφή α</w:t>
+            </w:r>
+            <w:proofErr w:type="spellStart"/>
+            <w:r>
+              <w:t>νενεργού</w:t>
+            </w:r>
+            <w:proofErr w:type="spellEnd"/>
+            <w:r>
+              <w:t xml:space="preserve"> </w:t>
+            </w:r>
+            <w:proofErr w:type="spellStart"/>
+            <w:r>
+              <w:t>μετ</w:t>
+            </w:r>
+            <w:proofErr w:type="spellEnd"/>
+            <w:r>
+              <w:t xml:space="preserve">αβολικού </w:t>
+            </w:r>
+            <w:proofErr w:type="spellStart"/>
+            <w:r>
+              <w:t>χώρου</w:t>
+            </w:r>
+            <w:proofErr w:type="spellEnd"/>
           </w:p>
         </w:tc>
       </w:tr>
@@ -34611,9 +35511,27 @@
                 <w:lang w:val="el-GR"/>
               </w:rPr>
             </w:pPr>
-            <w:r>
-              <w:t>Αριθμός αποκλεισμένων αντιδράσεων</w:t>
-            </w:r>
+            <w:proofErr w:type="spellStart"/>
+            <w:r>
+              <w:t>Αριθμός</w:t>
+            </w:r>
+            <w:proofErr w:type="spellEnd"/>
+            <w:r>
+              <w:t xml:space="preserve"> απ</w:t>
+            </w:r>
+            <w:proofErr w:type="spellStart"/>
+            <w:r>
+              <w:t>οκλεισμένων</w:t>
+            </w:r>
+            <w:proofErr w:type="spellEnd"/>
+            <w:r>
+              <w:t xml:space="preserve"> α</w:t>
+            </w:r>
+            <w:proofErr w:type="spellStart"/>
+            <w:r>
+              <w:t>ντιδράσεων</w:t>
+            </w:r>
+            <w:proofErr w:type="spellEnd"/>
           </w:p>
         </w:tc>
         <w:tc>
@@ -34648,9 +35566,35 @@
                 <w:lang w:val="el-GR"/>
               </w:rPr>
             </w:pPr>
-            <w:r>
-              <w:t>Περιγραφή περιορισμών του δικτύου</w:t>
-            </w:r>
+            <w:proofErr w:type="spellStart"/>
+            <w:r>
+              <w:t>Περιγρ</w:t>
+            </w:r>
+            <w:proofErr w:type="spellEnd"/>
+            <w:r>
+              <w:t>αφή π</w:t>
+            </w:r>
+            <w:proofErr w:type="spellStart"/>
+            <w:r>
+              <w:t>εριορισμών</w:t>
+            </w:r>
+            <w:proofErr w:type="spellEnd"/>
+            <w:r>
+              <w:t xml:space="preserve"> </w:t>
+            </w:r>
+            <w:proofErr w:type="spellStart"/>
+            <w:r>
+              <w:t>του</w:t>
+            </w:r>
+            <w:proofErr w:type="spellEnd"/>
+            <w:r>
+              <w:t xml:space="preserve"> </w:t>
+            </w:r>
+            <w:proofErr w:type="spellStart"/>
+            <w:r>
+              <w:t>δικτύου</w:t>
+            </w:r>
+            <w:proofErr w:type="spellEnd"/>
           </w:p>
         </w:tc>
       </w:tr>
@@ -34667,9 +35611,27 @@
                 <w:lang w:val="el-GR"/>
               </w:rPr>
             </w:pPr>
-            <w:r>
-              <w:t>Ποσοστό αποκλεισμένων αντιδράσεων</w:t>
-            </w:r>
+            <w:proofErr w:type="spellStart"/>
+            <w:r>
+              <w:t>Ποσοστό</w:t>
+            </w:r>
+            <w:proofErr w:type="spellEnd"/>
+            <w:r>
+              <w:t xml:space="preserve"> απ</w:t>
+            </w:r>
+            <w:proofErr w:type="spellStart"/>
+            <w:r>
+              <w:t>οκλεισμένων</w:t>
+            </w:r>
+            <w:proofErr w:type="spellEnd"/>
+            <w:r>
+              <w:t xml:space="preserve"> α</w:t>
+            </w:r>
+            <w:proofErr w:type="spellStart"/>
+            <w:r>
+              <w:t>ντιδράσεων</w:t>
+            </w:r>
+            <w:proofErr w:type="spellEnd"/>
           </w:p>
         </w:tc>
         <w:tc>
@@ -34705,8 +35667,29 @@
               </w:rPr>
             </w:pPr>
             <w:r>
-              <w:t>Κανονικοποιημένο χαρακτηριστικό σύγκρισης</w:t>
-            </w:r>
+              <w:t>Κα</w:t>
+            </w:r>
+            <w:proofErr w:type="spellStart"/>
+            <w:r>
+              <w:t>νονικο</w:t>
+            </w:r>
+            <w:proofErr w:type="spellEnd"/>
+            <w:r>
+              <w:t>ποιημένο χαρα</w:t>
+            </w:r>
+            <w:proofErr w:type="spellStart"/>
+            <w:r>
+              <w:t>κτηριστικό</w:t>
+            </w:r>
+            <w:proofErr w:type="spellEnd"/>
+            <w:r>
+              <w:t xml:space="preserve"> </w:t>
+            </w:r>
+            <w:proofErr w:type="spellStart"/>
+            <w:r>
+              <w:t>σύγκρισης</w:t>
+            </w:r>
+            <w:proofErr w:type="spellEnd"/>
           </w:p>
         </w:tc>
       </w:tr>
@@ -34723,9 +35706,27 @@
                 <w:lang w:val="el-GR"/>
               </w:rPr>
             </w:pPr>
-            <w:r>
-              <w:t>Σημαντικότερες εσωτερικές ροές</w:t>
-            </w:r>
+            <w:proofErr w:type="spellStart"/>
+            <w:r>
+              <w:t>Σημ</w:t>
+            </w:r>
+            <w:proofErr w:type="spellEnd"/>
+            <w:r>
+              <w:t xml:space="preserve">αντικότερες </w:t>
+            </w:r>
+            <w:proofErr w:type="spellStart"/>
+            <w:r>
+              <w:t>εσωτερικές</w:t>
+            </w:r>
+            <w:proofErr w:type="spellEnd"/>
+            <w:r>
+              <w:t xml:space="preserve"> </w:t>
+            </w:r>
+            <w:proofErr w:type="spellStart"/>
+            <w:r>
+              <w:t>ροές</w:t>
+            </w:r>
+            <w:proofErr w:type="spellEnd"/>
           </w:p>
         </w:tc>
         <w:tc>
@@ -34760,9 +35761,27 @@
                 <w:lang w:val="el-GR"/>
               </w:rPr>
             </w:pPr>
-            <w:r>
-              <w:t>Ανίχνευση προτύπων ροής</w:t>
-            </w:r>
+            <w:proofErr w:type="spellStart"/>
+            <w:r>
+              <w:t>Ανίχνευση</w:t>
+            </w:r>
+            <w:proofErr w:type="spellEnd"/>
+            <w:r>
+              <w:t xml:space="preserve"> π</w:t>
+            </w:r>
+            <w:proofErr w:type="spellStart"/>
+            <w:r>
+              <w:t>ροτύ</w:t>
+            </w:r>
+            <w:proofErr w:type="spellEnd"/>
+            <w:r>
+              <w:t xml:space="preserve">πων </w:t>
+            </w:r>
+            <w:proofErr w:type="spellStart"/>
+            <w:r>
+              <w:t>ροής</w:t>
+            </w:r>
+            <w:proofErr w:type="spellEnd"/>
           </w:p>
         </w:tc>
       </w:tr>
@@ -34998,7 +36017,7 @@
           <w:lang w:val="el-GR"/>
         </w:rPr>
       </w:pPr>
-      <w:bookmarkStart w:id="72" w:name="_Toc237959812"/>
+      <w:bookmarkStart w:id="72" w:name="_Toc239152234"/>
       <w:r>
         <w:rPr>
           <w:lang w:val="el-GR"/>
@@ -35162,252 +36181,8 @@
           <w:szCs w:val="26"/>
           <w:lang w:val="el-GR"/>
         </w:rPr>
-        <w:t>11.1 Ερμηνεία της πιλοτικής ανάλυσης</w:t>
-      </w:r>
-    </w:p>
-    <w:p>
-      <w:pPr>
-        <w:jc w:val="both"/>
-        <w:rPr>
-          <w:rFonts w:eastAsiaTheme="majorEastAsia"/>
-          <w:lang w:val="el-GR"/>
-        </w:rPr>
-      </w:pPr>
-      <w:r>
-        <w:rPr>
-          <w:rFonts w:eastAsiaTheme="majorEastAsia"/>
-          <w:lang w:val="el-GR"/>
-        </w:rPr>
-        <w:t xml:space="preserve">Η </w:t>
-      </w:r>
-      <w:r>
-        <w:rPr>
-          <w:rFonts w:eastAsiaTheme="majorEastAsia"/>
-          <w:lang w:val="el-GR"/>
-        </w:rPr>
-        <w:t>πιλοτική</w:t>
-      </w:r>
-      <w:r>
-        <w:rPr>
-          <w:rFonts w:eastAsiaTheme="majorEastAsia"/>
-          <w:lang w:val="el-GR"/>
-        </w:rPr>
-        <w:t xml:space="preserve"> ανάλυση που έγινε με το πρότυπο εκπαιδευτικό μοντέλο του COBRApy είχε κυρίως τεχνικό και μεθοδολογικό σκοπό.</w:t>
-      </w:r>
-      <w:r>
-        <w:rPr>
-          <w:rFonts w:eastAsiaTheme="majorEastAsia"/>
-          <w:lang w:val="el-GR"/>
-        </w:rPr>
-        <w:t xml:space="preserve"> </w:t>
-      </w:r>
-      <w:r>
-        <w:rPr>
-          <w:rFonts w:eastAsiaTheme="majorEastAsia"/>
-          <w:lang w:val="el-GR"/>
-        </w:rPr>
-        <w:t>Το μικρό μέγεθος αυτού του μοντέλου επέτρεψε τον έλεγχο της βασικής υπολογιστικής διαδικασίας</w:t>
-      </w:r>
-      <w:r>
-        <w:rPr>
-          <w:rFonts w:eastAsiaTheme="majorEastAsia"/>
-          <w:lang w:val="el-GR"/>
-        </w:rPr>
-        <w:t>,</w:t>
-      </w:r>
-      <w:r>
-        <w:rPr>
-          <w:rFonts w:eastAsiaTheme="majorEastAsia"/>
-          <w:lang w:val="el-GR"/>
-        </w:rPr>
-        <w:t xml:space="preserve"> χωρίς την πολύπλοκη δομή ενός μεγάλου γονιδιωματικού μοντέλου.</w:t>
-      </w:r>
-      <w:r>
-        <w:rPr>
-          <w:rFonts w:eastAsiaTheme="majorEastAsia"/>
-          <w:lang w:val="el-GR"/>
-        </w:rPr>
-        <w:t xml:space="preserve"> </w:t>
-      </w:r>
-      <w:r>
-        <w:rPr>
-          <w:rFonts w:eastAsiaTheme="majorEastAsia"/>
-          <w:lang w:val="el-GR"/>
-        </w:rPr>
-        <w:t>Μέσω αυτού του πρώτου σταδίου επιβεβαιώθηκε η ικανότητα φόρτωσης του προτύπου</w:t>
-      </w:r>
-      <w:r>
-        <w:rPr>
-          <w:rFonts w:eastAsiaTheme="majorEastAsia"/>
-          <w:lang w:val="el-GR"/>
-        </w:rPr>
-        <w:t>, η</w:t>
-      </w:r>
-      <w:r>
-        <w:rPr>
-          <w:rFonts w:eastAsiaTheme="majorEastAsia"/>
-          <w:lang w:val="el-GR"/>
-        </w:rPr>
-        <w:t xml:space="preserve"> εκτέλεση της ανάλυσης ισοζυγίων ροών καθώς και η εξαγωγή των τιμών των μεταβολικών ροών</w:t>
-      </w:r>
-      <w:r>
-        <w:rPr>
-          <w:rFonts w:eastAsiaTheme="majorEastAsia"/>
-          <w:lang w:val="el-GR"/>
-        </w:rPr>
-        <w:t>,</w:t>
-      </w:r>
-      <w:r>
-        <w:rPr>
-          <w:rFonts w:eastAsiaTheme="majorEastAsia"/>
-          <w:lang w:val="el-GR"/>
-        </w:rPr>
-        <w:t xml:space="preserve"> που συνοδεύεται από </w:t>
-      </w:r>
-      <w:r>
-        <w:rPr>
-          <w:rFonts w:eastAsiaTheme="majorEastAsia"/>
-          <w:lang w:val="el-GR"/>
-        </w:rPr>
-        <w:t>τ</w:t>
-      </w:r>
-      <w:r>
-        <w:rPr>
-          <w:rFonts w:eastAsiaTheme="majorEastAsia"/>
-          <w:lang w:val="el-GR"/>
-        </w:rPr>
-        <w:t>ην αποθήκευση των αποτελεσμάτων σε δομημένα αρχεία.</w:t>
-      </w:r>
-    </w:p>
-    <w:p>
-      <w:pPr>
-        <w:jc w:val="both"/>
-        <w:rPr>
-          <w:rFonts w:eastAsiaTheme="majorEastAsia"/>
-          <w:lang w:val="el-GR"/>
-        </w:rPr>
-      </w:pPr>
-      <w:r>
-        <w:rPr>
-          <w:rFonts w:eastAsiaTheme="majorEastAsia"/>
-          <w:lang w:val="el-GR"/>
-        </w:rPr>
-        <w:t xml:space="preserve">Η </w:t>
-      </w:r>
-      <w:r>
-        <w:rPr>
-          <w:rFonts w:eastAsiaTheme="majorEastAsia"/>
-          <w:lang w:val="el-GR"/>
-        </w:rPr>
-        <w:t>χ</w:t>
-      </w:r>
-      <w:r>
-        <w:rPr>
-          <w:rFonts w:eastAsiaTheme="majorEastAsia"/>
-          <w:lang w:val="el-GR"/>
-        </w:rPr>
-        <w:t>ρήση αυτού του μοντέλου δεν είχε ως κύριο στόχο τη δημιουργία βιολογικών συμπερασμάτων που να συγκρίνονται με αυτά των μοντέλων iML1515 και iJO1366.</w:t>
-      </w:r>
-      <w:r>
-        <w:rPr>
-          <w:rFonts w:eastAsiaTheme="majorEastAsia"/>
-          <w:lang w:val="el-GR"/>
-        </w:rPr>
-        <w:t xml:space="preserve"> </w:t>
-      </w:r>
-      <w:r>
-        <w:rPr>
-          <w:rFonts w:eastAsiaTheme="majorEastAsia"/>
-          <w:lang w:val="el-GR"/>
-        </w:rPr>
-        <w:t>Αντίθετα</w:t>
-      </w:r>
-      <w:r>
-        <w:rPr>
-          <w:rFonts w:eastAsiaTheme="majorEastAsia"/>
-          <w:lang w:val="el-GR"/>
-        </w:rPr>
-        <w:t>,</w:t>
-      </w:r>
-      <w:r>
-        <w:rPr>
-          <w:rFonts w:eastAsiaTheme="majorEastAsia"/>
-          <w:lang w:val="el-GR"/>
-        </w:rPr>
-        <w:t xml:space="preserve"> εξυπηρέτησε </w:t>
-      </w:r>
-      <w:r>
-        <w:rPr>
-          <w:rFonts w:eastAsiaTheme="majorEastAsia"/>
-          <w:lang w:val="el-GR"/>
-        </w:rPr>
-        <w:t>την εκπαίδευση</w:t>
-      </w:r>
-      <w:r>
-        <w:rPr>
-          <w:rFonts w:eastAsiaTheme="majorEastAsia"/>
-          <w:lang w:val="el-GR"/>
-        </w:rPr>
-        <w:t xml:space="preserve"> για την κατανόηση της </w:t>
-      </w:r>
-      <w:r>
-        <w:rPr>
-          <w:rFonts w:eastAsiaTheme="majorEastAsia"/>
-          <w:lang w:val="el-GR"/>
-        </w:rPr>
-        <w:t xml:space="preserve">λειτουργίας </w:t>
-      </w:r>
-      <w:r>
-        <w:rPr>
-          <w:rFonts w:eastAsiaTheme="majorEastAsia"/>
-          <w:lang w:val="el-GR"/>
-        </w:rPr>
-        <w:t>του COBRApy</w:t>
-      </w:r>
-      <w:r>
-        <w:rPr>
-          <w:rFonts w:eastAsiaTheme="majorEastAsia"/>
-          <w:lang w:val="el-GR"/>
-        </w:rPr>
-        <w:t>,</w:t>
-      </w:r>
-      <w:r>
-        <w:rPr>
-          <w:rFonts w:eastAsiaTheme="majorEastAsia"/>
-          <w:lang w:val="el-GR"/>
-        </w:rPr>
-        <w:t xml:space="preserve"> καθώς και της λογικής που στηρίζει τη μέθοδο FBA.</w:t>
-      </w:r>
-      <w:r>
-        <w:rPr>
-          <w:rFonts w:eastAsiaTheme="majorEastAsia"/>
-          <w:lang w:val="el-GR"/>
-        </w:rPr>
-        <w:t xml:space="preserve"> </w:t>
-      </w:r>
-      <w:r>
-        <w:rPr>
-          <w:rFonts w:eastAsiaTheme="majorEastAsia"/>
-          <w:lang w:val="el-GR"/>
-        </w:rPr>
-        <w:t xml:space="preserve">Αυτή η </w:t>
-      </w:r>
-      <w:r>
-        <w:rPr>
-          <w:rFonts w:eastAsiaTheme="majorEastAsia"/>
-          <w:lang w:val="el-GR"/>
-        </w:rPr>
-        <w:t>διάκριση είναι σημαντική, επειδή ένα μικρό πρότυπο μοντέλο δεν περιγράφει με την ίδια λεπτομέρεια τον μεταβολισμό ενός οργανισμού όπως ένα μεταβολικό μοντέλο γονιδιωματικής κλίμακας.</w:t>
-      </w:r>
-    </w:p>
-    <w:p>
-      <w:pPr>
-        <w:jc w:val="both"/>
-        <w:rPr>
-          <w:rFonts w:eastAsiaTheme="majorEastAsia"/>
-          <w:lang w:val="el-GR"/>
-        </w:rPr>
-      </w:pPr>
+        <w:t xml:space="preserve">11.1 </w:t>
+      </w:r>
       <w:r>
         <w:rPr>
           <w:rFonts w:asciiTheme="majorHAnsi" w:eastAsiaTheme="majorEastAsia" w:hAnsiTheme="majorHAnsi" w:cstheme="majorBidi"/>
@@ -35418,7 +36193,7 @@
           <w:szCs w:val="26"/>
           <w:lang w:val="el-GR"/>
         </w:rPr>
-        <w:t>11.2 Επίδραση των συνθηκών θρεπτικού μέσου στο μοντέλο iML1515</w:t>
+        <w:t>Αξιολόγηση και επικύρωση της υπολογιστικής ροής</w:t>
       </w:r>
     </w:p>
     <w:p>
@@ -35426,7 +36201,6 @@
         <w:jc w:val="both"/>
         <w:rPr>
           <w:rFonts w:eastAsiaTheme="majorEastAsia"/>
-          <w:highlight w:val="yellow"/>
           <w:lang w:val="el-GR"/>
         </w:rPr>
       </w:pPr>
@@ -35435,63 +36209,23 @@
           <w:rFonts w:eastAsiaTheme="majorEastAsia"/>
           <w:lang w:val="el-GR"/>
         </w:rPr>
-        <w:t xml:space="preserve">Η συστηματική σύγκριση επτά διαφορετικών πειραματικών συνθηκών </w:t>
+        <w:t xml:space="preserve">Η υπολογιστική διερεύνηση των μεταβολικών μοντέλων της </w:t>
       </w:r>
       <w:r>
         <w:rPr>
           <w:rFonts w:eastAsiaTheme="majorEastAsia"/>
-          <w:lang w:val="el-GR"/>
-        </w:rPr>
-        <w:t>θρεπτικού μέσου</w:t>
+          <w:i/>
+          <w:iCs/>
+          <w:lang w:val="el-GR"/>
+        </w:rPr>
+        <w:t>Escherichia coli</w:t>
       </w:r>
       <w:r>
         <w:rPr>
           <w:rFonts w:eastAsiaTheme="majorEastAsia"/>
           <w:lang w:val="el-GR"/>
         </w:rPr>
-        <w:t xml:space="preserve"> μέσα στο μοντέλο iML1515</w:t>
-      </w:r>
-      <w:r>
-        <w:rPr>
-          <w:rFonts w:eastAsiaTheme="majorEastAsia"/>
-          <w:lang w:val="el-GR"/>
-        </w:rPr>
-        <w:t>,</w:t>
-      </w:r>
-      <w:r>
-        <w:rPr>
-          <w:rFonts w:eastAsiaTheme="majorEastAsia"/>
-          <w:lang w:val="el-GR"/>
-        </w:rPr>
-        <w:t xml:space="preserve"> έδειξε ότι τόσο η πηγή άνθρακα όσο και η διαθεσιμότητα οξυγόνου παίζουν σημαντικό ρόλο στις προβλέψεις </w:t>
-      </w:r>
-      <w:r>
-        <w:rPr>
-          <w:rFonts w:eastAsiaTheme="majorEastAsia"/>
-          <w:lang w:val="el-GR"/>
-        </w:rPr>
-        <w:t>τ</w:t>
-      </w:r>
-      <w:r>
-        <w:rPr>
-          <w:rFonts w:eastAsiaTheme="majorEastAsia"/>
-          <w:lang w:val="el-GR"/>
-        </w:rPr>
-        <w:t>ης ανάλυσης ροής βιομάζας.</w:t>
-      </w:r>
-      <w:r>
-        <w:rPr>
-          <w:rFonts w:eastAsiaTheme="majorEastAsia"/>
-          <w:lang w:val="el-GR"/>
-        </w:rPr>
-        <w:t xml:space="preserve"> </w:t>
-      </w:r>
-      <w:r>
-        <w:rPr>
-          <w:rFonts w:eastAsiaTheme="majorEastAsia"/>
-          <w:lang w:val="el-GR"/>
-        </w:rPr>
-        <w:t>Οι πιο υψηλές τιμές της αντικειμενικής συνάρτησης παρατηρήθηκαν με αερόβιες παραμέτρους όταν έγινε χρήση από γλυκόζη, φρουκτόζη και γαλακτόζη ως πηγές άνθρακα. Οι μετρημένες τιμές είχαν πολύ καλή συμφωνία μεταξύ τους, πράμα που δείχνει ότι το μοντέλο προβλέπει παρόμοια δυνατότητα παραγωγής βιομάζας όταν χρησιμοποιούνται αυτές οι πηγές άνθρακα υπό αερόβιες συνθήκες.</w:t>
+        <w:t xml:space="preserve"> μέσω της γλώσσας προγραμματισμού Python και της βιβλιοθήκης COBRApy ανέδειξε τη χρησιμότητα και τα όρια των constraint-based μεθοδολογιών στη σύγχρονη συστημική βιολογία. Ο αρχικός πιλοτικός έλεγχος με το πρότυπο εκπαιδευτικό μοντέλο εξασφάλισε τη σταθερότητα και την αναπαραγωγιμότητα του αναλυτικού αγωγού, επιβεβαιώνοντας τη μαθηματική σύγκλιση της Ανάλυσης Ισοζυγίου Ροών (FBA) και την ορθή αυτοματοποιημένη εξαγωγή των δεδομένων πριν από τη μετάβαση σε ανακατασκευές γονιδιωματικής κλίμακας.</w:t>
       </w:r>
     </w:p>
     <w:p>
@@ -35503,194 +36237,6 @@
         </w:rPr>
       </w:pPr>
       <w:r>
-        <w:rPr>
-          <w:rFonts w:eastAsiaTheme="majorEastAsia"/>
-          <w:lang w:val="el-GR"/>
-        </w:rPr>
-        <w:t>Αντίθετα οι συνθήκες με γλυκερόλη</w:t>
-      </w:r>
-      <w:r>
-        <w:rPr>
-          <w:rFonts w:eastAsiaTheme="majorEastAsia"/>
-          <w:lang w:val="el-GR"/>
-        </w:rPr>
-        <w:t>,</w:t>
-      </w:r>
-      <w:r>
-        <w:rPr>
-          <w:rFonts w:eastAsiaTheme="majorEastAsia"/>
-          <w:lang w:val="el-GR"/>
-        </w:rPr>
-        <w:t xml:space="preserve"> ηλεκτρικό οξύ και οξικό οξύ προκάλεσαν την εμφάνιση χαμηλότερων τιμών της αντικειμενικής </w:t>
-      </w:r>
-      <w:r>
-        <w:rPr>
-          <w:rFonts w:eastAsiaTheme="majorEastAsia"/>
-          <w:lang w:val="el-GR"/>
-        </w:rPr>
-        <w:t xml:space="preserve">συνάρτησησης. </w:t>
-      </w:r>
-      <w:r>
-        <w:rPr>
-          <w:rFonts w:eastAsiaTheme="majorEastAsia"/>
-          <w:lang w:val="el-GR"/>
-        </w:rPr>
-        <w:t xml:space="preserve">Η πολύ </w:t>
-      </w:r>
-      <w:r>
-        <w:rPr>
-          <w:rFonts w:eastAsiaTheme="majorEastAsia"/>
-          <w:lang w:val="el-GR"/>
-        </w:rPr>
-        <w:t>χ</w:t>
-      </w:r>
-      <w:r>
-        <w:rPr>
-          <w:rFonts w:eastAsiaTheme="majorEastAsia"/>
-          <w:lang w:val="el-GR"/>
-        </w:rPr>
-        <w:t xml:space="preserve">αμηλή τιμή καταγράφηκε σε συνθήκες χωρίς οξυγόνο με τη χρήση </w:t>
-      </w:r>
-      <w:r>
-        <w:rPr>
-          <w:rFonts w:eastAsiaTheme="majorEastAsia"/>
-          <w:lang w:val="el-GR"/>
-        </w:rPr>
-        <w:t>γλυκόζης</w:t>
-      </w:r>
-      <w:r>
-        <w:rPr>
-          <w:rFonts w:eastAsiaTheme="majorEastAsia"/>
-          <w:lang w:val="el-GR"/>
-        </w:rPr>
-        <w:t>.</w:t>
-      </w:r>
-      <w:r>
-        <w:rPr>
-          <w:rFonts w:eastAsiaTheme="majorEastAsia"/>
-          <w:lang w:val="el-GR"/>
-        </w:rPr>
-        <w:t xml:space="preserve"> </w:t>
-      </w:r>
-      <w:r>
-        <w:rPr>
-          <w:rFonts w:eastAsiaTheme="majorEastAsia"/>
-          <w:lang w:val="el-GR"/>
-        </w:rPr>
-        <w:t>Το αποτέλεσμα φαίνεται να συμφωνεί με τη βιολογική λογική του υπάρχοντος μοντέλου</w:t>
-      </w:r>
-      <w:r>
-        <w:rPr>
-          <w:rFonts w:eastAsiaTheme="majorEastAsia"/>
-          <w:lang w:val="el-GR"/>
-        </w:rPr>
-        <w:t>,</w:t>
-      </w:r>
-      <w:r>
-        <w:rPr>
-          <w:rFonts w:eastAsiaTheme="majorEastAsia"/>
-          <w:lang w:val="el-GR"/>
-        </w:rPr>
-        <w:t xml:space="preserve"> γιατί η έλλειψη οξυγόνου κάνει δύσκολη ή περιορισμένη την αερόβια αναπνοή και έτσι έχει </w:t>
-      </w:r>
-      <w:r>
-        <w:rPr>
-          <w:rFonts w:eastAsiaTheme="majorEastAsia"/>
-          <w:lang w:val="el-GR"/>
-        </w:rPr>
-        <w:t>δ</w:t>
-      </w:r>
-      <w:r>
-        <w:rPr>
-          <w:rFonts w:eastAsiaTheme="majorEastAsia"/>
-          <w:lang w:val="el-GR"/>
-        </w:rPr>
-        <w:t>ιαφορετική ενεργειακή απόδοση</w:t>
-      </w:r>
-      <w:r>
-        <w:rPr>
-          <w:rFonts w:eastAsiaTheme="majorEastAsia"/>
-          <w:lang w:val="el-GR"/>
-        </w:rPr>
-        <w:t>.</w:t>
-      </w:r>
-    </w:p>
-    <w:p>
-      <w:pPr>
-        <w:jc w:val="both"/>
-        <w:rPr>
-          <w:rFonts w:eastAsiaTheme="majorEastAsia"/>
-          <w:lang w:val="el-GR"/>
-        </w:rPr>
-      </w:pPr>
-      <w:r>
-        <w:rPr>
-          <w:rFonts w:eastAsiaTheme="majorEastAsia"/>
-          <w:lang w:val="el-GR"/>
-        </w:rPr>
-        <w:lastRenderedPageBreak/>
-        <w:t>Η σύγκριση αυτή δείχνει ότι η FBA</w:t>
-      </w:r>
-      <w:r>
-        <w:rPr>
-          <w:rFonts w:eastAsiaTheme="majorEastAsia"/>
-          <w:lang w:val="el-GR"/>
-        </w:rPr>
-        <w:t xml:space="preserve"> ανάλυση</w:t>
-      </w:r>
-      <w:r>
-        <w:rPr>
-          <w:rFonts w:eastAsiaTheme="majorEastAsia"/>
-          <w:lang w:val="el-GR"/>
-        </w:rPr>
-        <w:t xml:space="preserve"> μπορεί να αποτυπώσει, σε υπολογιστικό επίπεδο, την </w:t>
-      </w:r>
-      <w:r>
-        <w:rPr>
-          <w:rFonts w:eastAsiaTheme="majorEastAsia"/>
-          <w:lang w:val="el-GR"/>
-        </w:rPr>
-        <w:t>δράση</w:t>
-      </w:r>
-      <w:r>
-        <w:rPr>
-          <w:rFonts w:eastAsiaTheme="majorEastAsia"/>
-          <w:lang w:val="el-GR"/>
-        </w:rPr>
-        <w:t xml:space="preserve"> διαφορετικών περιβαλλοντικών συνθηκών στο μεταβολικό </w:t>
-      </w:r>
-      <w:r>
-        <w:rPr>
-          <w:rFonts w:eastAsiaTheme="majorEastAsia"/>
-          <w:lang w:val="el-GR"/>
-        </w:rPr>
-        <w:t>προφιλ</w:t>
-      </w:r>
-      <w:r>
-        <w:rPr>
-          <w:rFonts w:eastAsiaTheme="majorEastAsia"/>
-          <w:lang w:val="el-GR"/>
-        </w:rPr>
-        <w:t xml:space="preserve"> ενός οργανισμού. Ωστόσο, πρέπει να τονιστεί ότι η τιμή της αντικειμενικής συνάρτησης δεν αποτελεί άμεση πειραματική μέτρηση ανάπτυξης. Αποτελεί</w:t>
-      </w:r>
-      <w:r>
-        <w:rPr>
-          <w:rFonts w:eastAsiaTheme="majorEastAsia"/>
-          <w:lang w:val="el-GR"/>
-        </w:rPr>
-        <w:t>, όμως,</w:t>
-      </w:r>
-      <w:r>
-        <w:rPr>
-          <w:rFonts w:eastAsiaTheme="majorEastAsia"/>
-          <w:lang w:val="el-GR"/>
-        </w:rPr>
-        <w:t xml:space="preserve"> τη μέγιστη προβλεπόμενη τιμή που προκύπτει με βάση τους περιορισμούς του μοντέλου και την επιλεγμένη αντίδραση βιομάζας.</w:t>
-      </w:r>
-    </w:p>
-    <w:p>
-      <w:pPr>
-        <w:jc w:val="both"/>
         <w:rPr>
           <w:rFonts w:asciiTheme="majorHAnsi" w:eastAsiaTheme="majorEastAsia" w:hAnsiTheme="majorHAnsi" w:cstheme="majorBidi"/>
           <w:b/>
@@ -35700,7 +36246,8 @@
           <w:szCs w:val="26"/>
           <w:lang w:val="el-GR"/>
         </w:rPr>
-      </w:pPr>
+        <w:t xml:space="preserve">11.2 </w:t>
+      </w:r>
       <w:r>
         <w:rPr>
           <w:rFonts w:asciiTheme="majorHAnsi" w:eastAsiaTheme="majorEastAsia" w:hAnsiTheme="majorHAnsi" w:cstheme="majorBidi"/>
@@ -35711,7 +36258,7 @@
           <w:szCs w:val="26"/>
           <w:lang w:val="el-GR"/>
         </w:rPr>
-        <w:t>11.3 Ενεργές ροές και αποκλεισμένες αντιδράσεις</w:t>
+        <w:t>Επίδραση των πηγών άνθρακα και της διαθεσιμότητας οξυγόνου</w:t>
       </w:r>
     </w:p>
     <w:p>
@@ -35719,6 +36266,8 @@
         <w:jc w:val="both"/>
         <w:rPr>
           <w:rFonts w:eastAsiaTheme="majorEastAsia"/>
+          <w:b/>
+          <w:bCs/>
           <w:lang w:val="el-GR"/>
         </w:rPr>
       </w:pPr>
@@ -35727,272 +36276,44 @@
           <w:rFonts w:eastAsiaTheme="majorEastAsia"/>
           <w:lang w:val="el-GR"/>
         </w:rPr>
-        <w:t>Ένα σημαντικό εύρημα της ανάλυσης ήταν ότι ο αριθμός των μη μηδενικών ροών παρέμεινε σχεδόν σταθερός μεταξύ των διαφορετικών συνθηκών στο μοντέλο iML1515. Παρά το γεγονός ότι οι τιμές της συνάρτησης είχαν σημαντικές διαφορές, ο αριθμός των ενεργών ροών εμφάνισε μικρότερη αλλαγή</w:t>
-      </w:r>
+        <w:t xml:space="preserve">Η προσομοίωση επτά διατροφικών σεναρίων στο μοντέλο </w:t>
+      </w:r>
+      <w:proofErr w:type="spellStart"/>
       <w:r>
         <w:rPr>
           <w:rFonts w:eastAsiaTheme="majorEastAsia"/>
-          <w:lang w:val="el-GR"/>
-        </w:rPr>
-        <w:t xml:space="preserve"> διακύμανση.</w:t>
-      </w:r>
-    </w:p>
-    <w:p>
-      <w:pPr>
-        <w:jc w:val="both"/>
+        </w:rPr>
+        <w:t>iML</w:t>
+      </w:r>
+      <w:proofErr w:type="spellEnd"/>
+      <w:r>
         <w:rPr>
           <w:rFonts w:eastAsiaTheme="majorEastAsia"/>
           <w:lang w:val="el-GR"/>
         </w:rPr>
-      </w:pPr>
+        <w:t xml:space="preserve">1515 αποτύπωσε με σαφήνεια τις θερμοδυναμικές και στοιχειομετρικές αποκρίσεις του βακτηριακού μεταβολισμού. Οι εξόζες (γλυκόζη, φρουκτόζη και γαλακτόζη) απέδωσαν τους υψηλότερους ρυθμούς ανάπτυξης, καθώς εισέρχονται άμεσα στον ανώτερο γλυκολυτικό δρόμο και παρέχουν μέγιστη απόδοση σε </w:t>
+      </w:r>
       <w:r>
         <w:rPr>
           <w:rFonts w:eastAsiaTheme="majorEastAsia"/>
-          <w:lang w:val="el-GR"/>
-        </w:rPr>
-        <w:t xml:space="preserve">Αυτό το εύρημα δείχνει ότι </w:t>
+        </w:rPr>
+        <w:t>ATP</w:t>
       </w:r>
       <w:r>
         <w:rPr>
           <w:rFonts w:eastAsiaTheme="majorEastAsia"/>
           <w:lang w:val="el-GR"/>
         </w:rPr>
-        <w:t>η</w:t>
+        <w:t xml:space="preserve"> και αναγωγικά ισοδύναμα. Αντίθετα, η γλυκερόλη και τα οργανικά οξέα επέφεραν χαμηλότερη παραγωγή βιομάζας, με το οξικό οξύ να καταγράφει την πλέον περιορισμένη επίδοση λόγω του σημαντικού ενεργειακού κόστους της γλυκονεογένεσης και του γλυοξυλικού κύκλου. Παράλληλα, η αφαίρεση του οξυγόνου προκάλεσε τη δραστικότερη μείωση της αντικειμενικής συνάρτησης, αντανακλώντας την απώλεια της οξειδωτικής φωσφορυλίωσης και την αποκλειστική εξάρτηση του κυττάρου από τη χαμηλής απόδοσης ζύμωση.</w:t>
       </w:r>
       <w:r>
         <w:rPr>
           <w:rFonts w:eastAsiaTheme="majorEastAsia"/>
-          <w:lang w:val="el-GR"/>
-        </w:rPr>
-        <w:t xml:space="preserve"> μεταβολική αποτελεσματικότητα του προτεινόμενου μοντέλου </w:t>
-      </w:r>
-      <w:r>
-        <w:rPr>
-          <w:rFonts w:eastAsiaTheme="majorEastAsia"/>
-          <w:lang w:val="el-GR"/>
-        </w:rPr>
-        <w:t>δ</w:t>
-      </w:r>
-      <w:r>
-        <w:rPr>
-          <w:rFonts w:eastAsiaTheme="majorEastAsia"/>
-          <w:lang w:val="el-GR"/>
-        </w:rPr>
-        <w:t>εν εξαρτάται μόνο από τον αριθμό των ενεργών βιοχημικών αντιδράσεων</w:t>
-      </w:r>
-      <w:r>
-        <w:rPr>
-          <w:rFonts w:eastAsiaTheme="majorEastAsia"/>
-          <w:lang w:val="el-GR"/>
-        </w:rPr>
-        <w:t>,</w:t>
-      </w:r>
-      <w:r>
-        <w:rPr>
-          <w:rFonts w:eastAsiaTheme="majorEastAsia"/>
-          <w:lang w:val="el-GR"/>
-        </w:rPr>
-        <w:t xml:space="preserve"> αλλά κυρίως από τη φύση αυτών των αντιδράσεων και με ποια ένταση μεταφέρουν ροή.</w:t>
-      </w:r>
-      <w:r>
-        <w:rPr>
-          <w:rFonts w:eastAsiaTheme="majorEastAsia"/>
+          <w:b/>
+          <w:bCs/>
           <w:lang w:val="el-GR"/>
         </w:rPr>
         <w:t xml:space="preserve"> </w:t>
-      </w:r>
-      <w:r>
-        <w:rPr>
-          <w:rFonts w:eastAsiaTheme="majorEastAsia"/>
-          <w:lang w:val="el-GR"/>
-        </w:rPr>
-        <w:t>Μπορεί να υπάρχουν δύο διαφορετικές συνθήκες που να έχουν παρόμοιο αριθμό ενεργ</w:t>
-      </w:r>
-      <w:r>
-        <w:rPr>
-          <w:rFonts w:eastAsiaTheme="majorEastAsia"/>
-          <w:lang w:val="el-GR"/>
-        </w:rPr>
-        <w:t>ών</w:t>
-      </w:r>
-      <w:r>
-        <w:rPr>
-          <w:rFonts w:eastAsiaTheme="majorEastAsia"/>
-          <w:lang w:val="el-GR"/>
-        </w:rPr>
-        <w:t xml:space="preserve"> αντιδράσεων</w:t>
-      </w:r>
-      <w:r>
-        <w:rPr>
-          <w:rFonts w:eastAsiaTheme="majorEastAsia"/>
-          <w:lang w:val="el-GR"/>
-        </w:rPr>
-        <w:t xml:space="preserve">, </w:t>
-      </w:r>
-      <w:r>
-        <w:rPr>
-          <w:rFonts w:eastAsiaTheme="majorEastAsia"/>
-          <w:lang w:val="el-GR"/>
-        </w:rPr>
-        <w:t xml:space="preserve">αλλά να δίνουν διαφορετικές </w:t>
-      </w:r>
-      <w:r>
-        <w:rPr>
-          <w:rFonts w:eastAsiaTheme="majorEastAsia"/>
-          <w:lang w:val="el-GR"/>
-        </w:rPr>
-        <w:t>τ</w:t>
-      </w:r>
-      <w:r>
-        <w:rPr>
-          <w:rFonts w:eastAsiaTheme="majorEastAsia"/>
-          <w:lang w:val="el-GR"/>
-        </w:rPr>
-        <w:t xml:space="preserve">ιμές στην </w:t>
-      </w:r>
-      <w:r>
-        <w:rPr>
-          <w:rFonts w:eastAsiaTheme="majorEastAsia"/>
-          <w:lang w:val="el-GR"/>
-        </w:rPr>
-        <w:t>αντικειμενική</w:t>
-      </w:r>
-      <w:r>
-        <w:rPr>
-          <w:rFonts w:eastAsiaTheme="majorEastAsia"/>
-          <w:lang w:val="el-GR"/>
-        </w:rPr>
-        <w:t xml:space="preserve"> συνάρτηση</w:t>
-      </w:r>
-      <w:r>
-        <w:rPr>
-          <w:rFonts w:eastAsiaTheme="majorEastAsia"/>
-          <w:lang w:val="el-GR"/>
-        </w:rPr>
-        <w:t>,</w:t>
-      </w:r>
-      <w:r>
-        <w:rPr>
-          <w:rFonts w:eastAsiaTheme="majorEastAsia"/>
-          <w:lang w:val="el-GR"/>
-        </w:rPr>
-        <w:t xml:space="preserve"> λόγω της ξεχωριστής κατανομής της ροής στο συνολικό δίκτυο μεταβολισμού.</w:t>
-      </w:r>
-    </w:p>
-    <w:p>
-      <w:pPr>
-        <w:jc w:val="both"/>
-        <w:rPr>
-          <w:rFonts w:eastAsiaTheme="majorEastAsia"/>
-          <w:lang w:val="el-GR"/>
-        </w:rPr>
-      </w:pPr>
-      <w:r>
-        <w:rPr>
-          <w:rFonts w:eastAsiaTheme="majorEastAsia"/>
-          <w:lang w:val="el-GR"/>
-        </w:rPr>
-        <w:t>Αντίθετα, ο αριθμός των αποκλεισμένων μεταβολικών αντιδράσεων έδειξε πιο καθαρή διαφοροποίηση στην αναερόβια συνθήκη με γλυκόζη. Η αύξηση του αριθμού αυτών των αποκλεισμένων αντιδράσεων σε αυτή την κατάσταση, δείχνει ότι η έλλειψη οξυγόνου επιβάλλει περιορισμούς στον διαθέσιμο μεταβολικό χώρο μέσα στο μοντέλο. Επομένως, λιγότερες αντιδράσεις μπορούν να συμμετάσχουν σε εφικτές λύσεις, όταν αφαιρείται η δυνατότητα λήψης οξυγόνου.</w:t>
-      </w:r>
-    </w:p>
-    <w:p>
-      <w:pPr>
-        <w:jc w:val="both"/>
-        <w:rPr>
-          <w:rFonts w:eastAsiaTheme="majorEastAsia"/>
-          <w:lang w:val="el-GR"/>
-        </w:rPr>
-      </w:pPr>
-      <w:r>
-        <w:rPr>
-          <w:rFonts w:eastAsiaTheme="majorEastAsia"/>
-          <w:lang w:val="el-GR"/>
-        </w:rPr>
-        <w:t>Η λεπτομερής εξέταση των αποκλεισμένων αντιδράσεων είναι χρήσιμη</w:t>
-      </w:r>
-      <w:r>
-        <w:rPr>
-          <w:rFonts w:eastAsiaTheme="majorEastAsia"/>
-          <w:lang w:val="el-GR"/>
-        </w:rPr>
-        <w:t>,</w:t>
-      </w:r>
-      <w:r>
-        <w:rPr>
-          <w:rFonts w:eastAsiaTheme="majorEastAsia"/>
-          <w:lang w:val="el-GR"/>
-        </w:rPr>
-        <w:t xml:space="preserve"> γιατί δεν περιορίζεται </w:t>
-      </w:r>
-      <w:r>
-        <w:rPr>
-          <w:rFonts w:eastAsiaTheme="majorEastAsia"/>
-          <w:lang w:val="el-GR"/>
-        </w:rPr>
-        <w:t>μ</w:t>
-      </w:r>
-      <w:r>
-        <w:rPr>
-          <w:rFonts w:eastAsiaTheme="majorEastAsia"/>
-          <w:lang w:val="el-GR"/>
-        </w:rPr>
-        <w:t xml:space="preserve">όνο στον προσδιορισμό της υψηλότερης τιμής της </w:t>
-      </w:r>
-      <w:r>
-        <w:rPr>
-          <w:rFonts w:eastAsiaTheme="majorEastAsia"/>
-          <w:lang w:val="el-GR"/>
-        </w:rPr>
-        <w:t>α</w:t>
-      </w:r>
-      <w:r>
-        <w:rPr>
-          <w:rFonts w:eastAsiaTheme="majorEastAsia"/>
-          <w:lang w:val="el-GR"/>
-        </w:rPr>
-        <w:t>ντικειμενικής συνάρτησης.</w:t>
-      </w:r>
-      <w:r>
-        <w:rPr>
-          <w:rFonts w:eastAsiaTheme="majorEastAsia"/>
-          <w:lang w:val="el-GR"/>
-        </w:rPr>
-        <w:t xml:space="preserve"> </w:t>
-      </w:r>
-      <w:r>
-        <w:rPr>
-          <w:rFonts w:eastAsiaTheme="majorEastAsia"/>
-          <w:lang w:val="el-GR"/>
-        </w:rPr>
-        <w:t>Παρέχει</w:t>
-      </w:r>
-      <w:r>
-        <w:rPr>
-          <w:rFonts w:eastAsiaTheme="majorEastAsia"/>
-          <w:lang w:val="el-GR"/>
-        </w:rPr>
-        <w:t>,</w:t>
-      </w:r>
-      <w:r>
-        <w:rPr>
-          <w:rFonts w:eastAsiaTheme="majorEastAsia"/>
-          <w:lang w:val="el-GR"/>
-        </w:rPr>
-        <w:t xml:space="preserve"> επίσης</w:t>
-      </w:r>
-      <w:r>
-        <w:rPr>
-          <w:rFonts w:eastAsiaTheme="majorEastAsia"/>
-          <w:lang w:val="el-GR"/>
-        </w:rPr>
-        <w:t>,</w:t>
-      </w:r>
-      <w:r>
-        <w:rPr>
-          <w:rFonts w:eastAsiaTheme="majorEastAsia"/>
-          <w:lang w:val="el-GR"/>
-        </w:rPr>
-        <w:t xml:space="preserve"> χρήσιμες πληροφορίες σχετικά με την κύρια δομή του χώρου των εφικτών λύσεων και δείχνει τον τρόπο που οι περιβαλλοντικοί περιορισμοί επηρεάζουν τη λειτουργία του μεταβολικού δικτύου.</w:t>
       </w:r>
     </w:p>
     <w:p>
@@ -36013,176 +36334,8 @@
           <w:szCs w:val="26"/>
           <w:lang w:val="el-GR"/>
         </w:rPr>
-        <w:t>11.4 Ερμηνεία των σημαντικότερων εσωτερικών ροών</w:t>
-      </w:r>
-    </w:p>
-    <w:p>
-      <w:pPr>
-        <w:jc w:val="both"/>
-        <w:rPr>
-          <w:rFonts w:eastAsiaTheme="majorEastAsia"/>
-          <w:lang w:val="el-GR"/>
-        </w:rPr>
-      </w:pPr>
-      <w:r>
-        <w:rPr>
-          <w:rFonts w:eastAsiaTheme="majorEastAsia"/>
-          <w:lang w:val="el-GR"/>
-        </w:rPr>
-        <w:t xml:space="preserve">Η ανάλυση των σημαντικότερων εσωτερικών ροών επέτρεψε την καλύτερη κατανόηση των FBA λύσεων πέρα από τη συνολική τιμή της αντικειμενικής συνάρτησης. Μετά την αφαίρεση </w:t>
-      </w:r>
-      <w:r>
-        <w:rPr>
-          <w:rFonts w:eastAsiaTheme="majorEastAsia"/>
-          <w:lang w:val="el-GR"/>
-        </w:rPr>
-        <w:lastRenderedPageBreak/>
-        <w:t>αντιδράσεων ανταλλαγής, μεταφοράς, απαίτησης και απορρόφησης, η ανάλυση επικεντρώθηκε σε εσωτερικές αντιδράσεις του μεταβολικού δικτύου.</w:t>
-      </w:r>
-    </w:p>
-    <w:p>
-      <w:pPr>
-        <w:jc w:val="both"/>
-        <w:rPr>
-          <w:rFonts w:eastAsiaTheme="majorEastAsia"/>
-          <w:highlight w:val="yellow"/>
-          <w:lang w:val="el-GR"/>
-        </w:rPr>
-      </w:pPr>
-      <w:r>
-        <w:rPr>
-          <w:rFonts w:eastAsiaTheme="majorEastAsia"/>
-          <w:lang w:val="el-GR"/>
-        </w:rPr>
-        <w:t>Μερικές αντιδράσεις παρατηρούνταν συχνά ανάμεσα των υψηλότερων εσωτερικών ροών σε διάφορες συνθήκες.</w:t>
-      </w:r>
-      <w:r>
-        <w:rPr>
-          <w:rFonts w:eastAsiaTheme="majorEastAsia"/>
-          <w:lang w:val="el-GR"/>
-        </w:rPr>
-        <w:t xml:space="preserve"> </w:t>
-      </w:r>
-      <w:r>
-        <w:rPr>
-          <w:rFonts w:eastAsiaTheme="majorEastAsia"/>
-          <w:lang w:val="el-GR"/>
-        </w:rPr>
-        <w:t>Ενδεικτικά, αντιδράσεις όπως ATPS4rpp, CYTBO3_4pp και NADH16pp εμφανίστηκαν σε έξι από τις επτά εξεταζόμενες καταστάσεις. Η συνεχής παρουσία τους δείχνει τη σημασία των ενεργειακών διαδικασιών και της αναπνευστικής αλυσίδας στις προβλεπόμενες λύσεις του μοντέλου.</w:t>
-      </w:r>
-    </w:p>
-    <w:p>
-      <w:pPr>
-        <w:jc w:val="both"/>
-        <w:rPr>
-          <w:rFonts w:eastAsiaTheme="majorEastAsia"/>
-          <w:lang w:val="el-GR"/>
-        </w:rPr>
-      </w:pPr>
-      <w:r>
-        <w:rPr>
-          <w:rFonts w:eastAsiaTheme="majorEastAsia"/>
-          <w:lang w:val="el-GR"/>
-        </w:rPr>
-        <w:t xml:space="preserve">Παράλληλα, αντιδράσεις όπως GAPD, ENO, PGK και PGM συνδέονται με τον κεντρικό μεταβολισμό άνθρακα και τη γλυκόλυση. Η παρουσία </w:t>
-      </w:r>
-      <w:r>
-        <w:rPr>
-          <w:rFonts w:eastAsiaTheme="majorEastAsia"/>
-          <w:lang w:val="el-GR"/>
-        </w:rPr>
-        <w:t>αυτών</w:t>
-      </w:r>
-      <w:r>
-        <w:rPr>
-          <w:rFonts w:eastAsiaTheme="majorEastAsia"/>
-          <w:lang w:val="el-GR"/>
-        </w:rPr>
-        <w:t xml:space="preserve"> </w:t>
-      </w:r>
-      <w:r>
-        <w:rPr>
-          <w:rFonts w:eastAsiaTheme="majorEastAsia"/>
-          <w:lang w:val="el-GR"/>
-        </w:rPr>
-        <w:t>στις</w:t>
-      </w:r>
-      <w:r>
-        <w:rPr>
-          <w:rFonts w:eastAsiaTheme="majorEastAsia"/>
-          <w:lang w:val="el-GR"/>
-        </w:rPr>
-        <w:t xml:space="preserve"> υψηλότε</w:t>
-      </w:r>
-      <w:r>
-        <w:rPr>
-          <w:rFonts w:eastAsiaTheme="majorEastAsia"/>
-          <w:lang w:val="el-GR"/>
-        </w:rPr>
-        <w:t>ρες</w:t>
-      </w:r>
-      <w:r>
-        <w:rPr>
-          <w:rFonts w:eastAsiaTheme="majorEastAsia"/>
-          <w:lang w:val="el-GR"/>
-        </w:rPr>
-        <w:t xml:space="preserve"> ρο</w:t>
-      </w:r>
-      <w:r>
-        <w:rPr>
-          <w:rFonts w:eastAsiaTheme="majorEastAsia"/>
-          <w:lang w:val="el-GR"/>
-        </w:rPr>
-        <w:t>ές</w:t>
-      </w:r>
-      <w:r>
-        <w:rPr>
-          <w:rFonts w:eastAsiaTheme="majorEastAsia"/>
-          <w:lang w:val="el-GR"/>
-        </w:rPr>
-        <w:t xml:space="preserve"> δείχνει ότι οι βασικές οδοί παραγωγής ενέργειας και πρόδρομων μορίων συμμετέχουν έντονα στις FBA λύσεις.</w:t>
-      </w:r>
-    </w:p>
-    <w:p>
-      <w:pPr>
-        <w:jc w:val="both"/>
-        <w:rPr>
-          <w:rFonts w:eastAsiaTheme="majorEastAsia"/>
-          <w:lang w:val="el-GR"/>
-        </w:rPr>
-      </w:pPr>
-      <w:r>
-        <w:rPr>
-          <w:rFonts w:eastAsiaTheme="majorEastAsia"/>
-          <w:lang w:val="el-GR"/>
-        </w:rPr>
-        <w:t>Επιπλέον, εντοπίστηκαν αντιδράσεις που σχετίζονται με συγκεκριμένες πηγές άνθρακα. Για παράδειγμα, η χρήση φρουκτόζης συνδέθηκε με την αντίδραση FRUptspp, η χρήση γαλακτόζης με αντιδράσεις όπως GALKr, UGLT και UDPG4E, ενώ η χρήση γλυκερόλης με την αντίδραση GLYCDx. Στην αναερόβια γλυκόζη παρατηρήθηκε συμμετοχή της αντίδρασης PFL, η οποία σχετίζεται με αναερόβιες μεταβολικές διεργασίες.</w:t>
-      </w:r>
-    </w:p>
-    <w:p>
-      <w:pPr>
-        <w:jc w:val="both"/>
-        <w:rPr>
-          <w:rFonts w:eastAsiaTheme="majorEastAsia"/>
-          <w:lang w:val="el-GR"/>
-        </w:rPr>
-      </w:pPr>
-      <w:r>
-        <w:rPr>
-          <w:rFonts w:eastAsiaTheme="majorEastAsia"/>
-          <w:lang w:val="el-GR"/>
-        </w:rPr>
-        <w:t>Η ανάλυση αυτή δείχνει ότι οι διαφορετικές συνθήκες θρεπτικού μέσου δεν αλλάζουν μόνο την τελική προβλεπόμενη τιμή ανάπτυξης, αλλά και τα εσωτερικά πρότυπα ροής του μοντέλου. Ωστόσο, η ερμηνεία των υψηλότερων ροών πρέπει να γίνεται με προσοχή, επειδή η FBA μπορεί να δώσει μία από πολλές πιθανές βέλτιστες λύσεις. Επομένως, η παρουσία μιας υψηλής ροής σε μια λύση δεν σημαίνει απαραίτητα ότι αποτελεί μοναδική ή πειραματικά επιβεβαιωμένη μεταβολική συμπεριφορά.</w:t>
-      </w:r>
-    </w:p>
-    <w:p>
-      <w:pPr>
-        <w:jc w:val="both"/>
-        <w:rPr>
-          <w:rFonts w:eastAsiaTheme="majorEastAsia"/>
-          <w:lang w:val="el-GR"/>
-        </w:rPr>
-      </w:pPr>
+        <w:t xml:space="preserve">11.3 </w:t>
+      </w:r>
       <w:r>
         <w:rPr>
           <w:rFonts w:asciiTheme="majorHAnsi" w:eastAsiaTheme="majorEastAsia" w:hAnsiTheme="majorHAnsi" w:cstheme="majorBidi"/>
@@ -36193,317 +36346,8 @@
           <w:szCs w:val="26"/>
           <w:lang w:val="el-GR"/>
         </w:rPr>
-        <w:t>11.5 Σύγκριση των μοντέλων iML1515 και iJO1366</w:t>
-      </w:r>
-    </w:p>
-    <w:p>
-      <w:pPr>
-        <w:jc w:val="both"/>
-        <w:rPr>
-          <w:rFonts w:eastAsiaTheme="majorEastAsia"/>
-          <w:lang w:val="el-GR"/>
-        </w:rPr>
-      </w:pPr>
-      <w:r>
-        <w:rPr>
-          <w:rFonts w:eastAsiaTheme="majorEastAsia"/>
-          <w:lang w:val="el-GR"/>
-        </w:rPr>
-        <w:t>Η σύγκριση των μεταβολικών μοντέλων iML1515 και iJO1366 έγινε για να αξιολογηθεί πόσο παρόμοιες ή διαφορετικές είναι οι προβλέψεις δύο ανακατασκευών του ίδιου μικροοργανισμού.</w:t>
-      </w:r>
-      <w:r>
-        <w:rPr>
-          <w:rFonts w:eastAsiaTheme="majorEastAsia"/>
-          <w:lang w:val="el-GR"/>
-        </w:rPr>
-        <w:t xml:space="preserve"> </w:t>
-      </w:r>
-      <w:r>
-        <w:rPr>
-          <w:rFonts w:eastAsiaTheme="majorEastAsia"/>
-          <w:lang w:val="el-GR"/>
-        </w:rPr>
-        <w:t xml:space="preserve">Αυτά τα μοντέλα δείχνουν τον μεταβολισμό του </w:t>
-      </w:r>
-      <w:r>
-        <w:rPr>
-          <w:rFonts w:eastAsiaTheme="majorEastAsia"/>
-          <w:i/>
-          <w:iCs/>
-          <w:lang w:val="el-GR"/>
-        </w:rPr>
-        <w:t>E. coli</w:t>
-      </w:r>
-      <w:r>
-        <w:rPr>
-          <w:rFonts w:eastAsiaTheme="majorEastAsia"/>
-          <w:lang w:val="el-GR"/>
-        </w:rPr>
-        <w:t xml:space="preserve">, αν και διαφέρουν ως προς </w:t>
-      </w:r>
-      <w:r>
-        <w:rPr>
-          <w:rFonts w:eastAsiaTheme="majorEastAsia"/>
-          <w:lang w:val="el-GR"/>
-        </w:rPr>
-        <w:t>τ</w:t>
-      </w:r>
-      <w:r>
-        <w:rPr>
-          <w:rFonts w:eastAsiaTheme="majorEastAsia"/>
-          <w:lang w:val="el-GR"/>
-        </w:rPr>
-        <w:t>ον αριθμό των αντιδρ</w:t>
-      </w:r>
-      <w:r>
-        <w:rPr>
-          <w:rFonts w:eastAsiaTheme="majorEastAsia"/>
-          <w:lang w:val="el-GR"/>
-        </w:rPr>
-        <w:t>άσεων,</w:t>
-      </w:r>
-      <w:r>
-        <w:rPr>
-          <w:rFonts w:eastAsiaTheme="majorEastAsia"/>
-          <w:lang w:val="el-GR"/>
-        </w:rPr>
-        <w:t xml:space="preserve"> των μεταβολιτών και των γονιδίων που περιέχουν</w:t>
-      </w:r>
-      <w:r>
-        <w:rPr>
-          <w:rFonts w:eastAsiaTheme="majorEastAsia"/>
-          <w:lang w:val="el-GR"/>
-        </w:rPr>
-        <w:t>,</w:t>
-      </w:r>
-      <w:r>
-        <w:rPr>
-          <w:rFonts w:eastAsiaTheme="majorEastAsia"/>
-          <w:lang w:val="el-GR"/>
-        </w:rPr>
-        <w:t xml:space="preserve"> καθώς και σε σχέση με το επίπεδο λεπτομέρειας και τις βασικές </w:t>
-      </w:r>
-      <w:r>
-        <w:rPr>
-          <w:rFonts w:eastAsiaTheme="majorEastAsia"/>
-          <w:lang w:val="el-GR"/>
-        </w:rPr>
-        <w:t xml:space="preserve">παραδοχές </w:t>
-      </w:r>
-      <w:r>
-        <w:rPr>
-          <w:rFonts w:eastAsiaTheme="majorEastAsia"/>
-          <w:lang w:val="el-GR"/>
-        </w:rPr>
-        <w:t xml:space="preserve">που διέπουν </w:t>
-      </w:r>
-      <w:r>
-        <w:rPr>
-          <w:rFonts w:eastAsiaTheme="majorEastAsia"/>
-          <w:lang w:val="el-GR"/>
-        </w:rPr>
-        <w:t>κ</w:t>
-      </w:r>
-      <w:r>
-        <w:rPr>
-          <w:rFonts w:eastAsiaTheme="majorEastAsia"/>
-          <w:lang w:val="el-GR"/>
-        </w:rPr>
-        <w:t>άθε ανακατασκευή.</w:t>
-      </w:r>
-    </w:p>
-    <w:p>
-      <w:pPr>
-        <w:jc w:val="both"/>
-        <w:rPr>
-          <w:rFonts w:eastAsiaTheme="majorEastAsia"/>
-          <w:highlight w:val="yellow"/>
-          <w:lang w:val="el-GR"/>
-        </w:rPr>
-      </w:pPr>
-      <w:r>
-        <w:rPr>
-          <w:rFonts w:eastAsiaTheme="majorEastAsia"/>
-          <w:lang w:val="el-GR"/>
-        </w:rPr>
-        <w:t xml:space="preserve">Τα αποτελέσματα έδειξαν ότι το iJO1366 προέβλεψε υψηλότερες τιμές αντικειμενικής συνάρτησης σε όλες τις συνθήκες. Παρόλα αυτά, οι δύο ανακατασκευές παρουσίασαν </w:t>
-      </w:r>
-      <w:r>
-        <w:rPr>
-          <w:rFonts w:eastAsiaTheme="majorEastAsia"/>
-          <w:lang w:val="el-GR"/>
-        </w:rPr>
-        <w:lastRenderedPageBreak/>
-        <w:t>παρόμοια ποιοτική κατάταξη των συνθηκών. Και στα δύο μοντέλα, οι αερόβιες συνθήκες με γλυκόζη, φρουκτόζη και γαλακτόζη οδήγησαν στις υψηλότερες τιμές, ενώ οι συνθήκες με γλυκερόλη, ηλεκτρικό οξύ, οξικό οξύ και αναερόβια γλυκόζη έδωσαν χαμηλότερες προβλέψεις.</w:t>
-      </w:r>
-    </w:p>
-    <w:p>
-      <w:pPr>
-        <w:jc w:val="both"/>
-        <w:rPr>
-          <w:rFonts w:eastAsiaTheme="majorEastAsia"/>
-          <w:lang w:val="el-GR"/>
-        </w:rPr>
-      </w:pPr>
-      <w:r>
-        <w:rPr>
-          <w:rFonts w:eastAsiaTheme="majorEastAsia"/>
-          <w:lang w:val="el-GR"/>
-        </w:rPr>
-        <w:t>Αυτή η ανακάλυψη έχει μεγάλη επιστημονική σημασία.</w:t>
-      </w:r>
-      <w:r>
-        <w:rPr>
-          <w:rFonts w:eastAsiaTheme="majorEastAsia"/>
-          <w:lang w:val="el-GR"/>
-        </w:rPr>
-        <w:t xml:space="preserve"> </w:t>
-      </w:r>
-      <w:r>
-        <w:rPr>
-          <w:rFonts w:eastAsiaTheme="majorEastAsia"/>
-          <w:lang w:val="el-GR"/>
-        </w:rPr>
-        <w:t>Εξ ορισμού η όμοια ποιοτική τάση δείχνει ότι τα δύο μοντέλα συμφωνούν για τη γενική επίδραση των διαφορετικών συνθηκών θρεπτικού μέσου.</w:t>
-      </w:r>
-      <w:r>
-        <w:rPr>
-          <w:rFonts w:eastAsiaTheme="majorEastAsia"/>
-          <w:lang w:val="el-GR"/>
-        </w:rPr>
-        <w:t xml:space="preserve"> </w:t>
-      </w:r>
-      <w:r>
-        <w:rPr>
-          <w:rFonts w:eastAsiaTheme="majorEastAsia"/>
-          <w:lang w:val="el-GR"/>
-        </w:rPr>
-        <w:t>Ταυτόχρονα</w:t>
-      </w:r>
-      <w:r>
-        <w:rPr>
-          <w:rFonts w:eastAsiaTheme="majorEastAsia"/>
-          <w:lang w:val="el-GR"/>
-        </w:rPr>
-        <w:t>,</w:t>
-      </w:r>
-      <w:r>
-        <w:rPr>
-          <w:rFonts w:eastAsiaTheme="majorEastAsia"/>
-          <w:lang w:val="el-GR"/>
-        </w:rPr>
-        <w:t xml:space="preserve"> οι </w:t>
-      </w:r>
-      <w:r>
-        <w:rPr>
-          <w:rFonts w:eastAsiaTheme="majorEastAsia"/>
-          <w:lang w:val="el-GR"/>
-        </w:rPr>
-        <w:t>διαφορετικές</w:t>
-      </w:r>
-      <w:r>
-        <w:rPr>
-          <w:rFonts w:eastAsiaTheme="majorEastAsia"/>
-          <w:lang w:val="el-GR"/>
-        </w:rPr>
-        <w:t xml:space="preserve"> αριθμητικές τιμές δείχνουν ότι η επιλογή της μεταβολικής </w:t>
-      </w:r>
-      <w:r>
-        <w:rPr>
-          <w:rFonts w:eastAsiaTheme="majorEastAsia"/>
-          <w:lang w:val="el-GR"/>
-        </w:rPr>
-        <w:t xml:space="preserve">ανακατασκευής </w:t>
-      </w:r>
-      <w:r>
-        <w:rPr>
-          <w:rFonts w:eastAsiaTheme="majorEastAsia"/>
-          <w:lang w:val="el-GR"/>
-        </w:rPr>
-        <w:t>μπορεί να επηρεάσει σημαντικά τις ποσοτικές προβλέψεις που δίνει η μέθοδος FBA.</w:t>
-      </w:r>
-    </w:p>
-    <w:p>
-      <w:pPr>
-        <w:jc w:val="both"/>
-        <w:rPr>
-          <w:rFonts w:eastAsiaTheme="majorEastAsia"/>
-          <w:highlight w:val="yellow"/>
-          <w:lang w:val="el-GR"/>
-        </w:rPr>
-      </w:pPr>
-      <w:r>
-        <w:rPr>
-          <w:rFonts w:eastAsiaTheme="majorEastAsia"/>
-          <w:lang w:val="el-GR"/>
-        </w:rPr>
-        <w:t>Η μεγαλύτερη σχετική διαφορά ανάμεσα στα δύο μοντέλα εμφανίστηκε στην αναερόβια συνθήκη με γλυκόζη.</w:t>
-      </w:r>
-      <w:r>
-        <w:rPr>
-          <w:rFonts w:eastAsiaTheme="majorEastAsia"/>
-          <w:lang w:val="el-GR"/>
-        </w:rPr>
-        <w:t xml:space="preserve"> </w:t>
-      </w:r>
-      <w:r>
-        <w:rPr>
-          <w:rFonts w:eastAsiaTheme="majorEastAsia"/>
-          <w:lang w:val="el-GR"/>
-        </w:rPr>
-        <w:t>Αυτό το γεγονός δείχνει ότι</w:t>
-      </w:r>
-      <w:r>
-        <w:rPr>
-          <w:rFonts w:eastAsiaTheme="majorEastAsia"/>
-          <w:lang w:val="el-GR"/>
-        </w:rPr>
-        <w:t xml:space="preserve"> συνθήκες,</w:t>
-      </w:r>
-      <w:r>
-        <w:rPr>
-          <w:rFonts w:eastAsiaTheme="majorEastAsia"/>
-          <w:lang w:val="el-GR"/>
-        </w:rPr>
-        <w:t xml:space="preserve"> όπου υπάρχουν σφιχτότεροι κανόνες</w:t>
-      </w:r>
-      <w:r>
-        <w:rPr>
-          <w:rFonts w:eastAsiaTheme="majorEastAsia"/>
-          <w:lang w:val="el-GR"/>
-        </w:rPr>
-        <w:t>,</w:t>
-      </w:r>
-      <w:r>
-        <w:rPr>
-          <w:rFonts w:eastAsiaTheme="majorEastAsia"/>
-          <w:lang w:val="el-GR"/>
-        </w:rPr>
-        <w:t xml:space="preserve"> όπως η έλλειψη οξυγόνου</w:t>
-      </w:r>
-      <w:r>
-        <w:rPr>
-          <w:rFonts w:eastAsiaTheme="majorEastAsia"/>
-          <w:lang w:val="el-GR"/>
-        </w:rPr>
-        <w:t>,</w:t>
-      </w:r>
-      <w:r>
-        <w:rPr>
-          <w:rFonts w:eastAsiaTheme="majorEastAsia"/>
-          <w:lang w:val="el-GR"/>
-        </w:rPr>
-        <w:t xml:space="preserve"> μπορεί να αυξήσουν την ευαισθησία των προβλέψεων της ανάλυσης ροής προς τη δομή του μοντέλου που εξετάζουμε. Σε τέτοιες περιπτώσεις, μικρές διαφορές στις αντιδράσεις, στα όρια ή στη βιοχημική αναπαράσταση του δικτύου μπορεί να οδηγούν σε μεγαλύτερες διαφορές στην τελική πρόβλεψη.</w:t>
-      </w:r>
-    </w:p>
-    <w:p>
-      <w:pPr>
-        <w:jc w:val="both"/>
-        <w:rPr>
-          <w:rFonts w:eastAsiaTheme="majorEastAsia"/>
-          <w:lang w:val="el-GR"/>
-        </w:rPr>
-      </w:pPr>
+        <w:t>Σταθερότητα ενεργών ροών έναντι συρρίκνωσης του μεταβολικού χώρου</w:t>
+      </w:r>
       <w:r>
         <w:rPr>
           <w:rFonts w:asciiTheme="majorHAnsi" w:eastAsiaTheme="majorEastAsia" w:hAnsiTheme="majorHAnsi" w:cstheme="majorBidi"/>
@@ -36514,7 +36358,7 @@
           <w:szCs w:val="26"/>
           <w:lang w:val="el-GR"/>
         </w:rPr>
-        <w:t>11.6 Ερμηνεία των διαφορών στις αποκλεισμένες αντιδράσεις μεταξύ των δύο μοντέλων</w:t>
+        <w:t xml:space="preserve"> </w:t>
       </w:r>
     </w:p>
     <w:p>
@@ -36530,243 +36374,28 @@
           <w:rFonts w:eastAsiaTheme="majorEastAsia"/>
           <w:lang w:val="el-GR"/>
         </w:rPr>
-        <w:t>Η σύγκριση των αποκλεισμένων αντιδράσεων έδειξε ότι το iML1515 παρουσίασε μεγαλύτερο αριθμό αποκλεισμένων αντιδράσεων σε όλες τις εξεταζόμενες συνθήκες σε σχέση με το iJO1366. Η μεγαλύτερη διαφορά παρατηρήθηκε και πάλι στην αναερόβια συνθήκη με γλυκόζη.</w:t>
-      </w:r>
-    </w:p>
-    <w:p>
-      <w:pPr>
-        <w:jc w:val="both"/>
+        <w:t>Ένα αξιοσημείωτο εύρημα της μελέτης είναι ότι το πλήθος των ενεργών (μη μηδενικών) ροών παρέμεινε σχεδόν αμετάβλητο σε όλες τις εξεταζόμενες συνθήκες. Το γεγονός αυτό υποδεικνύει ότι ο ρυθμός ανάπτυξης δεν καθορίζεται από τη στρατολόγηση περισσότερων ενζυμικών αντιδράσεων, αλλά από τη δυναμική ανακατανομή και την ένταση της μάζας εντός ενός σταθερού βασικού κορμού βιοσύνθεσης. Αντίθετα, ο αριθμός των αποκλεισμένων (</w:t>
+      </w:r>
+      <w:r>
         <w:rPr>
           <w:rFonts w:eastAsiaTheme="majorEastAsia"/>
-          <w:lang w:val="el-GR"/>
-        </w:rPr>
-      </w:pPr>
+        </w:rPr>
+        <w:t>blocked</w:t>
+      </w:r>
       <w:r>
         <w:rPr>
           <w:rFonts w:eastAsiaTheme="majorEastAsia"/>
           <w:lang w:val="el-GR"/>
         </w:rPr>
-        <w:t>Η ύπαρξη πολλών αποκλεισμένων αντιδράσεων σε ένα μοντέλο δεν πρέπει να θεωρείται απλά ως πρόβλημα ή ως ένδειξη χαμηλής ποιότητας.</w:t>
+        <w:t xml:space="preserve">) αντιδράσεων αυξήθηκε σημαντικά στην αναερόβια κατάσταση, αποδεικνύοντας ότι </w:t>
       </w:r>
       <w:r>
         <w:rPr>
           <w:rFonts w:eastAsiaTheme="majorEastAsia"/>
           <w:lang w:val="el-GR"/>
         </w:rPr>
-        <w:t xml:space="preserve"> </w:t>
-      </w:r>
-      <w:r>
-        <w:rPr>
-          <w:rFonts w:eastAsiaTheme="majorEastAsia"/>
-          <w:lang w:val="el-GR"/>
-        </w:rPr>
-        <w:t>Οι αποκλεισμένες αντιδράσεις επηρεάζονται από διάφορους παράγοντες</w:t>
-      </w:r>
-      <w:r>
-        <w:rPr>
-          <w:rFonts w:eastAsiaTheme="majorEastAsia"/>
-          <w:lang w:val="el-GR"/>
-        </w:rPr>
-        <w:t>,</w:t>
-      </w:r>
-      <w:r>
-        <w:rPr>
-          <w:rFonts w:eastAsiaTheme="majorEastAsia"/>
-          <w:lang w:val="el-GR"/>
-        </w:rPr>
-        <w:t xml:space="preserve"> όπως η δομή του μεταβολικού δικτύου</w:t>
-      </w:r>
-      <w:r>
-        <w:rPr>
-          <w:rFonts w:eastAsiaTheme="majorEastAsia"/>
-          <w:lang w:val="el-GR"/>
-        </w:rPr>
-        <w:t>,</w:t>
-      </w:r>
-      <w:r>
-        <w:rPr>
-          <w:rFonts w:eastAsiaTheme="majorEastAsia"/>
-          <w:lang w:val="el-GR"/>
-        </w:rPr>
-        <w:t xml:space="preserve"> οι συνδέσεις των μεταβολιτών</w:t>
-      </w:r>
-      <w:r>
-        <w:rPr>
-          <w:rFonts w:eastAsiaTheme="majorEastAsia"/>
-          <w:lang w:val="el-GR"/>
-        </w:rPr>
-        <w:t>,</w:t>
-      </w:r>
-      <w:r>
-        <w:rPr>
-          <w:rFonts w:eastAsiaTheme="majorEastAsia"/>
-          <w:lang w:val="el-GR"/>
-        </w:rPr>
-        <w:t xml:space="preserve"> τα όρια των αντιδράσεων</w:t>
-      </w:r>
-      <w:r>
-        <w:rPr>
-          <w:rFonts w:eastAsiaTheme="majorEastAsia"/>
-          <w:lang w:val="el-GR"/>
-        </w:rPr>
-        <w:t>,</w:t>
-      </w:r>
-      <w:r>
-        <w:rPr>
-          <w:rFonts w:eastAsiaTheme="majorEastAsia"/>
-          <w:lang w:val="el-GR"/>
-        </w:rPr>
-        <w:t xml:space="preserve"> καθώς και η σύνθεση του θρεπτικού μέσου στο οποίο στηρίζεται το μοντέλο.</w:t>
-      </w:r>
-      <w:r>
-        <w:rPr>
-          <w:rFonts w:eastAsiaTheme="majorEastAsia"/>
-          <w:lang w:val="el-GR"/>
-        </w:rPr>
-        <w:t xml:space="preserve"> Επομένως,</w:t>
-      </w:r>
-      <w:r>
-        <w:rPr>
-          <w:rFonts w:eastAsiaTheme="majorEastAsia"/>
-          <w:lang w:val="el-GR"/>
-        </w:rPr>
-        <w:t xml:space="preserve"> </w:t>
-      </w:r>
-      <w:r>
-        <w:rPr>
-          <w:rFonts w:eastAsiaTheme="majorEastAsia"/>
-          <w:lang w:val="el-GR"/>
-        </w:rPr>
-        <w:t>ο</w:t>
-      </w:r>
-      <w:r>
-        <w:rPr>
-          <w:rFonts w:eastAsiaTheme="majorEastAsia"/>
-          <w:lang w:val="el-GR"/>
-        </w:rPr>
-        <w:t xml:space="preserve"> αριθμός αυτών των αποκλεισμών είναι σαφής απεικόνιση της μεθόδου </w:t>
-      </w:r>
-      <w:r>
-        <w:rPr>
-          <w:rFonts w:eastAsiaTheme="majorEastAsia"/>
-          <w:lang w:val="el-GR"/>
-        </w:rPr>
-        <w:t>π</w:t>
-      </w:r>
-      <w:r>
-        <w:rPr>
-          <w:rFonts w:eastAsiaTheme="majorEastAsia"/>
-          <w:lang w:val="el-GR"/>
-        </w:rPr>
-        <w:t>ου το συγκεκριμένο σύστημα προσπαθεί να δείξει το</w:t>
-      </w:r>
-      <w:r>
-        <w:rPr>
-          <w:rFonts w:eastAsiaTheme="majorEastAsia"/>
-          <w:lang w:val="el-GR"/>
-        </w:rPr>
-        <w:t xml:space="preserve"> εφικτό </w:t>
-      </w:r>
-      <w:r>
-        <w:rPr>
-          <w:rFonts w:eastAsiaTheme="majorEastAsia"/>
-          <w:lang w:val="el-GR"/>
-        </w:rPr>
-        <w:t>μεταβολικό χώρο.</w:t>
-      </w:r>
-    </w:p>
-    <w:p>
-      <w:pPr>
-        <w:jc w:val="both"/>
-        <w:rPr>
-          <w:rFonts w:eastAsiaTheme="majorEastAsia"/>
-          <w:lang w:val="el-GR"/>
-        </w:rPr>
-      </w:pPr>
-      <w:r>
-        <w:rPr>
-          <w:rFonts w:eastAsiaTheme="majorEastAsia"/>
-          <w:lang w:val="el-GR"/>
-        </w:rPr>
-        <w:t xml:space="preserve">Η διαφορά που υπάρχει μεταξύ των μοντέλων iML1515 και iJO1366 δείχνει ότι ακόμη και </w:t>
-      </w:r>
-      <w:r>
-        <w:rPr>
-          <w:rFonts w:eastAsiaTheme="majorEastAsia"/>
-          <w:lang w:val="el-GR"/>
-        </w:rPr>
-        <w:t>μοντέλα που</w:t>
-      </w:r>
-      <w:r>
-        <w:rPr>
-          <w:rFonts w:eastAsiaTheme="majorEastAsia"/>
-          <w:lang w:val="el-GR"/>
-        </w:rPr>
-        <w:t xml:space="preserve"> αναφέρονται στον ίδιο οργανισμό μπορούν να δώσουν διαφορετική εικόνα για ποιες αντιδράσεις είναι διαθέσιμες υπό συγκεκριμένες συνθήκες.</w:t>
-      </w:r>
-      <w:r>
-        <w:rPr>
-          <w:rFonts w:eastAsiaTheme="majorEastAsia"/>
-          <w:lang w:val="el-GR"/>
-        </w:rPr>
-        <w:t xml:space="preserve"> </w:t>
-      </w:r>
-      <w:r>
-        <w:rPr>
-          <w:rFonts w:eastAsiaTheme="majorEastAsia"/>
-          <w:lang w:val="el-GR"/>
-        </w:rPr>
-        <w:t xml:space="preserve">Η </w:t>
-      </w:r>
-      <w:r>
-        <w:rPr>
-          <w:rFonts w:eastAsiaTheme="majorEastAsia"/>
-          <w:lang w:val="el-GR"/>
-        </w:rPr>
-        <w:t>π</w:t>
-      </w:r>
-      <w:r>
-        <w:rPr>
-          <w:rFonts w:eastAsiaTheme="majorEastAsia"/>
-          <w:lang w:val="el-GR"/>
-        </w:rPr>
-        <w:t xml:space="preserve">αρατήρηση αυτή </w:t>
-      </w:r>
-      <w:r>
-        <w:rPr>
-          <w:rFonts w:eastAsiaTheme="majorEastAsia"/>
-          <w:lang w:val="el-GR"/>
-        </w:rPr>
-        <w:t>δ</w:t>
-      </w:r>
-      <w:r>
-        <w:rPr>
-          <w:rFonts w:eastAsiaTheme="majorEastAsia"/>
-          <w:lang w:val="el-GR"/>
-        </w:rPr>
-        <w:t xml:space="preserve">είχνει την ανάγκη για προσεκτική επιλογή και καλή τεκμηρίωση του μεταβολικού μοντέλου που </w:t>
-      </w:r>
-      <w:r>
-        <w:rPr>
-          <w:rFonts w:eastAsiaTheme="majorEastAsia"/>
-          <w:lang w:val="el-GR"/>
-        </w:rPr>
         <w:lastRenderedPageBreak/>
-        <w:t>χρησιμοποιείται σε αναλύσεις με περιορισμ</w:t>
-      </w:r>
-      <w:r>
-        <w:rPr>
-          <w:rFonts w:eastAsiaTheme="majorEastAsia"/>
-          <w:lang w:val="el-GR"/>
-        </w:rPr>
-        <w:t>ούς,</w:t>
-      </w:r>
-      <w:r>
-        <w:rPr>
-          <w:rFonts w:eastAsiaTheme="majorEastAsia"/>
-          <w:lang w:val="el-GR"/>
-        </w:rPr>
-        <w:t xml:space="preserve"> ώστε η εμπιστοσύνη στα συμπεράσματα να διατηρηθεί σχετικά με τη σωστή βιολογική ερμηνεία.</w:t>
+        <w:t>η έλλειψη εξωτερικού ηλεκτρονιοδέκτη επιβάλλει αυστηρούς δομικούς περιορισμούς, θέτοντας ολόκληρα αναπνευστικά και οξειδωτικά μονοπάτια εκτός λειτουργίας.</w:t>
       </w:r>
     </w:p>
     <w:p>
@@ -36787,113 +36416,8 @@
           <w:szCs w:val="26"/>
           <w:lang w:val="el-GR"/>
         </w:rPr>
-        <w:t>11.7 Σχέση των FBA αποτελεσμάτων με δημοσιευμένα fluxomics και ¹³C-MFA δεδομένα</w:t>
-      </w:r>
-    </w:p>
-    <w:p>
-      <w:pPr>
-        <w:jc w:val="both"/>
-        <w:rPr>
-          <w:rFonts w:eastAsiaTheme="majorEastAsia"/>
-          <w:lang w:val="el-GR"/>
-        </w:rPr>
-      </w:pPr>
-      <w:r>
-        <w:rPr>
-          <w:rFonts w:eastAsiaTheme="majorEastAsia"/>
-          <w:lang w:val="el-GR"/>
-        </w:rPr>
-        <w:t>Το τέταρτο notebook παρείχε ένα βιβλιογραφικό πλαίσιο για τη σύγκριση των FBA αποτελεσμάτων με δημοσιευμένα fluxomics και ¹³C-MFA σύνολα δεδομένων. Η σύγκριση αυτή ήταν κυρίως ποιοτική και μεθοδολογική, καθώς οι FBA προβλέψεις και οι ¹³C-MFA εκτιμήσεις δεν είναι άμεσα αριθμητικά συγκρίσιμες.</w:t>
-      </w:r>
-    </w:p>
-    <w:p>
-      <w:pPr>
-        <w:jc w:val="both"/>
-        <w:rPr>
-          <w:rFonts w:eastAsiaTheme="majorEastAsia"/>
-          <w:lang w:val="el-GR"/>
-        </w:rPr>
-      </w:pPr>
-      <w:r>
-        <w:rPr>
-          <w:rFonts w:eastAsiaTheme="majorEastAsia"/>
-          <w:lang w:val="el-GR"/>
-        </w:rPr>
-        <w:t>Η FBA χρησιμοποιεί ένα μεταβολικό μοντέλο, περιορισμούς και αντικειμενική συνάρτηση για να προβλέψει μια εφικτή και βέλτιστη κατανομή ροών. Αντίθετα, η ¹³C-MFA βασίζεται σε πειραματική ισοτοπική ιχνηθέτηση και σε υπολογιστική προσαρμογή των ροών ώστε να εξηγηθούν τα δεδομένα επισήμανσης. Επομένως, οι δύο προσεγγίσεις απαντούν σε συγγενικά αλλά όχι ταυτόσημα ερωτήματα.</w:t>
-      </w:r>
-    </w:p>
-    <w:p>
-      <w:pPr>
-        <w:jc w:val="both"/>
-        <w:rPr>
-          <w:rFonts w:eastAsiaTheme="majorEastAsia"/>
-          <w:lang w:val="el-GR"/>
-        </w:rPr>
-      </w:pPr>
-      <w:r>
-        <w:rPr>
-          <w:rFonts w:eastAsiaTheme="majorEastAsia"/>
-          <w:lang w:val="el-GR"/>
-        </w:rPr>
-        <w:t xml:space="preserve">Ορισμένες από τις συνθήκες της παρούσας εργασίας είχαν άμεση σχέση με δημοσιευμένα πειραματικά δεδομένα. Η αερόβια και αναερόβια γλυκόζη συνδέονται με δημοσιευμένες ¹³C-MFA μελέτες του μεταβολισμού του </w:t>
-      </w:r>
-      <w:r>
-        <w:rPr>
-          <w:rFonts w:eastAsiaTheme="majorEastAsia"/>
-          <w:i/>
-          <w:iCs/>
-          <w:lang w:val="el-GR"/>
-        </w:rPr>
-        <w:t>E. coli</w:t>
-      </w:r>
-      <w:r>
-        <w:rPr>
-          <w:rFonts w:eastAsiaTheme="majorEastAsia"/>
-          <w:lang w:val="el-GR"/>
-        </w:rPr>
-        <w:t xml:space="preserve">. Η αερόβια γαλακτόζη επίσης καλύπτεται από σχετική δημοσιευμένη ανάλυση. Η γλυκερόλη παρουσιάζει μερική σχέση, κυρίως μέσω μελέτης που αφορά μηχανικά τροποποιημένο </w:t>
-      </w:r>
-      <w:r>
-        <w:rPr>
-          <w:rFonts w:eastAsiaTheme="majorEastAsia"/>
-          <w:i/>
-          <w:iCs/>
-          <w:lang w:val="el-GR"/>
-        </w:rPr>
-        <w:t>E. coli</w:t>
-      </w:r>
-      <w:r>
-        <w:rPr>
-          <w:rFonts w:eastAsiaTheme="majorEastAsia"/>
-          <w:lang w:val="el-GR"/>
-        </w:rPr>
-        <w:t xml:space="preserve"> για παραγωγή acetol. Αντίθετα, οι συνθήκες φρουκτόζης, ηλεκτρικού οξέος και οξικού οξέος δεν καλύφθηκαν άμεσα από τα επιλεγμένα δημοσιευμένα σύνολα δεδομένων.</w:t>
-      </w:r>
-    </w:p>
-    <w:p>
-      <w:pPr>
-        <w:jc w:val="both"/>
-        <w:rPr>
-          <w:rFonts w:eastAsiaTheme="majorEastAsia"/>
-          <w:lang w:val="el-GR"/>
-        </w:rPr>
-      </w:pPr>
-      <w:r>
-        <w:rPr>
-          <w:rFonts w:eastAsiaTheme="majorEastAsia"/>
-          <w:lang w:val="el-GR"/>
-        </w:rPr>
-        <w:t>Η βιβλιογραφική σύγκριση ανέδειξε ότι οι FBA προβλέψεις μπορούν να χρησιμοποιηθούν ως αρχικό υπολογιστικό πλαίσιο για τη μελέτη μεταβολικών σεναρίων, αλλά δεν αντικαθιστούν τις πειραματικές εκτιμήσεις μεταβολικών ροών. Αντίθετα, οι δύο προσεγγίσεις μπορούν να θεωρηθούν συμπληρωματικές. Η FBA επιτρέπει τη γρήγορη διερεύνηση πολλών υπολογιστικών συνθηκών, ενώ η ¹³C-MFA παρέχει πειραματικά τεκμηριωμένες εκτιμήσεις ενδοκυτταρικών ροών.</w:t>
-      </w:r>
-    </w:p>
-    <w:p>
-      <w:pPr>
-        <w:jc w:val="both"/>
-        <w:rPr>
-          <w:rFonts w:eastAsiaTheme="majorEastAsia"/>
-          <w:lang w:val="el-GR"/>
-        </w:rPr>
-      </w:pPr>
+        <w:t xml:space="preserve">11.4 </w:t>
+      </w:r>
       <w:r>
         <w:rPr>
           <w:rFonts w:asciiTheme="majorHAnsi" w:eastAsiaTheme="majorEastAsia" w:hAnsiTheme="majorHAnsi" w:cstheme="majorBidi"/>
@@ -36904,7 +36428,7 @@
           <w:szCs w:val="26"/>
           <w:lang w:val="el-GR"/>
         </w:rPr>
-        <w:t>11.8 Σχέση με πιθανές εφαρμογές Μηχανικής Μάθησης</w:t>
+        <w:t>Ιεράρχηση και κατανομή των εσωτερικών μεταβολικών διαδρομών</w:t>
       </w:r>
     </w:p>
     <w:p>
@@ -36920,15 +36444,7 @@
           <w:rFonts w:eastAsiaTheme="majorEastAsia"/>
           <w:lang w:val="el-GR"/>
         </w:rPr>
-        <w:t xml:space="preserve">Ένα από τα ερευνητικά ερωτήματα της εργασίας αφορά το πώς οι παραγόμενες μετρικές μπορούν να συνδεθούν με πιθανές μελλοντικές εφαρμογές Μηχανικής Μάθησης. Στην παρούσα εργασία δεν εκπαιδεύτηκε πλήρες μοντέλο Μηχανικής Μάθησης, επειδή ο αριθμός </w:t>
-      </w:r>
-      <w:r>
-        <w:rPr>
-          <w:rFonts w:eastAsiaTheme="majorEastAsia"/>
-          <w:lang w:val="el-GR"/>
-        </w:rPr>
-        <w:lastRenderedPageBreak/>
-        <w:t>των διαθέσιμων υπολογιστικών συνόλων δεδομένων είναι μικρός και δεν επαρκεί για αξιόπιστη εκπαίδευση, αξιολόγηση και γενίκευση ενός προβλεπτικού μοντέλου.</w:t>
+        <w:t>Η ανάλυση των σημαντικότερων εσωτερικών ροών επέτρεψε την καλύτερη κατανόηση των FBA λύσεων πέρα από τη συνολική τιμή της αντικειμενικής συνάρτησης. Μετά την αφαίρεση αντιδράσεων ανταλλαγής, μεταφοράς, απαίτησης και απορρόφησης, η ανάλυση επικεντρώθηκε σε εσωτερικές αντιδράσεις του μεταβολικού δικτύου.</w:t>
       </w:r>
     </w:p>
     <w:p>
@@ -36936,6 +36452,7 @@
         <w:jc w:val="both"/>
         <w:rPr>
           <w:rFonts w:eastAsiaTheme="majorEastAsia"/>
+          <w:highlight w:val="yellow"/>
           <w:lang w:val="el-GR"/>
         </w:rPr>
       </w:pPr>
@@ -36944,7 +36461,21 @@
           <w:rFonts w:eastAsiaTheme="majorEastAsia"/>
           <w:lang w:val="el-GR"/>
         </w:rPr>
-        <w:t>Παρόλα αυτά, η εργασία οργάνωσε τα αποτελέσματα με τρόπο που μπορεί να υποστηρίξει μελλοντική ανάλυση. Κάθε συνδυασμός μοντέλου και συνθήκης θρεπτικού μέσου μπορεί να περιγραφεί από χαρακτηριστικά όπως η τιμή της αντικειμενικής συνάρτησης, ο αριθμός των ενεργών ροών, ο αριθμός των αποκλεισμένων αντιδράσεων, το ποσοστό αποκλεισμένων αντιδράσεων και οι σημαντικότερες εσωτερικές μεταβολικές ροές.</w:t>
+        <w:t>Μερικές αντιδράσεις παρατηρούνταν συχνά ανάμεσα των υψηλότερων εσωτερικών ροών σε διάφορες συνθήκες.</w:t>
+      </w:r>
+      <w:r>
+        <w:rPr>
+          <w:rFonts w:eastAsiaTheme="majorEastAsia"/>
+          <w:lang w:val="el-GR"/>
+        </w:rPr>
+        <w:t xml:space="preserve"> </w:t>
+      </w:r>
+      <w:r>
+        <w:rPr>
+          <w:rFonts w:eastAsiaTheme="majorEastAsia"/>
+          <w:lang w:val="el-GR"/>
+        </w:rPr>
+        <w:t>Ενδεικτικά, αντιδράσεις όπως ATPS4rpp, CYTBO3_4pp και NADH16pp εμφανίστηκαν σε έξι από τις επτά εξεταζόμενες καταστάσεις. Η συνεχής παρουσία τους δείχνει τη σημασία των ενεργειακών διαδικασιών και της αναπνευστικής αλυσίδας στις προβλεπόμενες λύσεις του μοντέλου.</w:t>
       </w:r>
     </w:p>
     <w:p>
@@ -36960,7 +36491,63 @@
           <w:rFonts w:eastAsiaTheme="majorEastAsia"/>
           <w:lang w:val="el-GR"/>
         </w:rPr>
-        <w:t>Σε ένα μεγαλύτερο σύνολο δεδομένων, τα χαρακτηριστικά αυτά θα μπορούσαν να χρησιμοποιηθούν σε προβλήματα ταξινόμησης, ομαδοποίησης ή παλινδρόμησης. Για παράδειγμα, θα μπορούσε να εξεταστεί η ταξινόμηση αερόβιων και αναερόβιων συνθηκών, η ομαδοποίηση διαφορετικών πηγών άνθρακα με βάση την προβλεπόμενη συμπεριφορά των μεταβολικών ροών ή η πρόβλεψη μεταβολικού φαινοτύπου από υπολογιστικά χαρακτηριστικά.</w:t>
+        <w:t xml:space="preserve">Παράλληλα, αντιδράσεις όπως GAPD, ENO, PGK και PGM συνδέονται με τον κεντρικό μεταβολισμό άνθρακα και τη γλυκόλυση. Η παρουσία </w:t>
+      </w:r>
+      <w:r>
+        <w:rPr>
+          <w:rFonts w:eastAsiaTheme="majorEastAsia"/>
+          <w:lang w:val="el-GR"/>
+        </w:rPr>
+        <w:t>αυτών</w:t>
+      </w:r>
+      <w:r>
+        <w:rPr>
+          <w:rFonts w:eastAsiaTheme="majorEastAsia"/>
+          <w:lang w:val="el-GR"/>
+        </w:rPr>
+        <w:t xml:space="preserve"> </w:t>
+      </w:r>
+      <w:r>
+        <w:rPr>
+          <w:rFonts w:eastAsiaTheme="majorEastAsia"/>
+          <w:lang w:val="el-GR"/>
+        </w:rPr>
+        <w:t>στις</w:t>
+      </w:r>
+      <w:r>
+        <w:rPr>
+          <w:rFonts w:eastAsiaTheme="majorEastAsia"/>
+          <w:lang w:val="el-GR"/>
+        </w:rPr>
+        <w:t xml:space="preserve"> υψηλότε</w:t>
+      </w:r>
+      <w:r>
+        <w:rPr>
+          <w:rFonts w:eastAsiaTheme="majorEastAsia"/>
+          <w:lang w:val="el-GR"/>
+        </w:rPr>
+        <w:t>ρες</w:t>
+      </w:r>
+      <w:r>
+        <w:rPr>
+          <w:rFonts w:eastAsiaTheme="majorEastAsia"/>
+          <w:lang w:val="el-GR"/>
+        </w:rPr>
+        <w:t xml:space="preserve"> ρο</w:t>
+      </w:r>
+      <w:r>
+        <w:rPr>
+          <w:rFonts w:eastAsiaTheme="majorEastAsia"/>
+          <w:lang w:val="el-GR"/>
+        </w:rPr>
+        <w:t>ές</w:t>
+      </w:r>
+      <w:r>
+        <w:rPr>
+          <w:rFonts w:eastAsiaTheme="majorEastAsia"/>
+          <w:lang w:val="el-GR"/>
+        </w:rPr>
+        <w:t xml:space="preserve"> δείχνει ότι οι βασικές οδοί παραγωγής ενέργειας και πρόδρομων μορίων συμμετέχουν έντονα στις FBA λύσεις.</w:t>
       </w:r>
     </w:p>
     <w:p>
@@ -36976,7 +36563,23 @@
           <w:rFonts w:eastAsiaTheme="majorEastAsia"/>
           <w:lang w:val="el-GR"/>
         </w:rPr>
-        <w:t>Η επιλογή να μην εκπαιδευτεί μοντέλο Μηχανικής Μάθησης στην παρούσα εργασία είναι μεθοδολογικά ορθή, καθώς περιορίζει τον κίνδυνο υπερερμηνείας. Με πολύ μικρό αριθμό παρατηρήσεων, ένα μοντέλο θα μπορούσε εύκολα να οδηγήσει σε υπερπροσαρμογή και μη αξιόπιστα συμπεράσματα. Επομένως, η Μηχανική Μάθηση παρουσιάζεται ως τεκμηριωμένη μελλοντική επέκταση και όχι ως ολοκληρωμένη πρακτική εφαρμογή.</w:t>
+        <w:t>Επιπλέον, εντοπίστηκαν αντιδράσεις που σχετίζονται με συγκεκριμένες πηγές άνθρακα. Για παράδειγμα, η χρήση φρουκτόζης συνδέθηκε με την αντίδραση FRUptspp, η χρήση γαλακτόζης με αντιδράσεις όπως GALKr, UGLT και UDPG4E, ενώ η χρήση γλυκερόλης με την αντίδραση GLYCDx. Στην αναερόβια γλυκόζη παρατηρήθηκε συμμετοχή της αντίδρασης PFL, η οποία σχετίζεται με αναερόβιες μεταβολικές διεργασίες.</w:t>
+      </w:r>
+    </w:p>
+    <w:p>
+      <w:pPr>
+        <w:jc w:val="both"/>
+        <w:rPr>
+          <w:rFonts w:eastAsiaTheme="majorEastAsia"/>
+          <w:lang w:val="el-GR"/>
+        </w:rPr>
+      </w:pPr>
+      <w:r>
+        <w:rPr>
+          <w:rFonts w:eastAsiaTheme="majorEastAsia"/>
+          <w:lang w:val="el-GR"/>
+        </w:rPr>
+        <w:t>Η ανάλυση αυτή δείχνει ότι οι διαφορετικές συνθήκες θρεπτικού μέσου δεν αλλάζουν μόνο την τελική προβλεπόμενη τιμή ανάπτυξης, αλλά και τα εσωτερικά πρότυπα ροής του μοντέλου. Ωστόσο, η ερμηνεία των υψηλότερων ροών πρέπει να γίνεται με προσοχή, επειδή η FBA μπορεί να δώσει μία από πολλές πιθανές βέλτιστες λύσεις. Επομένως, η παρουσία μιας υψηλής ροής σε μια λύση δεν σημαίνει απαραίτητα ότι αποτελεί μοναδική ή πειραματικά επιβεβαιωμένη μεταβολική συμπεριφορά.</w:t>
       </w:r>
     </w:p>
     <w:p>
@@ -36997,7 +36600,7 @@
           <w:szCs w:val="26"/>
           <w:lang w:val="el-GR"/>
         </w:rPr>
-        <w:t>11.9 Περιορισμοί της παρούσας εργασίας</w:t>
+        <w:t>11.5 Σύγκριση των μοντέλων iML1515 και iJO1366</w:t>
       </w:r>
     </w:p>
     <w:p>
@@ -37013,51 +36616,21 @@
           <w:rFonts w:eastAsiaTheme="majorEastAsia"/>
           <w:lang w:val="el-GR"/>
         </w:rPr>
-        <w:t>Η παρούσα εργασία έχει ορισμένους σημαντικούς περιορισμούς, οι οποίοι πρέπει να ληφθούν υπόψη κατά την ερμηνεία των αποτελεσμάτων.</w:t>
-      </w:r>
-    </w:p>
-    <w:p>
-      <w:pPr>
-        <w:jc w:val="both"/>
+        <w:t>Η σύγκριση των μεταβολικών μοντέλων iML1515 και iJO1366 έγινε για να αξιολογηθεί πόσο παρόμοιες ή διαφορετικές είναι οι προβλέψεις δύο ανακατασκευών του ίδιου μικροοργανισμού.</w:t>
+      </w:r>
+      <w:r>
         <w:rPr>
           <w:rFonts w:eastAsiaTheme="majorEastAsia"/>
           <w:lang w:val="el-GR"/>
         </w:rPr>
-      </w:pPr>
+        <w:t xml:space="preserve"> </w:t>
+      </w:r>
       <w:r>
         <w:rPr>
           <w:rFonts w:eastAsiaTheme="majorEastAsia"/>
           <w:lang w:val="el-GR"/>
         </w:rPr>
-        <w:t>Πρώτον, η ανάλυση βασίστηκε σε υπολογιστικά μοντέλα και όχι σε νέο εργαστηριακό πείραμα. Δεν πραγματοποιήθηκαν καλλιέργειες κυττάρων, ισοτοπική ιχνηθέτηση ή άμεση μέτρηση ενδοκυτταρικών μεταβολικών ροών. Επομένως, τα αποτελέσματα δεν πρέπει να ερμηνεύονται ως πειραματικές μετρήσεις, αλλά ως υπολογιστικές προβλέψεις.</w:t>
-      </w:r>
-      <w:r>
-        <w:rPr>
-          <w:rFonts w:eastAsiaTheme="majorEastAsia"/>
-          <w:lang w:val="el-GR"/>
-        </w:rPr>
-        <w:t xml:space="preserve"> </w:t>
-      </w:r>
-      <w:r>
-        <w:rPr>
-          <w:rFonts w:eastAsiaTheme="majorEastAsia"/>
-          <w:lang w:val="el-GR"/>
-        </w:rPr>
-        <w:t>Δεύτερον, η FBA βασίζεται στη μεγιστοποίηση μιας αντικειμενικής συνάρτησης, η οποία στην παρούσα εργασία ήταν η προεπιλεγμένη αντίδραση βιομάζας κάθε μοντέλου. Η επιλογή διαφορετικής αντικειμενικής συνάρτησης θα μπορούσε να οδηγήσει σε διαφορετικές προβλέψεις.</w:t>
-      </w:r>
-      <w:r>
-        <w:rPr>
-          <w:rFonts w:eastAsiaTheme="majorEastAsia"/>
-          <w:lang w:val="el-GR"/>
-        </w:rPr>
-        <w:t xml:space="preserve"> </w:t>
-      </w:r>
-      <w:r>
-        <w:rPr>
-          <w:rFonts w:eastAsiaTheme="majorEastAsia"/>
-          <w:lang w:val="el-GR"/>
-        </w:rPr>
-        <w:t xml:space="preserve">Τρίτον, οι συνθήκες θρεπτικού μέσου που εξετάστηκαν ήταν περιορισμένες. Παρότι καλύπτουν διαφορετικές πηγές άνθρακα και την παρουσία ή απουσία οξυγόνου, δεν περιλαμβάνουν όλες τις πιθανές περιβαλλοντικές ή βιολογικές συνθήκες που θα μπορούσαν να επηρεάσουν τον μεταβολισμό του </w:t>
+        <w:t xml:space="preserve">Αυτά τα μοντέλα δείχνουν τον μεταβολισμό του </w:t>
       </w:r>
       <w:r>
         <w:rPr>
@@ -37073,13 +36646,124 @@
           <w:rFonts w:eastAsiaTheme="majorEastAsia"/>
           <w:lang w:val="el-GR"/>
         </w:rPr>
-        <w:t>.</w:t>
+        <w:t xml:space="preserve">, αν και διαφέρουν </w:t>
       </w:r>
       <w:r>
         <w:rPr>
           <w:rFonts w:eastAsiaTheme="majorEastAsia"/>
           <w:lang w:val="el-GR"/>
         </w:rPr>
+        <w:lastRenderedPageBreak/>
+        <w:t xml:space="preserve">ως προς </w:t>
+      </w:r>
+      <w:r>
+        <w:rPr>
+          <w:rFonts w:eastAsiaTheme="majorEastAsia"/>
+          <w:lang w:val="el-GR"/>
+        </w:rPr>
+        <w:t>τ</w:t>
+      </w:r>
+      <w:r>
+        <w:rPr>
+          <w:rFonts w:eastAsiaTheme="majorEastAsia"/>
+          <w:lang w:val="el-GR"/>
+        </w:rPr>
+        <w:t>ον αριθμό των αντιδρ</w:t>
+      </w:r>
+      <w:r>
+        <w:rPr>
+          <w:rFonts w:eastAsiaTheme="majorEastAsia"/>
+          <w:lang w:val="el-GR"/>
+        </w:rPr>
+        <w:t>άσεων,</w:t>
+      </w:r>
+      <w:r>
+        <w:rPr>
+          <w:rFonts w:eastAsiaTheme="majorEastAsia"/>
+          <w:lang w:val="el-GR"/>
+        </w:rPr>
+        <w:t xml:space="preserve"> των μεταβολιτών και των γονιδίων που περιέχουν</w:t>
+      </w:r>
+      <w:r>
+        <w:rPr>
+          <w:rFonts w:eastAsiaTheme="majorEastAsia"/>
+          <w:lang w:val="el-GR"/>
+        </w:rPr>
+        <w:t>,</w:t>
+      </w:r>
+      <w:r>
+        <w:rPr>
+          <w:rFonts w:eastAsiaTheme="majorEastAsia"/>
+          <w:lang w:val="el-GR"/>
+        </w:rPr>
+        <w:t xml:space="preserve"> καθώς και σε σχέση με το επίπεδο λεπτομέρειας και τις βασικές </w:t>
+      </w:r>
+      <w:r>
+        <w:rPr>
+          <w:rFonts w:eastAsiaTheme="majorEastAsia"/>
+          <w:lang w:val="el-GR"/>
+        </w:rPr>
+        <w:t xml:space="preserve">παραδοχές </w:t>
+      </w:r>
+      <w:r>
+        <w:rPr>
+          <w:rFonts w:eastAsiaTheme="majorEastAsia"/>
+          <w:lang w:val="el-GR"/>
+        </w:rPr>
+        <w:t xml:space="preserve">που διέπουν </w:t>
+      </w:r>
+      <w:r>
+        <w:rPr>
+          <w:rFonts w:eastAsiaTheme="majorEastAsia"/>
+          <w:lang w:val="el-GR"/>
+        </w:rPr>
+        <w:t>κ</w:t>
+      </w:r>
+      <w:r>
+        <w:rPr>
+          <w:rFonts w:eastAsiaTheme="majorEastAsia"/>
+          <w:lang w:val="el-GR"/>
+        </w:rPr>
+        <w:t>άθε ανακατασκευή.</w:t>
+      </w:r>
+    </w:p>
+    <w:p>
+      <w:pPr>
+        <w:jc w:val="both"/>
+        <w:rPr>
+          <w:rFonts w:eastAsiaTheme="majorEastAsia"/>
+          <w:highlight w:val="yellow"/>
+          <w:lang w:val="el-GR"/>
+        </w:rPr>
+      </w:pPr>
+      <w:r>
+        <w:rPr>
+          <w:rFonts w:eastAsiaTheme="majorEastAsia"/>
+          <w:lang w:val="el-GR"/>
+        </w:rPr>
+        <w:t>Τα αποτελέσματα έδειξαν ότι το iJO1366 προέβλεψε υψηλότερες τιμές αντικειμενικής συνάρτησης σε όλες τις συνθήκες. Παρόλα αυτά, οι δύο ανακατασκευές παρουσίασαν παρόμοια ποιοτική κατάταξη των συνθηκών. Και στα δύο μοντέλα, οι αερόβιες συνθήκες με γλυκόζη, φρουκτόζη και γαλακτόζη οδήγησαν στις υψηλότερες τιμές, ενώ οι συνθήκες με γλυκερόλη, ηλεκτρικό οξύ, οξικό οξύ και αναερόβια γλυκόζη έδωσαν χαμηλότερες προβλέψεις.</w:t>
+      </w:r>
+    </w:p>
+    <w:p>
+      <w:pPr>
+        <w:jc w:val="both"/>
+        <w:rPr>
+          <w:rFonts w:eastAsiaTheme="majorEastAsia"/>
+          <w:lang w:val="el-GR"/>
+        </w:rPr>
+      </w:pPr>
+      <w:r>
+        <w:rPr>
+          <w:rFonts w:eastAsiaTheme="majorEastAsia"/>
+          <w:lang w:val="el-GR"/>
+        </w:rPr>
+        <w:t>Αυτή η ανακάλυψη έχει μεγάλη επιστημονική σημασία.</w:t>
+      </w:r>
+      <w:r>
+        <w:rPr>
+          <w:rFonts w:eastAsiaTheme="majorEastAsia"/>
+          <w:lang w:val="el-GR"/>
+        </w:rPr>
         <w:t xml:space="preserve"> </w:t>
       </w:r>
       <w:r>
@@ -37087,21 +36771,86 @@
           <w:rFonts w:eastAsiaTheme="majorEastAsia"/>
           <w:lang w:val="el-GR"/>
         </w:rPr>
-        <w:t xml:space="preserve">Τέταρτον, η σύγκριση με τα δημοσιευμένα fluxomics και ¹³C-MFA σύνολα δεδομένων πραγματοποιήθηκε κυρίως σε βιβλιογραφικό και ποιοτικό επίπεδο. Δεν </w:t>
+        <w:t>Εξ ορισμού η όμοια ποιοτική τάση δείχνει ότι τα δύο μοντέλα συμφωνούν για τη γενική επίδραση των διαφορετικών συνθηκών θρεπτικού μέσου.</w:t>
       </w:r>
       <w:r>
         <w:rPr>
           <w:rFonts w:eastAsiaTheme="majorEastAsia"/>
           <w:lang w:val="el-GR"/>
         </w:rPr>
-        <w:lastRenderedPageBreak/>
-        <w:t>πραγματοποιήθηκε πλήρης επανάλυση των ακατέργαστων ¹³C-MFA δεδομένων ούτε αριθμητική αντιστοίχιση όλων των εσωτερικών ροών με τις FBA προβλέψεις.</w:t>
+        <w:t xml:space="preserve"> </w:t>
       </w:r>
       <w:r>
         <w:rPr>
           <w:rFonts w:eastAsiaTheme="majorEastAsia"/>
           <w:lang w:val="el-GR"/>
         </w:rPr>
+        <w:t>Ταυτόχρονα</w:t>
+      </w:r>
+      <w:r>
+        <w:rPr>
+          <w:rFonts w:eastAsiaTheme="majorEastAsia"/>
+          <w:lang w:val="el-GR"/>
+        </w:rPr>
+        <w:t>,</w:t>
+      </w:r>
+      <w:r>
+        <w:rPr>
+          <w:rFonts w:eastAsiaTheme="majorEastAsia"/>
+          <w:lang w:val="el-GR"/>
+        </w:rPr>
+        <w:t xml:space="preserve"> οι </w:t>
+      </w:r>
+      <w:r>
+        <w:rPr>
+          <w:rFonts w:eastAsiaTheme="majorEastAsia"/>
+          <w:lang w:val="el-GR"/>
+        </w:rPr>
+        <w:t>διαφορετικές</w:t>
+      </w:r>
+      <w:r>
+        <w:rPr>
+          <w:rFonts w:eastAsiaTheme="majorEastAsia"/>
+          <w:lang w:val="el-GR"/>
+        </w:rPr>
+        <w:t xml:space="preserve"> αριθμητικές τιμές δείχνουν ότι η επιλογή της μεταβολικής </w:t>
+      </w:r>
+      <w:r>
+        <w:rPr>
+          <w:rFonts w:eastAsiaTheme="majorEastAsia"/>
+          <w:lang w:val="el-GR"/>
+        </w:rPr>
+        <w:t xml:space="preserve">ανακατασκευής </w:t>
+      </w:r>
+      <w:r>
+        <w:rPr>
+          <w:rFonts w:eastAsiaTheme="majorEastAsia"/>
+          <w:lang w:val="el-GR"/>
+        </w:rPr>
+        <w:t>μπορεί να επηρεάσει σημαντικά τις ποσοτικές προβλέψεις που δίνει η μέθοδος FBA.</w:t>
+      </w:r>
+    </w:p>
+    <w:p>
+      <w:pPr>
+        <w:jc w:val="both"/>
+        <w:rPr>
+          <w:rFonts w:eastAsiaTheme="majorEastAsia"/>
+          <w:highlight w:val="yellow"/>
+          <w:lang w:val="el-GR"/>
+        </w:rPr>
+      </w:pPr>
+      <w:r>
+        <w:rPr>
+          <w:rFonts w:eastAsiaTheme="majorEastAsia"/>
+          <w:lang w:val="el-GR"/>
+        </w:rPr>
+        <w:t>Η μεγαλύτερη σχετική διαφορά ανάμεσα στα δύο μοντέλα εμφανίστηκε στην αναερόβια συνθήκη με γλυκόζη.</w:t>
+      </w:r>
+      <w:r>
+        <w:rPr>
+          <w:rFonts w:eastAsiaTheme="majorEastAsia"/>
+          <w:lang w:val="el-GR"/>
+        </w:rPr>
         <w:t xml:space="preserve"> </w:t>
       </w:r>
       <w:r>
@@ -37109,7 +36858,49 @@
           <w:rFonts w:eastAsiaTheme="majorEastAsia"/>
           <w:lang w:val="el-GR"/>
         </w:rPr>
-        <w:t>Πέμπτον, η παρούσα εργασία δεν περιλαμβάνει πλήρη εφαρμογή Μηχανικής Μάθησης. Η σύνδεση με τη Μηχανική Μάθηση γίνεται μέσω της οργάνωσης των παραγόμενων μετρικών ως πιθανών χαρακτηριστικών εισόδου για μελλοντικές αναλύσεις.</w:t>
+        <w:t>Αυτό το γεγονός δείχνει ότι</w:t>
+      </w:r>
+      <w:r>
+        <w:rPr>
+          <w:rFonts w:eastAsiaTheme="majorEastAsia"/>
+          <w:lang w:val="el-GR"/>
+        </w:rPr>
+        <w:t xml:space="preserve"> συνθήκες,</w:t>
+      </w:r>
+      <w:r>
+        <w:rPr>
+          <w:rFonts w:eastAsiaTheme="majorEastAsia"/>
+          <w:lang w:val="el-GR"/>
+        </w:rPr>
+        <w:t xml:space="preserve"> όπου υπάρχουν σφιχτότεροι κανόνες</w:t>
+      </w:r>
+      <w:r>
+        <w:rPr>
+          <w:rFonts w:eastAsiaTheme="majorEastAsia"/>
+          <w:lang w:val="el-GR"/>
+        </w:rPr>
+        <w:t>,</w:t>
+      </w:r>
+      <w:r>
+        <w:rPr>
+          <w:rFonts w:eastAsiaTheme="majorEastAsia"/>
+          <w:lang w:val="el-GR"/>
+        </w:rPr>
+        <w:t xml:space="preserve"> όπως η έλλειψη οξυγόνου</w:t>
+      </w:r>
+      <w:r>
+        <w:rPr>
+          <w:rFonts w:eastAsiaTheme="majorEastAsia"/>
+          <w:lang w:val="el-GR"/>
+        </w:rPr>
+        <w:t>,</w:t>
+      </w:r>
+      <w:r>
+        <w:rPr>
+          <w:rFonts w:eastAsiaTheme="majorEastAsia"/>
+          <w:lang w:val="el-GR"/>
+        </w:rPr>
+        <w:t xml:space="preserve"> μπορεί να αυξήσουν την ευαισθησία των προβλέψεων της ανάλυσης ροής προς τη δομή του μοντέλου που εξετάζουμε. Σε τέτοιες περιπτώσεις, μικρές διαφορές στις αντιδράσεις, στα όρια ή στη βιοχημική αναπαράσταση του δικτύου μπορεί να οδηγούν σε μεγαλύτερες διαφορές στην τελική πρόβλεψη.</w:t>
       </w:r>
     </w:p>
     <w:p>
@@ -37130,7 +36921,7 @@
           <w:szCs w:val="26"/>
           <w:lang w:val="el-GR"/>
         </w:rPr>
-        <w:t>11.10 Συνολική ερμηνεία</w:t>
+        <w:t>11.6 Ερμηνεία των διαφορών στις αποκλεισμένες αντιδράσεις μεταξύ των δύο μοντέλων</w:t>
       </w:r>
     </w:p>
     <w:p>
@@ -37146,7 +36937,544 @@
           <w:rFonts w:eastAsiaTheme="majorEastAsia"/>
           <w:lang w:val="el-GR"/>
         </w:rPr>
-        <w:t>Συνολικά, τα αποτελέσματα της εργασίας δείχνουν ότι η Ανάλυση Ισοζυγίου Ροών αποτελεί χρήσιμο υπολογιστικό εργαλείο για τη μελέτη και σύγκριση μεταβολικών μοντέλων. Η εφαρμογή της σε διαφορετικές συνθήκες θρεπτικού μέσου έδειξε ότι η πηγή άνθρακα και η διαθεσιμότητα οξυγόνου μπορούν να επηρεάσουν σημαντικά τις προβλέψεις του μοντέλου.</w:t>
+        <w:t>Η σύγκριση των αποκλεισμένων αντιδράσεων έδειξε ότι το iML1515 παρουσίασε μεγαλύτερο αριθμό αποκλεισμένων αντιδράσεων σε όλες τις εξεταζόμενες συνθήκες σε σχέση με το iJO1366. Η μεγαλύτερη διαφορά παρατηρήθηκε και πάλι στην αναερόβια συνθήκη με γλυκόζη.</w:t>
+      </w:r>
+    </w:p>
+    <w:p>
+      <w:pPr>
+        <w:jc w:val="both"/>
+        <w:rPr>
+          <w:rFonts w:eastAsiaTheme="majorEastAsia"/>
+          <w:lang w:val="el-GR"/>
+        </w:rPr>
+      </w:pPr>
+      <w:r>
+        <w:rPr>
+          <w:rFonts w:eastAsiaTheme="majorEastAsia"/>
+          <w:lang w:val="el-GR"/>
+        </w:rPr>
+        <w:t>Η ύπαρξη πολλών αποκλεισμένων αντιδράσεων σε ένα μοντέλο δεν πρέπει να θεωρείται απλά ως πρόβλημα ή ως ένδειξη χαμηλής ποιότητας.</w:t>
+      </w:r>
+      <w:r>
+        <w:rPr>
+          <w:rFonts w:eastAsiaTheme="majorEastAsia"/>
+          <w:lang w:val="el-GR"/>
+        </w:rPr>
+        <w:t xml:space="preserve"> </w:t>
+      </w:r>
+      <w:r>
+        <w:rPr>
+          <w:rFonts w:eastAsiaTheme="majorEastAsia"/>
+          <w:lang w:val="el-GR"/>
+        </w:rPr>
+        <w:t>Οι αποκλεισμένες αντιδράσεις επηρεάζονται από διάφορους παράγοντες</w:t>
+      </w:r>
+      <w:r>
+        <w:rPr>
+          <w:rFonts w:eastAsiaTheme="majorEastAsia"/>
+          <w:lang w:val="el-GR"/>
+        </w:rPr>
+        <w:t>,</w:t>
+      </w:r>
+      <w:r>
+        <w:rPr>
+          <w:rFonts w:eastAsiaTheme="majorEastAsia"/>
+          <w:lang w:val="el-GR"/>
+        </w:rPr>
+        <w:t xml:space="preserve"> όπως η δομή του μεταβολικού δικτύου</w:t>
+      </w:r>
+      <w:r>
+        <w:rPr>
+          <w:rFonts w:eastAsiaTheme="majorEastAsia"/>
+          <w:lang w:val="el-GR"/>
+        </w:rPr>
+        <w:t>,</w:t>
+      </w:r>
+      <w:r>
+        <w:rPr>
+          <w:rFonts w:eastAsiaTheme="majorEastAsia"/>
+          <w:lang w:val="el-GR"/>
+        </w:rPr>
+        <w:t xml:space="preserve"> οι συνδέσεις των μεταβολιτών</w:t>
+      </w:r>
+      <w:r>
+        <w:rPr>
+          <w:rFonts w:eastAsiaTheme="majorEastAsia"/>
+          <w:lang w:val="el-GR"/>
+        </w:rPr>
+        <w:t>,</w:t>
+      </w:r>
+      <w:r>
+        <w:rPr>
+          <w:rFonts w:eastAsiaTheme="majorEastAsia"/>
+          <w:lang w:val="el-GR"/>
+        </w:rPr>
+        <w:t xml:space="preserve"> τα όρια των αντιδράσεων</w:t>
+      </w:r>
+      <w:r>
+        <w:rPr>
+          <w:rFonts w:eastAsiaTheme="majorEastAsia"/>
+          <w:lang w:val="el-GR"/>
+        </w:rPr>
+        <w:t>,</w:t>
+      </w:r>
+      <w:r>
+        <w:rPr>
+          <w:rFonts w:eastAsiaTheme="majorEastAsia"/>
+          <w:lang w:val="el-GR"/>
+        </w:rPr>
+        <w:t xml:space="preserve"> καθώς και η σύνθεση του θρεπτικού μέσου στο οποίο στηρίζεται το μοντέλο.</w:t>
+      </w:r>
+      <w:r>
+        <w:rPr>
+          <w:rFonts w:eastAsiaTheme="majorEastAsia"/>
+          <w:lang w:val="el-GR"/>
+        </w:rPr>
+        <w:t xml:space="preserve"> Επομένως,</w:t>
+      </w:r>
+      <w:r>
+        <w:rPr>
+          <w:rFonts w:eastAsiaTheme="majorEastAsia"/>
+          <w:lang w:val="el-GR"/>
+        </w:rPr>
+        <w:t xml:space="preserve"> </w:t>
+      </w:r>
+      <w:r>
+        <w:rPr>
+          <w:rFonts w:eastAsiaTheme="majorEastAsia"/>
+          <w:lang w:val="el-GR"/>
+        </w:rPr>
+        <w:t>ο</w:t>
+      </w:r>
+      <w:r>
+        <w:rPr>
+          <w:rFonts w:eastAsiaTheme="majorEastAsia"/>
+          <w:lang w:val="el-GR"/>
+        </w:rPr>
+        <w:t xml:space="preserve"> αριθμός αυτών των αποκλεισμών είναι σαφής </w:t>
+      </w:r>
+      <w:r>
+        <w:rPr>
+          <w:rFonts w:eastAsiaTheme="majorEastAsia"/>
+          <w:lang w:val="el-GR"/>
+        </w:rPr>
+        <w:lastRenderedPageBreak/>
+        <w:t xml:space="preserve">απεικόνιση της μεθόδου </w:t>
+      </w:r>
+      <w:r>
+        <w:rPr>
+          <w:rFonts w:eastAsiaTheme="majorEastAsia"/>
+          <w:lang w:val="el-GR"/>
+        </w:rPr>
+        <w:t>π</w:t>
+      </w:r>
+      <w:r>
+        <w:rPr>
+          <w:rFonts w:eastAsiaTheme="majorEastAsia"/>
+          <w:lang w:val="el-GR"/>
+        </w:rPr>
+        <w:t>ου το συγκεκριμένο σύστημα προσπαθεί να δείξει το</w:t>
+      </w:r>
+      <w:r>
+        <w:rPr>
+          <w:rFonts w:eastAsiaTheme="majorEastAsia"/>
+          <w:lang w:val="el-GR"/>
+        </w:rPr>
+        <w:t xml:space="preserve"> εφικτό </w:t>
+      </w:r>
+      <w:r>
+        <w:rPr>
+          <w:rFonts w:eastAsiaTheme="majorEastAsia"/>
+          <w:lang w:val="el-GR"/>
+        </w:rPr>
+        <w:t>μεταβολικό χώρο.</w:t>
+      </w:r>
+    </w:p>
+    <w:p>
+      <w:pPr>
+        <w:jc w:val="both"/>
+        <w:rPr>
+          <w:rFonts w:eastAsiaTheme="majorEastAsia"/>
+          <w:lang w:val="el-GR"/>
+        </w:rPr>
+      </w:pPr>
+      <w:r>
+        <w:rPr>
+          <w:rFonts w:eastAsiaTheme="majorEastAsia"/>
+          <w:lang w:val="el-GR"/>
+        </w:rPr>
+        <w:t xml:space="preserve">Η διαφορά που υπάρχει μεταξύ των μοντέλων iML1515 και iJO1366 δείχνει ότι ακόμη και </w:t>
+      </w:r>
+      <w:r>
+        <w:rPr>
+          <w:rFonts w:eastAsiaTheme="majorEastAsia"/>
+          <w:lang w:val="el-GR"/>
+        </w:rPr>
+        <w:t>μοντέλα που</w:t>
+      </w:r>
+      <w:r>
+        <w:rPr>
+          <w:rFonts w:eastAsiaTheme="majorEastAsia"/>
+          <w:lang w:val="el-GR"/>
+        </w:rPr>
+        <w:t xml:space="preserve"> αναφέρονται στον ίδιο οργανισμό μπορούν να δώσουν διαφορετική εικόνα για ποιες αντιδράσεις είναι διαθέσιμες υπό συγκεκριμένες συνθήκες.</w:t>
+      </w:r>
+      <w:r>
+        <w:rPr>
+          <w:rFonts w:eastAsiaTheme="majorEastAsia"/>
+          <w:lang w:val="el-GR"/>
+        </w:rPr>
+        <w:t xml:space="preserve"> </w:t>
+      </w:r>
+      <w:r>
+        <w:rPr>
+          <w:rFonts w:eastAsiaTheme="majorEastAsia"/>
+          <w:lang w:val="el-GR"/>
+        </w:rPr>
+        <w:t xml:space="preserve">Η </w:t>
+      </w:r>
+      <w:r>
+        <w:rPr>
+          <w:rFonts w:eastAsiaTheme="majorEastAsia"/>
+          <w:lang w:val="el-GR"/>
+        </w:rPr>
+        <w:t>π</w:t>
+      </w:r>
+      <w:r>
+        <w:rPr>
+          <w:rFonts w:eastAsiaTheme="majorEastAsia"/>
+          <w:lang w:val="el-GR"/>
+        </w:rPr>
+        <w:t xml:space="preserve">αρατήρηση αυτή </w:t>
+      </w:r>
+      <w:r>
+        <w:rPr>
+          <w:rFonts w:eastAsiaTheme="majorEastAsia"/>
+          <w:lang w:val="el-GR"/>
+        </w:rPr>
+        <w:t>δ</w:t>
+      </w:r>
+      <w:r>
+        <w:rPr>
+          <w:rFonts w:eastAsiaTheme="majorEastAsia"/>
+          <w:lang w:val="el-GR"/>
+        </w:rPr>
+        <w:t>είχνει την ανάγκη για προσεκτική επιλογή και καλή τεκμηρίωση του μεταβολικού μοντέλου που χρησιμοποιείται σε αναλύσεις με περιορισμ</w:t>
+      </w:r>
+      <w:r>
+        <w:rPr>
+          <w:rFonts w:eastAsiaTheme="majorEastAsia"/>
+          <w:lang w:val="el-GR"/>
+        </w:rPr>
+        <w:t>ούς,</w:t>
+      </w:r>
+      <w:r>
+        <w:rPr>
+          <w:rFonts w:eastAsiaTheme="majorEastAsia"/>
+          <w:lang w:val="el-GR"/>
+        </w:rPr>
+        <w:t xml:space="preserve"> ώστε η εμπιστοσύνη στα συμπεράσματα να διατηρηθεί σχετικά με τη σωστή βιολογική ερμηνεία.</w:t>
+      </w:r>
+    </w:p>
+    <w:p>
+      <w:pPr>
+        <w:jc w:val="both"/>
+        <w:rPr>
+          <w:rFonts w:eastAsiaTheme="majorEastAsia"/>
+          <w:lang w:val="el-GR"/>
+        </w:rPr>
+      </w:pPr>
+      <w:r>
+        <w:rPr>
+          <w:rFonts w:asciiTheme="majorHAnsi" w:eastAsiaTheme="majorEastAsia" w:hAnsiTheme="majorHAnsi" w:cstheme="majorBidi"/>
+          <w:b/>
+          <w:bCs/>
+          <w:color w:val="4F81BD" w:themeColor="accent1"/>
+          <w:sz w:val="26"/>
+          <w:szCs w:val="26"/>
+          <w:lang w:val="el-GR"/>
+        </w:rPr>
+        <w:t>11.7 Σχέση των FBA αποτελεσμάτων με δημοσιευμένα fluxomics και ¹³C-MFA δεδομένα</w:t>
+      </w:r>
+    </w:p>
+    <w:p>
+      <w:pPr>
+        <w:jc w:val="both"/>
+        <w:rPr>
+          <w:rFonts w:eastAsiaTheme="majorEastAsia"/>
+          <w:lang w:val="el-GR"/>
+        </w:rPr>
+      </w:pPr>
+      <w:r>
+        <w:rPr>
+          <w:rFonts w:eastAsiaTheme="majorEastAsia"/>
+          <w:lang w:val="el-GR"/>
+        </w:rPr>
+        <w:t>Το τέταρτο notebook παρείχε ένα βιβλιογραφικό πλαίσιο για τη σύγκριση των FBA αποτελεσμάτων με δημοσιευμένα fluxomics και ¹³C-MFA σύνολα δεδομένων. Η σύγκριση αυτή ήταν κυρίως ποιοτική και μεθοδολογική, καθώς οι FBA προβλέψεις και οι ¹³C-MFA εκτιμήσεις δεν είναι άμεσα αριθμητικά συγκρίσιμες.</w:t>
+      </w:r>
+    </w:p>
+    <w:p>
+      <w:pPr>
+        <w:jc w:val="both"/>
+        <w:rPr>
+          <w:rFonts w:eastAsiaTheme="majorEastAsia"/>
+          <w:lang w:val="el-GR"/>
+        </w:rPr>
+      </w:pPr>
+      <w:r>
+        <w:rPr>
+          <w:rFonts w:eastAsiaTheme="majorEastAsia"/>
+          <w:lang w:val="el-GR"/>
+        </w:rPr>
+        <w:t>Η FBA χρησιμοποιεί ένα μεταβολικό μοντέλο, περιορισμούς και αντικειμενική συνάρτηση για να προβλέψει μια εφικτή και βέλτιστη κατανομή ροών. Αντίθετα, η ¹³C-MFA βασίζεται σε πειραματική ισοτοπική ιχνηθέτηση και σε υπολογιστική προσαρμογή των ροών ώστε να εξηγηθούν τα δεδομένα επισήμανσης. Επομένως, οι δύο προσεγγίσεις απαντούν σε συγγενικά αλλά όχι ταυτόσημα ερωτήματα.</w:t>
+      </w:r>
+    </w:p>
+    <w:p>
+      <w:pPr>
+        <w:jc w:val="both"/>
+        <w:rPr>
+          <w:rFonts w:eastAsiaTheme="majorEastAsia"/>
+          <w:lang w:val="el-GR"/>
+        </w:rPr>
+      </w:pPr>
+      <w:r>
+        <w:rPr>
+          <w:rFonts w:eastAsiaTheme="majorEastAsia"/>
+          <w:lang w:val="el-GR"/>
+        </w:rPr>
+        <w:t xml:space="preserve">Ορισμένες από τις συνθήκες της παρούσας εργασίας είχαν άμεση σχέση με δημοσιευμένα πειραματικά δεδομένα. Η αερόβια και αναερόβια γλυκόζη συνδέονται με δημοσιευμένες ¹³C-MFA μελέτες του μεταβολισμού του </w:t>
+      </w:r>
+      <w:r>
+        <w:rPr>
+          <w:rFonts w:eastAsiaTheme="majorEastAsia"/>
+          <w:i/>
+          <w:iCs/>
+          <w:lang w:val="el-GR"/>
+        </w:rPr>
+        <w:t>E. coli</w:t>
+      </w:r>
+      <w:r>
+        <w:rPr>
+          <w:rFonts w:eastAsiaTheme="majorEastAsia"/>
+          <w:lang w:val="el-GR"/>
+        </w:rPr>
+        <w:t xml:space="preserve">. Η αερόβια γαλακτόζη επίσης καλύπτεται από σχετική δημοσιευμένη ανάλυση. Η γλυκερόλη παρουσιάζει μερική σχέση, κυρίως μέσω μελέτης που αφορά μηχανικά τροποποιημένο </w:t>
+      </w:r>
+      <w:r>
+        <w:rPr>
+          <w:rFonts w:eastAsiaTheme="majorEastAsia"/>
+          <w:i/>
+          <w:iCs/>
+          <w:lang w:val="el-GR"/>
+        </w:rPr>
+        <w:t>E. coli</w:t>
+      </w:r>
+      <w:r>
+        <w:rPr>
+          <w:rFonts w:eastAsiaTheme="majorEastAsia"/>
+          <w:lang w:val="el-GR"/>
+        </w:rPr>
+        <w:t xml:space="preserve"> για παραγωγή acetol. Αντίθετα, οι συνθήκες φρουκτόζης, ηλεκτρικού οξέος και οξικού οξέος δεν καλύφθηκαν άμεσα από τα επιλεγμένα δημοσιευμένα σύνολα δεδομένων.</w:t>
+      </w:r>
+    </w:p>
+    <w:p>
+      <w:pPr>
+        <w:jc w:val="both"/>
+        <w:rPr>
+          <w:rFonts w:eastAsiaTheme="majorEastAsia"/>
+          <w:lang w:val="el-GR"/>
+        </w:rPr>
+      </w:pPr>
+      <w:r>
+        <w:rPr>
+          <w:rFonts w:eastAsiaTheme="majorEastAsia"/>
+          <w:lang w:val="el-GR"/>
+        </w:rPr>
+        <w:t>Η βιβλιογραφική σύγκριση ανέδειξε ότι οι FBA προβλέψεις μπορούν να χρησιμοποιηθούν ως αρχικό υπολογιστικό πλαίσιο για τη μελέτη μεταβολικών σεναρίων, αλλά δεν αντικαθιστούν τις πειραματικές εκτιμήσεις μεταβολικών ροών. Αντίθετα, οι δύο προσεγγίσεις μπορούν να θεωρηθούν συμπληρωματικές. Η FBA επιτρέπει τη γρήγορη διερεύνηση πολλών υπολογιστικών συνθηκών, ενώ η ¹³C-MFA παρέχει πειραματικά τεκμηριωμένες εκτιμήσεις ενδοκυτταρικών ροών.</w:t>
+      </w:r>
+    </w:p>
+    <w:p>
+      <w:pPr>
+        <w:jc w:val="both"/>
+        <w:rPr>
+          <w:rFonts w:eastAsiaTheme="majorEastAsia"/>
+          <w:lang w:val="el-GR"/>
+        </w:rPr>
+      </w:pPr>
+      <w:r>
+        <w:rPr>
+          <w:rFonts w:asciiTheme="majorHAnsi" w:eastAsiaTheme="majorEastAsia" w:hAnsiTheme="majorHAnsi" w:cstheme="majorBidi"/>
+          <w:b/>
+          <w:bCs/>
+          <w:color w:val="4F81BD" w:themeColor="accent1"/>
+          <w:sz w:val="26"/>
+          <w:szCs w:val="26"/>
+          <w:lang w:val="el-GR"/>
+        </w:rPr>
+        <w:lastRenderedPageBreak/>
+        <w:t>11.8 Σχέση με πιθανές εφαρμογές Μηχανικής Μάθησης</w:t>
+      </w:r>
+    </w:p>
+    <w:p>
+      <w:pPr>
+        <w:jc w:val="both"/>
+        <w:rPr>
+          <w:rFonts w:eastAsiaTheme="majorEastAsia"/>
+          <w:lang w:val="el-GR"/>
+        </w:rPr>
+      </w:pPr>
+      <w:r>
+        <w:rPr>
+          <w:rFonts w:eastAsiaTheme="majorEastAsia"/>
+          <w:lang w:val="el-GR"/>
+        </w:rPr>
+        <w:t>Ένα από τα ερευνητικά ερωτήματα της εργασίας αφορά το πώς οι παραγόμενες μετρικές μπορούν να συνδεθούν με πιθανές μελλοντικές εφαρμογές Μηχανικής Μάθησης. Στην παρούσα εργασία δεν εκπαιδεύτηκε πλήρες μοντέλο Μηχανικής Μάθησης, επειδή ο αριθμός των διαθέσιμων υπολογιστικών συνόλων δεδομένων είναι μικρός και δεν επαρκεί για αξιόπιστη εκπαίδευση, αξιολόγηση και γενίκευση ενός προβλεπτικού μοντέλου.</w:t>
+      </w:r>
+    </w:p>
+    <w:p>
+      <w:pPr>
+        <w:jc w:val="both"/>
+        <w:rPr>
+          <w:rFonts w:eastAsiaTheme="majorEastAsia"/>
+          <w:lang w:val="el-GR"/>
+        </w:rPr>
+      </w:pPr>
+      <w:r>
+        <w:rPr>
+          <w:rFonts w:eastAsiaTheme="majorEastAsia"/>
+          <w:lang w:val="el-GR"/>
+        </w:rPr>
+        <w:t>Παρόλα αυτά, η εργασία οργάνωσε τα αποτελέσματα με τρόπο που μπορεί να υποστηρίξει μελλοντική ανάλυση. Κάθε συνδυασμός μοντέλου και συνθήκης θρεπτικού μέσου μπορεί να περιγραφεί από χαρακτηριστικά όπως η τιμή της αντικειμενικής συνάρτησης, ο αριθμός των ενεργών ροών, ο αριθμός των αποκλεισμένων αντιδράσεων, το ποσοστό αποκλεισμένων αντιδράσεων και οι σημαντικότερες εσωτερικές μεταβολικές ροές.</w:t>
+      </w:r>
+    </w:p>
+    <w:p>
+      <w:pPr>
+        <w:jc w:val="both"/>
+        <w:rPr>
+          <w:rFonts w:eastAsiaTheme="majorEastAsia"/>
+          <w:lang w:val="el-GR"/>
+        </w:rPr>
+      </w:pPr>
+      <w:r>
+        <w:rPr>
+          <w:rFonts w:eastAsiaTheme="majorEastAsia"/>
+          <w:lang w:val="el-GR"/>
+        </w:rPr>
+        <w:t>Σε ένα μεγαλύτερο σύνολο δεδομένων, τα χαρακτηριστικά αυτά θα μπορούσαν να χρησιμοποιηθούν σε προβλήματα ταξινόμησης, ομαδοποίησης ή παλινδρόμησης. Για παράδειγμα, θα μπορούσε να εξεταστεί η ταξινόμηση αερόβιων και αναερόβιων συνθηκών, η ομαδοποίηση διαφορετικών πηγών άνθρακα με βάση την προβλεπόμενη συμπεριφορά των μεταβολικών ροών ή η πρόβλεψη μεταβολικού φαινοτύπου από υπολογιστικά χαρακτηριστικά.</w:t>
+      </w:r>
+    </w:p>
+    <w:p>
+      <w:pPr>
+        <w:jc w:val="both"/>
+        <w:rPr>
+          <w:rFonts w:eastAsiaTheme="majorEastAsia"/>
+          <w:lang w:val="el-GR"/>
+        </w:rPr>
+      </w:pPr>
+      <w:r>
+        <w:rPr>
+          <w:rFonts w:eastAsiaTheme="majorEastAsia"/>
+          <w:lang w:val="el-GR"/>
+        </w:rPr>
+        <w:t>Η επιλογή να μην εκπαιδευτεί μοντέλο Μηχανικής Μάθησης στην παρούσα εργασία είναι μεθοδολογικά ορθή, καθώς περιορίζει τον κίνδυνο υπερερμηνείας. Με πολύ μικρό αριθμό παρατηρήσεων, ένα μοντέλο θα μπορούσε εύκολα να οδηγήσει σε υπερπροσαρμογή και μη αξιόπιστα συμπεράσματα. Επομένως, η Μηχανική Μάθηση παρουσιάζεται ως τεκμηριωμένη μελλοντική επέκταση και όχι ως ολοκληρωμένη πρακτική εφαρμογή.</w:t>
+      </w:r>
+    </w:p>
+    <w:p>
+      <w:pPr>
+        <w:jc w:val="both"/>
+        <w:rPr>
+          <w:rFonts w:eastAsiaTheme="majorEastAsia"/>
+          <w:lang w:val="el-GR"/>
+        </w:rPr>
+      </w:pPr>
+      <w:r>
+        <w:rPr>
+          <w:rFonts w:asciiTheme="majorHAnsi" w:eastAsiaTheme="majorEastAsia" w:hAnsiTheme="majorHAnsi" w:cstheme="majorBidi"/>
+          <w:b/>
+          <w:bCs/>
+          <w:color w:val="4F81BD" w:themeColor="accent1"/>
+          <w:sz w:val="26"/>
+          <w:szCs w:val="26"/>
+          <w:lang w:val="el-GR"/>
+        </w:rPr>
+        <w:t>11.9 Περιορισμοί της παρούσας εργασίας</w:t>
+      </w:r>
+    </w:p>
+    <w:p>
+      <w:pPr>
+        <w:jc w:val="both"/>
+        <w:rPr>
+          <w:rFonts w:eastAsiaTheme="majorEastAsia"/>
+          <w:lang w:val="el-GR"/>
+        </w:rPr>
+      </w:pPr>
+      <w:r>
+        <w:rPr>
+          <w:rFonts w:eastAsiaTheme="majorEastAsia"/>
+          <w:lang w:val="el-GR"/>
+        </w:rPr>
+        <w:t>Η παρούσα εργασία έχει ορισμένους σημαντικούς περιορισμούς, οι οποίοι πρέπει να ληφθούν υπόψη κατά την ερμηνεία των αποτελεσμάτων.</w:t>
+      </w:r>
+    </w:p>
+    <w:p>
+      <w:pPr>
+        <w:jc w:val="both"/>
+        <w:rPr>
+          <w:rFonts w:eastAsiaTheme="majorEastAsia"/>
+          <w:lang w:val="el-GR"/>
+        </w:rPr>
+      </w:pPr>
+      <w:r>
+        <w:rPr>
+          <w:rFonts w:eastAsiaTheme="majorEastAsia"/>
+          <w:lang w:val="el-GR"/>
+        </w:rPr>
+        <w:t>Η ερμηνεία των ευρημάτων οφείλει να λαμβάνει υπόψη τους περιορισμούς της μελέτης, όπως την απουσία πρωτογενών εργαστηριακών μετρήσεων, τη χρήση αποκλειστικά της παραγωγής βιομάζας ως συνάρτησης στόχου, την παράλειψη κινητικών παραμέτρων και αλλοστερικής ρύθμισης, καθώς και το εστιασμένο εύρος των επτά διατροφικών συνθηκών.</w:t>
+      </w:r>
+    </w:p>
+    <w:p>
+      <w:pPr>
+        <w:jc w:val="both"/>
+        <w:rPr>
+          <w:rFonts w:eastAsiaTheme="majorEastAsia"/>
+          <w:lang w:val="el-GR"/>
+        </w:rPr>
+      </w:pPr>
+      <w:r>
+        <w:rPr>
+          <w:rFonts w:asciiTheme="majorHAnsi" w:eastAsiaTheme="majorEastAsia" w:hAnsiTheme="majorHAnsi" w:cstheme="majorBidi"/>
+          <w:b/>
+          <w:bCs/>
+          <w:color w:val="4F81BD" w:themeColor="accent1"/>
+          <w:sz w:val="26"/>
+          <w:szCs w:val="26"/>
+          <w:lang w:val="el-GR"/>
+        </w:rPr>
+        <w:t>11.10 Συνολική ερμηνεία</w:t>
+      </w:r>
+    </w:p>
+    <w:p>
+      <w:pPr>
+        <w:jc w:val="both"/>
+        <w:rPr>
+          <w:rFonts w:eastAsiaTheme="majorEastAsia"/>
+          <w:lang w:val="el-GR"/>
+        </w:rPr>
+      </w:pPr>
+      <w:r>
+        <w:rPr>
+          <w:rFonts w:eastAsiaTheme="majorEastAsia"/>
+          <w:lang w:val="el-GR"/>
+        </w:rPr>
+        <w:t xml:space="preserve">Συνολικά, τα αποτελέσματα της εργασίας δείχνουν ότι η Ανάλυση Ισοζυγίου Ροών αποτελεί χρήσιμο υπολογιστικό εργαλείο για τη μελέτη και σύγκριση μεταβολικών μοντέλων. Η </w:t>
+      </w:r>
+      <w:r>
+        <w:rPr>
+          <w:rFonts w:eastAsiaTheme="majorEastAsia"/>
+          <w:lang w:val="el-GR"/>
+        </w:rPr>
+        <w:lastRenderedPageBreak/>
+        <w:t>εφαρμογή της σε διαφορετικές συνθήκες θρεπτικού μέσου έδειξε ότι η πηγή άνθρακα και η διαθεσιμότητα οξυγόνου μπορούν να επηρεάσουν σημαντικά τις προβλέψεις του μοντέλου.</w:t>
       </w:r>
     </w:p>
     <w:p>
@@ -37246,7 +37574,7 @@
         <w:pStyle w:val="Heading1"/>
         <w:jc w:val="both"/>
       </w:pPr>
-      <w:bookmarkStart w:id="73" w:name="_Toc237959813"/>
+      <w:bookmarkStart w:id="73" w:name="_Toc239152235"/>
       <w:r>
         <w:rPr>
           <w:lang w:val="el-GR"/>
@@ -37266,7 +37594,21 @@
         <w:rPr>
           <w:sz w:val="21"/>
         </w:rPr>
-        <w:t>1. Tolani P, Gupta S, Yadav K, Aggarwal S, Yadav AK. Big data, integrative omics and network biology. Advances in Protein Chemistry and Structural Biology. 2021;127:127–160.</w:t>
+        <w:t xml:space="preserve">1. Tolani P, Gupta S, Yadav K, Aggarwal S, Yadav AK. Big data, integrative omics and network biology. Advances in Protein Chemistry and Structural Biology. </w:t>
+      </w:r>
+      <w:proofErr w:type="gramStart"/>
+      <w:r>
+        <w:rPr>
+          <w:sz w:val="21"/>
+        </w:rPr>
+        <w:t>2021;127:127</w:t>
+      </w:r>
+      <w:proofErr w:type="gramEnd"/>
+      <w:r>
+        <w:rPr>
+          <w:sz w:val="21"/>
+        </w:rPr>
+        <w:t>–160.</w:t>
       </w:r>
     </w:p>
     <w:p>
@@ -37292,7 +37634,49 @@
         <w:rPr>
           <w:sz w:val="21"/>
         </w:rPr>
-        <w:t>3. Emwas AH, Szczepski K, Al-Younis I, Lachowicz JI, Jaremko M. Fluxomics — New Metabolomics Approaches to Monitor Metabolic Pathways. Frontiers in Pharmacology. 2022;13:805782.</w:t>
+        <w:t xml:space="preserve">3. </w:t>
+      </w:r>
+      <w:proofErr w:type="spellStart"/>
+      <w:r>
+        <w:rPr>
+          <w:sz w:val="21"/>
+        </w:rPr>
+        <w:t>Emwas</w:t>
+      </w:r>
+      <w:proofErr w:type="spellEnd"/>
+      <w:r>
+        <w:rPr>
+          <w:sz w:val="21"/>
+        </w:rPr>
+        <w:t xml:space="preserve"> AH, </w:t>
+      </w:r>
+      <w:proofErr w:type="spellStart"/>
+      <w:r>
+        <w:rPr>
+          <w:sz w:val="21"/>
+        </w:rPr>
+        <w:t>Szczepski</w:t>
+      </w:r>
+      <w:proofErr w:type="spellEnd"/>
+      <w:r>
+        <w:rPr>
+          <w:sz w:val="21"/>
+        </w:rPr>
+        <w:t xml:space="preserve"> K, Al-Younis I, Lachowicz JI, Jaremko M. Fluxomics — New Metabolomics Approaches to Monitor Metabolic Pathways. Frontiers in Pharmacology. </w:t>
+      </w:r>
+      <w:proofErr w:type="gramStart"/>
+      <w:r>
+        <w:rPr>
+          <w:sz w:val="21"/>
+        </w:rPr>
+        <w:t>2022;13:805782</w:t>
+      </w:r>
+      <w:proofErr w:type="gramEnd"/>
+      <w:r>
+        <w:rPr>
+          <w:sz w:val="21"/>
+        </w:rPr>
+        <w:t>.</w:t>
       </w:r>
     </w:p>
     <w:p>
@@ -37305,7 +37689,21 @@
         <w:rPr>
           <w:sz w:val="21"/>
         </w:rPr>
-        <w:t>4. Sauer U. Metabolic networks in motion: ¹³C-based flux analysis. Molecular Systems Biology. 2006;2:62.</w:t>
+        <w:t xml:space="preserve">4. Sauer U. Metabolic networks in motion: ¹³C-based flux analysis. Molecular Systems Biology. </w:t>
+      </w:r>
+      <w:proofErr w:type="gramStart"/>
+      <w:r>
+        <w:rPr>
+          <w:sz w:val="21"/>
+        </w:rPr>
+        <w:t>2006;2:62</w:t>
+      </w:r>
+      <w:proofErr w:type="gramEnd"/>
+      <w:r>
+        <w:rPr>
+          <w:sz w:val="21"/>
+        </w:rPr>
+        <w:t>.</w:t>
       </w:r>
     </w:p>
     <w:p>
@@ -37331,7 +37729,49 @@
         <w:rPr>
           <w:sz w:val="21"/>
         </w:rPr>
-        <w:t>6. Niedenführ S, Wiechert W, Nöh K. How to measure metabolic fluxes: a taxonomic guide for ¹³C fluxomics. Current Opinion in Biotechnology. 2015;34:82–90.</w:t>
+        <w:t xml:space="preserve">6. </w:t>
+      </w:r>
+      <w:proofErr w:type="spellStart"/>
+      <w:r>
+        <w:rPr>
+          <w:sz w:val="21"/>
+        </w:rPr>
+        <w:t>Niedenführ</w:t>
+      </w:r>
+      <w:proofErr w:type="spellEnd"/>
+      <w:r>
+        <w:rPr>
+          <w:sz w:val="21"/>
+        </w:rPr>
+        <w:t xml:space="preserve"> S, Wiechert W, </w:t>
+      </w:r>
+      <w:proofErr w:type="spellStart"/>
+      <w:r>
+        <w:rPr>
+          <w:sz w:val="21"/>
+        </w:rPr>
+        <w:t>Nöh</w:t>
+      </w:r>
+      <w:proofErr w:type="spellEnd"/>
+      <w:r>
+        <w:rPr>
+          <w:sz w:val="21"/>
+        </w:rPr>
+        <w:t xml:space="preserve"> K. How to measure metabolic fluxes: a taxonomic guide for ¹³C fluxomics. Current Opinion in Biotechnology. </w:t>
+      </w:r>
+      <w:proofErr w:type="gramStart"/>
+      <w:r>
+        <w:rPr>
+          <w:sz w:val="21"/>
+        </w:rPr>
+        <w:t>2015;34:82</w:t>
+      </w:r>
+      <w:proofErr w:type="gramEnd"/>
+      <w:r>
+        <w:rPr>
+          <w:sz w:val="21"/>
+        </w:rPr>
+        <w:t>–90.</w:t>
       </w:r>
     </w:p>
     <w:p>
@@ -37344,7 +37784,35 @@
         <w:rPr>
           <w:sz w:val="21"/>
         </w:rPr>
-        <w:t>7. Wu C, Cano M, Gao X, Lo J, Maness P-C, Xiong W. A quantitative lens on anaerobic life: leveraging the state-of-the-art fluxomics approach to explore clostridial metabolism. Current Opinion in Biotechnology. 2020;64:47–54.</w:t>
+        <w:t xml:space="preserve">7. Wu C, </w:t>
+      </w:r>
+      <w:proofErr w:type="spellStart"/>
+      <w:r>
+        <w:rPr>
+          <w:sz w:val="21"/>
+        </w:rPr>
+        <w:t>Cano</w:t>
+      </w:r>
+      <w:proofErr w:type="spellEnd"/>
+      <w:r>
+        <w:rPr>
+          <w:sz w:val="21"/>
+        </w:rPr>
+        <w:t xml:space="preserve"> M, Gao X, Lo J, Maness P-C, Xiong W. A quantitative lens on anaerobic life: leveraging the state-of-the-art fluxomics approach to explore clostridial metabolism. Current Opinion in Biotechnology. </w:t>
+      </w:r>
+      <w:proofErr w:type="gramStart"/>
+      <w:r>
+        <w:rPr>
+          <w:sz w:val="21"/>
+        </w:rPr>
+        <w:t>2020;64:47</w:t>
+      </w:r>
+      <w:proofErr w:type="gramEnd"/>
+      <w:r>
+        <w:rPr>
+          <w:sz w:val="21"/>
+        </w:rPr>
+        <w:t>–54.</w:t>
       </w:r>
     </w:p>
     <w:p>
@@ -37357,7 +37825,35 @@
         <w:rPr>
           <w:sz w:val="21"/>
         </w:rPr>
-        <w:t>8. Klapa M, Pantziri M, Karakitsou E. Mathematical Concepts of Fluxomics. Metabolic Engineering &amp; Systems Biology Laboratory, FORTH/ICE-HT, Patras, Greece. Lecture notes.</w:t>
+        <w:t xml:space="preserve">8. Klapa M, </w:t>
+      </w:r>
+      <w:proofErr w:type="spellStart"/>
+      <w:r>
+        <w:rPr>
+          <w:sz w:val="21"/>
+        </w:rPr>
+        <w:t>Pantziri</w:t>
+      </w:r>
+      <w:proofErr w:type="spellEnd"/>
+      <w:r>
+        <w:rPr>
+          <w:sz w:val="21"/>
+        </w:rPr>
+        <w:t xml:space="preserve"> M, </w:t>
+      </w:r>
+      <w:proofErr w:type="spellStart"/>
+      <w:r>
+        <w:rPr>
+          <w:sz w:val="21"/>
+        </w:rPr>
+        <w:t>Karakitsou</w:t>
+      </w:r>
+      <w:proofErr w:type="spellEnd"/>
+      <w:r>
+        <w:rPr>
+          <w:sz w:val="21"/>
+        </w:rPr>
+        <w:t xml:space="preserve"> E. Mathematical Concepts of Fluxomics. Metabolic Engineering &amp; Systems Biology Laboratory, FORTH/ICE-HT, Patras, Greece. Lecture notes.</w:t>
       </w:r>
     </w:p>
     <w:p>
@@ -37383,7 +37879,35 @@
         <w:rPr>
           <w:sz w:val="21"/>
         </w:rPr>
-        <w:t>10. Antoniewicz MR. Methods and advances in metabolic flux analysis: a mini-review. Journal of Industrial Microbiology &amp; Biotechnology. 2015;42:317–325.</w:t>
+        <w:t xml:space="preserve">10. Antoniewicz MR. Methods and advances in metabolic flux analysis: a </w:t>
+      </w:r>
+      <w:proofErr w:type="gramStart"/>
+      <w:r>
+        <w:rPr>
+          <w:sz w:val="21"/>
+        </w:rPr>
+        <w:t>mini-review</w:t>
+      </w:r>
+      <w:proofErr w:type="gramEnd"/>
+      <w:r>
+        <w:rPr>
+          <w:sz w:val="21"/>
+        </w:rPr>
+        <w:t xml:space="preserve">. Journal of Industrial Microbiology &amp; Biotechnology. </w:t>
+      </w:r>
+      <w:proofErr w:type="gramStart"/>
+      <w:r>
+        <w:rPr>
+          <w:sz w:val="21"/>
+        </w:rPr>
+        <w:t>2015;42:317</w:t>
+      </w:r>
+      <w:proofErr w:type="gramEnd"/>
+      <w:r>
+        <w:rPr>
+          <w:sz w:val="21"/>
+        </w:rPr>
+        <w:t>–325.</w:t>
       </w:r>
     </w:p>
     <w:p>
@@ -37396,7 +37920,21 @@
         <w:rPr>
           <w:sz w:val="21"/>
         </w:rPr>
-        <w:t>11. Klapa MI, Park SM, Sinskey AJ, Stephanopoulos G. Metabolite and isotopomer balancing in the analysis of metabolic cycles. Biotechnology and Bioengineering. 1999;62(4):375–391.</w:t>
+        <w:t xml:space="preserve">11. Klapa MI, Park SM, </w:t>
+      </w:r>
+      <w:proofErr w:type="spellStart"/>
+      <w:r>
+        <w:rPr>
+          <w:sz w:val="21"/>
+        </w:rPr>
+        <w:t>Sinskey</w:t>
+      </w:r>
+      <w:proofErr w:type="spellEnd"/>
+      <w:r>
+        <w:rPr>
+          <w:sz w:val="21"/>
+        </w:rPr>
+        <w:t xml:space="preserve"> AJ, Stephanopoulos G. Metabolite and isotopomer balancing in the analysis of metabolic cycles. Biotechnology and Bioengineering. 1999;62(4):375–391.</w:t>
       </w:r>
     </w:p>
     <w:p>
@@ -37448,7 +37986,21 @@
         <w:rPr>
           <w:sz w:val="21"/>
         </w:rPr>
-        <w:t>15. Stephanopoulos G, Aristidou AA, Nielsen J. Metabolic Engineering: Principles and Methodologies. San Diego: Academic Press; 1998.</w:t>
+        <w:t xml:space="preserve">15. Stephanopoulos G, </w:t>
+      </w:r>
+      <w:proofErr w:type="spellStart"/>
+      <w:r>
+        <w:rPr>
+          <w:sz w:val="21"/>
+        </w:rPr>
+        <w:t>Aristidou</w:t>
+      </w:r>
+      <w:proofErr w:type="spellEnd"/>
+      <w:r>
+        <w:rPr>
+          <w:sz w:val="21"/>
+        </w:rPr>
+        <w:t xml:space="preserve"> AA, Nielsen J. Metabolic Engineering: Principles and Methodologies. San Diego: Academic Press; 1998.</w:t>
       </w:r>
     </w:p>
     <w:p>
@@ -37487,7 +38039,21 @@
         <w:rPr>
           <w:sz w:val="21"/>
         </w:rPr>
-        <w:t>18. Gudmundsson S, Thiele I. Computationally efficient flux variability analysis. BMC Bioinformatics. 2010;11:489.</w:t>
+        <w:t xml:space="preserve">18. Gudmundsson S, Thiele I. Computationally efficient flux variability analysis. BMC Bioinformatics. </w:t>
+      </w:r>
+      <w:proofErr w:type="gramStart"/>
+      <w:r>
+        <w:rPr>
+          <w:sz w:val="21"/>
+        </w:rPr>
+        <w:t>2010;11:489</w:t>
+      </w:r>
+      <w:proofErr w:type="gramEnd"/>
+      <w:r>
+        <w:rPr>
+          <w:sz w:val="21"/>
+        </w:rPr>
+        <w:t>.</w:t>
       </w:r>
     </w:p>
     <w:p>
@@ -37500,7 +38066,49 @@
         <w:rPr>
           <w:sz w:val="21"/>
         </w:rPr>
-        <w:t>19. Lewis NE, Hixson KK, Conrad TM, Lerman JA, Charusanti P, Polpitiya AD, et al. Omic data from evolved E. coli are consistent with computed optimal growth from genome-scale models. Molecular Systems Biology. 2010;6:390.</w:t>
+        <w:t xml:space="preserve">19. Lewis NE, Hixson KK, Conrad TM, Lerman JA, </w:t>
+      </w:r>
+      <w:proofErr w:type="spellStart"/>
+      <w:r>
+        <w:rPr>
+          <w:sz w:val="21"/>
+        </w:rPr>
+        <w:t>Charusanti</w:t>
+      </w:r>
+      <w:proofErr w:type="spellEnd"/>
+      <w:r>
+        <w:rPr>
+          <w:sz w:val="21"/>
+        </w:rPr>
+        <w:t xml:space="preserve"> P, </w:t>
+      </w:r>
+      <w:proofErr w:type="spellStart"/>
+      <w:r>
+        <w:rPr>
+          <w:sz w:val="21"/>
+        </w:rPr>
+        <w:t>Polpitiya</w:t>
+      </w:r>
+      <w:proofErr w:type="spellEnd"/>
+      <w:r>
+        <w:rPr>
+          <w:sz w:val="21"/>
+        </w:rPr>
+        <w:t xml:space="preserve"> AD, et al. Omic data from evolved E. coli are consistent with computed optimal growth from genome-scale models. Molecular Systems Biology. </w:t>
+      </w:r>
+      <w:proofErr w:type="gramStart"/>
+      <w:r>
+        <w:rPr>
+          <w:sz w:val="21"/>
+        </w:rPr>
+        <w:t>2010;6:390</w:t>
+      </w:r>
+      <w:proofErr w:type="gramEnd"/>
+      <w:r>
+        <w:rPr>
+          <w:sz w:val="21"/>
+        </w:rPr>
+        <w:t>.</w:t>
       </w:r>
     </w:p>
     <w:p>
@@ -37514,7 +38122,21 @@
           <w:sz w:val="21"/>
         </w:rPr>
         <w:lastRenderedPageBreak/>
-        <w:t>20. Burgard AP, Nikolaev EV, Schilling CH, Maranas CD. Flux coupling analysis of genome-scale metabolic network reconstructions. Genome Research. 2004;14(2):301–312.</w:t>
+        <w:t xml:space="preserve">20. Burgard AP, Nikolaev EV, Schilling CH, </w:t>
+      </w:r>
+      <w:proofErr w:type="spellStart"/>
+      <w:r>
+        <w:rPr>
+          <w:sz w:val="21"/>
+        </w:rPr>
+        <w:t>Maranas</w:t>
+      </w:r>
+      <w:proofErr w:type="spellEnd"/>
+      <w:r>
+        <w:rPr>
+          <w:sz w:val="21"/>
+        </w:rPr>
+        <w:t xml:space="preserve"> CD. Flux coupling analysis of genome-scale metabolic network reconstructions. Genome Research. 2004;14(2):301–312.</w:t>
       </w:r>
     </w:p>
     <w:p>
@@ -37540,7 +38162,21 @@
         <w:rPr>
           <w:sz w:val="21"/>
         </w:rPr>
-        <w:t>22. Papin JA, Stelling J, Price ND, Klamt S, Schuster S, Palsson BO. Comparison of network-based pathway analysis methods. Trends in Biotechnology. 2004;22(8):400–405.</w:t>
+        <w:t xml:space="preserve">22. Papin JA, Stelling J, Price ND, </w:t>
+      </w:r>
+      <w:proofErr w:type="spellStart"/>
+      <w:r>
+        <w:rPr>
+          <w:sz w:val="21"/>
+        </w:rPr>
+        <w:t>Klamt</w:t>
+      </w:r>
+      <w:proofErr w:type="spellEnd"/>
+      <w:r>
+        <w:rPr>
+          <w:sz w:val="21"/>
+        </w:rPr>
+        <w:t xml:space="preserve"> S, Schuster S, Palsson BO. Comparison of network-based pathway analysis methods. Trends in Biotechnology. 2004;22(8):400–405.</w:t>
       </w:r>
     </w:p>
     <w:p>
@@ -37566,7 +38202,21 @@
         <w:rPr>
           <w:sz w:val="21"/>
         </w:rPr>
-        <w:t>24. Henry CS, Broadbelt LJ, Hatzimanikatis V. Thermodynamics-based metabolic flux analysis. Biophysical Journal. 2007;92(5):1792–1805.</w:t>
+        <w:t xml:space="preserve">24. Henry CS, Broadbelt LJ, </w:t>
+      </w:r>
+      <w:proofErr w:type="spellStart"/>
+      <w:r>
+        <w:rPr>
+          <w:sz w:val="21"/>
+        </w:rPr>
+        <w:t>Hatzimanikatis</w:t>
+      </w:r>
+      <w:proofErr w:type="spellEnd"/>
+      <w:r>
+        <w:rPr>
+          <w:sz w:val="21"/>
+        </w:rPr>
+        <w:t xml:space="preserve"> V. Thermodynamics-based metabolic flux analysis. Biophysical Journal. 2007;92(5):1792–1805.</w:t>
       </w:r>
     </w:p>
     <w:p>
@@ -37579,7 +38229,21 @@
         <w:rPr>
           <w:sz w:val="21"/>
         </w:rPr>
-        <w:t>25. Noor E. Removing both internal and unrealistic energy-generating cycles in flux balance analysis. arXiv. 2018;1803.04999.</w:t>
+        <w:t xml:space="preserve">25. Noor E. Removing both internal and unrealistic energy-generating cycles in flux balance analysis. </w:t>
+      </w:r>
+      <w:proofErr w:type="spellStart"/>
+      <w:r>
+        <w:rPr>
+          <w:sz w:val="21"/>
+        </w:rPr>
+        <w:t>arXiv</w:t>
+      </w:r>
+      <w:proofErr w:type="spellEnd"/>
+      <w:r>
+        <w:rPr>
+          <w:sz w:val="21"/>
+        </w:rPr>
+        <w:t>. 2018;1803.04999.</w:t>
       </w:r>
     </w:p>
     <w:p>
@@ -37631,7 +38295,21 @@
         <w:rPr>
           <w:sz w:val="21"/>
         </w:rPr>
-        <w:t>29. Crown SB, Antoniewicz MR. Parallel labeling experiments and metabolic flux analysis: past, present and future methodologies. Metabolic Engineering. 2013;16:21–32.</w:t>
+        <w:t xml:space="preserve">29. Crown SB, Antoniewicz MR. Parallel labeling experiments and metabolic flux analysis: past, present and future methodologies. Metabolic Engineering. </w:t>
+      </w:r>
+      <w:proofErr w:type="gramStart"/>
+      <w:r>
+        <w:rPr>
+          <w:sz w:val="21"/>
+        </w:rPr>
+        <w:t>2013;16:21</w:t>
+      </w:r>
+      <w:proofErr w:type="gramEnd"/>
+      <w:r>
+        <w:rPr>
+          <w:sz w:val="21"/>
+        </w:rPr>
+        <w:t>–32.</w:t>
       </w:r>
     </w:p>
     <w:p>
@@ -37657,7 +38335,35 @@
         <w:rPr>
           <w:sz w:val="21"/>
         </w:rPr>
-        <w:t>31. Fernandez CA, Des Rosiers C, Previs SF, David F, Brunengraber H. Correction of ¹³C mass isotopomer distributions for natural stable isotope abundance. Journal of Mass Spectrometry. 1996;31(3):255–262.</w:t>
+        <w:t xml:space="preserve">31. Fernandez CA, Des </w:t>
+      </w:r>
+      <w:proofErr w:type="spellStart"/>
+      <w:r>
+        <w:rPr>
+          <w:sz w:val="21"/>
+        </w:rPr>
+        <w:t>Rosiers</w:t>
+      </w:r>
+      <w:proofErr w:type="spellEnd"/>
+      <w:r>
+        <w:rPr>
+          <w:sz w:val="21"/>
+        </w:rPr>
+        <w:t xml:space="preserve"> C, Previs SF, David F, </w:t>
+      </w:r>
+      <w:proofErr w:type="spellStart"/>
+      <w:r>
+        <w:rPr>
+          <w:sz w:val="21"/>
+        </w:rPr>
+        <w:t>Brunengraber</w:t>
+      </w:r>
+      <w:proofErr w:type="spellEnd"/>
+      <w:r>
+        <w:rPr>
+          <w:sz w:val="21"/>
+        </w:rPr>
+        <w:t xml:space="preserve"> H. Correction of ¹³C mass isotopomer distributions for natural stable isotope abundance. Journal of Mass Spectrometry. 1996;31(3):255–262.</w:t>
       </w:r>
     </w:p>
     <w:p>
@@ -37670,7 +38376,21 @@
         <w:rPr>
           <w:sz w:val="21"/>
         </w:rPr>
-        <w:t>32. van Winden WA, Wittmann C, Heinzle E, Heijnen JJ. Correcting mass isotopomer distributions for naturally occurring isotopes. Biotechnology and Bioengineering. 2002;80(4):477–479.</w:t>
+        <w:t xml:space="preserve">32. van Winden WA, Wittmann C, Heinzle E, </w:t>
+      </w:r>
+      <w:proofErr w:type="spellStart"/>
+      <w:r>
+        <w:rPr>
+          <w:sz w:val="21"/>
+        </w:rPr>
+        <w:t>Heijnen</w:t>
+      </w:r>
+      <w:proofErr w:type="spellEnd"/>
+      <w:r>
+        <w:rPr>
+          <w:sz w:val="21"/>
+        </w:rPr>
+        <w:t xml:space="preserve"> JJ. Correcting mass isotopomer distributions for naturally occurring isotopes. Biotechnology and Bioengineering. 2002;80(4):477–479.</w:t>
       </w:r>
     </w:p>
     <w:p>
@@ -37683,7 +38403,63 @@
         <w:rPr>
           <w:sz w:val="21"/>
         </w:rPr>
-        <w:t>33. Heinonen M, Osmala M, Mannerström H, Wallenius J, Kaski S, Rousu J, Lähdesmäki H. Bayesian metabolic flux analysis reveals intracellular flux couplings. Bioinformatics. 2019;35(14):i548–i557.</w:t>
+        <w:t xml:space="preserve">33. Heinonen M, </w:t>
+      </w:r>
+      <w:proofErr w:type="spellStart"/>
+      <w:r>
+        <w:rPr>
+          <w:sz w:val="21"/>
+        </w:rPr>
+        <w:t>Osmala</w:t>
+      </w:r>
+      <w:proofErr w:type="spellEnd"/>
+      <w:r>
+        <w:rPr>
+          <w:sz w:val="21"/>
+        </w:rPr>
+        <w:t xml:space="preserve"> M, </w:t>
+      </w:r>
+      <w:proofErr w:type="spellStart"/>
+      <w:r>
+        <w:rPr>
+          <w:sz w:val="21"/>
+        </w:rPr>
+        <w:t>Mannerström</w:t>
+      </w:r>
+      <w:proofErr w:type="spellEnd"/>
+      <w:r>
+        <w:rPr>
+          <w:sz w:val="21"/>
+        </w:rPr>
+        <w:t xml:space="preserve"> H, Wallenius J, Kaski S, Rousu J, </w:t>
+      </w:r>
+      <w:proofErr w:type="spellStart"/>
+      <w:r>
+        <w:rPr>
+          <w:sz w:val="21"/>
+        </w:rPr>
+        <w:t>Lähdesmäki</w:t>
+      </w:r>
+      <w:proofErr w:type="spellEnd"/>
+      <w:r>
+        <w:rPr>
+          <w:sz w:val="21"/>
+        </w:rPr>
+        <w:t xml:space="preserve"> H. Bayesian metabolic flux analysis reveals intracellular flux couplings. Bioinformatics. 2019;35(14</w:t>
+      </w:r>
+      <w:proofErr w:type="gramStart"/>
+      <w:r>
+        <w:rPr>
+          <w:sz w:val="21"/>
+        </w:rPr>
+        <w:t>):i</w:t>
+      </w:r>
+      <w:proofErr w:type="gramEnd"/>
+      <w:r>
+        <w:rPr>
+          <w:sz w:val="21"/>
+        </w:rPr>
+        <w:t>548–i557.</w:t>
       </w:r>
     </w:p>
     <w:p>
@@ -37709,7 +38485,35 @@
         <w:rPr>
           <w:sz w:val="21"/>
         </w:rPr>
-        <w:t>35. Chassagnole C, Noisommit-Rizzi N, Schmid JW, Mauch K, Reuss M. Dynamic modeling of the central carbon metabolism of Escherichia coli. Biotechnology and Bioengineering. 2002;79(1):53–73.</w:t>
+        <w:t xml:space="preserve">35. </w:t>
+      </w:r>
+      <w:proofErr w:type="spellStart"/>
+      <w:r>
+        <w:rPr>
+          <w:sz w:val="21"/>
+        </w:rPr>
+        <w:t>Chassagnole</w:t>
+      </w:r>
+      <w:proofErr w:type="spellEnd"/>
+      <w:r>
+        <w:rPr>
+          <w:sz w:val="21"/>
+        </w:rPr>
+        <w:t xml:space="preserve"> C, </w:t>
+      </w:r>
+      <w:proofErr w:type="spellStart"/>
+      <w:r>
+        <w:rPr>
+          <w:sz w:val="21"/>
+        </w:rPr>
+        <w:t>Noisommit</w:t>
+      </w:r>
+      <w:proofErr w:type="spellEnd"/>
+      <w:r>
+        <w:rPr>
+          <w:sz w:val="21"/>
+        </w:rPr>
+        <w:t>-Rizzi N, Schmid JW, Mauch K, Reuss M. Dynamic modeling of the central carbon metabolism of Escherichia coli. Biotechnology and Bioengineering. 2002;79(1):53–73.</w:t>
       </w:r>
     </w:p>
     <w:p>
@@ -37722,7 +38526,49 @@
         <w:rPr>
           <w:sz w:val="21"/>
         </w:rPr>
-        <w:t>36. Teusink B, Passarge J, Reijenga CA, Esgalhado E, van der Weijden CC, Schepper M, et al. Can yeast glycolysis be understood in terms of in vitro kinetics of the constituent enzymes? European Journal of Biochemistry. 2000;267(17):5313–5329.</w:t>
+        <w:t xml:space="preserve">36. Teusink B, Passarge J, </w:t>
+      </w:r>
+      <w:proofErr w:type="spellStart"/>
+      <w:r>
+        <w:rPr>
+          <w:sz w:val="21"/>
+        </w:rPr>
+        <w:t>Reijenga</w:t>
+      </w:r>
+      <w:proofErr w:type="spellEnd"/>
+      <w:r>
+        <w:rPr>
+          <w:sz w:val="21"/>
+        </w:rPr>
+        <w:t xml:space="preserve"> CA, </w:t>
+      </w:r>
+      <w:proofErr w:type="spellStart"/>
+      <w:r>
+        <w:rPr>
+          <w:sz w:val="21"/>
+        </w:rPr>
+        <w:t>Esgalhado</w:t>
+      </w:r>
+      <w:proofErr w:type="spellEnd"/>
+      <w:r>
+        <w:rPr>
+          <w:sz w:val="21"/>
+        </w:rPr>
+        <w:t xml:space="preserve"> E, van der </w:t>
+      </w:r>
+      <w:proofErr w:type="spellStart"/>
+      <w:r>
+        <w:rPr>
+          <w:sz w:val="21"/>
+        </w:rPr>
+        <w:t>Weijden</w:t>
+      </w:r>
+      <w:proofErr w:type="spellEnd"/>
+      <w:r>
+        <w:rPr>
+          <w:sz w:val="21"/>
+        </w:rPr>
+        <w:t xml:space="preserve"> CC, Schepper M, et al. Can yeast glycolysis be understood in terms of in vitro kinetics of the constituent enzymes? European Journal of Biochemistry. 2000;267(17):5313–5329.</w:t>
       </w:r>
     </w:p>
     <w:p>
@@ -37735,7 +38581,35 @@
         <w:rPr>
           <w:sz w:val="21"/>
         </w:rPr>
-        <w:t>37. Kacser H, Burns JA. The control of flux. Symposia of the Society for Experimental Biology. 1973;27:65–104.</w:t>
+        <w:t xml:space="preserve">37. </w:t>
+      </w:r>
+      <w:proofErr w:type="spellStart"/>
+      <w:r>
+        <w:rPr>
+          <w:sz w:val="21"/>
+        </w:rPr>
+        <w:t>Kacser</w:t>
+      </w:r>
+      <w:proofErr w:type="spellEnd"/>
+      <w:r>
+        <w:rPr>
+          <w:sz w:val="21"/>
+        </w:rPr>
+        <w:t xml:space="preserve"> H, Burns JA. The control of flux. Symposia of the Society for Experimental Biology. </w:t>
+      </w:r>
+      <w:proofErr w:type="gramStart"/>
+      <w:r>
+        <w:rPr>
+          <w:sz w:val="21"/>
+        </w:rPr>
+        <w:t>1973;27:65</w:t>
+      </w:r>
+      <w:proofErr w:type="gramEnd"/>
+      <w:r>
+        <w:rPr>
+          <w:sz w:val="21"/>
+        </w:rPr>
+        <w:t>–104.</w:t>
       </w:r>
     </w:p>
     <w:p>
@@ -37761,7 +38635,21 @@
         <w:rPr>
           <w:sz w:val="21"/>
         </w:rPr>
-        <w:t>39. Sánchez BJ, Zhang C, Nilsson A, Lahtvee PJ, Kerkhoven EJ, Nielsen J. Improving the phenotype predictions of a yeast genome-scale metabolic model by incorporating enzymatic constraints. Molecular Systems Biology. 2017;13(8):935.</w:t>
+        <w:t xml:space="preserve">39. Sánchez BJ, Zhang C, Nilsson A, </w:t>
+      </w:r>
+      <w:proofErr w:type="spellStart"/>
+      <w:r>
+        <w:rPr>
+          <w:sz w:val="21"/>
+        </w:rPr>
+        <w:t>Lahtvee</w:t>
+      </w:r>
+      <w:proofErr w:type="spellEnd"/>
+      <w:r>
+        <w:rPr>
+          <w:sz w:val="21"/>
+        </w:rPr>
+        <w:t xml:space="preserve"> PJ, Kerkhoven EJ, Nielsen J. Improving the phenotype predictions of a yeast genome-scale metabolic model by incorporating enzymatic constraints. Molecular Systems Biology. 2017;13(8):935.</w:t>
       </w:r>
     </w:p>
     <w:p>
@@ -37775,7 +38663,49 @@
           <w:sz w:val="21"/>
         </w:rPr>
         <w:lastRenderedPageBreak/>
-        <w:t>40. Adadi R, Volkmer B, Milo R, Heinemann M, Shlomi T. Prediction of microbial growth rate versus biomass yield by a metabolic network with kinetic parameters. PLoS Computational Biology. 2012;8(7):e1002575.</w:t>
+        <w:t xml:space="preserve">40. </w:t>
+      </w:r>
+      <w:proofErr w:type="spellStart"/>
+      <w:r>
+        <w:rPr>
+          <w:sz w:val="21"/>
+        </w:rPr>
+        <w:t>Adadi</w:t>
+      </w:r>
+      <w:proofErr w:type="spellEnd"/>
+      <w:r>
+        <w:rPr>
+          <w:sz w:val="21"/>
+        </w:rPr>
+        <w:t xml:space="preserve"> R, Volkmer B, Milo R, Heinemann M, Shlomi T. Prediction of microbial growth rate versus biomass yield by a metabolic network with kinetic parameters. </w:t>
+      </w:r>
+      <w:proofErr w:type="spellStart"/>
+      <w:r>
+        <w:rPr>
+          <w:sz w:val="21"/>
+        </w:rPr>
+        <w:t>PLoS</w:t>
+      </w:r>
+      <w:proofErr w:type="spellEnd"/>
+      <w:r>
+        <w:rPr>
+          <w:sz w:val="21"/>
+        </w:rPr>
+        <w:t xml:space="preserve"> Computational Biology. 2012;8(7</w:t>
+      </w:r>
+      <w:proofErr w:type="gramStart"/>
+      <w:r>
+        <w:rPr>
+          <w:sz w:val="21"/>
+        </w:rPr>
+        <w:t>):e</w:t>
+      </w:r>
+      <w:proofErr w:type="gramEnd"/>
+      <w:r>
+        <w:rPr>
+          <w:sz w:val="21"/>
+        </w:rPr>
+        <w:t>1002575.</w:t>
       </w:r>
     </w:p>
     <w:p>
@@ -37788,7 +38718,21 @@
         <w:rPr>
           <w:sz w:val="21"/>
         </w:rPr>
-        <w:t>41. O’Brien EJ, Lerman JA, Chang RL, Hyduke DR, Palsson BO. Genome-scale models of metabolism and gene expression extend and refine growth phenotype prediction. Molecular Systems Biology. 2013;9:693.</w:t>
+        <w:t xml:space="preserve">41. O’Brien EJ, Lerman JA, Chang RL, Hyduke DR, Palsson BO. Genome-scale models of metabolism and gene expression extend and refine growth phenotype prediction. Molecular Systems Biology. </w:t>
+      </w:r>
+      <w:proofErr w:type="gramStart"/>
+      <w:r>
+        <w:rPr>
+          <w:sz w:val="21"/>
+        </w:rPr>
+        <w:t>2013;9:693</w:t>
+      </w:r>
+      <w:proofErr w:type="gramEnd"/>
+      <w:r>
+        <w:rPr>
+          <w:sz w:val="21"/>
+        </w:rPr>
+        <w:t>.</w:t>
       </w:r>
     </w:p>
     <w:p>
@@ -37801,7 +38745,35 @@
         <w:rPr>
           <w:sz w:val="21"/>
         </w:rPr>
-        <w:t>42. Salvy P, Hatzimanikatis V. The ETFL formulation allows multi-omics integration in thermodynamics-compliant metabolism and expression models. Nature Communications. 2020;11:30.</w:t>
+        <w:t xml:space="preserve">42. Salvy P, </w:t>
+      </w:r>
+      <w:proofErr w:type="spellStart"/>
+      <w:r>
+        <w:rPr>
+          <w:sz w:val="21"/>
+        </w:rPr>
+        <w:t>Hatzimanikatis</w:t>
+      </w:r>
+      <w:proofErr w:type="spellEnd"/>
+      <w:r>
+        <w:rPr>
+          <w:sz w:val="21"/>
+        </w:rPr>
+        <w:t xml:space="preserve"> V. The ETFL formulation allows multi-omics integration in thermodynamics-compliant metabolism and expression models. Nature Communications. </w:t>
+      </w:r>
+      <w:proofErr w:type="gramStart"/>
+      <w:r>
+        <w:rPr>
+          <w:sz w:val="21"/>
+        </w:rPr>
+        <w:t>2020;11:30</w:t>
+      </w:r>
+      <w:proofErr w:type="gramEnd"/>
+      <w:r>
+        <w:rPr>
+          <w:sz w:val="21"/>
+        </w:rPr>
+        <w:t>.</w:t>
       </w:r>
     </w:p>
     <w:p>
@@ -37814,7 +38786,35 @@
         <w:rPr>
           <w:sz w:val="21"/>
         </w:rPr>
-        <w:t>43. Ebrahim A, Lerman JA, Palsson BO, Hyduke DR. COBRApy: constraints-based reconstruction and analysis for Python. BMC Systems Biology. 2013;7:74.</w:t>
+        <w:t xml:space="preserve">43. Ebrahim A, Lerman JA, Palsson BO, Hyduke DR. </w:t>
+      </w:r>
+      <w:proofErr w:type="spellStart"/>
+      <w:r>
+        <w:rPr>
+          <w:sz w:val="21"/>
+        </w:rPr>
+        <w:t>COBRApy</w:t>
+      </w:r>
+      <w:proofErr w:type="spellEnd"/>
+      <w:r>
+        <w:rPr>
+          <w:sz w:val="21"/>
+        </w:rPr>
+        <w:t xml:space="preserve">: constraints-based reconstruction and analysis for Python. BMC Systems Biology. </w:t>
+      </w:r>
+      <w:proofErr w:type="gramStart"/>
+      <w:r>
+        <w:rPr>
+          <w:sz w:val="21"/>
+        </w:rPr>
+        <w:t>2013;7:74</w:t>
+      </w:r>
+      <w:proofErr w:type="gramEnd"/>
+      <w:r>
+        <w:rPr>
+          <w:sz w:val="21"/>
+        </w:rPr>
+        <w:t>.</w:t>
       </w:r>
     </w:p>
     <w:p>
@@ -37827,7 +38827,35 @@
         <w:rPr>
           <w:sz w:val="21"/>
         </w:rPr>
-        <w:t>44. Heirendt L, Arreckx S, Pfau T, Mendoza SN, Richelle A, Heinken A, et al. Creation and analysis of biochemical constraint-based models using the COBRA Toolbox v.3.0. Nature Protocols. 2019;14:639–702.</w:t>
+        <w:t xml:space="preserve">44. Heirendt L, </w:t>
+      </w:r>
+      <w:proofErr w:type="spellStart"/>
+      <w:r>
+        <w:rPr>
+          <w:sz w:val="21"/>
+        </w:rPr>
+        <w:t>Arreckx</w:t>
+      </w:r>
+      <w:proofErr w:type="spellEnd"/>
+      <w:r>
+        <w:rPr>
+          <w:sz w:val="21"/>
+        </w:rPr>
+        <w:t xml:space="preserve"> S, Pfau T, Mendoza SN, Richelle A, Heinken A, et al. Creation and analysis of biochemical constraint-based models using the COBRA Toolbox v.3.0. Nature Protocols. </w:t>
+      </w:r>
+      <w:proofErr w:type="gramStart"/>
+      <w:r>
+        <w:rPr>
+          <w:sz w:val="21"/>
+        </w:rPr>
+        <w:t>2019;14:639</w:t>
+      </w:r>
+      <w:proofErr w:type="gramEnd"/>
+      <w:r>
+        <w:rPr>
+          <w:sz w:val="21"/>
+        </w:rPr>
+        <w:t>–702.</w:t>
       </w:r>
     </w:p>
     <w:p>
@@ -37843,7 +38871,35 @@
         <w:rPr>
           <w:sz w:val="21"/>
         </w:rPr>
-        <w:t>45. King ZA, Lu J, Dräger A, Miller P, Federowicz S, Lerman JA, et al. BiGG Models: A platform for integrating, standardizing and sharing genome-scale models. Nucleic Acids Research. 2016;44(D1):D515–D522.</w:t>
+        <w:t xml:space="preserve">45. King ZA, Lu J, Dräger A, Miller P, Federowicz S, Lerman JA, et al. </w:t>
+      </w:r>
+      <w:proofErr w:type="spellStart"/>
+      <w:r>
+        <w:rPr>
+          <w:sz w:val="21"/>
+        </w:rPr>
+        <w:t>BiGG</w:t>
+      </w:r>
+      <w:proofErr w:type="spellEnd"/>
+      <w:r>
+        <w:rPr>
+          <w:sz w:val="21"/>
+        </w:rPr>
+        <w:t xml:space="preserve"> Models: A platform for integrating, standardizing and sharing genome-scale models. Nucleic Acids Research. 2016;44(D1</w:t>
+      </w:r>
+      <w:proofErr w:type="gramStart"/>
+      <w:r>
+        <w:rPr>
+          <w:sz w:val="21"/>
+        </w:rPr>
+        <w:t>):D</w:t>
+      </w:r>
+      <w:proofErr w:type="gramEnd"/>
+      <w:r>
+        <w:rPr>
+          <w:sz w:val="21"/>
+        </w:rPr>
+        <w:t>515–D522.</w:t>
       </w:r>
     </w:p>
     <w:p>
@@ -37861,14 +38917,62 @@
           <w:sz w:val="21"/>
           <w:szCs w:val="21"/>
         </w:rPr>
-        <w:t xml:space="preserve">46. Alseekh S, Aharoni A, Brotman Y, Contrepois K, D’Auria J, Ewald J, et al. Mass spectrometry-based metabolomics: a guide for annotation, quantification and best reporting practices. </w:t>
-      </w:r>
+        <w:t xml:space="preserve">46. </w:t>
+      </w:r>
+      <w:proofErr w:type="spellStart"/>
       <w:r>
         <w:rPr>
           <w:sz w:val="21"/>
           <w:szCs w:val="21"/>
         </w:rPr>
-        <w:t>Nature Methods. 2021;18:747–756.</w:t>
+        <w:t>Alseekh</w:t>
+      </w:r>
+      <w:proofErr w:type="spellEnd"/>
+      <w:r>
+        <w:rPr>
+          <w:sz w:val="21"/>
+          <w:szCs w:val="21"/>
+        </w:rPr>
+        <w:t xml:space="preserve"> S, Aharoni A, Brotman Y, </w:t>
+      </w:r>
+      <w:proofErr w:type="spellStart"/>
+      <w:r>
+        <w:rPr>
+          <w:sz w:val="21"/>
+          <w:szCs w:val="21"/>
+        </w:rPr>
+        <w:t>Contrepois</w:t>
+      </w:r>
+      <w:proofErr w:type="spellEnd"/>
+      <w:r>
+        <w:rPr>
+          <w:sz w:val="21"/>
+          <w:szCs w:val="21"/>
+        </w:rPr>
+        <w:t xml:space="preserve"> K, D’Auria J, Ewald J, et al. Mass spectrometry-based metabolomics: a guide for annotation, quantification and best reporting practices. </w:t>
+      </w:r>
+      <w:r>
+        <w:rPr>
+          <w:sz w:val="21"/>
+          <w:szCs w:val="21"/>
+        </w:rPr>
+        <w:t xml:space="preserve">Nature Methods. </w:t>
+      </w:r>
+      <w:proofErr w:type="gramStart"/>
+      <w:r>
+        <w:rPr>
+          <w:sz w:val="21"/>
+          <w:szCs w:val="21"/>
+        </w:rPr>
+        <w:t>2021;18:747</w:t>
+      </w:r>
+      <w:proofErr w:type="gramEnd"/>
+      <w:r>
+        <w:rPr>
+          <w:sz w:val="21"/>
+          <w:szCs w:val="21"/>
+        </w:rPr>
+        <w:t>–756.</w:t>
       </w:r>
     </w:p>
     <w:p>
@@ -37886,14 +38990,62 @@
           <w:sz w:val="21"/>
           <w:szCs w:val="21"/>
         </w:rPr>
-        <w:t xml:space="preserve">47. Yu S, Drton M, Shojaie A. Integrating Machine Learning in Metabolomics: A Path to Enhanced Diagnostics and Data Interpretation. </w:t>
-      </w:r>
+        <w:t xml:space="preserve">47. Yu S, </w:t>
+      </w:r>
+      <w:proofErr w:type="spellStart"/>
       <w:r>
         <w:rPr>
           <w:sz w:val="21"/>
           <w:szCs w:val="21"/>
         </w:rPr>
-        <w:t>Advanced Science. 2024;11(46):e2400305.</w:t>
+        <w:t>Drton</w:t>
+      </w:r>
+      <w:proofErr w:type="spellEnd"/>
+      <w:r>
+        <w:rPr>
+          <w:sz w:val="21"/>
+          <w:szCs w:val="21"/>
+        </w:rPr>
+        <w:t xml:space="preserve"> M, </w:t>
+      </w:r>
+      <w:proofErr w:type="spellStart"/>
+      <w:r>
+        <w:rPr>
+          <w:sz w:val="21"/>
+          <w:szCs w:val="21"/>
+        </w:rPr>
+        <w:t>Shojaie</w:t>
+      </w:r>
+      <w:proofErr w:type="spellEnd"/>
+      <w:r>
+        <w:rPr>
+          <w:sz w:val="21"/>
+          <w:szCs w:val="21"/>
+        </w:rPr>
+        <w:t xml:space="preserve"> A. Integrating Machine Learning in Metabolomics: A Path to Enhanced Diagnostics and Data Interpretation. </w:t>
+      </w:r>
+      <w:r>
+        <w:rPr>
+          <w:sz w:val="21"/>
+          <w:szCs w:val="21"/>
+        </w:rPr>
+        <w:t>Advanced Science. 2024;11(46</w:t>
+      </w:r>
+      <w:proofErr w:type="gramStart"/>
+      <w:r>
+        <w:rPr>
+          <w:sz w:val="21"/>
+          <w:szCs w:val="21"/>
+        </w:rPr>
+        <w:t>):e</w:t>
+      </w:r>
+      <w:proofErr w:type="gramEnd"/>
+      <w:r>
+        <w:rPr>
+          <w:sz w:val="21"/>
+          <w:szCs w:val="21"/>
+        </w:rPr>
+        <w:t>2400305.</w:t>
       </w:r>
     </w:p>
     <w:p>
@@ -37961,14 +39113,55 @@
           <w:sz w:val="21"/>
           <w:szCs w:val="21"/>
         </w:rPr>
-        <w:t xml:space="preserve">50. Pedregosa F, Varoquaux G, Gramfort A, Michel V, Thirion B, Grisel O, et al. Scikit-learn: Machine Learning in Python. Journal of Machine Learning Research. </w:t>
-      </w:r>
+        <w:t xml:space="preserve">50. Pedregosa F, </w:t>
+      </w:r>
+      <w:proofErr w:type="spellStart"/>
       <w:r>
         <w:rPr>
           <w:sz w:val="21"/>
           <w:szCs w:val="21"/>
         </w:rPr>
-        <w:t>2011;12:2825–2830.</w:t>
+        <w:t>Varoquaux</w:t>
+      </w:r>
+      <w:proofErr w:type="spellEnd"/>
+      <w:r>
+        <w:rPr>
+          <w:sz w:val="21"/>
+          <w:szCs w:val="21"/>
+        </w:rPr>
+        <w:t xml:space="preserve"> G, </w:t>
+      </w:r>
+      <w:proofErr w:type="spellStart"/>
+      <w:r>
+        <w:rPr>
+          <w:sz w:val="21"/>
+          <w:szCs w:val="21"/>
+        </w:rPr>
+        <w:t>Gramfort</w:t>
+      </w:r>
+      <w:proofErr w:type="spellEnd"/>
+      <w:r>
+        <w:rPr>
+          <w:sz w:val="21"/>
+          <w:szCs w:val="21"/>
+        </w:rPr>
+        <w:t xml:space="preserve"> A, Michel V, Thirion B, Grisel O, et al. Scikit-learn: Machine Learning in Python. Journal of Machine Learning Research. </w:t>
+      </w:r>
+      <w:proofErr w:type="gramStart"/>
+      <w:r>
+        <w:rPr>
+          <w:sz w:val="21"/>
+          <w:szCs w:val="21"/>
+        </w:rPr>
+        <w:t>2011;12:2825</w:t>
+      </w:r>
+      <w:proofErr w:type="gramEnd"/>
+      <w:r>
+        <w:rPr>
+          <w:sz w:val="21"/>
+          <w:szCs w:val="21"/>
+        </w:rPr>
+        <w:t>–2830.</w:t>
       </w:r>
     </w:p>
     <w:sectPr>
@@ -39353,7 +40546,6 @@
   <w:style w:type="character" w:default="1" w:styleId="DefaultParagraphFont">
     <w:name w:val="Default Paragraph Font"/>
     <w:uiPriority w:val="1"/>
-    <w:semiHidden/>
     <w:unhideWhenUsed/>
   </w:style>
   <w:style w:type="table" w:default="1" w:styleId="TableNormal">
